--- a/BGIL_DBT/validation/travel/DM-A/DM-A1_OPUS.docx
+++ b/BGIL_DBT/validation/travel/DM-A/DM-A1_OPUS.docx
@@ -3203,6 +3203,9 @@
       <w:r>
         <w:t xml:space="preserve">1. OPUS — Type / length / scale comparison (all OPUS satellites)</w:t>
       </w:r>
+      <w:r>
+        <w:t xml:space="preserve">  [M1]</w:t>
+      </w:r>
     </w:p>
     <w:tbl>
       <w:tblPr>
@@ -4031,6 +4034,9 @@
       <w:r>
         <w:t xml:space="preserve">2. OPUS — SAT_COMMON_ADDRESS</w:t>
       </w:r>
+      <w:r>
+        <w:t xml:space="preserve">  [M1]</w:t>
+      </w:r>
     </w:p>
     <w:tbl>
       <w:tblPr>
@@ -4843,6 +4849,9 @@
       <w:r>
         <w:t xml:space="preserve">3. OPUS — SAT_COMMON_CLASSIFICATION</w:t>
       </w:r>
+      <w:r>
+        <w:t xml:space="preserve">  [M1]</w:t>
+      </w:r>
     </w:p>
     <w:tbl>
       <w:tblPr>
@@ -5367,6 +5376,9 @@
       <w:r>
         <w:t xml:space="preserve">4. OPUS — SAT_COMMON_CONTACT</w:t>
       </w:r>
+      <w:r>
+        <w:t xml:space="preserve">  [M1]</w:t>
+      </w:r>
     </w:p>
     <w:tbl>
       <w:tblPr>
@@ -6253,6 +6265,9 @@
       <w:r>
         <w:t xml:space="preserve">5. OPUS — SAT_COVERAGE_CONDITIONS</w:t>
       </w:r>
+      <w:r>
+        <w:t xml:space="preserve">  [M1]</w:t>
+      </w:r>
     </w:p>
     <w:tbl>
       <w:tblPr>
@@ -6687,6 +6702,9 @@
       <w:r>
         <w:t xml:space="preserve">6. OPUS — SAT_COVERAGE_DEFINITION</w:t>
       </w:r>
+      <w:r>
+        <w:t xml:space="preserve">  [M1]</w:t>
+      </w:r>
     </w:p>
     <w:tbl>
       <w:tblPr>
@@ -7557,6 +7575,9 @@
       <w:r>
         <w:t xml:space="preserve">7. OPUS — SAT_COVERAGE_LIMITS</w:t>
       </w:r>
+      <w:r>
+        <w:t xml:space="preserve">  [M1]</w:t>
+      </w:r>
     </w:p>
     <w:tbl>
       <w:tblPr>
@@ -8235,6 +8256,9 @@
       <w:r>
         <w:t xml:space="preserve">8. OPUS — SAT_FINTXN_COMMISSION</w:t>
       </w:r>
+      <w:r>
+        <w:t xml:space="preserve">  [M1]</w:t>
+      </w:r>
     </w:p>
     <w:tbl>
       <w:tblPr>
@@ -8799,6 +8823,9 @@
       <w:r>
         <w:t xml:space="preserve">9. OPUS — SAT_FINTXN_HEADER</w:t>
       </w:r>
+      <w:r>
+        <w:t xml:space="preserve">  [M1]</w:t>
+      </w:r>
     </w:p>
     <w:tbl>
       <w:tblPr>
@@ -9201,6 +9228,9 @@
       <w:r>
         <w:t xml:space="preserve">10. OPUS — SAT_FINTXN_PREMIUM</w:t>
       </w:r>
+      <w:r>
+        <w:t xml:space="preserve">  [M1]</w:t>
+      </w:r>
     </w:p>
     <w:tbl>
       <w:tblPr>
@@ -10231,6 +10261,9 @@
       <w:r>
         <w:t xml:space="preserve">11. OPUS — SAT_FINTXN_TAX</w:t>
       </w:r>
+      <w:r>
+        <w:t xml:space="preserve">  [M1]</w:t>
+      </w:r>
     </w:p>
     <w:tbl>
       <w:tblPr>
@@ -10811,6 +10844,9 @@
       <w:r>
         <w:t xml:space="preserve">12. OPUS — SAT_FIN_CHARGE_RATE</w:t>
       </w:r>
+      <w:r>
+        <w:t xml:space="preserve">  [M1]</w:t>
+      </w:r>
     </w:p>
     <w:tbl>
       <w:tblPr>
@@ -11391,6 +11427,9 @@
       <w:r>
         <w:t xml:space="preserve">13. OPUS — SAT_FIN_RECEIPT</w:t>
       </w:r>
+      <w:r>
+        <w:t xml:space="preserve">  [M1]</w:t>
+      </w:r>
     </w:p>
     <w:tbl>
       <w:tblPr>
@@ -12011,6 +12050,9 @@
       <w:r>
         <w:t xml:space="preserve">14. OPUS — SAT_LNK_ROLE_NOMINEE_BENEFICIARY</w:t>
       </w:r>
+      <w:r>
+        <w:t xml:space="preserve">  [M1]</w:t>
+      </w:r>
     </w:p>
     <w:tbl>
       <w:tblPr>
@@ -12535,6 +12577,9 @@
       <w:r>
         <w:t xml:space="preserve">15. OPUS — SAT_ORG_UNIT_DEFINITION</w:t>
       </w:r>
+      <w:r>
+        <w:t xml:space="preserve">  [M1]</w:t>
+      </w:r>
     </w:p>
     <w:tbl>
       <w:tblPr>
@@ -12937,6 +12982,9 @@
       <w:r>
         <w:t xml:space="preserve">16. OPUS — SAT_PARTY_EMPLOYMENT</w:t>
       </w:r>
+      <w:r>
+        <w:t xml:space="preserve">  [M1]</w:t>
+      </w:r>
     </w:p>
     <w:tbl>
       <w:tblPr>
@@ -13493,6 +13541,9 @@
       <w:r>
         <w:t xml:space="preserve">17. OPUS — SAT_PARTY_HEALTH_PROFILE</w:t>
       </w:r>
+      <w:r>
+        <w:t xml:space="preserve">  [M2]</w:t>
+      </w:r>
     </w:p>
     <w:tbl>
       <w:tblPr>
@@ -14017,6 +14068,9 @@
       <w:r>
         <w:t xml:space="preserve">18. OPUS — SAT_PARTY_IDENTIFICATION</w:t>
       </w:r>
+      <w:r>
+        <w:t xml:space="preserve">  [M2]</w:t>
+      </w:r>
     </w:p>
     <w:tbl>
       <w:tblPr>
@@ -14831,6 +14885,9 @@
       <w:r>
         <w:t xml:space="preserve">19. OPUS — SAT_PARTY_IDENTITY</w:t>
       </w:r>
+      <w:r>
+        <w:t xml:space="preserve">  [M2]</w:t>
+      </w:r>
     </w:p>
     <w:tbl>
       <w:tblPr>
@@ -15941,6 +15998,9 @@
       <w:r>
         <w:t xml:space="preserve">20. OPUS — SAT_PARTY_INDIVIDUAL_DEMOGRAPHICS</w:t>
       </w:r>
+      <w:r>
+        <w:t xml:space="preserve">  [M2]</w:t>
+      </w:r>
     </w:p>
     <w:tbl>
       <w:tblPr>
@@ -16465,6 +16525,9 @@
       <w:r>
         <w:t xml:space="preserve">21. OPUS — SAT_POLICY_CLASSIFICATION</w:t>
       </w:r>
+      <w:r>
+        <w:t xml:space="preserve">  [M2]</w:t>
+      </w:r>
     </w:p>
     <w:tbl>
       <w:tblPr>
@@ -17165,6 +17228,9 @@
       <w:r>
         <w:t xml:space="preserve">22. OPUS — SAT_POLICY_HEADER</w:t>
       </w:r>
+      <w:r>
+        <w:t xml:space="preserve">  [M2]</w:t>
+      </w:r>
     </w:p>
     <w:tbl>
       <w:tblPr>
@@ -18477,6 +18543,9 @@
       <w:r>
         <w:t xml:space="preserve">23. OPUS — SAT_POLICY_TERMS</w:t>
       </w:r>
+      <w:r>
+        <w:t xml:space="preserve">  [M2]</w:t>
+      </w:r>
     </w:p>
     <w:tbl>
       <w:tblPr>
@@ -19001,6 +19070,9 @@
       <w:r>
         <w:t xml:space="preserve">24. OPUS — SAT_PRODUCT_DEFINITION</w:t>
       </w:r>
+      <w:r>
+        <w:t xml:space="preserve">  [M2]</w:t>
+      </w:r>
     </w:p>
     <w:tbl>
       <w:tblPr>
@@ -19839,6 +19911,9 @@
       <w:r>
         <w:t xml:space="preserve">25. OPUS — SAT_PRODUCT_RATING_FACTOR</w:t>
       </w:r>
+      <w:r>
+        <w:t xml:space="preserve">  [M2]</w:t>
+      </w:r>
     </w:p>
     <w:tbl>
       <w:tblPr>
@@ -20325,6 +20400,9 @@
       <w:r>
         <w:t xml:space="preserve">26. OPUS — SAT_PRODUCT_RATING_STRUCTURE</w:t>
       </w:r>
+      <w:r>
+        <w:t xml:space="preserve">  [M2]</w:t>
+      </w:r>
     </w:p>
     <w:tbl>
       <w:tblPr>
@@ -20727,6 +20805,9 @@
       <w:r>
         <w:t xml:space="preserve">27. OPUS — SAT_PRODUCT_TERMS</w:t>
       </w:r>
+      <w:r>
+        <w:t xml:space="preserve">  [M2]</w:t>
+      </w:r>
     </w:p>
     <w:tbl>
       <w:tblPr>
@@ -21411,6 +21492,9 @@
       <w:r>
         <w:t xml:space="preserve">28. OPUS — SAT_PROPOSAL_UNDERWRITING</w:t>
       </w:r>
+      <w:r>
+        <w:t xml:space="preserve">  [M2]</w:t>
+      </w:r>
     </w:p>
     <w:tbl>
       <w:tblPr>
@@ -21845,6 +21929,9 @@
       <w:r>
         <w:t xml:space="preserve">29. OPUS — SAT_QUOTE_HEADER</w:t>
       </w:r>
+      <w:r>
+        <w:t xml:space="preserve">  [M2]</w:t>
+      </w:r>
     </w:p>
     <w:tbl>
       <w:tblPr>
@@ -22247,6 +22334,9 @@
       <w:r>
         <w:t xml:space="preserve">30. OPUS — SAT_RISK_MOTOR_DRIVER</w:t>
       </w:r>
+      <w:r>
+        <w:t xml:space="preserve">  [M2]</w:t>
+      </w:r>
     </w:p>
     <w:tbl>
       <w:tblPr>
@@ -22649,6 +22739,9 @@
       <w:r>
         <w:t xml:space="preserve">31. OPUS — SAT_RISK_MOTOR_VEHICLE</w:t>
       </w:r>
+      <w:r>
+        <w:t xml:space="preserve">  [M2]</w:t>
+      </w:r>
     </w:p>
     <w:tbl>
       <w:tblPr>
@@ -23307,6 +23400,9 @@
       <w:r>
         <w:t xml:space="preserve">32. OPUS — SAT_RISK_OBJECT_CORE</w:t>
       </w:r>
+      <w:r>
+        <w:t xml:space="preserve">  [M3]</w:t>
+      </w:r>
     </w:p>
     <w:tbl>
       <w:tblPr>
@@ -23709,6 +23805,9 @@
       <w:r>
         <w:t xml:space="preserve">33. OPUS — SAT_RISK_PERSON_INSURED</w:t>
       </w:r>
+      <w:r>
+        <w:t xml:space="preserve">  [M3]</w:t>
+      </w:r>
     </w:p>
     <w:tbl>
       <w:tblPr>
@@ -24279,6 +24378,9 @@
       <w:r>
         <w:t xml:space="preserve">34. OPUS — SAT_RISK_PERSON_TRAVEL</w:t>
       </w:r>
+      <w:r>
+        <w:t xml:space="preserve">  [M3]</w:t>
+      </w:r>
     </w:p>
     <w:tbl>
       <w:tblPr>
@@ -25083,6 +25185,9 @@
       <w:r>
         <w:t xml:space="preserve">35. OPUS — SAT_AUG_COMMON_COMMUNICATION_PREFERENCE</w:t>
       </w:r>
+      <w:r>
+        <w:t xml:space="preserve">  [M3]</w:t>
+      </w:r>
     </w:p>
     <w:tbl>
       <w:tblPr>
@@ -25485,6 +25590,9 @@
       <w:r>
         <w:t xml:space="preserve">36. OPUS — SAT_AUG_COVERAGE_DEFINITION</w:t>
       </w:r>
+      <w:r>
+        <w:t xml:space="preserve">  [M3]</w:t>
+      </w:r>
     </w:p>
     <w:tbl>
       <w:tblPr>
@@ -25933,6 +26041,9 @@
       <w:r>
         <w:t xml:space="preserve">37. OPUS — SAT_AUG_COVERAGE_LIMITS</w:t>
       </w:r>
+      <w:r>
+        <w:t xml:space="preserve">  [M3]</w:t>
+      </w:r>
     </w:p>
     <w:tbl>
       <w:tblPr>
@@ -26431,6 +26542,9 @@
       <w:r>
         <w:t xml:space="preserve">38. OPUS — SAT_AUG_COVERAGE_RATING</w:t>
       </w:r>
+      <w:r>
+        <w:t xml:space="preserve">  [M3]</w:t>
+      </w:r>
     </w:p>
     <w:tbl>
       <w:tblPr>
@@ -27105,6 +27219,9 @@
       <w:r>
         <w:t xml:space="preserve">39. OPUS — SAT_AUG_FINTXN_PREMIUM</w:t>
       </w:r>
+      <w:r>
+        <w:t xml:space="preserve">  [M3]</w:t>
+      </w:r>
     </w:p>
     <w:tbl>
       <w:tblPr>
@@ -27797,6 +27914,9 @@
       <w:r>
         <w:t xml:space="preserve">40. OPUS — SAT_AUG_LNK_PARTY_ROLE_CORE</w:t>
       </w:r>
+      <w:r>
+        <w:t xml:space="preserve">  [M3]</w:t>
+      </w:r>
     </w:p>
     <w:tbl>
       <w:tblPr>
@@ -28199,6 +28319,9 @@
       <w:r>
         <w:t xml:space="preserve">41. OPUS — SAT_AUG_LNK_ROLE_CUSTOMER</w:t>
       </w:r>
+      <w:r>
+        <w:t xml:space="preserve">  [M3]</w:t>
+      </w:r>
     </w:p>
     <w:tbl>
       <w:tblPr>
@@ -28723,6 +28846,9 @@
       <w:r>
         <w:t xml:space="preserve">42. OPUS — SAT_AUG_PARTY_BANKING</w:t>
       </w:r>
+      <w:r>
+        <w:t xml:space="preserve">  [M3]</w:t>
+      </w:r>
     </w:p>
     <w:tbl>
       <w:tblPr>
@@ -29125,6 +29251,9 @@
       <w:r>
         <w:t xml:space="preserve">43. OPUS — SAT_AUG_PARTY_EMPLOYMENT</w:t>
       </w:r>
+      <w:r>
+        <w:t xml:space="preserve">  [M3]</w:t>
+      </w:r>
     </w:p>
     <w:tbl>
       <w:tblPr>
@@ -29649,6 +29778,9 @@
       <w:r>
         <w:t xml:space="preserve">44. OPUS — SAT_AUG_PRODUCT_TERMS</w:t>
       </w:r>
+      <w:r>
+        <w:t xml:space="preserve">  [M3]</w:t>
+      </w:r>
     </w:p>
     <w:tbl>
       <w:tblPr>
@@ -30437,6 +30569,9 @@
       <w:r>
         <w:t xml:space="preserve">45. OPUS — SAT_AUG_RISK_PERSON_INSURED</w:t>
       </w:r>
+      <w:r>
+        <w:t xml:space="preserve">  [M3]</w:t>
+      </w:r>
     </w:p>
     <w:tbl>
       <w:tblPr>
@@ -30886,6 +31021,9 @@
       </w:pPr>
       <w:r>
         <w:t xml:space="preserve">46. OPUS — SAT_AUG_RISK_PERSON_TRAVEL</w:t>
+      </w:r>
+      <w:r>
+        <w:t xml:space="preserve">  [M3]</w:t>
       </w:r>
     </w:p>
     <w:tbl>

--- a/BGIL_DBT/validation/travel/DM-A/DM-A1_OPUS.docx
+++ b/BGIL_DBT/validation/travel/DM-A/DM-A1_OPUS.docx
@@ -221,7 +221,7 @@
               <w:rPr>
                 <w:b/>
               </w:rPr>
-              <w:t xml:space="preserve">Maximus Travel V2 RAW</w:t>
+              <w:t xml:space="preserve">Maximus Travel RAW</w:t>
             </w:r>
           </w:p>
         </w:tc>
@@ -231,7 +231,7 @@
           </w:tcPr>
           <w:p>
             <w:r>
-              <w:t xml:space="preserve">RAW.MAXIMUS_TRAVEL_V2</w:t>
+              <w:t xml:space="preserve">RAW.MAXIMUS_TRAVEL</w:t>
             </w:r>
           </w:p>
         </w:tc>
@@ -306,7 +306,7 @@
           </w:tcPr>
           <w:p>
             <w:r>
-              <w:t xml:space="preserve">Every standard + augmented satellite of opus_travel_dv_dbt and maximus_travel_v2_dv_dbt, one section per project-satellite. Satellite rows are scoped by the RECORD_SOURCE each feed writes.</w:t>
+              <w:t xml:space="preserve">Every standard + augmented satellite of opus_travel_dv_dbt and maximus_travel_dv_dbt, one section per project-satellite. Satellite rows are scoped by the RECORD_SOURCE each feed writes.</w:t>
             </w:r>
           </w:p>
         </w:tc>
@@ -408,7 +408,7 @@
     </w:p>
     <w:p>
       <w:r>
-        <w:t xml:space="preserve">• Lineage handled: stg_ direct, Maximus Travel V2 stg2 over resolved_mtv2__ (base stg_mtv2__ + walk columns -- walk columns are reported as unresolved in the first cut), Maximus Travel V2 satfeed unions (bare HASHDIFF rename), unpivot arms, OPUS plain-join stitches (joined-in columns reported as unresolved in the first cut).</w:t>
+        <w:t xml:space="preserve">• Lineage handled: stg_ direct, Maximus Travel stg2 over resolved_mt__ (base stg_mt__ + walk columns -- walk columns are reported as unresolved in the first cut), Maximus Travel satfeed unions (bare HASHDIFF rename), unpivot arms, OPUS plain-join stitches (joined-in columns reported as unresolved in the first cut).</w:t>
       </w:r>
     </w:p>
     <w:p>
@@ -4227,7 +4227,7 @@
         <w:t xml:space="preserve">Note: </w:t>
       </w:r>
       <w:r>
-        <w:t xml:space="preserve">standard satellite, sat_multi_source; PK LOCATION_HKEY; 2 RECORD_SOURCE group(s): OPUS_BJAZ_TRV_LOADER_DATA_MV [5 col(s)], OPUS_BJAZ_TRV_LOADER_LOG_TABLE_MV [6 col(s)]. stg2_common_address_bjaz_trv_loader_data_mv: column(s) COUNTRY_NAME could not be traced to RAW on at least one arm -- excluded (first-cut: walk columns from resolved_mtv2__ views or joined-in stitch columns are not yet inlined into the sampled queries). TRIMMED / BLANK_TO_NULL on trim / nullif columns = documented exception (staging trim rule retained by design), not a failure.</w:t>
+        <w:t xml:space="preserve">standard satellite, sat_multi_source; PK LOCATION_HKEY; 2 RECORD_SOURCE group(s): OPUS_BJAZ_TRV_LOADER_DATA_MV [5 col(s)], OPUS_BJAZ_TRV_LOADER_LOG_TABLE_MV [6 col(s)]. stg2_common_address_bjaz_trv_loader_data_mv: column(s) COUNTRY_NAME could not be traced to RAW on at least one arm -- excluded (first-cut: walk columns from resolved_mt__ views or joined-in stitch columns are not yet inlined into the sampled queries). TRIMMED / BLANK_TO_NULL on trim / nullif columns = documented exception (staging trim rule retained by design), not a failure.</w:t>
       </w:r>
     </w:p>
     <w:p>
@@ -5569,7 +5569,7 @@
         <w:t xml:space="preserve">Note: </w:t>
       </w:r>
       <w:r>
-        <w:t xml:space="preserve">standard satellite, ma_sat_multi_source; PK PARTY_HKEY, child key CONTACT_POINT_TYPE, CONTACT_PRIORITY_ORDER; 2 RECORD_SOURCE group(s): OPUS_BJAZ_TRV_LOADER_DATA_MV [4 col(s)], OPUS_BJAZ_TRV_LOADER_LOG_TABLE_MV [4 col(s)]. Multi-active: compared per (key, child key); latest = max LOAD_DATETIME per member. stg2_common_contact_bjaz_trv_loader_data_mv_0: column(s) FAX_NUMBER, LANDLINE_NUMBER, MOBILE_NUMBER could not be traced to RAW on at least one arm -- excluded (first-cut: walk columns from resolved_mtv2__ views or joined-in stitch columns are not yet inlined into the sampled queries). stg2_common_contact_bjaz_trv_loader_data_mv_1: column(s) FAX_NUMBER, LANDLINE_NUMBER, MOBILE_NUMBER could not be traced to RAW on at least one arm -- excluded (first-cut: walk columns from resolved_mtv2__ views or joined-in stitch columns are not yet inlined into the sampled queries). stg2_common_contact_bjaz_trv_loader_data_mv_2: column(s) LANDLINE_NUMBER, MOBILE_NUMBER could not be traced to RAW on at least one arm -- excluded (first-cut: walk columns from resolved_mtv2__ views or joined-in stitch columns are not yet inlined into the sampled queries). stg2_common_contact_bjaz_trv_loader_data_mv_3: column(s) LANDLINE_NUMBER could not be traced to RAW on at least one arm -- excluded (first-cut: walk columns from resolved_mtv2__ views or joined-in stitch columns are not yet inlined into the sampled queries). stg2_common_contact_bjaz_trv_loader_log_table_mv_5: column(s) FAX_NUMBER, LANDLINE_NUMBER, MOBILE_NUMBER could not be traced to RAW on at least one arm -- excluded (first-cut: walk columns from resolved_mtv2__ views or joined-in stitch columns are not yet inlined into the sampled queries). stg2_common_contact_bjaz_trv_loader_log_table_mv_6: column(s) LANDLINE_NUMBER, MOBILE_NUMBER could not be traced to RAW on at least one arm -- excluded (first-cut: walk columns from resolved_mtv2__ views or joined-in stitch columns are not yet inlined into the sampled queries). stg2_common_contact_bjaz_trv_loader_log_table_mv_7: column(s) LANDLINE_NUMBER could not be traced to RAW on at least one arm -- excluded (first-cut: walk columns from resolved_mtv2__ views or joined-in stitch columns are not yet inlined into the sampled queries). TRIMMED / BLANK_TO_NULL on trim / nullif columns = documented exception (staging trim rule retained by design), not a failure.</w:t>
+        <w:t xml:space="preserve">standard satellite, ma_sat_multi_source; PK PARTY_HKEY, child key CONTACT_POINT_TYPE, CONTACT_PRIORITY_ORDER; 2 RECORD_SOURCE group(s): OPUS_BJAZ_TRV_LOADER_DATA_MV [4 col(s)], OPUS_BJAZ_TRV_LOADER_LOG_TABLE_MV [4 col(s)]. Multi-active: compared per (key, child key); latest = max LOAD_DATETIME per member. stg2_common_contact_bjaz_trv_loader_data_mv_0: column(s) FAX_NUMBER, LANDLINE_NUMBER, MOBILE_NUMBER could not be traced to RAW on at least one arm -- excluded (first-cut: walk columns from resolved_mt__ views or joined-in stitch columns are not yet inlined into the sampled queries). stg2_common_contact_bjaz_trv_loader_data_mv_1: column(s) FAX_NUMBER, LANDLINE_NUMBER, MOBILE_NUMBER could not be traced to RAW on at least one arm -- excluded (first-cut: walk columns from resolved_mt__ views or joined-in stitch columns are not yet inlined into the sampled queries). stg2_common_contact_bjaz_trv_loader_data_mv_2: column(s) LANDLINE_NUMBER, MOBILE_NUMBER could not be traced to RAW on at least one arm -- excluded (first-cut: walk columns from resolved_mt__ views or joined-in stitch columns are not yet inlined into the sampled queries). stg2_common_contact_bjaz_trv_loader_data_mv_3: column(s) LANDLINE_NUMBER could not be traced to RAW on at least one arm -- excluded (first-cut: walk columns from resolved_mt__ views or joined-in stitch columns are not yet inlined into the sampled queries). stg2_common_contact_bjaz_trv_loader_log_table_mv_5: column(s) FAX_NUMBER, LANDLINE_NUMBER, MOBILE_NUMBER could not be traced to RAW on at least one arm -- excluded (first-cut: walk columns from resolved_mt__ views or joined-in stitch columns are not yet inlined into the sampled queries). stg2_common_contact_bjaz_trv_loader_log_table_mv_6: column(s) LANDLINE_NUMBER, MOBILE_NUMBER could not be traced to RAW on at least one arm -- excluded (first-cut: walk columns from resolved_mt__ views or joined-in stitch columns are not yet inlined into the sampled queries). stg2_common_contact_bjaz_trv_loader_log_table_mv_7: column(s) LANDLINE_NUMBER could not be traced to RAW on at least one arm -- excluded (first-cut: walk columns from resolved_mt__ views or joined-in stitch columns are not yet inlined into the sampled queries). TRIMMED / BLANK_TO_NULL on trim / nullif columns = documented exception (staging trim rule retained by design), not a failure.</w:t>
       </w:r>
     </w:p>
     <w:p>
@@ -6895,7 +6895,7 @@
         <w:t xml:space="preserve">Note: </w:t>
       </w:r>
       <w:r>
-        <w:t xml:space="preserve">standard satellite, sat_multi_source; PK COVERAGE_HKEY; 3 RECORD_SOURCE group(s): OPUS_BJAZ_TRV_PLAN_MV [2 col(s)], OPUS_BJAZ_TRV_RIDER_DTLS_MV [1 col(s)], OPUS_BJAZ_TRV_LOADER_DATA_MV [1 col(s)]. stg2_coverage_definition_bjaz_trv_plan_mv: column(s) COVERAGE_NAME, FREE_COVER_LIMIT could not be traced to RAW on at least one arm -- excluded (first-cut: walk columns from resolved_mtv2__ views or joined-in stitch columns are not yet inlined into the sampled queries). stg2_coverage_definition_bjaz_trv_rider_dtls_mv: column(s) COVERAGE_DESCRIPTION, FREE_COVER_LIMIT, PERIL_COVERED could not be traced to RAW on at least one arm -- excluded (first-cut: walk columns from resolved_mtv2__ views or joined-in stitch columns are not yet inlined into the sampled queries). stg2_coverage_definition_bjaz_trv_loader_data_mv_acchospexp: column(s) COVERAGE_DESCRIPTION, COVERAGE_NAME, PERIL_COVERED could not be traced to RAW on at least one arm -- excluded (first-cut: walk columns from resolved_mtv2__ views or joined-in stitch columns are not yet inlined into the sampled queries). stg2_coverage_definition_bjaz_trv_loader_data_mv_adventuresportbenefit: column(s) COVERAGE_DESCRIPTION, COVERAGE_NAME, PERIL_COVERED could not be traced to RAW on at least one arm -- excluded (first-cut: walk columns from resolved_mtv2__ views or joined-in stitch columns are not yet inlined into the sampled queries). stg2_coverage_definition_bjaz_trv_loader_data_mv_bouncedhotel: column(s) COVERAGE_DESCRIPTION, COVERAGE_NAME, PERIL_COVERED could not be traced to RAW on at least one arm -- excluded (first-cut: walk columns from resolved_mtv2__ views or joined-in stitch columns are not yet inlined into the sampled queries). stg2_coverage_definition_bjaz_trv_loader_data_mv_compvisitfamilymember: column(s) COVERAGE_DESCRIPTION, COVERAGE_NAME, PERIL_COVERED could not be traced to RAW on at least one arm -- excluded (first-cut: walk columns from resolved_mtv2__ views or joined-in stitch columns are not yet inlined into the sampled queries). stg2_coverage_definition_bjaz_trv_loader_data_mv_delayofcheckedbaggage: column(s) COVERAGE_DESCRIPTION, COVERAGE_NAME, PERIL_COVERED could not be traced to RAW on at least one arm -- excluded (first-cut: walk columns from resolved_mtv2__ views or joined-in stitch columns are not yet inlined into the sampled queries). stg2_coverage_definition_bjaz_trv_loader_data_mv_emergencyhotelextension: column(s) COVERAGE_DESCRIPTION, COVERAGE_NAME, PERIL_COVERED could not be traced to RAW on at least one arm -- excluded (first-cut: walk columns from resolved_mtv2__ views or joined-in stitch columns are not yet inlined into the sampled queries). stg2_coverage_definition_bjaz_trv_loader_data_mv_emermedicalevac: column(s) COVERAGE_DESCRIPTION, COVERAGE_NAME, PERIL_COVERED could not be traced to RAW on at least one arm -- excluded (first-cut: walk columns from resolved_mtv2__ views or joined-in stitch columns are not yet inlined into the sampled queries). stg2_coverage_definition_bjaz_trv_loader_data_mv_homeburglaryinsurance: column(s) COVERAGE_DESCRIPTION, COVERAGE_NAME, PERIL_COVERED could not be traced to RAW on at least one arm -- excluded (first-cut: walk columns from resolved_mtv2__ views or joined-in stitch columns are not yet inlined into the sampled queries). stg2_coverage_definition_bjaz_trv_loader_data_mv_hospdailyallow: column(s) COVERAGE_DESCRIPTION, COVERAGE_NAME, PERIL_COVERED could not be traced to RAW on at least one arm -- excluded (first-cut: walk columns from resolved_mtv2__ views or joined-in stitch columns are not yet inlined into the sampled queries). stg2_coverage_definition_bjaz_trv_loader_data_mv_lossofbaggage: column(s) COVERAGE_DESCRIPTION, COVERAGE_NAME, PERIL_COVERED could not be traced to RAW on at least one arm -- excluded (first-cut: walk columns from resolved_mtv2__ views or joined-in stitch columns are not yet inlined into the sampled queries). stg2_coverage_definition_bjaz_trv_loader_data_mv_lossofcheckedbaggage: column(s) COVERAGE_DESCRIPTION, COVERAGE_NAME, PERIL_COVERED could not be traced to RAW on at least one arm -- excluded (first-cut: walk columns from resolved_mtv2__ views or joined-in stitch columns are not yet inlined into the sampled queries). stg2_coverage_definition_bjaz_trv_loader_data_mv_missedconnection: column(s) COVERAGE_DESCRIPTION, COVERAGE_NAME, PERIL_COVERED could not be traced to RAW on at least one arm -- excluded (first-cut: walk columns from resolved_mtv2__ views or joined-in stitch columns are not yet inlined into the sampled queries). stg2_coverage_definition_bjaz_trv_loader_data_mv_personalliability: column(s) COVERAGE_DESCRIPTION, COVERAGE_NAME, PERIL_COVERED could not be traced to RAW on at least one arm -- excluded (first-cut: walk columns from resolved_mtv2__ views or joined-in stitch columns are not yet inlined into the sampled queries). stg2_coverage_definition_bjaz_trv_loader_data_mv_repatonofremains: column(s) COVERAGE_DESCRIPTION, COVERAGE_NAME, PERIL_COVERED could not be traced to RAW on at least one arm -- excluded (first-cut: walk columns from resolved_mtv2__ views or joined-in stitch columns are not yet inlined into the sampled queries). stg2_coverage_definition_bjaz_trv_loader_data_mv_tripcancellation: column(s) COVERAGE_DESCRIPTION, COVERAGE_NAME, PERIL_COVERED could not be traced to RAW on at least one arm -- excluded (first-cut: walk columns from resolved_mtv2__ views or joined-in stitch columns are not yet inlined into the sampled queries). stg2_coverage_definition_bjaz_trv_loader_data_mv_tripcurtailment: column(s) COVERAGE_DESCRIPTION, COVERAGE_NAME, PERIL_COVERED could not be traced to RAW on at least one arm -- excluded (first-cut: walk columns from resolved_mtv2__ views or joined-in stitch columns are not yet inlined into the sampled queries). stg2_coverage_definition_bjaz_trv_loader_data_mv_tripdelaybyscheduledaircraft: column(s) COVERAGE_DESCRIPTION, COVERAGE_NAME, PERIL_COVERED could not be traced to RAW on at least one arm -- excluded (first-cut: walk columns from resolved_mtv2__ views or joined-in stitch columns are not yet inlined into the sampled queries). TRIMMED / BLANK_TO_NULL on trim / nullif columns = documented exception (staging trim rule retained by design), not a failure.</w:t>
+        <w:t xml:space="preserve">standard satellite, sat_multi_source; PK COVERAGE_HKEY; 3 RECORD_SOURCE group(s): OPUS_BJAZ_TRV_PLAN_MV [2 col(s)], OPUS_BJAZ_TRV_RIDER_DTLS_MV [1 col(s)], OPUS_BJAZ_TRV_LOADER_DATA_MV [1 col(s)]. stg2_coverage_definition_bjaz_trv_plan_mv: column(s) COVERAGE_NAME, FREE_COVER_LIMIT could not be traced to RAW on at least one arm -- excluded (first-cut: walk columns from resolved_mt__ views or joined-in stitch columns are not yet inlined into the sampled queries). stg2_coverage_definition_bjaz_trv_rider_dtls_mv: column(s) COVERAGE_DESCRIPTION, FREE_COVER_LIMIT, PERIL_COVERED could not be traced to RAW on at least one arm -- excluded (first-cut: walk columns from resolved_mt__ views or joined-in stitch columns are not yet inlined into the sampled queries). stg2_coverage_definition_bjaz_trv_loader_data_mv_acchospexp: column(s) COVERAGE_DESCRIPTION, COVERAGE_NAME, PERIL_COVERED could not be traced to RAW on at least one arm -- excluded (first-cut: walk columns from resolved_mt__ views or joined-in stitch columns are not yet inlined into the sampled queries). stg2_coverage_definition_bjaz_trv_loader_data_mv_adventuresportbenefit: column(s) COVERAGE_DESCRIPTION, COVERAGE_NAME, PERIL_COVERED could not be traced to RAW on at least one arm -- excluded (first-cut: walk columns from resolved_mt__ views or joined-in stitch columns are not yet inlined into the sampled queries). stg2_coverage_definition_bjaz_trv_loader_data_mv_bouncedhotel: column(s) COVERAGE_DESCRIPTION, COVERAGE_NAME, PERIL_COVERED could not be traced to RAW on at least one arm -- excluded (first-cut: walk columns from resolved_mt__ views or joined-in stitch columns are not yet inlined into the sampled queries). stg2_coverage_definition_bjaz_trv_loader_data_mv_compvisitfamilymember: column(s) COVERAGE_DESCRIPTION, COVERAGE_NAME, PERIL_COVERED could not be traced to RAW on at least one arm -- excluded (first-cut: walk columns from resolved_mt__ views or joined-in stitch columns are not yet inlined into the sampled queries). stg2_coverage_definition_bjaz_trv_loader_data_mv_delayofcheckedbaggage: column(s) COVERAGE_DESCRIPTION, COVERAGE_NAME, PERIL_COVERED could not be traced to RAW on at least one arm -- excluded (first-cut: walk columns from resolved_mt__ views or joined-in stitch columns are not yet inlined into the sampled queries). stg2_coverage_definition_bjaz_trv_loader_data_mv_emergencyhotelextension: column(s) COVERAGE_DESCRIPTION, COVERAGE_NAME, PERIL_COVERED could not be traced to RAW on at least one arm -- excluded (first-cut: walk columns from resolved_mt__ views or joined-in stitch columns are not yet inlined into the sampled queries). stg2_coverage_definition_bjaz_trv_loader_data_mv_emermedicalevac: column(s) COVERAGE_DESCRIPTION, COVERAGE_NAME, PERIL_COVERED could not be traced to RAW on at least one arm -- excluded (first-cut: walk columns from resolved_mt__ views or joined-in stitch columns are not yet inlined into the sampled queries). stg2_coverage_definition_bjaz_trv_loader_data_mv_homeburglaryinsurance: column(s) COVERAGE_DESCRIPTION, COVERAGE_NAME, PERIL_COVERED could not be traced to RAW on at least one arm -- excluded (first-cut: walk columns from resolved_mt__ views or joined-in stitch columns are not yet inlined into the sampled queries). stg2_coverage_definition_bjaz_trv_loader_data_mv_hospdailyallow: column(s) COVERAGE_DESCRIPTION, COVERAGE_NAME, PERIL_COVERED could not be traced to RAW on at least one arm -- excluded (first-cut: walk columns from resolved_mt__ views or joined-in stitch columns are not yet inlined into the sampled queries). stg2_coverage_definition_bjaz_trv_loader_data_mv_lossofbaggage: column(s) COVERAGE_DESCRIPTION, COVERAGE_NAME, PERIL_COVERED could not be traced to RAW on at least one arm -- excluded (first-cut: walk columns from resolved_mt__ views or joined-in stitch columns are not yet inlined into the sampled queries). stg2_coverage_definition_bjaz_trv_loader_data_mv_lossofcheckedbaggage: column(s) COVERAGE_DESCRIPTION, COVERAGE_NAME, PERIL_COVERED could not be traced to RAW on at least one arm -- excluded (first-cut: walk columns from resolved_mt__ views or joined-in stitch columns are not yet inlined into the sampled queries). stg2_coverage_definition_bjaz_trv_loader_data_mv_missedconnection: column(s) COVERAGE_DESCRIPTION, COVERAGE_NAME, PERIL_COVERED could not be traced to RAW on at least one arm -- excluded (first-cut: walk columns from resolved_mt__ views or joined-in stitch columns are not yet inlined into the sampled queries). stg2_coverage_definition_bjaz_trv_loader_data_mv_personalliability: column(s) COVERAGE_DESCRIPTION, COVERAGE_NAME, PERIL_COVERED could not be traced to RAW on at least one arm -- excluded (first-cut: walk columns from resolved_mt__ views or joined-in stitch columns are not yet inlined into the sampled queries). stg2_coverage_definition_bjaz_trv_loader_data_mv_repatonofremains: column(s) COVERAGE_DESCRIPTION, COVERAGE_NAME, PERIL_COVERED could not be traced to RAW on at least one arm -- excluded (first-cut: walk columns from resolved_mt__ views or joined-in stitch columns are not yet inlined into the sampled queries). stg2_coverage_definition_bjaz_trv_loader_data_mv_tripcancellation: column(s) COVERAGE_DESCRIPTION, COVERAGE_NAME, PERIL_COVERED could not be traced to RAW on at least one arm -- excluded (first-cut: walk columns from resolved_mt__ views or joined-in stitch columns are not yet inlined into the sampled queries). stg2_coverage_definition_bjaz_trv_loader_data_mv_tripcurtailment: column(s) COVERAGE_DESCRIPTION, COVERAGE_NAME, PERIL_COVERED could not be traced to RAW on at least one arm -- excluded (first-cut: walk columns from resolved_mt__ views or joined-in stitch columns are not yet inlined into the sampled queries). stg2_coverage_definition_bjaz_trv_loader_data_mv_tripdelaybyscheduledaircraft: column(s) COVERAGE_DESCRIPTION, COVERAGE_NAME, PERIL_COVERED could not be traced to RAW on at least one arm -- excluded (first-cut: walk columns from resolved_mt__ views or joined-in stitch columns are not yet inlined into the sampled queries). TRIMMED / BLANK_TO_NULL on trim / nullif columns = documented exception (staging trim rule retained by design), not a failure.</w:t>
       </w:r>
     </w:p>
     <w:p>
@@ -7768,7 +7768,7 @@
         <w:t xml:space="preserve">Note: </w:t>
       </w:r>
       <w:r>
-        <w:t xml:space="preserve">standard satellite, sat_multi_source; PK COVERAGE_HKEY; 3 RECORD_SOURCE group(s): OPUS_BJAZ_TRV_PLAN_MV [2 col(s)], OPUS_BJAZ_TRV_RIDER_DTLS_MV [1 col(s)], OPUS_BJAZ_TRV_RIDER_RATE_MAST_MV [1 col(s)]. stg2_coverage_limits_bjaz_trv_rider_dtls_mv: column(s) DEDUCTIBLE_AMOUNT could not be traced to RAW on at least one arm -- excluded (first-cut: walk columns from resolved_mtv2__ views or joined-in stitch columns are not yet inlined into the sampled queries). stg2_coverage_limits_bjaz_trv_rider_rate_mast_mv: column(s) DEDUCTIBLE_AMOUNT could not be traced to RAW on at least one arm -- excluded (first-cut: walk columns from resolved_mtv2__ views or joined-in stitch columns are not yet inlined into the sampled queries). TRIMMED / BLANK_TO_NULL on trim / nullif columns = documented exception (staging trim rule retained by design), not a failure.</w:t>
+        <w:t xml:space="preserve">standard satellite, sat_multi_source; PK COVERAGE_HKEY; 3 RECORD_SOURCE group(s): OPUS_BJAZ_TRV_PLAN_MV [2 col(s)], OPUS_BJAZ_TRV_RIDER_DTLS_MV [1 col(s)], OPUS_BJAZ_TRV_RIDER_RATE_MAST_MV [1 col(s)]. stg2_coverage_limits_bjaz_trv_rider_dtls_mv: column(s) DEDUCTIBLE_AMOUNT could not be traced to RAW on at least one arm -- excluded (first-cut: walk columns from resolved_mt__ views or joined-in stitch columns are not yet inlined into the sampled queries). stg2_coverage_limits_bjaz_trv_rider_rate_mast_mv: column(s) DEDUCTIBLE_AMOUNT could not be traced to RAW on at least one arm -- excluded (first-cut: walk columns from resolved_mt__ views or joined-in stitch columns are not yet inlined into the sampled queries). TRIMMED / BLANK_TO_NULL on trim / nullif columns = documented exception (staging trim rule retained by design), not a failure.</w:t>
       </w:r>
     </w:p>
     <w:p>
@@ -8449,7 +8449,7 @@
         <w:t xml:space="preserve">Note: </w:t>
       </w:r>
       <w:r>
-        <w:t xml:space="preserve">standard satellite, ma_sat_multi_source; PK FINANCIAL_TRANSACTION_HKEY, child key COMMISSION_TYPE_CK; 2 RECORD_SOURCE group(s): OPUS_BA_TRV_DATA_POLICY_DTLS_MV [2 col(s)], OPUS_BJAZ_TRV_LOADER_DATA_MV [1 col(s)]. Multi-active: compared per (key, child key); latest = max LOAD_DATETIME per member. stg2_fintxn_commission_bjaz_trv_loader_data_mv: column(s) COMMISSION_AMOUNT could not be traced to RAW on at least one arm -- excluded (first-cut: walk columns from resolved_mtv2__ views or joined-in stitch columns are not yet inlined into the sampled queries). TRIMMED / BLANK_TO_NULL on trim / nullif columns = documented exception (staging trim rule retained by design), not a failure.</w:t>
+        <w:t xml:space="preserve">standard satellite, ma_sat_multi_source; PK FINANCIAL_TRANSACTION_HKEY, child key COMMISSION_TYPE_CK; 2 RECORD_SOURCE group(s): OPUS_BA_TRV_DATA_POLICY_DTLS_MV [2 col(s)], OPUS_BJAZ_TRV_LOADER_DATA_MV [1 col(s)]. Multi-active: compared per (key, child key); latest = max LOAD_DATETIME per member. stg2_fintxn_commission_bjaz_trv_loader_data_mv: column(s) COMMISSION_AMOUNT could not be traced to RAW on at least one arm -- excluded (first-cut: walk columns from resolved_mt__ views or joined-in stitch columns are not yet inlined into the sampled queries). TRIMMED / BLANK_TO_NULL on trim / nullif columns = documented exception (staging trim rule retained by design), not a failure.</w:t>
       </w:r>
     </w:p>
     <w:p>
@@ -9421,7 +9421,7 @@
         <w:t xml:space="preserve">Note: </w:t>
       </w:r>
       <w:r>
-        <w:t xml:space="preserve">standard satellite, sat_multi_source; PK FINANCIAL_TRANSACTION_HKEY; 3 RECORD_SOURCE group(s): OPUS_BA_TRV_DATA_POLICY_DTLS_MV [6 col(s)], OPUS_BJAZ_TRV_LOADER_DATA_MV [5 col(s)], OPUS_BJAZ_TRV_LOADER_LOG_TABLE_MV [4 col(s)]. stg2_fintxn_premium_ba_trv_data_policy_dtls_mv: column(s) BASE_PREMIUM could not be traced to RAW on at least one arm -- excluded (first-cut: walk columns from resolved_mtv2__ views or joined-in stitch columns are not yet inlined into the sampled queries). stg2_fintxn_premium_bjaz_trv_loader_data_mv: column(s) DISCOUNT_PERCENTAGE, NET_PREMIUM could not be traced to RAW on at least one arm -- excluded (first-cut: walk columns from resolved_mtv2__ views or joined-in stitch columns are not yet inlined into the sampled queries). stg2_fintxn_premium_bjaz_trv_loader_log_table_mv: column(s) BASE_PREMIUM, DISCOUNT_PERCENTAGE, NET_PREMIUM could not be traced to RAW on at least one arm -- excluded (first-cut: walk columns from resolved_mtv2__ views or joined-in stitch columns are not yet inlined into the sampled queries). TRIMMED / BLANK_TO_NULL on trim / nullif columns = documented exception (staging trim rule retained by design), not a failure.</w:t>
+        <w:t xml:space="preserve">standard satellite, sat_multi_source; PK FINANCIAL_TRANSACTION_HKEY; 3 RECORD_SOURCE group(s): OPUS_BA_TRV_DATA_POLICY_DTLS_MV [6 col(s)], OPUS_BJAZ_TRV_LOADER_DATA_MV [5 col(s)], OPUS_BJAZ_TRV_LOADER_LOG_TABLE_MV [4 col(s)]. stg2_fintxn_premium_ba_trv_data_policy_dtls_mv: column(s) BASE_PREMIUM could not be traced to RAW on at least one arm -- excluded (first-cut: walk columns from resolved_mt__ views or joined-in stitch columns are not yet inlined into the sampled queries). stg2_fintxn_premium_bjaz_trv_loader_data_mv: column(s) DISCOUNT_PERCENTAGE, NET_PREMIUM could not be traced to RAW on at least one arm -- excluded (first-cut: walk columns from resolved_mt__ views or joined-in stitch columns are not yet inlined into the sampled queries). stg2_fintxn_premium_bjaz_trv_loader_log_table_mv: column(s) BASE_PREMIUM, DISCOUNT_PERCENTAGE, NET_PREMIUM could not be traced to RAW on at least one arm -- excluded (first-cut: walk columns from resolved_mt__ views or joined-in stitch columns are not yet inlined into the sampled queries). TRIMMED / BLANK_TO_NULL on trim / nullif columns = documented exception (staging trim rule retained by design), not a failure.</w:t>
       </w:r>
     </w:p>
     <w:p>
@@ -10454,7 +10454,7 @@
         <w:t xml:space="preserve">Note: </w:t>
       </w:r>
       <w:r>
-        <w:t xml:space="preserve">standard satellite, ma_sat_multi_source; PK FINANCIAL_TRANSACTION_HKEY, child key TAX_TYPE; 2 RECORD_SOURCE group(s): OPUS_BA_TRV_DATA_POLICY_DTLS_MV [2 col(s)], OPUS_BJAZ_TRV_LOADER_LOG_TABLE_MV [1 col(s)]. Multi-active: compared per (key, child key); latest = max LOAD_DATETIME per member. stg2_fintxn_tax_ba_trv_data_policy_dtls_mv_0: column(s) SERVICE_TAX_AMOUNT could not be traced to RAW on at least one arm -- excluded (first-cut: walk columns from resolved_mtv2__ views or joined-in stitch columns are not yet inlined into the sampled queries). stg2_fintxn_tax_bjaz_trv_loader_log_table_mv_2: column(s) CESS_AMOUNT could not be traced to RAW on at least one arm -- excluded (first-cut: walk columns from resolved_mtv2__ views or joined-in stitch columns are not yet inlined into the sampled queries). TRIMMED / BLANK_TO_NULL on trim / nullif columns = documented exception (staging trim rule retained by design), not a failure.</w:t>
+        <w:t xml:space="preserve">standard satellite, ma_sat_multi_source; PK FINANCIAL_TRANSACTION_HKEY, child key TAX_TYPE; 2 RECORD_SOURCE group(s): OPUS_BA_TRV_DATA_POLICY_DTLS_MV [2 col(s)], OPUS_BJAZ_TRV_LOADER_LOG_TABLE_MV [1 col(s)]. Multi-active: compared per (key, child key); latest = max LOAD_DATETIME per member. stg2_fintxn_tax_ba_trv_data_policy_dtls_mv_0: column(s) SERVICE_TAX_AMOUNT could not be traced to RAW on at least one arm -- excluded (first-cut: walk columns from resolved_mt__ views or joined-in stitch columns are not yet inlined into the sampled queries). stg2_fintxn_tax_bjaz_trv_loader_log_table_mv_2: column(s) CESS_AMOUNT could not be traced to RAW on at least one arm -- excluded (first-cut: walk columns from resolved_mt__ views or joined-in stitch columns are not yet inlined into the sampled queries). TRIMMED / BLANK_TO_NULL on trim / nullif columns = documented exception (staging trim rule retained by design), not a failure.</w:t>
       </w:r>
     </w:p>
     <w:p>
@@ -11037,7 +11037,7 @@
         <w:t xml:space="preserve">Note: </w:t>
       </w:r>
       <w:r>
-        <w:t xml:space="preserve">standard satellite, ma_sat_multi_source; PK FINANCIAL_TRANSACTION_HKEY, child key CHARGE_TYPE_CK; 2 RECORD_SOURCE group(s): OPUS_BA_TRV_DATA_POLICY_DTLS_MV [2 col(s)], OPUS_BJAZ_TRV_LOADER_LOG_TABLE_MV [1 col(s)]. Multi-active: compared per (key, child key); latest = max LOAD_DATETIME per member. stg2_fin_charge_rate_ba_trv_data_policy_dtls_mv: column(s) ADDITIONAL_LOADING_RATE could not be traced to RAW on at least one arm -- excluded (first-cut: walk columns from resolved_mtv2__ views or joined-in stitch columns are not yet inlined into the sampled queries). stg2_fin_charge_rate_bjaz_trv_loader_log_table_mv: column(s) ADDITIONAL_LOADING_RATE could not be traced to RAW on at least one arm -- excluded (first-cut: walk columns from resolved_mtv2__ views or joined-in stitch columns are not yet inlined into the sampled queries). TRIMMED / BLANK_TO_NULL on trim / nullif columns = documented exception (staging trim rule retained by design), not a failure.</w:t>
+        <w:t xml:space="preserve">standard satellite, ma_sat_multi_source; PK FINANCIAL_TRANSACTION_HKEY, child key CHARGE_TYPE_CK; 2 RECORD_SOURCE group(s): OPUS_BA_TRV_DATA_POLICY_DTLS_MV [2 col(s)], OPUS_BJAZ_TRV_LOADER_LOG_TABLE_MV [1 col(s)]. Multi-active: compared per (key, child key); latest = max LOAD_DATETIME per member. stg2_fin_charge_rate_ba_trv_data_policy_dtls_mv: column(s) ADDITIONAL_LOADING_RATE could not be traced to RAW on at least one arm -- excluded (first-cut: walk columns from resolved_mt__ views or joined-in stitch columns are not yet inlined into the sampled queries). stg2_fin_charge_rate_bjaz_trv_loader_log_table_mv: column(s) ADDITIONAL_LOADING_RATE could not be traced to RAW on at least one arm -- excluded (first-cut: walk columns from resolved_mt__ views or joined-in stitch columns are not yet inlined into the sampled queries). TRIMMED / BLANK_TO_NULL on trim / nullif columns = documented exception (staging trim rule retained by design), not a failure.</w:t>
       </w:r>
     </w:p>
     <w:p>
@@ -11620,7 +11620,7 @@
         <w:t xml:space="preserve">Note: </w:t>
       </w:r>
       <w:r>
-        <w:t xml:space="preserve">standard satellite, sat_multi_source; PK FINANCIAL_TRANSACTION_HKEY; 2 RECORD_SOURCE group(s): OPUS_BA_TRV_DATA_POLICY_DTLS_MV [2 col(s)], OPUS_BJAZ_TRV_LOADER_DATA_MV [3 col(s)]. stg2_fin_receipt_ba_trv_data_policy_dtls_mv: column(s) AMOUNT_RECEIVED, INSTRUMENT_DATE could not be traced to RAW on at least one arm -- excluded (first-cut: walk columns from resolved_mtv2__ views or joined-in stitch columns are not yet inlined into the sampled queries). stg2_fin_receipt_bjaz_trv_loader_data_mv: column(s) PAYMENT_GATEWAY_REFERENCE could not be traced to RAW on at least one arm -- excluded (first-cut: walk columns from resolved_mtv2__ views or joined-in stitch columns are not yet inlined into the sampled queries). TRIMMED / BLANK_TO_NULL on trim / nullif columns = documented exception (staging trim rule retained by design), not a failure.</w:t>
+        <w:t xml:space="preserve">standard satellite, sat_multi_source; PK FINANCIAL_TRANSACTION_HKEY; 2 RECORD_SOURCE group(s): OPUS_BA_TRV_DATA_POLICY_DTLS_MV [2 col(s)], OPUS_BJAZ_TRV_LOADER_DATA_MV [3 col(s)]. stg2_fin_receipt_ba_trv_data_policy_dtls_mv: column(s) AMOUNT_RECEIVED, INSTRUMENT_DATE could not be traced to RAW on at least one arm -- excluded (first-cut: walk columns from resolved_mt__ views or joined-in stitch columns are not yet inlined into the sampled queries). stg2_fin_receipt_bjaz_trv_loader_data_mv: column(s) PAYMENT_GATEWAY_REFERENCE could not be traced to RAW on at least one arm -- excluded (first-cut: walk columns from resolved_mt__ views or joined-in stitch columns are not yet inlined into the sampled queries). TRIMMED / BLANK_TO_NULL on trim / nullif columns = documented exception (staging trim rule retained by design), not a failure.</w:t>
       </w:r>
     </w:p>
     <w:p>
@@ -13175,7 +13175,7 @@
         <w:t xml:space="preserve">Note: </w:t>
       </w:r>
       <w:r>
-        <w:t xml:space="preserve">standard satellite, sat_multi_source; PK PARTY_HKEY; 2 RECORD_SOURCE group(s): OPUS_BJAZ_TRV_LOADER_DATA_MV [1 col(s)], OPUS_BJAZ_TRV_LOADER_LOG_TABLE_MV [2 col(s)]. stg2_party_employment_bjaz_trv_loader_data_mv_payer: column(s) DESIGNATION could not be traced to RAW on at least one arm -- excluded (first-cut: walk columns from resolved_mtv2__ views or joined-in stitch columns are not yet inlined into the sampled queries). TRIMMED / BLANK_TO_NULL on trim / nullif columns = documented exception (staging trim rule retained by design), not a failure.</w:t>
+        <w:t xml:space="preserve">standard satellite, sat_multi_source; PK PARTY_HKEY; 2 RECORD_SOURCE group(s): OPUS_BJAZ_TRV_LOADER_DATA_MV [1 col(s)], OPUS_BJAZ_TRV_LOADER_LOG_TABLE_MV [2 col(s)]. stg2_party_employment_bjaz_trv_loader_data_mv_payer: column(s) DESIGNATION could not be traced to RAW on at least one arm -- excluded (first-cut: walk columns from resolved_mt__ views or joined-in stitch columns are not yet inlined into the sampled queries). TRIMMED / BLANK_TO_NULL on trim / nullif columns = documented exception (staging trim rule retained by design), not a failure.</w:t>
       </w:r>
     </w:p>
     <w:p>
@@ -14261,7 +14261,7 @@
         <w:t xml:space="preserve">Note: </w:t>
       </w:r>
       <w:r>
-        <w:t xml:space="preserve">standard satellite, ma_sat_multi_source; PK PARTY_HKEY, child key IDENTIFICATION_TYPE_CODE; 3 RECORD_SOURCE group(s): OPUS_BA_TRV_DATA_POLICY_DTLS_MV [1 col(s)], OPUS_BJAZ_TRV_LOADER_DATA_MV [4 col(s)], OPUS_BJAZ_TRV_LOADER_LOG_TABLE_MV [1 col(s)]. Multi-active: compared per (key, child key); latest = max LOAD_DATETIME per member. stg2_party_identification_ba_trv_data_policy_dtls_mv_0: column(s) AADHAAR_NUMBER, EIA_NUMBER, GSTIN could not be traced to RAW on at least one arm -- excluded (first-cut: walk columns from resolved_mtv2__ views or joined-in stitch columns are not yet inlined into the sampled queries). stg2_party_identification_bjaz_trv_loader_data_mv_1: column(s) EIA_NUMBER, GSTIN, PASSPORT_NUMBER could not be traced to RAW on at least one arm -- excluded (first-cut: walk columns from resolved_mtv2__ views or joined-in stitch columns are not yet inlined into the sampled queries). stg2_party_identification_bjaz_trv_loader_data_mv_2: column(s) GSTIN, PASSPORT_NUMBER could not be traced to RAW on at least one arm -- excluded (first-cut: walk columns from resolved_mtv2__ views or joined-in stitch columns are not yet inlined into the sampled queries). stg2_party_identification_bjaz_trv_loader_data_mv_3: column(s) PASSPORT_NUMBER could not be traced to RAW on at least one arm -- excluded (first-cut: walk columns from resolved_mtv2__ views or joined-in stitch columns are not yet inlined into the sampled queries). stg2_party_identification_bjaz_trv_loader_log_table_mv_5: column(s) AADHAAR_NUMBER, EIA_NUMBER, GSTIN could not be traced to RAW on at least one arm -- excluded (first-cut: walk columns from resolved_mtv2__ views or joined-in stitch columns are not yet inlined into the sampled queries). TRIMMED / BLANK_TO_NULL on trim / nullif columns = documented exception (staging trim rule retained by design), not a failure.</w:t>
+        <w:t xml:space="preserve">standard satellite, ma_sat_multi_source; PK PARTY_HKEY, child key IDENTIFICATION_TYPE_CODE; 3 RECORD_SOURCE group(s): OPUS_BA_TRV_DATA_POLICY_DTLS_MV [1 col(s)], OPUS_BJAZ_TRV_LOADER_DATA_MV [4 col(s)], OPUS_BJAZ_TRV_LOADER_LOG_TABLE_MV [1 col(s)]. Multi-active: compared per (key, child key); latest = max LOAD_DATETIME per member. stg2_party_identification_ba_trv_data_policy_dtls_mv_0: column(s) AADHAAR_NUMBER, EIA_NUMBER, GSTIN could not be traced to RAW on at least one arm -- excluded (first-cut: walk columns from resolved_mt__ views or joined-in stitch columns are not yet inlined into the sampled queries). stg2_party_identification_bjaz_trv_loader_data_mv_1: column(s) EIA_NUMBER, GSTIN, PASSPORT_NUMBER could not be traced to RAW on at least one arm -- excluded (first-cut: walk columns from resolved_mt__ views or joined-in stitch columns are not yet inlined into the sampled queries). stg2_party_identification_bjaz_trv_loader_data_mv_2: column(s) GSTIN, PASSPORT_NUMBER could not be traced to RAW on at least one arm -- excluded (first-cut: walk columns from resolved_mt__ views or joined-in stitch columns are not yet inlined into the sampled queries). stg2_party_identification_bjaz_trv_loader_data_mv_3: column(s) PASSPORT_NUMBER could not be traced to RAW on at least one arm -- excluded (first-cut: walk columns from resolved_mt__ views or joined-in stitch columns are not yet inlined into the sampled queries). stg2_party_identification_bjaz_trv_loader_log_table_mv_5: column(s) AADHAAR_NUMBER, EIA_NUMBER, GSTIN could not be traced to RAW on at least one arm -- excluded (first-cut: walk columns from resolved_mt__ views or joined-in stitch columns are not yet inlined into the sampled queries). TRIMMED / BLANK_TO_NULL on trim / nullif columns = documented exception (staging trim rule retained by design), not a failure.</w:t>
       </w:r>
     </w:p>
     <w:p>
@@ -15078,7 +15078,7 @@
         <w:t xml:space="preserve">Note: </w:t>
       </w:r>
       <w:r>
-        <w:t xml:space="preserve">standard satellite, sat_multi_source; PK PARTY_HKEY; 3 RECORD_SOURCE group(s): OPUS_BA_TRV_DATA_POLICY_DTLS_MV [3 col(s)], OPUS_BJAZ_TRV_LOADER_DATA_MV [6 col(s)], OPUS_BJAZ_TRV_LOADER_LOG_TABLE_MV [8 col(s)]. stg2_party_identity_ba_trv_data_policy_dtls_mv_payer: column(s) FIRST_NAME, GENDER_CODE, LAST_NAME, MIDDLE_NAME, PARTY_FULL_NAME, PARTY_LEGAL_NAME, TITLE_CODE could not be traced to RAW on at least one arm -- excluded (first-cut: walk columns from resolved_mtv2__ views or joined-in stitch columns are not yet inlined into the sampled queries). stg2_party_identity_ba_trv_data_policy_dtls_mv_agent: column(s) FIRST_NAME, GENDER_CODE, LAST_NAME, MIDDLE_NAME, PARTY_LEGAL_NAME, TITLE_CODE could not be traced to RAW on at least one arm -- excluded (first-cut: walk columns from resolved_mtv2__ views or joined-in stitch columns are not yet inlined into the sampled queries). stg2_party_identity_bjaz_trv_loader_data_mv_payer: column(s) AGE, PARTY_FULL_NAME, TITLE_CODE could not be traced to RAW on at least one arm -- excluded (first-cut: walk columns from resolved_mtv2__ views or joined-in stitch columns are not yet inlined into the sampled queries). stg2_party_identity_bjaz_trv_loader_log_table_mv_payer: column(s) PARTY_FULL_NAME could not be traced to RAW on at least one arm -- excluded (first-cut: walk columns from resolved_mtv2__ views or joined-in stitch columns are not yet inlined into the sampled queries). TRIMMED / BLANK_TO_NULL on trim / nullif columns = documented exception (staging trim rule retained by design), not a failure.</w:t>
+        <w:t xml:space="preserve">standard satellite, sat_multi_source; PK PARTY_HKEY; 3 RECORD_SOURCE group(s): OPUS_BA_TRV_DATA_POLICY_DTLS_MV [3 col(s)], OPUS_BJAZ_TRV_LOADER_DATA_MV [6 col(s)], OPUS_BJAZ_TRV_LOADER_LOG_TABLE_MV [8 col(s)]. stg2_party_identity_ba_trv_data_policy_dtls_mv_payer: column(s) FIRST_NAME, GENDER_CODE, LAST_NAME, MIDDLE_NAME, PARTY_FULL_NAME, PARTY_LEGAL_NAME, TITLE_CODE could not be traced to RAW on at least one arm -- excluded (first-cut: walk columns from resolved_mt__ views or joined-in stitch columns are not yet inlined into the sampled queries). stg2_party_identity_ba_trv_data_policy_dtls_mv_agent: column(s) FIRST_NAME, GENDER_CODE, LAST_NAME, MIDDLE_NAME, PARTY_LEGAL_NAME, TITLE_CODE could not be traced to RAW on at least one arm -- excluded (first-cut: walk columns from resolved_mt__ views or joined-in stitch columns are not yet inlined into the sampled queries). stg2_party_identity_bjaz_trv_loader_data_mv_payer: column(s) AGE, PARTY_FULL_NAME, TITLE_CODE could not be traced to RAW on at least one arm -- excluded (first-cut: walk columns from resolved_mt__ views or joined-in stitch columns are not yet inlined into the sampled queries). stg2_party_identity_bjaz_trv_loader_log_table_mv_payer: column(s) PARTY_FULL_NAME could not be traced to RAW on at least one arm -- excluded (first-cut: walk columns from resolved_mt__ views or joined-in stitch columns are not yet inlined into the sampled queries). TRIMMED / BLANK_TO_NULL on trim / nullif columns = documented exception (staging trim rule retained by design), not a failure.</w:t>
       </w:r>
     </w:p>
     <w:p>
@@ -17421,7 +17421,7 @@
         <w:t xml:space="preserve">Note: </w:t>
       </w:r>
       <w:r>
-        <w:t xml:space="preserve">standard satellite, sat_multi_source; PK POLICY_HKEY; 4 RECORD_SOURCE group(s): OPUS_BA_TRV_DATA_POLICY_DTLS_MV [9 col(s)], OPUS_BJAZ_TRV_LOADER_DATA_MV [2 col(s)], OPUS_BJAZ_TRV_LOADER_LOG_TABLE_MV [8 col(s)], OPUS_BJAZ_TRV_RIDER_DTLS_MV [2 col(s)]. stg2_policy_header_ba_trv_data_policy_dtls_mv: column(s) POLICY_TYPE, SUM_INSURED_TOTAL could not be traced to RAW on at least one arm -- excluded (first-cut: walk columns from resolved_mtv2__ views or joined-in stitch columns are not yet inlined into the sampled queries). stg2_policy_header_bjaz_trv_loader_data_mv: column(s) COVER_NOTE_DATE, COVER_NOTE_REFERENCE, ISSUE_DATE, MASTER_POLICY_REFERENCE, POLICY_NUMBER, POLICY_TYPE, RISK_EXPIRY_DATE, RISK_INCEPTION_DATE, SUM_INSURED_TOTAL could not be traced to RAW on at least one arm -- excluded (first-cut: walk columns from resolved_mtv2__ views or joined-in stitch columns are not yet inlined into the sampled queries). stg2_policy_header_bjaz_trv_loader_log_table_mv: column(s) NUMBER_OF_LIVES_COVERED, POLICY_NUMBER, POLICY_TYPE could not be traced to RAW on at least one arm -- excluded (first-cut: walk columns from resolved_mtv2__ views or joined-in stitch columns are not yet inlined into the sampled queries). stg2_policy_header_bjaz_trv_rider_dtls_mv: column(s) COVER_NOTE_DATE, COVER_NOTE_REFERENCE, ISSUE_DATE, MASTER_POLICY_REFERENCE, POLICY_NUMBER, RISK_EXPIRY_DATE, RISK_INCEPTION_DATE, RURAL_SECTOR_POLICY_INDICATOR, SUM_INSURED_TOTAL could not be traced to RAW on at least one arm -- excluded (first-cut: walk columns from resolved_mtv2__ views or joined-in stitch columns are not yet inlined into the sampled queries). TRIMMED / BLANK_TO_NULL on trim / nullif columns = documented exception (staging trim rule retained by design), not a failure.</w:t>
+        <w:t xml:space="preserve">standard satellite, sat_multi_source; PK POLICY_HKEY; 4 RECORD_SOURCE group(s): OPUS_BA_TRV_DATA_POLICY_DTLS_MV [9 col(s)], OPUS_BJAZ_TRV_LOADER_DATA_MV [2 col(s)], OPUS_BJAZ_TRV_LOADER_LOG_TABLE_MV [8 col(s)], OPUS_BJAZ_TRV_RIDER_DTLS_MV [2 col(s)]. stg2_policy_header_ba_trv_data_policy_dtls_mv: column(s) POLICY_TYPE, SUM_INSURED_TOTAL could not be traced to RAW on at least one arm -- excluded (first-cut: walk columns from resolved_mt__ views or joined-in stitch columns are not yet inlined into the sampled queries). stg2_policy_header_bjaz_trv_loader_data_mv: column(s) COVER_NOTE_DATE, COVER_NOTE_REFERENCE, ISSUE_DATE, MASTER_POLICY_REFERENCE, POLICY_NUMBER, POLICY_TYPE, RISK_EXPIRY_DATE, RISK_INCEPTION_DATE, SUM_INSURED_TOTAL could not be traced to RAW on at least one arm -- excluded (first-cut: walk columns from resolved_mt__ views or joined-in stitch columns are not yet inlined into the sampled queries). stg2_policy_header_bjaz_trv_loader_log_table_mv: column(s) NUMBER_OF_LIVES_COVERED, POLICY_NUMBER, POLICY_TYPE could not be traced to RAW on at least one arm -- excluded (first-cut: walk columns from resolved_mt__ views or joined-in stitch columns are not yet inlined into the sampled queries). stg2_policy_header_bjaz_trv_rider_dtls_mv: column(s) COVER_NOTE_DATE, COVER_NOTE_REFERENCE, ISSUE_DATE, MASTER_POLICY_REFERENCE, POLICY_NUMBER, RISK_EXPIRY_DATE, RISK_INCEPTION_DATE, RURAL_SECTOR_POLICY_INDICATOR, SUM_INSURED_TOTAL could not be traced to RAW on at least one arm -- excluded (first-cut: walk columns from resolved_mt__ views or joined-in stitch columns are not yet inlined into the sampled queries). TRIMMED / BLANK_TO_NULL on trim / nullif columns = documented exception (staging trim rule retained by design), not a failure.</w:t>
       </w:r>
     </w:p>
     <w:p>
@@ -19263,7 +19263,7 @@
         <w:t xml:space="preserve">Note: </w:t>
       </w:r>
       <w:r>
-        <w:t xml:space="preserve">standard satellite, sat_multi_source; PK PRODUCT_HKEY; 3 RECORD_SOURCE group(s): OPUS_BA_TRV_DATA_POLICY_DTLS_MV [3 col(s)], OPUS_BA_TRV_PLAN_MST_MV [5 col(s)], OPUS_BJAZ_TRV_LOADER_DATA_MV [1 col(s)]. stg2_product_definition_ba_trv_data_policy_dtls_mv: column(s) PRODUCT_DISPLAY_NAME, PRODUCT_STATUS could not be traced to RAW on at least one arm -- excluded (first-cut: walk columns from resolved_mtv2__ views or joined-in stitch columns are not yet inlined into the sampled queries). stg2_product_definition_bjaz_trv_loader_data_mv: column(s) PRODUCT_CODE, PRODUCT_DISPLAY_NAME, PRODUCT_NAME, PRODUCT_STATUS could not be traced to RAW on at least one arm -- excluded (first-cut: walk columns from resolved_mtv2__ views or joined-in stitch columns are not yet inlined into the sampled queries). TRIMMED / BLANK_TO_NULL on trim / nullif columns = documented exception (staging trim rule retained by design), not a failure.</w:t>
+        <w:t xml:space="preserve">standard satellite, sat_multi_source; PK PRODUCT_HKEY; 3 RECORD_SOURCE group(s): OPUS_BA_TRV_DATA_POLICY_DTLS_MV [3 col(s)], OPUS_BA_TRV_PLAN_MST_MV [5 col(s)], OPUS_BJAZ_TRV_LOADER_DATA_MV [1 col(s)]. stg2_product_definition_ba_trv_data_policy_dtls_mv: column(s) PRODUCT_DISPLAY_NAME, PRODUCT_STATUS could not be traced to RAW on at least one arm -- excluded (first-cut: walk columns from resolved_mt__ views or joined-in stitch columns are not yet inlined into the sampled queries). stg2_product_definition_bjaz_trv_loader_data_mv: column(s) PRODUCT_CODE, PRODUCT_DISPLAY_NAME, PRODUCT_NAME, PRODUCT_STATUS could not be traced to RAW on at least one arm -- excluded (first-cut: walk columns from resolved_mt__ views or joined-in stitch columns are not yet inlined into the sampled queries). TRIMMED / BLANK_TO_NULL on trim / nullif columns = documented exception (staging trim rule retained by design), not a failure.</w:t>
       </w:r>
     </w:p>
     <w:p>
@@ -20104,7 +20104,7 @@
         <w:t xml:space="preserve">Note: </w:t>
       </w:r>
       <w:r>
-        <w:t xml:space="preserve">standard satellite, ma_sat_multi_source; PK PRODUCT_HKEY, child key ACTIVE_SEQUENCE_NUMBER; 1 RECORD_SOURCE group(s): OPUS_BJAZ_TRV_RATE_MASTER_MV [2 col(s)]. Multi-active: compared per (key, child key); latest = max LOAD_DATETIME per member. stg2_product_rating_factor_bjaz_trv_rate_master_mv_0: column(s) VALUE_RANGE_TO could not be traced to RAW on at least one arm -- excluded (first-cut: walk columns from resolved_mtv2__ views or joined-in stitch columns are not yet inlined into the sampled queries). TRIMMED / BLANK_TO_NULL on trim / nullif columns = documented exception (staging trim rule retained by design), not a failure.</w:t>
+        <w:t xml:space="preserve">standard satellite, ma_sat_multi_source; PK PRODUCT_HKEY, child key ACTIVE_SEQUENCE_NUMBER; 1 RECORD_SOURCE group(s): OPUS_BJAZ_TRV_RATE_MASTER_MV [2 col(s)]. Multi-active: compared per (key, child key); latest = max LOAD_DATETIME per member. stg2_product_rating_factor_bjaz_trv_rate_master_mv_0: column(s) VALUE_RANGE_TO could not be traced to RAW on at least one arm -- excluded (first-cut: walk columns from resolved_mt__ views or joined-in stitch columns are not yet inlined into the sampled queries). TRIMMED / BLANK_TO_NULL on trim / nullif columns = documented exception (staging trim rule retained by design), not a failure.</w:t>
       </w:r>
     </w:p>
     <w:p>
@@ -20998,7 +20998,7 @@
         <w:t xml:space="preserve">Note: </w:t>
       </w:r>
       <w:r>
-        <w:t xml:space="preserve">standard satellite, sat_multi_source; PK PRODUCT_HKEY; 2 RECORD_SOURCE group(s): OPUS_BA_TRV_PLAN_MST_MV [6 col(s)], OPUS_BJAZ_TRV_PLAN_MV [1 col(s)]. stg2_product_terms_bjaz_trv_plan_mv: column(s) FAMILY_DEFINITION, GEOGRAPHY_RESTRICTION, MAXIMUM_ENTRY_AGE, MINIMUM_ENTRY_AGE, MINIMUM_POLICY_TERM could not be traced to RAW on at least one arm -- excluded (first-cut: walk columns from resolved_mtv2__ views or joined-in stitch columns are not yet inlined into the sampled queries). TRIMMED / BLANK_TO_NULL on trim / nullif columns = documented exception (staging trim rule retained by design), not a failure.</w:t>
+        <w:t xml:space="preserve">standard satellite, sat_multi_source; PK PRODUCT_HKEY; 2 RECORD_SOURCE group(s): OPUS_BA_TRV_PLAN_MST_MV [6 col(s)], OPUS_BJAZ_TRV_PLAN_MV [1 col(s)]. stg2_product_terms_bjaz_trv_plan_mv: column(s) FAMILY_DEFINITION, GEOGRAPHY_RESTRICTION, MAXIMUM_ENTRY_AGE, MINIMUM_ENTRY_AGE, MINIMUM_POLICY_TERM could not be traced to RAW on at least one arm -- excluded (first-cut: walk columns from resolved_mt__ views or joined-in stitch columns are not yet inlined into the sampled queries). TRIMMED / BLANK_TO_NULL on trim / nullif columns = documented exception (staging trim rule retained by design), not a failure.</w:t>
       </w:r>
     </w:p>
     <w:p>
@@ -24571,7 +24571,7 @@
         <w:t xml:space="preserve">Note: </w:t>
       </w:r>
       <w:r>
-        <w:t xml:space="preserve">standard satellite, sat_multi_source; PK RISK_OBJECT_HKEY; 2 RECORD_SOURCE group(s): OPUS_BJAZ_TRV_LOADER_DATA_MV [8 col(s)], OPUS_BJAZ_TRV_LOADER_LOG_TABLE_MV [2 col(s)]. stg2_risk_person_travel_bjaz_trv_loader_log_table_mv: column(s) PASSPORT_NUMBER, TRIP_DURATION, TRIP_END_DATE, TRIP_START_DATE, TRIP_TYPE, VISA_TYPE could not be traced to RAW on at least one arm -- excluded (first-cut: walk columns from resolved_mtv2__ views or joined-in stitch columns are not yet inlined into the sampled queries). TRIMMED / BLANK_TO_NULL on trim / nullif columns = documented exception (staging trim rule retained by design), not a failure.</w:t>
+        <w:t xml:space="preserve">standard satellite, sat_multi_source; PK RISK_OBJECT_HKEY; 2 RECORD_SOURCE group(s): OPUS_BJAZ_TRV_LOADER_DATA_MV [8 col(s)], OPUS_BJAZ_TRV_LOADER_LOG_TABLE_MV [2 col(s)]. stg2_risk_person_travel_bjaz_trv_loader_log_table_mv: column(s) PASSPORT_NUMBER, TRIP_DURATION, TRIP_END_DATE, TRIP_START_DATE, TRIP_TYPE, VISA_TYPE could not be traced to RAW on at least one arm -- excluded (first-cut: walk columns from resolved_mt__ views or joined-in stitch columns are not yet inlined into the sampled queries). TRIMMED / BLANK_TO_NULL on trim / nullif columns = documented exception (staging trim rule retained by design), not a failure.</w:t>
       </w:r>
     </w:p>
     <w:p>
@@ -25783,7 +25783,7 @@
         <w:t xml:space="preserve">Note: </w:t>
       </w:r>
       <w:r>
-        <w:t xml:space="preserve">augmented satellite, sat_multi_source; PK COVERAGE_HKEY; 1 RECORD_SOURCE group(s): OPUS_BJAZ_TRV_PLAN_MV [2 col(s)]. stg2_aug_coverage_definition_bjaz_trv_plan_mv_eff_date: column(s) COVERAGE_SEQUENCE could not be traced to RAW on at least one arm -- excluded (first-cut: walk columns from resolved_mtv2__ views or joined-in stitch columns are not yet inlined into the sampled queries). TRIMMED / BLANK_TO_NULL on trim / nullif columns = documented exception (staging trim rule retained by design), not a failure.</w:t>
+        <w:t xml:space="preserve">augmented satellite, sat_multi_source; PK COVERAGE_HKEY; 1 RECORD_SOURCE group(s): OPUS_BJAZ_TRV_PLAN_MV [2 col(s)]. stg2_aug_coverage_definition_bjaz_trv_plan_mv_eff_date: column(s) COVERAGE_SEQUENCE could not be traced to RAW on at least one arm -- excluded (first-cut: walk columns from resolved_mt__ views or joined-in stitch columns are not yet inlined into the sampled queries). TRIMMED / BLANK_TO_NULL on trim / nullif columns = documented exception (staging trim rule retained by design), not a failure.</w:t>
       </w:r>
     </w:p>
     <w:p>
@@ -26234,7 +26234,7 @@
         <w:t xml:space="preserve">Note: </w:t>
       </w:r>
       <w:r>
-        <w:t xml:space="preserve">augmented satellite, sat_multi_source; PK COVERAGE_HKEY; 1 RECORD_SOURCE group(s): OPUS_BJAZ_TRV_PLAN_MV [3 col(s)]. stg2_aug_coverage_limits_bjaz_trv_plan_mv_currency: column(s) DEDUCTIBLE_DESCRIPTION, LIMIT_DESCRIPTION could not be traced to RAW on at least one arm -- excluded (first-cut: walk columns from resolved_mtv2__ views or joined-in stitch columns are not yet inlined into the sampled queries). stg2_aug_coverage_limits_bjaz_trv_plan_mv_deductible_desc: column(s) LIMIT_DESCRIPTION could not be traced to RAW on at least one arm -- excluded (first-cut: walk columns from resolved_mtv2__ views or joined-in stitch columns are not yet inlined into the sampled queries). TRIMMED / BLANK_TO_NULL on trim / nullif columns = documented exception (staging trim rule retained by design), not a failure.</w:t>
+        <w:t xml:space="preserve">augmented satellite, sat_multi_source; PK COVERAGE_HKEY; 1 RECORD_SOURCE group(s): OPUS_BJAZ_TRV_PLAN_MV [3 col(s)]. stg2_aug_coverage_limits_bjaz_trv_plan_mv_currency: column(s) DEDUCTIBLE_DESCRIPTION, LIMIT_DESCRIPTION could not be traced to RAW on at least one arm -- excluded (first-cut: walk columns from resolved_mt__ views or joined-in stitch columns are not yet inlined into the sampled queries). stg2_aug_coverage_limits_bjaz_trv_plan_mv_deductible_desc: column(s) LIMIT_DESCRIPTION could not be traced to RAW on at least one arm -- excluded (first-cut: walk columns from resolved_mt__ views or joined-in stitch columns are not yet inlined into the sampled queries). TRIMMED / BLANK_TO_NULL on trim / nullif columns = documented exception (staging trim rule retained by design), not a failure.</w:t>
       </w:r>
     </w:p>
     <w:p>
@@ -26735,7 +26735,7 @@
         <w:t xml:space="preserve">Note: </w:t>
       </w:r>
       <w:r>
-        <w:t xml:space="preserve">augmented satellite, sat_multi_source; PK COVERAGE_HKEY; 2 RECORD_SOURCE group(s): OPUS_BJAZ_TRV_RIDER_RATE_MAST_MV [4 col(s)], OPUS_BJAZ_TRV_RIDER_DTLS_MV [1 col(s)]. stg2_aug_coverage_rating_bjaz_trv_rider_rate_mast_mv_nb_prm_excluding_st: column(s) EXTENSION_PREMIUM_EXCLUDING_ST, MINIMUM_EXTENSION_PREMIUM, MINIMUM_NEW_BUSINESS_PREMIUM, RIDER_PREMIUM could not be traced to RAW on at least one arm -- excluded (first-cut: walk columns from resolved_mtv2__ views or joined-in stitch columns are not yet inlined into the sampled queries). stg2_aug_coverage_rating_bjaz_trv_rider_rate_mast_mv_extn_prm_excluding_st: column(s) MINIMUM_EXTENSION_PREMIUM, MINIMUM_NEW_BUSINESS_PREMIUM, RIDER_PREMIUM could not be traced to RAW on at least one arm -- excluded (first-cut: walk columns from resolved_mtv2__ views or joined-in stitch columns are not yet inlined into the sampled queries). stg2_aug_coverage_rating_bjaz_trv_rider_rate_mast_mv_min_extn_prm: column(s) MINIMUM_NEW_BUSINESS_PREMIUM, RIDER_PREMIUM could not be traced to RAW on at least one arm -- excluded (first-cut: walk columns from resolved_mtv2__ views or joined-in stitch columns are not yet inlined into the sampled queries). stg2_aug_coverage_rating_bjaz_trv_rider_rate_mast_mv_min_nb_prm: column(s) RIDER_PREMIUM could not be traced to RAW on at least one arm -- excluded (first-cut: walk columns from resolved_mtv2__ views or joined-in stitch columns are not yet inlined into the sampled queries). stg2_aug_coverage_rating_bjaz_trv_rider_dtls_mv_rider_premium: column(s) EXTENSION_PREMIUM_EXCLUDING_ST, MINIMUM_EXTENSION_PREMIUM, MINIMUM_NEW_BUSINESS_PREMIUM, NEW_BUSINESS_PREMIUM_EXCLUDING_ST could not be traced to RAW on at least one arm -- excluded (first-cut: walk columns from resolved_mtv2__ views or joined-in stitch columns are not yet inlined into the sampled queries). TRIMMED / BLANK_TO_NULL on trim / nullif columns = documented exception (staging trim rule retained by design), not a failure.</w:t>
+        <w:t xml:space="preserve">augmented satellite, sat_multi_source; PK COVERAGE_HKEY; 2 RECORD_SOURCE group(s): OPUS_BJAZ_TRV_RIDER_RATE_MAST_MV [4 col(s)], OPUS_BJAZ_TRV_RIDER_DTLS_MV [1 col(s)]. stg2_aug_coverage_rating_bjaz_trv_rider_rate_mast_mv_nb_prm_excluding_st: column(s) EXTENSION_PREMIUM_EXCLUDING_ST, MINIMUM_EXTENSION_PREMIUM, MINIMUM_NEW_BUSINESS_PREMIUM, RIDER_PREMIUM could not be traced to RAW on at least one arm -- excluded (first-cut: walk columns from resolved_mt__ views or joined-in stitch columns are not yet inlined into the sampled queries). stg2_aug_coverage_rating_bjaz_trv_rider_rate_mast_mv_extn_prm_excluding_st: column(s) MINIMUM_EXTENSION_PREMIUM, MINIMUM_NEW_BUSINESS_PREMIUM, RIDER_PREMIUM could not be traced to RAW on at least one arm -- excluded (first-cut: walk columns from resolved_mt__ views or joined-in stitch columns are not yet inlined into the sampled queries). stg2_aug_coverage_rating_bjaz_trv_rider_rate_mast_mv_min_extn_prm: column(s) MINIMUM_NEW_BUSINESS_PREMIUM, RIDER_PREMIUM could not be traced to RAW on at least one arm -- excluded (first-cut: walk columns from resolved_mt__ views or joined-in stitch columns are not yet inlined into the sampled queries). stg2_aug_coverage_rating_bjaz_trv_rider_rate_mast_mv_min_nb_prm: column(s) RIDER_PREMIUM could not be traced to RAW on at least one arm -- excluded (first-cut: walk columns from resolved_mt__ views or joined-in stitch columns are not yet inlined into the sampled queries). stg2_aug_coverage_rating_bjaz_trv_rider_dtls_mv_rider_premium: column(s) EXTENSION_PREMIUM_EXCLUDING_ST, MINIMUM_EXTENSION_PREMIUM, MINIMUM_NEW_BUSINESS_PREMIUM, NEW_BUSINESS_PREMIUM_EXCLUDING_ST could not be traced to RAW on at least one arm -- excluded (first-cut: walk columns from resolved_mt__ views or joined-in stitch columns are not yet inlined into the sampled queries). TRIMMED / BLANK_TO_NULL on trim / nullif columns = documented exception (staging trim rule retained by design), not a failure.</w:t>
       </w:r>
     </w:p>
     <w:p>
@@ -27412,7 +27412,7 @@
         <w:t xml:space="preserve">Note: </w:t>
       </w:r>
       <w:r>
-        <w:t xml:space="preserve">augmented satellite, sat_multi_source; PK FINANCIAL_TRANSACTION_HKEY; 3 RECORD_SOURCE group(s): OPUS_BA_TRV_DATA_POLICY_DTLS_MV [2 col(s)], OPUS_BJAZ_TRV_LOADER_DATA_MV [1 col(s)], OPUS_BJAZ_TRV_LOADER_LOG_TABLE_MV [1 col(s)]. stg2_aug_fintxn_premium_ba_trv_data_policy_dtls_mv_sp_discount_per: column(s) SPECIAL_DISCOUNT_AMOUNT could not be traced to RAW on at least one arm -- excluded (first-cut: walk columns from resolved_mtv2__ views or joined-in stitch columns are not yet inlined into the sampled queries). stg2_aug_fintxn_premium_bjaz_trv_loader_data_mv_spdiscount: column(s) SPECIAL_DISCOUNT_PERCENTAGE could not be traced to RAW on at least one arm -- excluded (first-cut: walk columns from resolved_mtv2__ views or joined-in stitch columns are not yet inlined into the sampled queries). stg2_aug_fintxn_premium_bjaz_trv_loader_log_table_mv_spdiscount: column(s) SPECIAL_DISCOUNT_PERCENTAGE could not be traced to RAW on at least one arm -- excluded (first-cut: walk columns from resolved_mtv2__ views or joined-in stitch columns are not yet inlined into the sampled queries). TRIMMED / BLANK_TO_NULL on trim / nullif columns = documented exception (staging trim rule retained by design), not a failure.</w:t>
+        <w:t xml:space="preserve">augmented satellite, sat_multi_source; PK FINANCIAL_TRANSACTION_HKEY; 3 RECORD_SOURCE group(s): OPUS_BA_TRV_DATA_POLICY_DTLS_MV [2 col(s)], OPUS_BJAZ_TRV_LOADER_DATA_MV [1 col(s)], OPUS_BJAZ_TRV_LOADER_LOG_TABLE_MV [1 col(s)]. stg2_aug_fintxn_premium_ba_trv_data_policy_dtls_mv_sp_discount_per: column(s) SPECIAL_DISCOUNT_AMOUNT could not be traced to RAW on at least one arm -- excluded (first-cut: walk columns from resolved_mt__ views or joined-in stitch columns are not yet inlined into the sampled queries). stg2_aug_fintxn_premium_bjaz_trv_loader_data_mv_spdiscount: column(s) SPECIAL_DISCOUNT_PERCENTAGE could not be traced to RAW on at least one arm -- excluded (first-cut: walk columns from resolved_mt__ views or joined-in stitch columns are not yet inlined into the sampled queries). stg2_aug_fintxn_premium_bjaz_trv_loader_log_table_mv_spdiscount: column(s) SPECIAL_DISCOUNT_PERCENTAGE could not be traced to RAW on at least one arm -- excluded (first-cut: walk columns from resolved_mt__ views or joined-in stitch columns are not yet inlined into the sampled queries). TRIMMED / BLANK_TO_NULL on trim / nullif columns = documented exception (staging trim rule retained by design), not a failure.</w:t>
       </w:r>
     </w:p>
     <w:p>
@@ -29971,7 +29971,7 @@
         <w:t xml:space="preserve">Note: </w:t>
       </w:r>
       <w:r>
-        <w:t xml:space="preserve">augmented satellite, sat_multi_source; PK PRODUCT_HKEY; 3 RECORD_SOURCE group(s): OPUS_BA_TRV_PLAN_MST_MV [3 col(s)], OPUS_BJAZ_TRV_RATE_MASTER_MV [2 col(s)], OPUS_BJAZ_TRV_PLAN_MV [1 col(s)]. stg2_aug_product_terms_ba_trv_plan_mst_mv_multi_year_yn: column(s) AGE_ELIGIBILITY_BYPASS_INDICATOR, CFT_ELIGIBLE_INDICATOR, PLAN_GEOGRAPHICAL_ZONE could not be traced to RAW on at least one arm -- excluded (first-cut: walk columns from resolved_mtv2__ views or joined-in stitch columns are not yet inlined into the sampled queries). stg2_aug_product_terms_ba_trv_plan_mst_mv_age_bypass_yn: column(s) CFT_ELIGIBLE_INDICATOR, PLAN_GEOGRAPHICAL_ZONE could not be traced to RAW on at least one arm -- excluded (first-cut: walk columns from resolved_mtv2__ views or joined-in stitch columns are not yet inlined into the sampled queries). stg2_aug_product_terms_ba_trv_plan_mst_mv_cft_yn: column(s) PLAN_GEOGRAPHICAL_ZONE could not be traced to RAW on at least one arm -- excluded (first-cut: walk columns from resolved_mtv2__ views or joined-in stitch columns are not yet inlined into the sampled queries). stg2_aug_product_terms_bjaz_trv_rate_master_mv_cft_yn: column(s) AGE_ELIGIBILITY_BYPASS_INDICATOR, MULTI_YEAR_INDICATOR, PLAN_GEOGRAPHICAL_ZONE could not be traced to RAW on at least one arm -- excluded (first-cut: walk columns from resolved_mtv2__ views or joined-in stitch columns are not yet inlined into the sampled queries). stg2_aug_product_terms_bjaz_trv_plan_mv_area: column(s) AGE_ELIGIBILITY_BYPASS_INDICATOR, CFT_ELIGIBLE_INDICATOR, MULTI_YEAR_INDICATOR could not be traced to RAW on at least one arm -- excluded (first-cut: walk columns from resolved_mtv2__ views or joined-in stitch columns are not yet inlined into the sampled queries). stg2_aug_product_terms_bjaz_trv_rate_master_mv_area: column(s) AGE_ELIGIBILITY_BYPASS_INDICATOR, MULTI_YEAR_INDICATOR could not be traced to RAW on at least one arm -- excluded (first-cut: walk columns from resolved_mtv2__ views or joined-in stitch columns are not yet inlined into the sampled queries). TRIMMED / BLANK_TO_NULL on trim / nullif columns = documented exception (staging trim rule retained by design), not a failure.</w:t>
+        <w:t xml:space="preserve">augmented satellite, sat_multi_source; PK PRODUCT_HKEY; 3 RECORD_SOURCE group(s): OPUS_BA_TRV_PLAN_MST_MV [3 col(s)], OPUS_BJAZ_TRV_RATE_MASTER_MV [2 col(s)], OPUS_BJAZ_TRV_PLAN_MV [1 col(s)]. stg2_aug_product_terms_ba_trv_plan_mst_mv_multi_year_yn: column(s) AGE_ELIGIBILITY_BYPASS_INDICATOR, CFT_ELIGIBLE_INDICATOR, PLAN_GEOGRAPHICAL_ZONE could not be traced to RAW on at least one arm -- excluded (first-cut: walk columns from resolved_mt__ views or joined-in stitch columns are not yet inlined into the sampled queries). stg2_aug_product_terms_ba_trv_plan_mst_mv_age_bypass_yn: column(s) CFT_ELIGIBLE_INDICATOR, PLAN_GEOGRAPHICAL_ZONE could not be traced to RAW on at least one arm -- excluded (first-cut: walk columns from resolved_mt__ views or joined-in stitch columns are not yet inlined into the sampled queries). stg2_aug_product_terms_ba_trv_plan_mst_mv_cft_yn: column(s) PLAN_GEOGRAPHICAL_ZONE could not be traced to RAW on at least one arm -- excluded (first-cut: walk columns from resolved_mt__ views or joined-in stitch columns are not yet inlined into the sampled queries). stg2_aug_product_terms_bjaz_trv_rate_master_mv_cft_yn: column(s) AGE_ELIGIBILITY_BYPASS_INDICATOR, MULTI_YEAR_INDICATOR, PLAN_GEOGRAPHICAL_ZONE could not be traced to RAW on at least one arm -- excluded (first-cut: walk columns from resolved_mt__ views or joined-in stitch columns are not yet inlined into the sampled queries). stg2_aug_product_terms_bjaz_trv_plan_mv_area: column(s) AGE_ELIGIBILITY_BYPASS_INDICATOR, CFT_ELIGIBLE_INDICATOR, MULTI_YEAR_INDICATOR could not be traced to RAW on at least one arm -- excluded (first-cut: walk columns from resolved_mt__ views or joined-in stitch columns are not yet inlined into the sampled queries). stg2_aug_product_terms_bjaz_trv_rate_master_mv_area: column(s) AGE_ELIGIBILITY_BYPASS_INDICATOR, MULTI_YEAR_INDICATOR could not be traced to RAW on at least one arm -- excluded (first-cut: walk columns from resolved_mt__ views or joined-in stitch columns are not yet inlined into the sampled queries). TRIMMED / BLANK_TO_NULL on trim / nullif columns = documented exception (staging trim rule retained by design), not a failure.</w:t>
       </w:r>
     </w:p>
     <w:p>

--- a/BGIL_DBT/validation/travel/DM-A/DM-A1_OPUS.docx
+++ b/BGIL_DBT/validation/travel/DM-A/DM-A1_OPUS.docx
@@ -3431,487 +3431,487 @@
               <w:br/>
               <w:t xml:space="preserve">    select * from values</w:t>
               <w:br/>
-              <w:t xml:space="preserve">        ('SAT_COMMON_ADDRESS', 'BUILDING_NAME', 'BJAZ_TRV_LOADER_DATA_MV', 'BUILDING', 'trim+nullif', false),</w:t>
-              <w:br/>
-              <w:t xml:space="preserve">        ('SAT_COMMON_ADDRESS', 'CITY', 'BJAZ_TRV_LOADER_DATA_MV', 'SUBAREACITY', 'trim+nullif', false),</w:t>
-              <w:br/>
-              <w:t xml:space="preserve">        ('SAT_COMMON_ADDRESS', 'POSTAL_CODE', 'BJAZ_TRV_LOADER_DATA_MV', 'PINCODE', 'trim+nullif', false),</w:t>
-              <w:br/>
-              <w:t xml:space="preserve">        ('SAT_COMMON_ADDRESS', 'STATE_NAME', 'BJAZ_TRV_LOADER_DATA_MV', 'STATE', 'trim+nullif', false),</w:t>
-              <w:br/>
-              <w:t xml:space="preserve">        ('SAT_COMMON_ADDRESS', 'STREET_NAME', 'BJAZ_TRV_LOADER_DATA_MV', 'STREETNAME', 'trim+nullif', false),</w:t>
-              <w:br/>
-              <w:t xml:space="preserve">        ('SAT_COMMON_ADDRESS', 'BUILDING_NAME', 'BJAZ_TRV_LOADER_LOG_TABLE_MV', 'BUILDING', 'trim+nullif', false),</w:t>
-              <w:br/>
-              <w:t xml:space="preserve">        ('SAT_COMMON_ADDRESS', 'CITY', 'BJAZ_TRV_LOADER_LOG_TABLE_MV', 'CITY', 'trim+nullif', false),</w:t>
-              <w:br/>
-              <w:t xml:space="preserve">        ('SAT_COMMON_ADDRESS', 'COUNTRY_NAME', 'BJAZ_TRV_LOADER_LOG_TABLE_MV', 'COUNTRY', 'trim+nullif', false),</w:t>
-              <w:br/>
-              <w:t xml:space="preserve">        ('SAT_COMMON_ADDRESS', 'POSTAL_CODE', 'BJAZ_TRV_LOADER_LOG_TABLE_MV', 'PINCODE', 'trim+nullif', false),</w:t>
-              <w:br/>
-              <w:t xml:space="preserve">        ('SAT_COMMON_ADDRESS', 'STATE_NAME', 'BJAZ_TRV_LOADER_LOG_TABLE_MV', 'STATE', 'trim+nullif', false),</w:t>
-              <w:br/>
-              <w:t xml:space="preserve">        ('SAT_COMMON_ADDRESS', 'STREET_NAME', 'BJAZ_TRV_LOADER_LOG_TABLE_MV', 'STREETNAME', 'trim+nullif', false),</w:t>
-              <w:br/>
-              <w:t xml:space="preserve">        ('SAT_COMMON_CLASSIFICATION', 'CATEGORY_CODE', 'BA_TRV_DATA_POLICY_DTLS_MV', 'USER_TYPE', 'trim+nullif', false),</w:t>
-              <w:br/>
-              <w:t xml:space="preserve">        ('SAT_COMMON_CLASSIFICATION', 'CATEGORY_CODE', 'BJAZ_TRV_LOADER_DATA_MV', 'CUSTOMERTYPE', 'trim+nullif', false),</w:t>
-              <w:br/>
-              <w:t xml:space="preserve">        ('SAT_COMMON_CONTACT', 'EMAIL_ADDRESS', 'BJAZ_TRV_LOADER_DATA_MV', 'AGENTEMAILID', 'trim+nullif', false),</w:t>
-              <w:br/>
-              <w:t xml:space="preserve">        ('SAT_COMMON_CONTACT', 'EMAIL_ADDRESS', 'BJAZ_TRV_LOADER_DATA_MV', 'EMAIL', 'trim+nullif', false),</w:t>
-              <w:br/>
-              <w:t xml:space="preserve">        ('SAT_COMMON_CONTACT', 'FAX_NUMBER', 'BJAZ_TRV_LOADER_DATA_MV', 'FAX', 'trim+nullif', false),</w:t>
-              <w:br/>
-              <w:t xml:space="preserve">        ('SAT_COMMON_CONTACT', 'MOBILE_NUMBER', 'BJAZ_TRV_LOADER_DATA_MV', 'MOBILENUMBER', 'trim+nullif', false),</w:t>
-              <w:br/>
-              <w:t xml:space="preserve">        ('SAT_COMMON_CONTACT', 'LANDLINE_NUMBER', 'BJAZ_TRV_LOADER_DATA_MV', 'TELEPHONE', 'trim+nullif', false),</w:t>
-              <w:br/>
-              <w:t xml:space="preserve">        ('SAT_COMMON_CONTACT', 'EMAIL_ADDRESS', 'BJAZ_TRV_LOADER_LOG_TABLE_MV', 'EMAIL', 'trim+nullif', false),</w:t>
-              <w:br/>
-              <w:t xml:space="preserve">        ('SAT_COMMON_CONTACT', 'FAX_NUMBER', 'BJAZ_TRV_LOADER_LOG_TABLE_MV', 'FAX', 'trim+nullif', false),</w:t>
-              <w:br/>
-              <w:t xml:space="preserve">        ('SAT_COMMON_CONTACT', 'MOBILE_NUMBER', 'BJAZ_TRV_LOADER_LOG_TABLE_MV', 'MOBILENUMBER', 'trim+nullif', false),</w:t>
-              <w:br/>
-              <w:t xml:space="preserve">        ('SAT_COMMON_CONTACT', 'LANDLINE_NUMBER', 'BJAZ_TRV_LOADER_LOG_TABLE_MV', 'TELEPHONE', 'trim+nullif', false),</w:t>
-              <w:br/>
-              <w:t xml:space="preserve">        ('SAT_COVERAGE_CONDITIONS', 'CONDITION_DESCRIPTION', 'BJAZ_TRV_PLAN_MV', 'CLAIM_COVER_DESC', 'trim+nullif', false),</w:t>
-              <w:br/>
-              <w:t xml:space="preserve">        ('SAT_COVERAGE_CONDITIONS', 'WAITING_PERIOD_CONDITION', 'BJAZ_TRV_PLAN_MV', 'DEDUCTABLE_TIME', 'trim+nullif', false),</w:t>
-              <w:br/>
-              <w:t xml:space="preserve">        ('SAT_COVERAGE_DEFINITION', 'COVERAGE_DESCRIPTION', 'BJAZ_TRV_PLAN_MV', 'COVER_DESC', 'trim+nullif', false),</w:t>
-              <w:br/>
-              <w:t xml:space="preserve">        ('SAT_COVERAGE_DEFINITION', 'PERIL_COVERED', 'BJAZ_TRV_PLAN_MV', 'TYPE_OF_CLAIM', 'trim+nullif', false),</w:t>
-              <w:br/>
-              <w:t xml:space="preserve">        ('SAT_COVERAGE_DEFINITION', 'COVERAGE_NAME', 'BJAZ_TRV_RIDER_DTLS_MV', 'RIDER_NAME', 'trim+nullif', false),</w:t>
-              <w:br/>
-              <w:t xml:space="preserve">        ('SAT_COVERAGE_DEFINITION', 'FREE_COVER_LIMIT', 'BJAZ_TRV_LOADER_DATA_MV', 'ACCHOSPEXP', 'trim+nullif', false),</w:t>
-              <w:br/>
-              <w:t xml:space="preserve">        ('SAT_COVERAGE_DEFINITION', 'FREE_COVER_LIMIT', 'BJAZ_TRV_LOADER_DATA_MV', 'ADVENTURESPORTBENEFIT', 'trim+nullif', false),</w:t>
-              <w:br/>
-              <w:t xml:space="preserve">        ('SAT_COVERAGE_DEFINITION', 'FREE_COVER_LIMIT', 'BJAZ_TRV_LOADER_DATA_MV', 'BOUNCEDHOTEL', 'trim+nullif', false),</w:t>
-              <w:br/>
-              <w:t xml:space="preserve">        ('SAT_COVERAGE_DEFINITION', 'FREE_COVER_LIMIT', 'BJAZ_TRV_LOADER_DATA_MV', 'COMPVISITFAMILYMEMBER', 'trim+nullif', false),</w:t>
-              <w:br/>
-              <w:t xml:space="preserve">        ('SAT_COVERAGE_DEFINITION', 'FREE_COVER_LIMIT', 'BJAZ_TRV_LOADER_DATA_MV', 'DELAYOFCHECKEDBAGGAGE', 'trim+nullif', false),</w:t>
-              <w:br/>
-              <w:t xml:space="preserve">        ('SAT_COVERAGE_DEFINITION', 'FREE_COVER_LIMIT', 'BJAZ_TRV_LOADER_DATA_MV', 'EMERGENCYHOTELEXTENSION', 'trim+nullif', false),</w:t>
-              <w:br/>
-              <w:t xml:space="preserve">        ('SAT_COVERAGE_DEFINITION', 'FREE_COVER_LIMIT', 'BJAZ_TRV_LOADER_DATA_MV', 'EMERMEDICALEVAC', 'trim+nullif', false),</w:t>
-              <w:br/>
-              <w:t xml:space="preserve">        ('SAT_COVERAGE_DEFINITION', 'FREE_COVER_LIMIT', 'BJAZ_TRV_LOADER_DATA_MV', 'HOMEBURGLARYINSURANCE', 'trim+nullif', false),</w:t>
-              <w:br/>
-              <w:t xml:space="preserve">        ('SAT_COVERAGE_DEFINITION', 'FREE_COVER_LIMIT', 'BJAZ_TRV_LOADER_DATA_MV', 'HOSPDAILYALLOW', 'trim+nullif', false),</w:t>
-              <w:br/>
-              <w:t xml:space="preserve">        ('SAT_COVERAGE_DEFINITION', 'FREE_COVER_LIMIT', 'BJAZ_TRV_LOADER_DATA_MV', 'LOSSOFBAGGAGE', 'trim+nullif', false),</w:t>
-              <w:br/>
-              <w:t xml:space="preserve">        ('SAT_COVERAGE_DEFINITION', 'FREE_COVER_LIMIT', 'BJAZ_TRV_LOADER_DATA_MV', 'LOSSOFCHECKEDBAGGAGE', 'trim+nullif', false),</w:t>
-              <w:br/>
-              <w:t xml:space="preserve">        ('SAT_COVERAGE_DEFINITION', 'FREE_COVER_LIMIT', 'BJAZ_TRV_LOADER_DATA_MV', 'MISSEDCONNECTION', 'trim+nullif', false),</w:t>
-              <w:br/>
-              <w:t xml:space="preserve">        ('SAT_COVERAGE_DEFINITION', 'FREE_COVER_LIMIT', 'BJAZ_TRV_LOADER_DATA_MV', 'PERSONALLIABILITY', 'trim+nullif', false),</w:t>
-              <w:br/>
-              <w:t xml:space="preserve">        ('SAT_COVERAGE_DEFINITION', 'FREE_COVER_LIMIT', 'BJAZ_TRV_LOADER_DATA_MV', 'REPATONOFREMAINS', 'trim+nullif', false),</w:t>
-              <w:br/>
-              <w:t xml:space="preserve">        ('SAT_COVERAGE_DEFINITION', 'FREE_COVER_LIMIT', 'BJAZ_TRV_LOADER_DATA_MV', 'TRIPCANCELLATION', 'trim+nullif', false),</w:t>
-              <w:br/>
-              <w:t xml:space="preserve">        ('SAT_COVERAGE_DEFINITION', 'FREE_COVER_LIMIT', 'BJAZ_TRV_LOADER_DATA_MV', 'TRIPCURTAILMENT', 'trim+nullif', false),</w:t>
-              <w:br/>
-              <w:t xml:space="preserve">        ('SAT_COVERAGE_DEFINITION', 'FREE_COVER_LIMIT', 'BJAZ_TRV_LOADER_DATA_MV', 'TRIPDELAYBYSCHEDULEDAIRCRAFT', 'trim+nullif', false),</w:t>
-              <w:br/>
-              <w:t xml:space="preserve">        ('SAT_COVERAGE_LIMITS', 'DEDUCTIBLE_AMOUNT', 'BJAZ_TRV_PLAN_MV', 'DEDUCTABLE_AMT', 'conv', true),</w:t>
-              <w:br/>
-              <w:t xml:space="preserve">        ('SAT_COVERAGE_LIMITS', 'LIMIT_AMOUNT', 'BJAZ_TRV_PLAN_MV', 'LIMIT', 'conv', true),</w:t>
-              <w:br/>
-              <w:t xml:space="preserve">        ('SAT_COVERAGE_LIMITS', 'LIMIT_AMOUNT', 'BJAZ_TRV_RIDER_DTLS_MV', 'RIDER_SI', 'conv', true),</w:t>
-              <w:br/>
-              <w:t xml:space="preserve">        ('SAT_COVERAGE_LIMITS', 'LIMIT_AMOUNT', 'BJAZ_TRV_RIDER_RATE_MAST_MV', 'RIDER_SI', 'conv', true),</w:t>
-              <w:br/>
-              <w:t xml:space="preserve">        ('SAT_FINTXN_COMMISSION', 'COMMISSION_AMOUNT', 'BA_TRV_DATA_POLICY_DTLS_MV', 'COMMISSION_AMT', 'trim+nullif', false),</w:t>
-              <w:br/>
-              <w:t xml:space="preserve">        ('SAT_FINTXN_COMMISSION', 'COMMISSION_RATE', 'BA_TRV_DATA_POLICY_DTLS_MV', 'COMMISSION_RATE', 'conv', true),</w:t>
-              <w:br/>
-              <w:t xml:space="preserve">        ('SAT_FINTXN_COMMISSION', 'COMMISSION_RATE', 'BJAZ_TRV_LOADER_DATA_MV', 'COMMISSIONRATE', 'trim+nullif', false),</w:t>
-              <w:br/>
-              <w:t xml:space="preserve">        ('SAT_FINTXN_HEADER', 'GROSS_AMOUNT', 'BJAZ_TRV_LOADER_LOG_TABLE_MV', 'TOTALPREMIUM', 'trim+nullif', false),</w:t>
-              <w:br/>
-              <w:t xml:space="preserve">        ('SAT_FINTXN_PREMIUM', 'COLLECTION_MODE', 'BA_TRV_DATA_POLICY_DTLS_MV', 'PAYMENT_MODE', 'trim+nullif', false),</w:t>
-              <w:br/>
-              <w:t xml:space="preserve">        ('SAT_FINTXN_PREMIUM', 'DISCOUNT_AMOUNT', 'BA_TRV_DATA_POLICY_DTLS_MV', 'DISCOUNT_AMT', 'trim+nullif', false),</w:t>
-              <w:br/>
-              <w:t xml:space="preserve">        ('SAT_FINTXN_PREMIUM', 'DISCOUNT_PERCENTAGE', 'BA_TRV_DATA_POLICY_DTLS_MV', 'DISCOUNT_PER', 'conv', true),</w:t>
-              <w:br/>
-              <w:t xml:space="preserve">        ('SAT_FINTXN_PREMIUM', 'GROSS_PREMIUM', 'BA_TRV_DATA_POLICY_DTLS_MV', 'FINAL_PREMIUM', 'conv', true),</w:t>
-              <w:br/>
-              <w:t xml:space="preserve">        ('SAT_FINTXN_PREMIUM', 'LOADING_AMOUNT', 'BA_TRV_DATA_POLICY_DTLS_MV', 'LOADING_AMT', 'trim+nullif', false),</w:t>
-              <w:br/>
-              <w:t xml:space="preserve">        ('SAT_FINTXN_PREMIUM', 'NET_PREMIUM', 'BA_TRV_DATA_POLICY_DTLS_MV', 'NET_PREMIUM', 'conv', true),</w:t>
-              <w:br/>
-              <w:t xml:space="preserve">        ('SAT_FINTXN_PREMIUM', 'BASE_PREMIUM', 'BJAZ_TRV_LOADER_DATA_MV', 'POLICY_PREMIUM', 'conv', true),</w:t>
-              <w:br/>
-              <w:t xml:space="preserve">        ('SAT_FINTXN_PREMIUM', 'COLLECTION_MODE', 'BJAZ_TRV_LOADER_DATA_MV', 'PAYMENTMODE', 'trim+nullif', false),</w:t>
-              <w:br/>
-              <w:t xml:space="preserve">        ('SAT_FINTXN_PREMIUM', 'DISCOUNT_AMOUNT', 'BJAZ_TRV_LOADER_DATA_MV', 'DISCOUNT', 'trim+nullif', false),</w:t>
-              <w:br/>
-              <w:t xml:space="preserve">        ('SAT_FINTXN_PREMIUM', 'GROSS_PREMIUM', 'BJAZ_TRV_LOADER_DATA_MV', 'TOTALPREMIUM', 'trim+nullif', false),</w:t>
-              <w:br/>
-              <w:t xml:space="preserve">        ('SAT_FINTXN_PREMIUM', 'LOADING_AMOUNT', 'BJAZ_TRV_LOADER_DATA_MV', 'LOADING', 'trim+nullif', false),</w:t>
-              <w:br/>
-              <w:t xml:space="preserve">        ('SAT_FINTXN_PREMIUM', 'COLLECTION_MODE', 'BJAZ_TRV_LOADER_LOG_TABLE_MV', 'PAYMENTMODE', 'trim+nullif', false),</w:t>
-              <w:br/>
-              <w:t xml:space="preserve">        ('SAT_FINTXN_PREMIUM', 'DISCOUNT_AMOUNT', 'BJAZ_TRV_LOADER_LOG_TABLE_MV', 'DISCOUNT', 'trim+nullif', false),</w:t>
-              <w:br/>
-              <w:t xml:space="preserve">        ('SAT_FINTXN_PREMIUM', 'GROSS_PREMIUM', 'BJAZ_TRV_LOADER_LOG_TABLE_MV', 'GROSSPREMIUM', 'trim+nullif', false),</w:t>
-              <w:br/>
-              <w:t xml:space="preserve">        ('SAT_FINTXN_PREMIUM', 'LOADING_AMOUNT', 'BJAZ_TRV_LOADER_LOG_TABLE_MV', 'LOADING', 'trim+nullif', false),</w:t>
-              <w:br/>
-              <w:t xml:space="preserve">        ('SAT_FINTXN_TAX', 'CESS_AMOUNT', 'BA_TRV_DATA_POLICY_DTLS_MV', 'EDU_CESS_AMT', 'conv', true),</w:t>
-              <w:br/>
-              <w:t xml:space="preserve">        ('SAT_FINTXN_TAX', 'SERVICE_TAX_AMOUNT', 'BA_TRV_DATA_POLICY_DTLS_MV', 'SERVICE_TAX_AMT', 'conv', true),</w:t>
-              <w:br/>
-              <w:t xml:space="preserve">        ('SAT_FINTXN_TAX', 'SERVICE_TAX_AMOUNT', 'BJAZ_TRV_LOADER_LOG_TABLE_MV', 'SERVICETAX', 'trim+nullif', false),</w:t>
-              <w:br/>
-              <w:t xml:space="preserve">        ('SAT_FIN_CHARGE_RATE', 'CHARGE_AMOUNT', 'BA_TRV_DATA_POLICY_DTLS_MV', 'SERVICE_CHARGE', 'trim+nullif', false),</w:t>
-              <w:br/>
-              <w:t xml:space="preserve">        ('SAT_FIN_CHARGE_RATE', 'ADDITIONAL_LOADING_RATE', 'BA_TRV_DATA_POLICY_DTLS_MV', 'LOADING_PER', 'conv', true),</w:t>
-              <w:br/>
-              <w:t xml:space="preserve">        ('SAT_FIN_CHARGE_RATE', 'CHARGE_AMOUNT', 'BJAZ_TRV_LOADER_LOG_TABLE_MV', 'SERVICECHARGE', 'trim+nullif', false),</w:t>
-              <w:br/>
-              <w:t xml:space="preserve">        ('SAT_FIN_RECEIPT', 'PAYMENT_GATEWAY_REFERENCE', 'BA_TRV_DATA_POLICY_DTLS_MV', 'ONLINE_TRANS_NO', 'trim+nullif', false),</w:t>
-              <w:br/>
-              <w:t xml:space="preserve">        ('SAT_FIN_RECEIPT', 'RECEIPT_NUMBER', 'BA_TRV_DATA_POLICY_DTLS_MV', 'RECEIPT_NOS_LIST', 'trim+nullif', false),</w:t>
-              <w:br/>
-              <w:t xml:space="preserve">        ('SAT_FIN_RECEIPT', 'AMOUNT_RECEIVED', 'BJAZ_TRV_LOADER_DATA_MV', 'CAAMT', 'trim+nullif', false),</w:t>
-              <w:br/>
-              <w:t xml:space="preserve">        ('SAT_FIN_RECEIPT', 'INSTRUMENT_DATE', 'BJAZ_TRV_LOADER_DATA_MV', 'CADATE', 'trim+nullif', false),</w:t>
-              <w:br/>
-              <w:t xml:space="preserve">        ('SAT_FIN_RECEIPT', 'RECEIPT_NUMBER', 'BJAZ_TRV_LOADER_DATA_MV', 'RECEIPTNO', 'trim+nullif', false),</w:t>
-              <w:br/>
-              <w:t xml:space="preserve">        ('SAT_LNK_ROLE_NOMINEE_BENEFICIARY', 'RELATIONSHIP_TO_INSURED', 'BJAZ_TRV_LOADER_DATA_MV', 'NOMINEERELATIONSHIP', 'trim+nullif', false),</w:t>
-              <w:br/>
-              <w:t xml:space="preserve">        ('SAT_LNK_ROLE_NOMINEE_BENEFICIARY', 'RELATIONSHIP_TO_INSURED', 'BJAZ_TRV_LOADER_LOG_TABLE_MV', 'RELATION', 'trim+nullif', false),</w:t>
-              <w:br/>
-              <w:t xml:space="preserve">        ('SAT_ORG_UNIT_DEFINITION', 'COST_CENTRE_CODE', 'BA_TRV_DATA_POLICY_DTLS_MV', 'COST_CENTER', 'trim+nullif', false),</w:t>
-              <w:br/>
-              <w:t xml:space="preserve">        ('SAT_PARTY_EMPLOYMENT', 'EMPLOYMENT_STATUS', 'BJAZ_TRV_LOADER_DATA_MV', 'EMPLOYMENTSTATUS', 'trim+nullif', false),</w:t>
-              <w:br/>
-              <w:t xml:space="preserve">        ('SAT_PARTY_EMPLOYMENT', 'DESIGNATION', 'BJAZ_TRV_LOADER_LOG_TABLE_MV', 'DESIGNATION', 'trim+nullif', false),</w:t>
-              <w:br/>
-              <w:t xml:space="preserve">        ('SAT_PARTY_EMPLOYMENT', 'EMPLOYMENT_STATUS', 'BJAZ_TRV_LOADER_LOG_TABLE_MV', 'EMPSTATUS', 'trim+nullif', false),</w:t>
-              <w:br/>
-              <w:t xml:space="preserve">        ('SAT_PARTY_HEALTH_PROFILE', 'PRE_EXISTING_DISEASE_DESCRIPTION', 'BA_TRV_DATA_POLICY_DTLS_MV', 'DISEASE_CODES', 'trim+nullif', false),</w:t>
-              <w:br/>
-              <w:t xml:space="preserve">        ('SAT_PARTY_HEALTH_PROFILE', 'PRE_EXISTING_DISEASE_DESCRIPTION', 'BJAZ_TRV_LOADER_DATA_MV', 'PROPOSERDEASES', 'trim+nullif', false),</w:t>
-              <w:br/>
-              <w:t xml:space="preserve">        ('SAT_PARTY_IDENTIFICATION', 'PASSPORT_NUMBER', 'BA_TRV_DATA_POLICY_DTLS_MV', 'PASSPORT_NO', 'trim+nullif', false),</w:t>
-              <w:br/>
-              <w:t xml:space="preserve">        ('SAT_PARTY_IDENTIFICATION', 'AADHAAR_NUMBER', 'BJAZ_TRV_LOADER_DATA_MV', 'ADHARCARDNO', 'trim+nullif', false),</w:t>
-              <w:br/>
-              <w:t xml:space="preserve">        ('SAT_PARTY_IDENTIFICATION', 'EIA_NUMBER', 'BJAZ_TRV_LOADER_DATA_MV', 'EIANO', 'trim+nullif', false),</w:t>
-              <w:br/>
-              <w:t xml:space="preserve">        ('SAT_PARTY_IDENTIFICATION', 'GSTIN', 'BJAZ_TRV_LOADER_DATA_MV', 'GSTIN_UIN', 'trim+nullif', false),</w:t>
-              <w:br/>
-              <w:t xml:space="preserve">        ('SAT_PARTY_IDENTIFICATION', 'PASSPORT_NUMBER', 'BJAZ_TRV_LOADER_DATA_MV', 'PASSPORTNO', 'trim+nullif', false),</w:t>
-              <w:br/>
-              <w:t xml:space="preserve">        ('SAT_PARTY_IDENTIFICATION', 'PASSPORT_NUMBER', 'BJAZ_TRV_LOADER_LOG_TABLE_MV', 'PASSPORTNO', 'trim+nullif', false),</w:t>
-              <w:br/>
-              <w:t xml:space="preserve">        ('SAT_PARTY_IDENTITY', 'AGE', 'BA_TRV_DATA_POLICY_DTLS_MV', 'AGE_ARRAY_COMMA_SEPARATED', 'trim+nullif', false),</w:t>
-              <w:br/>
-              <w:t xml:space="preserve">        ('SAT_PARTY_IDENTITY', 'DATE_OF_BIRTH', 'BA_TRV_DATA_POLICY_DTLS_MV', 'DATE_OF_BIRTH', 'conv', true),</w:t>
-              <w:br/>
-              <w:t xml:space="preserve">        ('SAT_PARTY_IDENTITY', 'PARTY_FULL_NAME', 'BA_TRV_DATA_POLICY_DTLS_MV', 'TRAVEL_AGENT_NAME', 'trim+nullif', false),</w:t>
-              <w:br/>
-              <w:t xml:space="preserve">        ('SAT_PARTY_IDENTITY', 'DATE_OF_BIRTH', 'BJAZ_TRV_LOADER_DATA_MV', 'DATEOFBIRTH', 'trim+nullif', false),</w:t>
-              <w:br/>
-              <w:t xml:space="preserve">        ('SAT_PARTY_IDENTITY', 'FIRST_NAME', 'BJAZ_TRV_LOADER_DATA_MV', 'FIRSTNAME', 'trim+nullif', false),</w:t>
-              <w:br/>
-              <w:t xml:space="preserve">        ('SAT_PARTY_IDENTITY', 'GENDER_CODE', 'BJAZ_TRV_LOADER_DATA_MV', 'SEX', 'trim+nullif', false),</w:t>
-              <w:br/>
-              <w:t xml:space="preserve">        ('SAT_PARTY_IDENTITY', 'LAST_NAME', 'BJAZ_TRV_LOADER_DATA_MV', 'SURNAME', 'trim+nullif', false),</w:t>
-              <w:br/>
-              <w:t xml:space="preserve">        ('SAT_PARTY_IDENTITY', 'MIDDLE_NAME', 'BJAZ_TRV_LOADER_DATA_MV', 'MIDDLENAME', 'trim+nullif', false),</w:t>
-              <w:br/>
-              <w:t xml:space="preserve">        ('SAT_PARTY_IDENTITY', 'PARTY_LEGAL_NAME', 'BJAZ_TRV_LOADER_DATA_MV', 'COMPANYNAME', 'trim+nullif', false),</w:t>
-              <w:br/>
-              <w:t xml:space="preserve">        ('SAT_PARTY_IDENTITY', 'AGE', 'BJAZ_TRV_LOADER_LOG_TABLE_MV', 'AGE', 'trim+nullif', false),</w:t>
-              <w:br/>
-              <w:t xml:space="preserve">        ('SAT_PARTY_IDENTITY', 'DATE_OF_BIRTH', 'BJAZ_TRV_LOADER_LOG_TABLE_MV', 'DATEOFBIRTH', 'trim+nullif', false),</w:t>
-              <w:br/>
-              <w:t xml:space="preserve">        ('SAT_PARTY_IDENTITY', 'FIRST_NAME', 'BJAZ_TRV_LOADER_LOG_TABLE_MV', 'FIRSTNAME', 'trim+nullif', false),</w:t>
-              <w:br/>
-              <w:t xml:space="preserve">        ('SAT_PARTY_IDENTITY', 'GENDER_CODE', 'BJAZ_TRV_LOADER_LOG_TABLE_MV', 'SEX', 'trim+nullif', false),</w:t>
-              <w:br/>
-              <w:t xml:space="preserve">        ('SAT_PARTY_IDENTITY', 'LAST_NAME', 'BJAZ_TRV_LOADER_LOG_TABLE_MV', 'SURNAME', 'trim+nullif', false),</w:t>
-              <w:br/>
-              <w:t xml:space="preserve">        ('SAT_PARTY_IDENTITY', 'MIDDLE_NAME', 'BJAZ_TRV_LOADER_LOG_TABLE_MV', 'MIDDLENAME', 'trim+nullif', false),</w:t>
-              <w:br/>
-              <w:t xml:space="preserve">        ('SAT_PARTY_IDENTITY', 'PARTY_LEGAL_NAME', 'BJAZ_TRV_LOADER_LOG_TABLE_MV', 'COMPANYNAME', 'trim+nullif', false),</w:t>
-              <w:br/>
-              <w:t xml:space="preserve">        ('SAT_PARTY_IDENTITY', 'TITLE_CODE', 'BJAZ_TRV_LOADER_LOG_TABLE_MV', 'TITLE', 'trim+nullif', false),</w:t>
-              <w:br/>
-              <w:t xml:space="preserve">        ('SAT_PARTY_INDIVIDUAL_DEMOGRAPHICS', 'MARITAL_STATUS', 'BJAZ_TRV_LOADER_DATA_MV', 'MARITALSTATUS', 'trim+nullif', false),</w:t>
-              <w:br/>
-              <w:t xml:space="preserve">        ('SAT_PARTY_INDIVIDUAL_DEMOGRAPHICS', 'MARITAL_STATUS', 'BJAZ_TRV_LOADER_LOG_TABLE_MV', 'MARITALSTATUS', 'trim+nullif', false),</w:t>
-              <w:br/>
-              <w:t xml:space="preserve">        ('SAT_POLICY_CLASSIFICATION', 'CLASSIFICATION_VALUE', 'BA_TRV_DATA_POLICY_DTLS_MV', 'CFT_FLAG', 'trim+nullif', false),</w:t>
-              <w:br/>
-              <w:t xml:space="preserve">        ('SAT_POLICY_CLASSIFICATION', 'CLASSIFICATION_VALUE', 'BA_TRV_DATA_POLICY_DTLS_MV', 'FAMILY_FLAG', 'trim+nullif', false),</w:t>
-              <w:br/>
-              <w:t xml:space="preserve">        ('SAT_POLICY_CLASSIFICATION', 'CLASSIFICATION_VALUE', 'BA_TRV_DATA_POLICY_DTLS_MV', 'TYPE_OF_BUSINESS', 'trim+nullif', false),</w:t>
-              <w:br/>
-              <w:t xml:space="preserve">        ('SAT_POLICY_CLASSIFICATION', 'CLASSIFICATION_VALUE', 'BJAZ_TRV_LOADER_DATA_MV', 'FAMILYFLAG', 'trim+nullif', false),</w:t>
-              <w:br/>
-              <w:t xml:space="preserve">        ('SAT_POLICY_CLASSIFICATION', 'CLASSIFICATION_VALUE', 'BJAZ_TRV_LOADER_LOG_TABLE_MV', 'FAMILYFLAG', 'trim+nullif', false),</w:t>
-              <w:br/>
-              <w:t xml:space="preserve">        ('SAT_POLICY_CLASSIFICATION', 'CLASSIFICATION_VALUE', 'BJAZ_TRV_LOADER_LOG_TABLE_MV', 'SCHEMECODE', 'trim+nullif', false),</w:t>
-              <w:br/>
-              <w:t xml:space="preserve">        ('SAT_POLICY_HEADER', 'COVER_NOTE_DATE', 'BA_TRV_DATA_POLICY_DTLS_MV', 'COVER_NOTE_DATE', 'conv', true),</w:t>
-              <w:br/>
-              <w:t xml:space="preserve">        ('SAT_POLICY_HEADER', 'COVER_NOTE_REFERENCE', 'BA_TRV_DATA_POLICY_DTLS_MV', 'COVER_NOTE_NO', 'conv', true),</w:t>
-              <w:br/>
-              <w:t xml:space="preserve">        ('SAT_POLICY_HEADER', 'ISSUE_DATE', 'BA_TRV_DATA_POLICY_DTLS_MV', 'POLICY_DATE', 'conv', true),</w:t>
-              <w:br/>
-              <w:t xml:space="preserve">        ('SAT_POLICY_HEADER', 'MASTER_POLICY_REFERENCE', 'BA_TRV_DATA_POLICY_DTLS_MV', 'CFT_MST_POLICY_REF', 'trim+nullif', false),</w:t>
-              <w:br/>
-              <w:t xml:space="preserve">        ('SAT_POLICY_HEADER', 'NUMBER_OF_LIVES_COVERED', 'BA_TRV_DATA_POLICY_DTLS_MV', 'NO_OF_FAMILY_MEMBERS', 'conv', true),</w:t>
-              <w:br/>
-              <w:t xml:space="preserve">        ('SAT_POLICY_HEADER', 'POLICY_NUMBER', 'BA_TRV_DATA_POLICY_DTLS_MV', 'POLICY_REF', 'trim+nullif', false),</w:t>
-              <w:br/>
-              <w:t xml:space="preserve">        ('SAT_POLICY_HEADER', 'RISK_EXPIRY_DATE', 'BA_TRV_DATA_POLICY_DTLS_MV', 'TERM_END_DATE', 'conv', true),</w:t>
-              <w:br/>
-              <w:t xml:space="preserve">        ('SAT_POLICY_HEADER', 'RISK_INCEPTION_DATE', 'BA_TRV_DATA_POLICY_DTLS_MV', 'TERM_START_DATE', 'conv', true),</w:t>
-              <w:br/>
-              <w:t xml:space="preserve">        ('SAT_POLICY_HEADER', 'RURAL_SECTOR_POLICY_INDICATOR', 'BA_TRV_DATA_POLICY_DTLS_MV', 'RURAL_FLAG', 'trim+nullif', false),</w:t>
-              <w:br/>
-              <w:t xml:space="preserve">        ('SAT_POLICY_HEADER', 'NUMBER_OF_LIVES_COVERED', 'BJAZ_TRV_LOADER_DATA_MV', 'NOOFFAMILYMEMBERS', 'trim+nullif', false),</w:t>
-              <w:br/>
-              <w:t xml:space="preserve">        ('SAT_POLICY_HEADER', 'RURAL_SECTOR_POLICY_INDICATOR', 'BJAZ_TRV_LOADER_DATA_MV', 'RURALFLAG', 'trim+nullif', false),</w:t>
-              <w:br/>
-              <w:t xml:space="preserve">        ('SAT_POLICY_HEADER', 'COVER_NOTE_DATE', 'BJAZ_TRV_LOADER_LOG_TABLE_MV', 'COVERNOTEDATE', 'trim+nullif', false),</w:t>
-              <w:br/>
-              <w:t xml:space="preserve">        ('SAT_POLICY_HEADER', 'COVER_NOTE_REFERENCE', 'BJAZ_TRV_LOADER_LOG_TABLE_MV', 'COVERNOTENO', 'trim+nullif', false),</w:t>
-              <w:br/>
-              <w:t xml:space="preserve">        ('SAT_POLICY_HEADER', 'ISSUE_DATE', 'BJAZ_TRV_LOADER_LOG_TABLE_MV', 'POLICYISSUEDATE', 'trim+nullif', false),</w:t>
-              <w:br/>
-              <w:t xml:space="preserve">        ('SAT_POLICY_HEADER', 'MASTER_POLICY_REFERENCE', 'BJAZ_TRV_LOADER_LOG_TABLE_MV', 'PMASTERPOLICYNUMBER', 'trim+nullif', false),</w:t>
-              <w:br/>
-              <w:t xml:space="preserve">        ('SAT_POLICY_HEADER', 'RISK_EXPIRY_DATE', 'BJAZ_TRV_LOADER_LOG_TABLE_MV', 'TODATE', 'trim+nullif', false),</w:t>
-              <w:br/>
-              <w:t xml:space="preserve">        ('SAT_POLICY_HEADER', 'RISK_INCEPTION_DATE', 'BJAZ_TRV_LOADER_LOG_TABLE_MV', 'STARTDATE', 'trim+nullif', false),</w:t>
-              <w:br/>
-              <w:t xml:space="preserve">        ('SAT_POLICY_HEADER', 'RURAL_SECTOR_POLICY_INDICATOR', 'BJAZ_TRV_LOADER_LOG_TABLE_MV', 'RURALFLAG', 'trim+nullif', false),</w:t>
-              <w:br/>
-              <w:t xml:space="preserve">        ('SAT_POLICY_HEADER', 'SUM_INSURED_TOTAL', 'BJAZ_TRV_LOADER_LOG_TABLE_MV', 'SUMINSURED', 'trim+nullif', false),</w:t>
-              <w:br/>
-              <w:t xml:space="preserve">        ('SAT_POLICY_HEADER', 'NUMBER_OF_LIVES_COVERED', 'BJAZ_TRV_RIDER_DTLS_MV', 'NO_MEMBERS', 'conv', true),</w:t>
-              <w:br/>
-              <w:t xml:space="preserve">        ('SAT_POLICY_HEADER', 'POLICY_TYPE', 'BJAZ_TRV_RIDER_DTLS_MV', 'P_POLICY_TYPE', 'trim+nullif', false),</w:t>
-              <w:br/>
-              <w:t xml:space="preserve">        ('SAT_POLICY_TERMS', 'SPECIAL_CONDITIONS', 'BA_TRV_DATA_POLICY_DTLS_MV', 'SP_CONDITION', 'trim+nullif', false),</w:t>
-              <w:br/>
-              <w:t xml:space="preserve">        ('SAT_POLICY_TERMS', 'SPECIAL_CONDITIONS', 'BJAZ_TRV_LOADER_LOG_TABLE_MV', 'SPCONDITION', 'trim+nullif', false),</w:t>
-              <w:br/>
-              <w:t xml:space="preserve">        ('SAT_PRODUCT_DEFINITION', 'PRODUCT_CATEGORY', 'BA_TRV_DATA_POLICY_DTLS_MV', 'TRAVEL_CATEGORY_NM', 'trim+nullif', false),</w:t>
-              <w:br/>
-              <w:t xml:space="preserve">        ('SAT_PRODUCT_DEFINITION', 'PRODUCT_CODE', 'BA_TRV_DATA_POLICY_DTLS_MV', 'PRODUCT_CODE', 'trim+nullif', false),</w:t>
-              <w:br/>
-              <w:t xml:space="preserve">        ('SAT_PRODUCT_DEFINITION', 'PRODUCT_NAME', 'BA_TRV_DATA_POLICY_DTLS_MV', 'TRAVEL_PLAN_NM', 'trim+nullif', false),</w:t>
-              <w:br/>
-              <w:t xml:space="preserve">        ('SAT_PRODUCT_DEFINITION', 'PRODUCT_CATEGORY', 'BA_TRV_PLAN_MST_MV', 'PLAN_CATEGORY_NAME', 'trim+nullif', false),</w:t>
-              <w:br/>
-              <w:t xml:space="preserve">        ('SAT_PRODUCT_DEFINITION', 'PRODUCT_CODE', 'BA_TRV_PLAN_MST_MV', 'PRODUCT_4DIGIT_CODE', 'conv', true),</w:t>
-              <w:br/>
-              <w:t xml:space="preserve">        ('SAT_PRODUCT_DEFINITION', 'PRODUCT_DISPLAY_NAME', 'BA_TRV_PLAN_MST_MV', 'PLAN_DISP_NAME', 'trim+nullif', false),</w:t>
-              <w:br/>
-              <w:t xml:space="preserve">        ('SAT_PRODUCT_DEFINITION', 'PRODUCT_NAME', 'BA_TRV_PLAN_MST_MV', 'PLAN_NAME', 'trim+nullif', false),</w:t>
-              <w:br/>
-              <w:t xml:space="preserve">        ('SAT_PRODUCT_DEFINITION', 'PRODUCT_STATUS', 'BA_TRV_PLAN_MST_MV', 'ACTIVE_STATUS', 'trim+nullif', false),</w:t>
-              <w:br/>
-              <w:t xml:space="preserve">        ('SAT_PRODUCT_DEFINITION', 'PRODUCT_CATEGORY', 'BJAZ_TRV_LOADER_DATA_MV', 'TRAVELPLANCATEGORY', 'trim+nullif', false),</w:t>
-              <w:br/>
-              <w:t xml:space="preserve">        ('SAT_PRODUCT_RATING_FACTOR', 'VALUE_RANGE_FROM', 'BJAZ_TRV_RATE_MASTER_MV', 'AGE_FROM', 'conv', true),</w:t>
-              <w:br/>
-              <w:t xml:space="preserve">        ('SAT_PRODUCT_RATING_FACTOR', 'VALUE_RANGE_FROM', 'BJAZ_TRV_RATE_MASTER_MV', 'DAYS_FROM', 'conv', true),</w:t>
-              <w:br/>
-              <w:t xml:space="preserve">        ('SAT_PRODUCT_RATING_FACTOR', 'VALUE_RANGE_TO', 'BJAZ_TRV_RATE_MASTER_MV', 'AGE_TO', 'conv', true),</w:t>
-              <w:br/>
-              <w:t xml:space="preserve">        ('SAT_PRODUCT_RATING_FACTOR', 'VALUE_RANGE_TO', 'BJAZ_TRV_RATE_MASTER_MV', 'DAYS_TO', 'conv', true),</w:t>
-              <w:br/>
-              <w:t xml:space="preserve">        ('SAT_PRODUCT_RATING_STRUCTURE', 'PRICING_EFFECTIVE_DATE', 'BJAZ_TRV_RATE_MASTER_MV', 'EFFECTIVE_DATE', 'conv', true),</w:t>
-              <w:br/>
-              <w:t xml:space="preserve">        ('SAT_PRODUCT_TERMS', 'FAMILY_DEFINITION', 'BA_TRV_PLAN_MST_MV', 'FAMILY_PLAN_YN', 'trim+nullif', false),</w:t>
-              <w:br/>
-              <w:t xml:space="preserve">        ('SAT_PRODUCT_TERMS', 'GEOGRAPHY_RESTRICTION', 'BA_TRV_PLAN_MST_MV', 'AREA_CODE_NOS', 'trim+nullif', false),</w:t>
-              <w:br/>
-              <w:t xml:space="preserve">        ('SAT_PRODUCT_TERMS', 'MAXIMUM_ENTRY_AGE', 'BA_TRV_PLAN_MST_MV', 'PLAN_MAX_AGE_TO', 'conv', true),</w:t>
-              <w:br/>
-              <w:t xml:space="preserve">        ('SAT_PRODUCT_TERMS', 'MAXIMUM_POLICY_TERM', 'BA_TRV_PLAN_MST_MV', 'PLAN_MAX_DAYS', 'conv', true),</w:t>
-              <w:br/>
-              <w:t xml:space="preserve">        ('SAT_PRODUCT_TERMS', 'MINIMUM_ENTRY_AGE', 'BA_TRV_PLAN_MST_MV', 'PLAN_MIN_AGE_FROM', 'conv', true),</w:t>
-              <w:br/>
-              <w:t xml:space="preserve">        ('SAT_PRODUCT_TERMS', 'MINIMUM_POLICY_TERM', 'BA_TRV_PLAN_MST_MV', 'PLAN_MIN_DAYS', 'conv', true),</w:t>
-              <w:br/>
-              <w:t xml:space="preserve">        ('SAT_PRODUCT_TERMS', 'MAXIMUM_POLICY_TERM', 'BJAZ_TRV_PLAN_MV', 'MAX_DAYS', 'conv', true),</w:t>
-              <w:br/>
-              <w:t xml:space="preserve">        ('SAT_PROPOSAL_UNDERWRITING', 'REFERRAL_DATE', 'BA_TRV_DATA_POLICY_DTLS_MV', 'REFER_DATE', 'conv', true),</w:t>
-              <w:br/>
-              <w:t xml:space="preserve">        ('SAT_PROPOSAL_UNDERWRITING', 'REFERRAL_INDICATOR', 'BA_TRV_DATA_POLICY_DTLS_MV', 'REFER_FLAG', 'trim+nullif', false),</w:t>
-              <w:br/>
-              <w:t xml:space="preserve">        ('SAT_QUOTE_HEADER', 'QUOTE_DATE', 'BA_TRV_DATA_POLICY_DTLS_MV', 'QUOTE_DATE', 'conv', true),</w:t>
-              <w:br/>
-              <w:t xml:space="preserve">        ('SAT_RISK_MOTOR_DRIVER', 'OWNER_DRIVER_INDICATOR', 'BJAZ_TRV_LOADER_LOG_TABLE_MV', 'DRIVERYN', 'trim+nullif', false),</w:t>
-              <w:br/>
-              <w:t xml:space="preserve">        ('SAT_RISK_MOTOR_VEHICLE', 'CHASSIS_NUMBER', 'BJAZ_TRV_LOADER_LOG_TABLE_MV', 'CHASSISNO', 'trim+nullif', false),</w:t>
-              <w:br/>
-              <w:t xml:space="preserve">        ('SAT_RISK_MOTOR_VEHICLE', 'CUBIC_CAPACITY', 'BJAZ_TRV_LOADER_LOG_TABLE_MV', 'CC', 'trim+nullif', false),</w:t>
-              <w:br/>
-              <w:t xml:space="preserve">        ('SAT_RISK_MOTOR_VEHICLE', 'ENGINE_NUMBER', 'BJAZ_TRV_LOADER_LOG_TABLE_MV', 'ENGINENO', 'trim+nullif', false),</w:t>
-              <w:br/>
-              <w:t xml:space="preserve">        ('SAT_RISK_MOTOR_VEHICLE', 'MAKE', 'BJAZ_TRV_LOADER_LOG_TABLE_MV', 'MAKE', 'trim+nullif', false),</w:t>
-              <w:br/>
-              <w:t xml:space="preserve">        ('SAT_RISK_MOTOR_VEHICLE', 'MANUFACTURING_YEAR', 'BJAZ_TRV_LOADER_LOG_TABLE_MV', 'YEAROFMFG', 'trim+nullif', false),</w:t>
-              <w:br/>
-              <w:t xml:space="preserve">        ('SAT_RISK_MOTOR_VEHICLE', 'MODEL', 'BJAZ_TRV_LOADER_LOG_TABLE_MV', 'MODEL', 'trim+nullif', false),</w:t>
-              <w:br/>
-              <w:t xml:space="preserve">        ('SAT_RISK_MOTOR_VEHICLE', 'REGISTRATION_NUMBER', 'BJAZ_TRV_LOADER_LOG_TABLE_MV', 'REGISTRATIONNO', 'trim+nullif', false),</w:t>
-              <w:br/>
-              <w:t xml:space="preserve">        ('SAT_RISK_MOTOR_VEHICLE', 'SEATING_CAPACITY', 'BJAZ_TRV_LOADER_LOG_TABLE_MV', 'SEATINGCAPACITY', 'trim+nullif', false),</w:t>
-              <w:br/>
-              <w:t xml:space="preserve">        ('SAT_RISK_MOTOR_VEHICLE', 'VEHICLE_SUB_CLASS', 'BJAZ_TRV_LOADER_LOG_TABLE_MV', 'SUBTYPE', 'trim+nullif', false),</w:t>
-              <w:br/>
-              <w:t xml:space="preserve">        ('SAT_RISK_OBJECT_CORE', 'EXPOSURE_QUANTITY', 'BJAZ_TRV_LOADER_LOG_TABLE_MV', 'DISTANCE', 'trim+nullif', false),</w:t>
-              <w:br/>
-              <w:t xml:space="preserve">        ('SAT_RISK_PERSON_INSURED', 'GENDER', 'BJAZ_TRV_LOADER_DATA_MV', 'MEMBER1GENDER', 'trim+nullif', false),</w:t>
-              <w:br/>
-              <w:t xml:space="preserve">        ('SAT_RISK_PERSON_INSURED', 'GENDER', 'BJAZ_TRV_LOADER_DATA_MV', 'MEMBER2GENDER', 'trim+nullif', false),</w:t>
-              <w:br/>
-              <w:t xml:space="preserve">        ('SAT_RISK_PERSON_INSURED', 'GENDER', 'BJAZ_TRV_LOADER_DATA_MV', 'MEMBER3GENDER', 'trim+nullif', false),</w:t>
-              <w:br/>
-              <w:t xml:space="preserve">        ('SAT_RISK_PERSON_INSURED', 'GENDER', 'BJAZ_TRV_LOADER_DATA_MV', 'MEMBER4GENDER', 'trim+nullif', false),</w:t>
-              <w:br/>
-              <w:t xml:space="preserve">        ('SAT_RISK_PERSON_INSURED', 'GENDER', 'BJAZ_TRV_LOADER_DATA_MV', 'MEMBER5GENDER', 'trim+nullif', false),</w:t>
-              <w:br/>
-              <w:t xml:space="preserve">        ('SAT_RISK_PERSON_INSURED', 'INSURED_MEMBER_NAME', 'BJAZ_TRV_LOADER_DATA_MV', 'MEMBER1NAME', 'trim+nullif', false),</w:t>
-              <w:br/>
-              <w:t xml:space="preserve">        ('SAT_RISK_PERSON_INSURED', 'INSURED_MEMBER_NAME', 'BJAZ_TRV_LOADER_DATA_MV', 'MEMBER2NAME', 'trim+nullif', false),</w:t>
-              <w:br/>
-              <w:t xml:space="preserve">        ('SAT_RISK_PERSON_INSURED', 'INSURED_MEMBER_NAME', 'BJAZ_TRV_LOADER_DATA_MV', 'MEMBER3NAME', 'trim+nullif', false),</w:t>
-              <w:br/>
-              <w:t xml:space="preserve">        ('SAT_RISK_PERSON_INSURED', 'INSURED_MEMBER_NAME', 'BJAZ_TRV_LOADER_DATA_MV', 'MEMBER4NAME', 'trim+nullif', false),</w:t>
-              <w:br/>
-              <w:t xml:space="preserve">        ('SAT_RISK_PERSON_INSURED', 'INSURED_MEMBER_NAME', 'BJAZ_TRV_LOADER_DATA_MV', 'MEMBER5NAME', 'trim+nullif', false),</w:t>
-              <w:br/>
-              <w:t xml:space="preserve">        ('SAT_RISK_PERSON_INSURED', 'PRE_EXISTING_DISEASE_DESCRIPTION', 'BJAZ_TRV_LOADER_DATA_MV', 'MEMBER1DESEASE', 'trim+nullif', false),</w:t>
-              <w:br/>
-              <w:t xml:space="preserve">        ('SAT_RISK_PERSON_INSURED', 'PRE_EXISTING_DISEASE_DESCRIPTION', 'BJAZ_TRV_LOADER_DATA_MV', 'MEMBER2DESEASE', 'trim+nullif', false),</w:t>
-              <w:br/>
-              <w:t xml:space="preserve">        ('SAT_RISK_PERSON_INSURED', 'PRE_EXISTING_DISEASE_DESCRIPTION', 'BJAZ_TRV_LOADER_DATA_MV', 'MEMBER3DESEASE', 'trim+nullif', false),</w:t>
-              <w:br/>
-              <w:t xml:space="preserve">        ('SAT_RISK_PERSON_INSURED', 'PRE_EXISTING_DISEASE_DESCRIPTION', 'BJAZ_TRV_LOADER_DATA_MV', 'MEMBER4DESEASE', 'trim+nullif', false),</w:t>
-              <w:br/>
-              <w:t xml:space="preserve">        ('SAT_RISK_PERSON_INSURED', 'PRE_EXISTING_DISEASE_DESCRIPTION', 'BJAZ_TRV_LOADER_DATA_MV', 'MEMBER5DESEASE', 'trim+nullif', false),</w:t>
-              <w:br/>
-              <w:t xml:space="preserve">        ('SAT_RISK_PERSON_INSURED', 'RELATIONSHIP_TO_PROPOSER', 'BJAZ_TRV_LOADER_DATA_MV', 'MEMBER1RELATION', 'trim+nullif', false),</w:t>
-              <w:br/>
-              <w:t xml:space="preserve">        ('SAT_RISK_PERSON_INSURED', 'RELATIONSHIP_TO_PROPOSER', 'BJAZ_TRV_LOADER_DATA_MV', 'MEMBER2RELATION', 'trim+nullif', false),</w:t>
-              <w:br/>
-              <w:t xml:space="preserve">        ('SAT_RISK_PERSON_INSURED', 'RELATIONSHIP_TO_PROPOSER', 'BJAZ_TRV_LOADER_DATA_MV', 'MEMBER3RELATION', 'trim+nullif', false),</w:t>
-              <w:br/>
-              <w:t xml:space="preserve">        ('SAT_RISK_PERSON_INSURED', 'RELATIONSHIP_TO_PROPOSER', 'BJAZ_TRV_LOADER_DATA_MV', 'MEMBER4RELATION', 'trim+nullif', false),</w:t>
-              <w:br/>
-              <w:t xml:space="preserve">        ('SAT_RISK_PERSON_INSURED', 'RELATIONSHIP_TO_PROPOSER', 'BJAZ_TRV_LOADER_DATA_MV', 'MEMBER5RELATION', 'trim+nullif', false),</w:t>
-              <w:br/>
-              <w:t xml:space="preserve">        ('SAT_RISK_PERSON_TRAVEL', 'GEOGRAPHICAL_ZONE', 'BJAZ_TRV_LOADER_DATA_MV', 'AREAPLAN', 'trim+nullif', false),</w:t>
-              <w:br/>
-              <w:t xml:space="preserve">        ('SAT_RISK_PERSON_TRAVEL', 'PASSPORT_NUMBER', 'BJAZ_TRV_LOADER_DATA_MV', 'MEMBER1PASSPORTNO', 'trim+nullif', false),</w:t>
-              <w:br/>
-              <w:t xml:space="preserve">        ('SAT_RISK_PERSON_TRAVEL', 'PASSPORT_NUMBER', 'BJAZ_TRV_LOADER_DATA_MV', 'MEMBER2PASSPORTNO', 'trim+nullif', false),</w:t>
-              <w:br/>
-              <w:t xml:space="preserve">        ('SAT_RISK_PERSON_TRAVEL', 'PASSPORT_NUMBER', 'BJAZ_TRV_LOADER_DATA_MV', 'MEMBER3PASSPORTNO', 'trim+nullif', false),</w:t>
-              <w:br/>
-              <w:t xml:space="preserve">        ('SAT_RISK_PERSON_TRAVEL', 'PASSPORT_NUMBER', 'BJAZ_TRV_LOADER_DATA_MV', 'MEMBER4PASSPORTNO', 'trim+nullif', false),</w:t>
-              <w:br/>
-              <w:t xml:space="preserve">        ('SAT_RISK_PERSON_TRAVEL', 'PASSPORT_NUMBER', 'BJAZ_TRV_LOADER_DATA_MV', 'MEMBER5PASSPORTNO', 'trim+nullif', false),</w:t>
-              <w:br/>
-              <w:t xml:space="preserve">        ('SAT_RISK_PERSON_TRAVEL', 'TRIP_DURATION', 'BJAZ_TRV_LOADER_DATA_MV', 'NOOFJOURNEYDAYS', 'trim+nullif', false),</w:t>
-              <w:br/>
-              <w:t xml:space="preserve">        ('SAT_RISK_PERSON_TRAVEL', 'TRIP_END_DATE', 'BJAZ_TRV_LOADER_DATA_MV', 'RETURNDATE', 'trim+nullif', false),</w:t>
-              <w:br/>
-              <w:t xml:space="preserve">        ('SAT_RISK_PERSON_TRAVEL', 'TRIP_START_DATE', 'BJAZ_TRV_LOADER_DATA_MV', 'DEPARTUREDATE', 'trim+nullif', false),</w:t>
-              <w:br/>
-              <w:t xml:space="preserve">        ('SAT_RISK_PERSON_TRAVEL', 'TRIP_TYPE', 'BJAZ_TRV_LOADER_DATA_MV', 'PRJOURNEY', 'trim+nullif', false),</w:t>
-              <w:br/>
-              <w:t xml:space="preserve">        ('SAT_RISK_PERSON_TRAVEL', 'DESTINATION_COUNTRY', 'BJAZ_TRV_LOADER_LOG_TABLE_MV', 'DESTINATION', 'trim+nullif', false),</w:t>
-              <w:br/>
-              <w:t xml:space="preserve">        ('SAT_RISK_PERSON_TRAVEL', 'GEOGRAPHICAL_ZONE', 'BJAZ_TRV_LOADER_LOG_TABLE_MV', 'PAREAPLAN', 'trim+nullif', false),</w:t>
-              <w:br/>
-              <w:t xml:space="preserve">        ('SAT_AUG_COMMON_COMMUNICATION_PREFERENCE', 'CUSTOMER_CONSENT_INDICATOR', 'BJAZ_TRV_LOADER_DATA_MV', 'CUSTCONSENT', 'trim+nullif', false),</w:t>
-              <w:br/>
-              <w:t xml:space="preserve">        ('SAT_AUG_COVERAGE_DEFINITION', 'EFFECTIVE_DATE', 'BJAZ_TRV_PLAN_MV', 'EFF_DATE', 'conv', true),</w:t>
-              <w:br/>
-              <w:t xml:space="preserve">        ('SAT_AUG_COVERAGE_DEFINITION', 'COVERAGE_SEQUENCE', 'BJAZ_TRV_PLAN_MV', 'SEQUENCE_COVERS', 'conv', true),</w:t>
-              <w:br/>
-              <w:t xml:space="preserve">        ('SAT_AUG_COVERAGE_LIMITS', 'CURRENCY_CODE', 'BJAZ_TRV_PLAN_MV', 'CURRENCY', 'trim+nullif', false),</w:t>
-              <w:br/>
-              <w:t xml:space="preserve">        ('SAT_AUG_COVERAGE_LIMITS', 'DEDUCTIBLE_DESCRIPTION', 'BJAZ_TRV_PLAN_MV', 'DEDUCTIBLE_DESC', 'trim+nullif', false),</w:t>
-              <w:br/>
-              <w:t xml:space="preserve">        ('SAT_AUG_COVERAGE_LIMITS', 'LIMIT_DESCRIPTION', 'BJAZ_TRV_PLAN_MV', 'LIMIT_DESC', 'trim+nullif', false),</w:t>
-              <w:br/>
-              <w:t xml:space="preserve">        ('SAT_AUG_COVERAGE_RATING', 'NEW_BUSINESS_PREMIUM_EXCLUDING_ST', 'BJAZ_TRV_RIDER_RATE_MAST_MV', 'NB_PRM_EXCLUDING_ST', 'conv', true),</w:t>
-              <w:br/>
-              <w:t xml:space="preserve">        ('SAT_AUG_COVERAGE_RATING', 'EXTENSION_PREMIUM_EXCLUDING_ST', 'BJAZ_TRV_RIDER_RATE_MAST_MV', 'EXTN_PRM_EXCLUDING_ST', 'conv', true),</w:t>
-              <w:br/>
-              <w:t xml:space="preserve">        ('SAT_AUG_COVERAGE_RATING', 'MINIMUM_EXTENSION_PREMIUM', 'BJAZ_TRV_RIDER_RATE_MAST_MV', 'MIN_EXTN_PRM', 'conv', true),</w:t>
-              <w:br/>
-              <w:t xml:space="preserve">        ('SAT_AUG_COVERAGE_RATING', 'MINIMUM_NEW_BUSINESS_PREMIUM', 'BJAZ_TRV_RIDER_RATE_MAST_MV', 'MIN_NB_PRM', 'conv', true),</w:t>
-              <w:br/>
-              <w:t xml:space="preserve">        ('SAT_AUG_COVERAGE_RATING', 'RIDER_PREMIUM', 'BJAZ_TRV_RIDER_DTLS_MV', 'RIDER_PREMIUM', 'conv', true),</w:t>
-              <w:br/>
-              <w:t xml:space="preserve">        ('SAT_AUG_FINTXN_PREMIUM', 'SPECIAL_DISCOUNT_PERCENTAGE', 'BA_TRV_DATA_POLICY_DTLS_MV', 'SP_DISCOUNT_PER', 'conv', true),</w:t>
-              <w:br/>
-              <w:t xml:space="preserve">        ('SAT_AUG_FINTXN_PREMIUM', 'SPECIAL_DISCOUNT_AMOUNT', 'BA_TRV_DATA_POLICY_DTLS_MV', 'SP_DISCOUNT_AMT', 'trim+nullif', false),</w:t>
-              <w:br/>
-              <w:t xml:space="preserve">        ('SAT_AUG_FINTXN_PREMIUM', 'SPECIAL_DISCOUNT_AMOUNT', 'BJAZ_TRV_LOADER_DATA_MV', 'SPDISCOUNT', 'trim+nullif', false),</w:t>
-              <w:br/>
-              <w:t xml:space="preserve">        ('SAT_AUG_FINTXN_PREMIUM', 'SPECIAL_DISCOUNT_AMOUNT', 'BJAZ_TRV_LOADER_LOG_TABLE_MV', 'SPDISCOUNT', 'trim+nullif', false),</w:t>
-              <w:br/>
-              <w:t xml:space="preserve">        ('SAT_AUG_LNK_PARTY_ROLE_CORE', 'PREMIUM_PAYER_INDICATOR', 'BJAZ_TRV_LOADER_LOG_TABLE_MV', 'PREMIUMPAYERFLAG', 'trim+nullif', false),</w:t>
-              <w:br/>
-              <w:t xml:space="preserve">        ('SAT_AUG_LNK_ROLE_CUSTOMER', 'PROPOSER_IS_TRAVELLER_INDICATOR', 'BA_TRV_DATA_POLICY_DTLS_MV', 'PROPASTRAVELLER', 'trim+nullif', false),</w:t>
-              <w:br/>
-              <w:t xml:space="preserve">        ('SAT_AUG_LNK_ROLE_CUSTOMER', 'PROPOSER_IS_TRAVELLER_INDICATOR', 'BJAZ_TRV_LOADER_DATA_MV', 'PROPASTRAVELLER', 'trim+nullif', false),</w:t>
-              <w:br/>
-              <w:t xml:space="preserve">        ('SAT_AUG_PARTY_BANKING', 'BANK_CUSTOMER_IDENTIFIER', 'BJAZ_TRV_LOADER_DATA_MV', 'BANKCUSTID', 'trim+nullif', false),</w:t>
-              <w:br/>
-              <w:t xml:space="preserve">        ('SAT_AUG_PARTY_EMPLOYMENT', 'EMPLOYEE_NUMBER', 'BA_TRV_DATA_POLICY_DTLS_MV', 'CFT_EMP_NO', 'trim+nullif', false),</w:t>
-              <w:br/>
-              <w:t xml:space="preserve">        ('SAT_AUG_PARTY_EMPLOYMENT', 'EMPLOYEE_NUMBER', 'BJAZ_TRV_LOADER_LOG_TABLE_MV', 'EMPNO', 'trim+nullif', false),</w:t>
-              <w:br/>
-              <w:t xml:space="preserve">        ('SAT_AUG_PRODUCT_TERMS', 'MULTI_YEAR_INDICATOR', 'BA_TRV_PLAN_MST_MV', 'MULTI_YEAR_YN', 'trim+nullif', false),</w:t>
-              <w:br/>
-              <w:t xml:space="preserve">        ('SAT_AUG_PRODUCT_TERMS', 'AGE_ELIGIBILITY_BYPASS_INDICATOR', 'BA_TRV_PLAN_MST_MV', 'AGE_BYPASS_YN', 'trim+nullif', false),</w:t>
-              <w:br/>
-              <w:t xml:space="preserve">        ('SAT_AUG_PRODUCT_TERMS', 'CFT_ELIGIBLE_INDICATOR', 'BA_TRV_PLAN_MST_MV', 'CFT_YN', 'trim+nullif', false),</w:t>
-              <w:br/>
-              <w:t xml:space="preserve">        ('SAT_AUG_PRODUCT_TERMS', 'CFT_ELIGIBLE_INDICATOR', 'BJAZ_TRV_RATE_MASTER_MV', 'CFT_YN', 'trim+nullif', false),</w:t>
-              <w:br/>
-              <w:t xml:space="preserve">        ('SAT_AUG_PRODUCT_TERMS', 'PLAN_GEOGRAPHICAL_ZONE', 'BJAZ_TRV_RATE_MASTER_MV', 'AREA', 'trim+nullif', false),</w:t>
-              <w:br/>
-              <w:t xml:space="preserve">        ('SAT_AUG_PRODUCT_TERMS', 'PLAN_GEOGRAPHICAL_ZONE', 'BJAZ_TRV_PLAN_MV', 'AREA', 'trim+nullif', false),</w:t>
-              <w:br/>
-              <w:t xml:space="preserve">        ('SAT_AUG_RISK_PERSON_INSURED', 'DATE_OF_BIRTH', 'BJAZ_TRV_LOADER_DATA_MV', 'MEMBER1DOB', 'trim+nullif', false),</w:t>
-              <w:br/>
-              <w:t xml:space="preserve">        ('SAT_AUG_RISK_PERSON_INSURED', 'DATE_OF_BIRTH', 'BJAZ_TRV_LOADER_DATA_MV', 'MEMBER2DOB', 'trim+nullif', false),</w:t>
-              <w:br/>
-              <w:t xml:space="preserve">        ('SAT_AUG_RISK_PERSON_INSURED', 'DATE_OF_BIRTH', 'BJAZ_TRV_LOADER_DATA_MV', 'MEMBER3DOB', 'trim+nullif', false),</w:t>
-              <w:br/>
-              <w:t xml:space="preserve">        ('SAT_AUG_RISK_PERSON_INSURED', 'DATE_OF_BIRTH', 'BJAZ_TRV_LOADER_DATA_MV', 'MEMBER4DOB', 'trim+nullif', false),</w:t>
-              <w:br/>
-              <w:t xml:space="preserve">        ('SAT_AUG_RISK_PERSON_INSURED', 'DATE_OF_BIRTH', 'BJAZ_TRV_LOADER_DATA_MV', 'MEMBER5DOB', 'trim+nullif', false),</w:t>
-              <w:br/>
-              <w:t xml:space="preserve">        ('SAT_AUG_RISK_PERSON_TRAVEL', 'ALTITUDE_LIMIT', 'BJAZ_TRV_LOADER_DATA_MV', 'ALTITUDE', 'trim+nullif', false),</w:t>
-              <w:br/>
-              <w:t xml:space="preserve">        ('SAT_AUG_RISK_PERSON_TRAVEL', 'MODE_OF_TRANSPORT', 'BJAZ_TRV_LOADER_DATA_MV', 'MODEOFTRANSPORT', 'trim+nullif', false)</w:t>
+              <w:t xml:space="preserve">        ('SAT_COMMON_ADDRESS', 'BUILDING_NAME', 'BJAZ_TRV_LOADER_DATA', 'BUILDING', 'trim+nullif', false),</w:t>
+              <w:br/>
+              <w:t xml:space="preserve">        ('SAT_COMMON_ADDRESS', 'CITY', 'BJAZ_TRV_LOADER_DATA', 'SUBAREACITY', 'trim+nullif', false),</w:t>
+              <w:br/>
+              <w:t xml:space="preserve">        ('SAT_COMMON_ADDRESS', 'POSTAL_CODE', 'BJAZ_TRV_LOADER_DATA', 'PINCODE', 'trim+nullif', false),</w:t>
+              <w:br/>
+              <w:t xml:space="preserve">        ('SAT_COMMON_ADDRESS', 'STATE_NAME', 'BJAZ_TRV_LOADER_DATA', 'STATE', 'trim+nullif', false),</w:t>
+              <w:br/>
+              <w:t xml:space="preserve">        ('SAT_COMMON_ADDRESS', 'STREET_NAME', 'BJAZ_TRV_LOADER_DATA', 'STREETNAME', 'trim+nullif', false),</w:t>
+              <w:br/>
+              <w:t xml:space="preserve">        ('SAT_COMMON_ADDRESS', 'BUILDING_NAME', 'BJAZ_TRV_LOADER_LOG_TABLE', 'BUILDING', 'trim+nullif', false),</w:t>
+              <w:br/>
+              <w:t xml:space="preserve">        ('SAT_COMMON_ADDRESS', 'CITY', 'BJAZ_TRV_LOADER_LOG_TABLE', 'CITY', 'trim+nullif', false),</w:t>
+              <w:br/>
+              <w:t xml:space="preserve">        ('SAT_COMMON_ADDRESS', 'COUNTRY_NAME', 'BJAZ_TRV_LOADER_LOG_TABLE', 'COUNTRY', 'trim+nullif', false),</w:t>
+              <w:br/>
+              <w:t xml:space="preserve">        ('SAT_COMMON_ADDRESS', 'POSTAL_CODE', 'BJAZ_TRV_LOADER_LOG_TABLE', 'PINCODE', 'trim+nullif', false),</w:t>
+              <w:br/>
+              <w:t xml:space="preserve">        ('SAT_COMMON_ADDRESS', 'STATE_NAME', 'BJAZ_TRV_LOADER_LOG_TABLE', 'STATE', 'trim+nullif', false),</w:t>
+              <w:br/>
+              <w:t xml:space="preserve">        ('SAT_COMMON_ADDRESS', 'STREET_NAME', 'BJAZ_TRV_LOADER_LOG_TABLE', 'STREETNAME', 'trim+nullif', false),</w:t>
+              <w:br/>
+              <w:t xml:space="preserve">        ('SAT_COMMON_CLASSIFICATION', 'CATEGORY_CODE', 'BA_TRV_DATA_POLICY_DTLS', 'USER_TYPE', 'trim+nullif', false),</w:t>
+              <w:br/>
+              <w:t xml:space="preserve">        ('SAT_COMMON_CLASSIFICATION', 'CATEGORY_CODE', 'BJAZ_TRV_LOADER_DATA', 'CUSTOMERTYPE', 'trim+nullif', false),</w:t>
+              <w:br/>
+              <w:t xml:space="preserve">        ('SAT_COMMON_CONTACT', 'EMAIL_ADDRESS', 'BJAZ_TRV_LOADER_DATA', 'AGENTEMAILID', 'trim+nullif', false),</w:t>
+              <w:br/>
+              <w:t xml:space="preserve">        ('SAT_COMMON_CONTACT', 'EMAIL_ADDRESS', 'BJAZ_TRV_LOADER_DATA', 'EMAIL', 'trim+nullif', false),</w:t>
+              <w:br/>
+              <w:t xml:space="preserve">        ('SAT_COMMON_CONTACT', 'FAX_NUMBER', 'BJAZ_TRV_LOADER_DATA', 'FAX', 'trim+nullif', false),</w:t>
+              <w:br/>
+              <w:t xml:space="preserve">        ('SAT_COMMON_CONTACT', 'MOBILE_NUMBER', 'BJAZ_TRV_LOADER_DATA', 'MOBILENUMBER', 'trim+nullif', false),</w:t>
+              <w:br/>
+              <w:t xml:space="preserve">        ('SAT_COMMON_CONTACT', 'LANDLINE_NUMBER', 'BJAZ_TRV_LOADER_DATA', 'TELEPHONE', 'trim+nullif', false),</w:t>
+              <w:br/>
+              <w:t xml:space="preserve">        ('SAT_COMMON_CONTACT', 'EMAIL_ADDRESS', 'BJAZ_TRV_LOADER_LOG_TABLE', 'EMAIL', 'trim+nullif', false),</w:t>
+              <w:br/>
+              <w:t xml:space="preserve">        ('SAT_COMMON_CONTACT', 'FAX_NUMBER', 'BJAZ_TRV_LOADER_LOG_TABLE', 'FAX', 'trim+nullif', false),</w:t>
+              <w:br/>
+              <w:t xml:space="preserve">        ('SAT_COMMON_CONTACT', 'MOBILE_NUMBER', 'BJAZ_TRV_LOADER_LOG_TABLE', 'MOBILENUMBER', 'trim+nullif', false),</w:t>
+              <w:br/>
+              <w:t xml:space="preserve">        ('SAT_COMMON_CONTACT', 'LANDLINE_NUMBER', 'BJAZ_TRV_LOADER_LOG_TABLE', 'TELEPHONE', 'trim+nullif', false),</w:t>
+              <w:br/>
+              <w:t xml:space="preserve">        ('SAT_COVERAGE_CONDITIONS', 'CONDITION_DESCRIPTION', 'BJAZ_TRV_PLAN', 'CLAIM_COVER_DESC', 'trim+nullif', false),</w:t>
+              <w:br/>
+              <w:t xml:space="preserve">        ('SAT_COVERAGE_CONDITIONS', 'WAITING_PERIOD_CONDITION', 'BJAZ_TRV_PLAN', 'DEDUCTABLE_TIME', 'trim+nullif', false),</w:t>
+              <w:br/>
+              <w:t xml:space="preserve">        ('SAT_COVERAGE_DEFINITION', 'COVERAGE_DESCRIPTION', 'BJAZ_TRV_PLAN', 'COVER_DESC', 'trim+nullif', false),</w:t>
+              <w:br/>
+              <w:t xml:space="preserve">        ('SAT_COVERAGE_DEFINITION', 'PERIL_COVERED', 'BJAZ_TRV_PLAN', 'TYPE_OF_CLAIM', 'trim+nullif', false),</w:t>
+              <w:br/>
+              <w:t xml:space="preserve">        ('SAT_COVERAGE_DEFINITION', 'COVERAGE_NAME', 'BJAZ_TRV_RIDER_DTLS', 'RIDER_NAME', 'trim+nullif', false),</w:t>
+              <w:br/>
+              <w:t xml:space="preserve">        ('SAT_COVERAGE_DEFINITION', 'FREE_COVER_LIMIT', 'BJAZ_TRV_LOADER_DATA', 'ACCHOSPEXP', 'trim+nullif', false),</w:t>
+              <w:br/>
+              <w:t xml:space="preserve">        ('SAT_COVERAGE_DEFINITION', 'FREE_COVER_LIMIT', 'BJAZ_TRV_LOADER_DATA', 'ADVENTURESPORTBENEFIT', 'trim+nullif', false),</w:t>
+              <w:br/>
+              <w:t xml:space="preserve">        ('SAT_COVERAGE_DEFINITION', 'FREE_COVER_LIMIT', 'BJAZ_TRV_LOADER_DATA', 'BOUNCEDHOTEL', 'trim+nullif', false),</w:t>
+              <w:br/>
+              <w:t xml:space="preserve">        ('SAT_COVERAGE_DEFINITION', 'FREE_COVER_LIMIT', 'BJAZ_TRV_LOADER_DATA', 'COMPVISITFAMILYMEMBER', 'trim+nullif', false),</w:t>
+              <w:br/>
+              <w:t xml:space="preserve">        ('SAT_COVERAGE_DEFINITION', 'FREE_COVER_LIMIT', 'BJAZ_TRV_LOADER_DATA', 'DELAYOFCHECKEDBAGGAGE', 'trim+nullif', false),</w:t>
+              <w:br/>
+              <w:t xml:space="preserve">        ('SAT_COVERAGE_DEFINITION', 'FREE_COVER_LIMIT', 'BJAZ_TRV_LOADER_DATA', 'EMERGENCYHOTELEXTENSION', 'trim+nullif', false),</w:t>
+              <w:br/>
+              <w:t xml:space="preserve">        ('SAT_COVERAGE_DEFINITION', 'FREE_COVER_LIMIT', 'BJAZ_TRV_LOADER_DATA', 'EMERMEDICALEVAC', 'trim+nullif', false),</w:t>
+              <w:br/>
+              <w:t xml:space="preserve">        ('SAT_COVERAGE_DEFINITION', 'FREE_COVER_LIMIT', 'BJAZ_TRV_LOADER_DATA', 'HOMEBURGLARYINSURANCE', 'trim+nullif', false),</w:t>
+              <w:br/>
+              <w:t xml:space="preserve">        ('SAT_COVERAGE_DEFINITION', 'FREE_COVER_LIMIT', 'BJAZ_TRV_LOADER_DATA', 'HOSPDAILYALLOW', 'trim+nullif', false),</w:t>
+              <w:br/>
+              <w:t xml:space="preserve">        ('SAT_COVERAGE_DEFINITION', 'FREE_COVER_LIMIT', 'BJAZ_TRV_LOADER_DATA', 'LOSSOFBAGGAGE', 'trim+nullif', false),</w:t>
+              <w:br/>
+              <w:t xml:space="preserve">        ('SAT_COVERAGE_DEFINITION', 'FREE_COVER_LIMIT', 'BJAZ_TRV_LOADER_DATA', 'LOSSOFCHECKEDBAGGAGE', 'trim+nullif', false),</w:t>
+              <w:br/>
+              <w:t xml:space="preserve">        ('SAT_COVERAGE_DEFINITION', 'FREE_COVER_LIMIT', 'BJAZ_TRV_LOADER_DATA', 'MISSEDCONNECTION', 'trim+nullif', false),</w:t>
+              <w:br/>
+              <w:t xml:space="preserve">        ('SAT_COVERAGE_DEFINITION', 'FREE_COVER_LIMIT', 'BJAZ_TRV_LOADER_DATA', 'PERSONALLIABILITY', 'trim+nullif', false),</w:t>
+              <w:br/>
+              <w:t xml:space="preserve">        ('SAT_COVERAGE_DEFINITION', 'FREE_COVER_LIMIT', 'BJAZ_TRV_LOADER_DATA', 'REPATONOFREMAINS', 'trim+nullif', false),</w:t>
+              <w:br/>
+              <w:t xml:space="preserve">        ('SAT_COVERAGE_DEFINITION', 'FREE_COVER_LIMIT', 'BJAZ_TRV_LOADER_DATA', 'TRIPCANCELLATION', 'trim+nullif', false),</w:t>
+              <w:br/>
+              <w:t xml:space="preserve">        ('SAT_COVERAGE_DEFINITION', 'FREE_COVER_LIMIT', 'BJAZ_TRV_LOADER_DATA', 'TRIPCURTAILMENT', 'trim+nullif', false),</w:t>
+              <w:br/>
+              <w:t xml:space="preserve">        ('SAT_COVERAGE_DEFINITION', 'FREE_COVER_LIMIT', 'BJAZ_TRV_LOADER_DATA', 'TRIPDELAYBYSCHEDULEDAIRCRAFT', 'trim+nullif', false),</w:t>
+              <w:br/>
+              <w:t xml:space="preserve">        ('SAT_COVERAGE_LIMITS', 'DEDUCTIBLE_AMOUNT', 'BJAZ_TRV_PLAN', 'DEDUCTABLE_AMT', 'conv', true),</w:t>
+              <w:br/>
+              <w:t xml:space="preserve">        ('SAT_COVERAGE_LIMITS', 'LIMIT_AMOUNT', 'BJAZ_TRV_PLAN', 'LIMIT', 'conv', true),</w:t>
+              <w:br/>
+              <w:t xml:space="preserve">        ('SAT_COVERAGE_LIMITS', 'LIMIT_AMOUNT', 'BJAZ_TRV_RIDER_DTLS', 'RIDER_SI', 'conv', true),</w:t>
+              <w:br/>
+              <w:t xml:space="preserve">        ('SAT_COVERAGE_LIMITS', 'LIMIT_AMOUNT', 'BJAZ_TRV_RIDER_RATE_MAST', 'RIDER_SI', 'conv', true),</w:t>
+              <w:br/>
+              <w:t xml:space="preserve">        ('SAT_FINTXN_COMMISSION', 'COMMISSION_AMOUNT', 'BA_TRV_DATA_POLICY_DTLS', 'COMMISSION_AMT', 'trim+nullif', false),</w:t>
+              <w:br/>
+              <w:t xml:space="preserve">        ('SAT_FINTXN_COMMISSION', 'COMMISSION_RATE', 'BA_TRV_DATA_POLICY_DTLS', 'COMMISSION_RATE', 'conv', true),</w:t>
+              <w:br/>
+              <w:t xml:space="preserve">        ('SAT_FINTXN_COMMISSION', 'COMMISSION_RATE', 'BJAZ_TRV_LOADER_DATA', 'COMMISSIONRATE', 'trim+nullif', false),</w:t>
+              <w:br/>
+              <w:t xml:space="preserve">        ('SAT_FINTXN_HEADER', 'GROSS_AMOUNT', 'BJAZ_TRV_LOADER_LOG_TABLE', 'TOTALPREMIUM', 'trim+nullif', false),</w:t>
+              <w:br/>
+              <w:t xml:space="preserve">        ('SAT_FINTXN_PREMIUM', 'COLLECTION_MODE', 'BA_TRV_DATA_POLICY_DTLS', 'PAYMENT_MODE', 'trim+nullif', false),</w:t>
+              <w:br/>
+              <w:t xml:space="preserve">        ('SAT_FINTXN_PREMIUM', 'DISCOUNT_AMOUNT', 'BA_TRV_DATA_POLICY_DTLS', 'DISCOUNT_AMT', 'trim+nullif', false),</w:t>
+              <w:br/>
+              <w:t xml:space="preserve">        ('SAT_FINTXN_PREMIUM', 'DISCOUNT_PERCENTAGE', 'BA_TRV_DATA_POLICY_DTLS', 'DISCOUNT_PER', 'conv', true),</w:t>
+              <w:br/>
+              <w:t xml:space="preserve">        ('SAT_FINTXN_PREMIUM', 'GROSS_PREMIUM', 'BA_TRV_DATA_POLICY_DTLS', 'FINAL_PREMIUM', 'conv', true),</w:t>
+              <w:br/>
+              <w:t xml:space="preserve">        ('SAT_FINTXN_PREMIUM', 'LOADING_AMOUNT', 'BA_TRV_DATA_POLICY_DTLS', 'LOADING_AMT', 'trim+nullif', false),</w:t>
+              <w:br/>
+              <w:t xml:space="preserve">        ('SAT_FINTXN_PREMIUM', 'NET_PREMIUM', 'BA_TRV_DATA_POLICY_DTLS', 'NET_PREMIUM', 'conv', true),</w:t>
+              <w:br/>
+              <w:t xml:space="preserve">        ('SAT_FINTXN_PREMIUM', 'BASE_PREMIUM', 'BJAZ_TRV_LOADER_DATA', 'POLICY_PREMIUM', 'conv', true),</w:t>
+              <w:br/>
+              <w:t xml:space="preserve">        ('SAT_FINTXN_PREMIUM', 'COLLECTION_MODE', 'BJAZ_TRV_LOADER_DATA', 'PAYMENTMODE', 'trim+nullif', false),</w:t>
+              <w:br/>
+              <w:t xml:space="preserve">        ('SAT_FINTXN_PREMIUM', 'DISCOUNT_AMOUNT', 'BJAZ_TRV_LOADER_DATA', 'DISCOUNT', 'trim+nullif', false),</w:t>
+              <w:br/>
+              <w:t xml:space="preserve">        ('SAT_FINTXN_PREMIUM', 'GROSS_PREMIUM', 'BJAZ_TRV_LOADER_DATA', 'TOTALPREMIUM', 'trim+nullif', false),</w:t>
+              <w:br/>
+              <w:t xml:space="preserve">        ('SAT_FINTXN_PREMIUM', 'LOADING_AMOUNT', 'BJAZ_TRV_LOADER_DATA', 'LOADING', 'trim+nullif', false),</w:t>
+              <w:br/>
+              <w:t xml:space="preserve">        ('SAT_FINTXN_PREMIUM', 'COLLECTION_MODE', 'BJAZ_TRV_LOADER_LOG_TABLE', 'PAYMENTMODE', 'trim+nullif', false),</w:t>
+              <w:br/>
+              <w:t xml:space="preserve">        ('SAT_FINTXN_PREMIUM', 'DISCOUNT_AMOUNT', 'BJAZ_TRV_LOADER_LOG_TABLE', 'DISCOUNT', 'trim+nullif', false),</w:t>
+              <w:br/>
+              <w:t xml:space="preserve">        ('SAT_FINTXN_PREMIUM', 'GROSS_PREMIUM', 'BJAZ_TRV_LOADER_LOG_TABLE', 'GROSSPREMIUM', 'trim+nullif', false),</w:t>
+              <w:br/>
+              <w:t xml:space="preserve">        ('SAT_FINTXN_PREMIUM', 'LOADING_AMOUNT', 'BJAZ_TRV_LOADER_LOG_TABLE', 'LOADING', 'trim+nullif', false),</w:t>
+              <w:br/>
+              <w:t xml:space="preserve">        ('SAT_FINTXN_TAX', 'CESS_AMOUNT', 'BA_TRV_DATA_POLICY_DTLS', 'EDU_CESS_AMT', 'conv', true),</w:t>
+              <w:br/>
+              <w:t xml:space="preserve">        ('SAT_FINTXN_TAX', 'SERVICE_TAX_AMOUNT', 'BA_TRV_DATA_POLICY_DTLS', 'SERVICE_TAX_AMT', 'conv', true),</w:t>
+              <w:br/>
+              <w:t xml:space="preserve">        ('SAT_FINTXN_TAX', 'SERVICE_TAX_AMOUNT', 'BJAZ_TRV_LOADER_LOG_TABLE', 'SERVICETAX', 'trim+nullif', false),</w:t>
+              <w:br/>
+              <w:t xml:space="preserve">        ('SAT_FIN_CHARGE_RATE', 'CHARGE_AMOUNT', 'BA_TRV_DATA_POLICY_DTLS', 'SERVICE_CHARGE', 'trim+nullif', false),</w:t>
+              <w:br/>
+              <w:t xml:space="preserve">        ('SAT_FIN_CHARGE_RATE', 'ADDITIONAL_LOADING_RATE', 'BA_TRV_DATA_POLICY_DTLS', 'LOADING_PER', 'conv', true),</w:t>
+              <w:br/>
+              <w:t xml:space="preserve">        ('SAT_FIN_CHARGE_RATE', 'CHARGE_AMOUNT', 'BJAZ_TRV_LOADER_LOG_TABLE', 'SERVICECHARGE', 'trim+nullif', false),</w:t>
+              <w:br/>
+              <w:t xml:space="preserve">        ('SAT_FIN_RECEIPT', 'PAYMENT_GATEWAY_REFERENCE', 'BA_TRV_DATA_POLICY_DTLS', 'ONLINE_TRANS_NO', 'trim+nullif', false),</w:t>
+              <w:br/>
+              <w:t xml:space="preserve">        ('SAT_FIN_RECEIPT', 'RECEIPT_NUMBER', 'BA_TRV_DATA_POLICY_DTLS', 'RECEIPT_NOS_LIST', 'trim+nullif', false),</w:t>
+              <w:br/>
+              <w:t xml:space="preserve">        ('SAT_FIN_RECEIPT', 'AMOUNT_RECEIVED', 'BJAZ_TRV_LOADER_DATA', 'CAAMT', 'trim+nullif', false),</w:t>
+              <w:br/>
+              <w:t xml:space="preserve">        ('SAT_FIN_RECEIPT', 'INSTRUMENT_DATE', 'BJAZ_TRV_LOADER_DATA', 'CADATE', 'trim+nullif', false),</w:t>
+              <w:br/>
+              <w:t xml:space="preserve">        ('SAT_FIN_RECEIPT', 'RECEIPT_NUMBER', 'BJAZ_TRV_LOADER_DATA', 'RECEIPTNO', 'trim+nullif', false),</w:t>
+              <w:br/>
+              <w:t xml:space="preserve">        ('SAT_LNK_ROLE_NOMINEE_BENEFICIARY', 'RELATIONSHIP_TO_INSURED', 'BJAZ_TRV_LOADER_DATA', 'NOMINEERELATIONSHIP', 'trim+nullif', false),</w:t>
+              <w:br/>
+              <w:t xml:space="preserve">        ('SAT_LNK_ROLE_NOMINEE_BENEFICIARY', 'RELATIONSHIP_TO_INSURED', 'BJAZ_TRV_LOADER_LOG_TABLE', 'RELATION', 'trim+nullif', false),</w:t>
+              <w:br/>
+              <w:t xml:space="preserve">        ('SAT_ORG_UNIT_DEFINITION', 'COST_CENTRE_CODE', 'BA_TRV_DATA_POLICY_DTLS', 'COST_CENTER', 'trim+nullif', false),</w:t>
+              <w:br/>
+              <w:t xml:space="preserve">        ('SAT_PARTY_EMPLOYMENT', 'EMPLOYMENT_STATUS', 'BJAZ_TRV_LOADER_DATA', 'EMPLOYMENTSTATUS', 'trim+nullif', false),</w:t>
+              <w:br/>
+              <w:t xml:space="preserve">        ('SAT_PARTY_EMPLOYMENT', 'DESIGNATION', 'BJAZ_TRV_LOADER_LOG_TABLE', 'DESIGNATION', 'trim+nullif', false),</w:t>
+              <w:br/>
+              <w:t xml:space="preserve">        ('SAT_PARTY_EMPLOYMENT', 'EMPLOYMENT_STATUS', 'BJAZ_TRV_LOADER_LOG_TABLE', 'EMPSTATUS', 'trim+nullif', false),</w:t>
+              <w:br/>
+              <w:t xml:space="preserve">        ('SAT_PARTY_HEALTH_PROFILE', 'PRE_EXISTING_DISEASE_DESCRIPTION', 'BA_TRV_DATA_POLICY_DTLS', 'DISEASE_CODES', 'trim+nullif', false),</w:t>
+              <w:br/>
+              <w:t xml:space="preserve">        ('SAT_PARTY_HEALTH_PROFILE', 'PRE_EXISTING_DISEASE_DESCRIPTION', 'BJAZ_TRV_LOADER_DATA', 'PROPOSERDEASES', 'trim+nullif', false),</w:t>
+              <w:br/>
+              <w:t xml:space="preserve">        ('SAT_PARTY_IDENTIFICATION', 'PASSPORT_NUMBER', 'BA_TRV_DATA_POLICY_DTLS', 'PASSPORT_NO', 'trim+nullif', false),</w:t>
+              <w:br/>
+              <w:t xml:space="preserve">        ('SAT_PARTY_IDENTIFICATION', 'AADHAAR_NUMBER', 'BJAZ_TRV_LOADER_DATA', 'ADHARCARDNO', 'trim+nullif', false),</w:t>
+              <w:br/>
+              <w:t xml:space="preserve">        ('SAT_PARTY_IDENTIFICATION', 'EIA_NUMBER', 'BJAZ_TRV_LOADER_DATA', 'EIANO', 'trim+nullif', false),</w:t>
+              <w:br/>
+              <w:t xml:space="preserve">        ('SAT_PARTY_IDENTIFICATION', 'GSTIN', 'BJAZ_TRV_LOADER_DATA', 'GSTIN_UIN', 'trim+nullif', false),</w:t>
+              <w:br/>
+              <w:t xml:space="preserve">        ('SAT_PARTY_IDENTIFICATION', 'PASSPORT_NUMBER', 'BJAZ_TRV_LOADER_DATA', 'PASSPORTNO', 'trim+nullif', false),</w:t>
+              <w:br/>
+              <w:t xml:space="preserve">        ('SAT_PARTY_IDENTIFICATION', 'PASSPORT_NUMBER', 'BJAZ_TRV_LOADER_LOG_TABLE', 'PASSPORTNO', 'trim+nullif', false),</w:t>
+              <w:br/>
+              <w:t xml:space="preserve">        ('SAT_PARTY_IDENTITY', 'AGE', 'BA_TRV_DATA_POLICY_DTLS', 'AGE_ARRAY_COMMA_SEPARATED', 'trim+nullif', false),</w:t>
+              <w:br/>
+              <w:t xml:space="preserve">        ('SAT_PARTY_IDENTITY', 'DATE_OF_BIRTH', 'BA_TRV_DATA_POLICY_DTLS', 'DATE_OF_BIRTH', 'conv', true),</w:t>
+              <w:br/>
+              <w:t xml:space="preserve">        ('SAT_PARTY_IDENTITY', 'PARTY_FULL_NAME', 'BA_TRV_DATA_POLICY_DTLS', 'TRAVEL_AGENT_NAME', 'trim+nullif', false),</w:t>
+              <w:br/>
+              <w:t xml:space="preserve">        ('SAT_PARTY_IDENTITY', 'DATE_OF_BIRTH', 'BJAZ_TRV_LOADER_DATA', 'DATEOFBIRTH', 'trim+nullif', false),</w:t>
+              <w:br/>
+              <w:t xml:space="preserve">        ('SAT_PARTY_IDENTITY', 'FIRST_NAME', 'BJAZ_TRV_LOADER_DATA', 'FIRSTNAME', 'trim+nullif', false),</w:t>
+              <w:br/>
+              <w:t xml:space="preserve">        ('SAT_PARTY_IDENTITY', 'GENDER_CODE', 'BJAZ_TRV_LOADER_DATA', 'SEX', 'trim+nullif', false),</w:t>
+              <w:br/>
+              <w:t xml:space="preserve">        ('SAT_PARTY_IDENTITY', 'LAST_NAME', 'BJAZ_TRV_LOADER_DATA', 'SURNAME', 'trim+nullif', false),</w:t>
+              <w:br/>
+              <w:t xml:space="preserve">        ('SAT_PARTY_IDENTITY', 'MIDDLE_NAME', 'BJAZ_TRV_LOADER_DATA', 'MIDDLENAME', 'trim+nullif', false),</w:t>
+              <w:br/>
+              <w:t xml:space="preserve">        ('SAT_PARTY_IDENTITY', 'PARTY_LEGAL_NAME', 'BJAZ_TRV_LOADER_DATA', 'COMPANYNAME', 'trim+nullif', false),</w:t>
+              <w:br/>
+              <w:t xml:space="preserve">        ('SAT_PARTY_IDENTITY', 'AGE', 'BJAZ_TRV_LOADER_LOG_TABLE', 'AGE', 'trim+nullif', false),</w:t>
+              <w:br/>
+              <w:t xml:space="preserve">        ('SAT_PARTY_IDENTITY', 'DATE_OF_BIRTH', 'BJAZ_TRV_LOADER_LOG_TABLE', 'DATEOFBIRTH', 'trim+nullif', false),</w:t>
+              <w:br/>
+              <w:t xml:space="preserve">        ('SAT_PARTY_IDENTITY', 'FIRST_NAME', 'BJAZ_TRV_LOADER_LOG_TABLE', 'FIRSTNAME', 'trim+nullif', false),</w:t>
+              <w:br/>
+              <w:t xml:space="preserve">        ('SAT_PARTY_IDENTITY', 'GENDER_CODE', 'BJAZ_TRV_LOADER_LOG_TABLE', 'SEX', 'trim+nullif', false),</w:t>
+              <w:br/>
+              <w:t xml:space="preserve">        ('SAT_PARTY_IDENTITY', 'LAST_NAME', 'BJAZ_TRV_LOADER_LOG_TABLE', 'SURNAME', 'trim+nullif', false),</w:t>
+              <w:br/>
+              <w:t xml:space="preserve">        ('SAT_PARTY_IDENTITY', 'MIDDLE_NAME', 'BJAZ_TRV_LOADER_LOG_TABLE', 'MIDDLENAME', 'trim+nullif', false),</w:t>
+              <w:br/>
+              <w:t xml:space="preserve">        ('SAT_PARTY_IDENTITY', 'PARTY_LEGAL_NAME', 'BJAZ_TRV_LOADER_LOG_TABLE', 'COMPANYNAME', 'trim+nullif', false),</w:t>
+              <w:br/>
+              <w:t xml:space="preserve">        ('SAT_PARTY_IDENTITY', 'TITLE_CODE', 'BJAZ_TRV_LOADER_LOG_TABLE', 'TITLE', 'trim+nullif', false),</w:t>
+              <w:br/>
+              <w:t xml:space="preserve">        ('SAT_PARTY_INDIVIDUAL_DEMOGRAPHICS', 'MARITAL_STATUS', 'BJAZ_TRV_LOADER_DATA', 'MARITALSTATUS', 'trim+nullif', false),</w:t>
+              <w:br/>
+              <w:t xml:space="preserve">        ('SAT_PARTY_INDIVIDUAL_DEMOGRAPHICS', 'MARITAL_STATUS', 'BJAZ_TRV_LOADER_LOG_TABLE', 'MARITALSTATUS', 'trim+nullif', false),</w:t>
+              <w:br/>
+              <w:t xml:space="preserve">        ('SAT_POLICY_CLASSIFICATION', 'CLASSIFICATION_VALUE', 'BA_TRV_DATA_POLICY_DTLS', 'CFT_FLAG', 'trim+nullif', false),</w:t>
+              <w:br/>
+              <w:t xml:space="preserve">        ('SAT_POLICY_CLASSIFICATION', 'CLASSIFICATION_VALUE', 'BA_TRV_DATA_POLICY_DTLS', 'FAMILY_FLAG', 'trim+nullif', false),</w:t>
+              <w:br/>
+              <w:t xml:space="preserve">        ('SAT_POLICY_CLASSIFICATION', 'CLASSIFICATION_VALUE', 'BA_TRV_DATA_POLICY_DTLS', 'TYPE_OF_BUSINESS', 'trim+nullif', false),</w:t>
+              <w:br/>
+              <w:t xml:space="preserve">        ('SAT_POLICY_CLASSIFICATION', 'CLASSIFICATION_VALUE', 'BJAZ_TRV_LOADER_DATA', 'FAMILYFLAG', 'trim+nullif', false),</w:t>
+              <w:br/>
+              <w:t xml:space="preserve">        ('SAT_POLICY_CLASSIFICATION', 'CLASSIFICATION_VALUE', 'BJAZ_TRV_LOADER_LOG_TABLE', 'FAMILYFLAG', 'trim+nullif', false),</w:t>
+              <w:br/>
+              <w:t xml:space="preserve">        ('SAT_POLICY_CLASSIFICATION', 'CLASSIFICATION_VALUE', 'BJAZ_TRV_LOADER_LOG_TABLE', 'SCHEMECODE', 'trim+nullif', false),</w:t>
+              <w:br/>
+              <w:t xml:space="preserve">        ('SAT_POLICY_HEADER', 'COVER_NOTE_DATE', 'BA_TRV_DATA_POLICY_DTLS', 'COVER_NOTE_DATE', 'conv', true),</w:t>
+              <w:br/>
+              <w:t xml:space="preserve">        ('SAT_POLICY_HEADER', 'COVER_NOTE_REFERENCE', 'BA_TRV_DATA_POLICY_DTLS', 'COVER_NOTE_NO', 'conv', true),</w:t>
+              <w:br/>
+              <w:t xml:space="preserve">        ('SAT_POLICY_HEADER', 'ISSUE_DATE', 'BA_TRV_DATA_POLICY_DTLS', 'POLICY_DATE', 'conv', true),</w:t>
+              <w:br/>
+              <w:t xml:space="preserve">        ('SAT_POLICY_HEADER', 'MASTER_POLICY_REFERENCE', 'BA_TRV_DATA_POLICY_DTLS', 'CFT_MST_POLICY_REF', 'trim+nullif', false),</w:t>
+              <w:br/>
+              <w:t xml:space="preserve">        ('SAT_POLICY_HEADER', 'NUMBER_OF_LIVES_COVERED', 'BA_TRV_DATA_POLICY_DTLS', 'NO_OF_FAMILY_MEMBERS', 'conv', true),</w:t>
+              <w:br/>
+              <w:t xml:space="preserve">        ('SAT_POLICY_HEADER', 'POLICY_NUMBER', 'BA_TRV_DATA_POLICY_DTLS', 'POLICY_REF', 'trim+nullif', false),</w:t>
+              <w:br/>
+              <w:t xml:space="preserve">        ('SAT_POLICY_HEADER', 'RISK_EXPIRY_DATE', 'BA_TRV_DATA_POLICY_DTLS', 'TERM_END_DATE', 'conv', true),</w:t>
+              <w:br/>
+              <w:t xml:space="preserve">        ('SAT_POLICY_HEADER', 'RISK_INCEPTION_DATE', 'BA_TRV_DATA_POLICY_DTLS', 'TERM_START_DATE', 'conv', true),</w:t>
+              <w:br/>
+              <w:t xml:space="preserve">        ('SAT_POLICY_HEADER', 'RURAL_SECTOR_POLICY_INDICATOR', 'BA_TRV_DATA_POLICY_DTLS', 'RURAL_FLAG', 'trim+nullif', false),</w:t>
+              <w:br/>
+              <w:t xml:space="preserve">        ('SAT_POLICY_HEADER', 'NUMBER_OF_LIVES_COVERED', 'BJAZ_TRV_LOADER_DATA', 'NOOFFAMILYMEMBERS', 'trim+nullif', false),</w:t>
+              <w:br/>
+              <w:t xml:space="preserve">        ('SAT_POLICY_HEADER', 'RURAL_SECTOR_POLICY_INDICATOR', 'BJAZ_TRV_LOADER_DATA', 'RURALFLAG', 'trim+nullif', false),</w:t>
+              <w:br/>
+              <w:t xml:space="preserve">        ('SAT_POLICY_HEADER', 'COVER_NOTE_DATE', 'BJAZ_TRV_LOADER_LOG_TABLE', 'COVERNOTEDATE', 'trim+nullif', false),</w:t>
+              <w:br/>
+              <w:t xml:space="preserve">        ('SAT_POLICY_HEADER', 'COVER_NOTE_REFERENCE', 'BJAZ_TRV_LOADER_LOG_TABLE', 'COVERNOTENO', 'trim+nullif', false),</w:t>
+              <w:br/>
+              <w:t xml:space="preserve">        ('SAT_POLICY_HEADER', 'ISSUE_DATE', 'BJAZ_TRV_LOADER_LOG_TABLE', 'POLICYISSUEDATE', 'trim+nullif', false),</w:t>
+              <w:br/>
+              <w:t xml:space="preserve">        ('SAT_POLICY_HEADER', 'MASTER_POLICY_REFERENCE', 'BJAZ_TRV_LOADER_LOG_TABLE', 'PMASTERPOLICYNUMBER', 'trim+nullif', false),</w:t>
+              <w:br/>
+              <w:t xml:space="preserve">        ('SAT_POLICY_HEADER', 'RISK_EXPIRY_DATE', 'BJAZ_TRV_LOADER_LOG_TABLE', 'TODATE', 'trim+nullif', false),</w:t>
+              <w:br/>
+              <w:t xml:space="preserve">        ('SAT_POLICY_HEADER', 'RISK_INCEPTION_DATE', 'BJAZ_TRV_LOADER_LOG_TABLE', 'STARTDATE', 'trim+nullif', false),</w:t>
+              <w:br/>
+              <w:t xml:space="preserve">        ('SAT_POLICY_HEADER', 'RURAL_SECTOR_POLICY_INDICATOR', 'BJAZ_TRV_LOADER_LOG_TABLE', 'RURALFLAG', 'trim+nullif', false),</w:t>
+              <w:br/>
+              <w:t xml:space="preserve">        ('SAT_POLICY_HEADER', 'SUM_INSURED_TOTAL', 'BJAZ_TRV_LOADER_LOG_TABLE', 'SUMINSURED', 'trim+nullif', false),</w:t>
+              <w:br/>
+              <w:t xml:space="preserve">        ('SAT_POLICY_HEADER', 'NUMBER_OF_LIVES_COVERED', 'BJAZ_TRV_RIDER_DTLS', 'NO_MEMBERS', 'conv', true),</w:t>
+              <w:br/>
+              <w:t xml:space="preserve">        ('SAT_POLICY_HEADER', 'POLICY_TYPE', 'BJAZ_TRV_RIDER_DTLS', 'P_POLICY_TYPE', 'trim+nullif', false),</w:t>
+              <w:br/>
+              <w:t xml:space="preserve">        ('SAT_POLICY_TERMS', 'SPECIAL_CONDITIONS', 'BA_TRV_DATA_POLICY_DTLS', 'SP_CONDITION', 'trim+nullif', false),</w:t>
+              <w:br/>
+              <w:t xml:space="preserve">        ('SAT_POLICY_TERMS', 'SPECIAL_CONDITIONS', 'BJAZ_TRV_LOADER_LOG_TABLE', 'SPCONDITION', 'trim+nullif', false),</w:t>
+              <w:br/>
+              <w:t xml:space="preserve">        ('SAT_PRODUCT_DEFINITION', 'PRODUCT_CATEGORY', 'BA_TRV_DATA_POLICY_DTLS', 'TRAVEL_CATEGORY_NM', 'trim+nullif', false),</w:t>
+              <w:br/>
+              <w:t xml:space="preserve">        ('SAT_PRODUCT_DEFINITION', 'PRODUCT_CODE', 'BA_TRV_DATA_POLICY_DTLS', 'PRODUCT_CODE', 'trim+nullif', false),</w:t>
+              <w:br/>
+              <w:t xml:space="preserve">        ('SAT_PRODUCT_DEFINITION', 'PRODUCT_NAME', 'BA_TRV_DATA_POLICY_DTLS', 'TRAVEL_PLAN_NM', 'trim+nullif', false),</w:t>
+              <w:br/>
+              <w:t xml:space="preserve">        ('SAT_PRODUCT_DEFINITION', 'PRODUCT_CATEGORY', 'BA_TRV_PLAN_MST', 'PLAN_CATEGORY_NAME', 'trim+nullif', false),</w:t>
+              <w:br/>
+              <w:t xml:space="preserve">        ('SAT_PRODUCT_DEFINITION', 'PRODUCT_CODE', 'BA_TRV_PLAN_MST', 'PRODUCT_4DIGIT_CODE', 'conv', true),</w:t>
+              <w:br/>
+              <w:t xml:space="preserve">        ('SAT_PRODUCT_DEFINITION', 'PRODUCT_DISPLAY_NAME', 'BA_TRV_PLAN_MST', 'PLAN_DISP_NAME', 'trim+nullif', false),</w:t>
+              <w:br/>
+              <w:t xml:space="preserve">        ('SAT_PRODUCT_DEFINITION', 'PRODUCT_NAME', 'BA_TRV_PLAN_MST', 'PLAN_NAME', 'trim+nullif', false),</w:t>
+              <w:br/>
+              <w:t xml:space="preserve">        ('SAT_PRODUCT_DEFINITION', 'PRODUCT_STATUS', 'BA_TRV_PLAN_MST', 'ACTIVE_STATUS', 'trim+nullif', false),</w:t>
+              <w:br/>
+              <w:t xml:space="preserve">        ('SAT_PRODUCT_DEFINITION', 'PRODUCT_CATEGORY', 'BJAZ_TRV_LOADER_DATA', 'TRAVELPLANCATEGORY', 'trim+nullif', false),</w:t>
+              <w:br/>
+              <w:t xml:space="preserve">        ('SAT_PRODUCT_RATING_FACTOR', 'VALUE_RANGE_FROM', 'BJAZ_TRV_RATE_MASTER', 'AGE_FROM', 'conv', true),</w:t>
+              <w:br/>
+              <w:t xml:space="preserve">        ('SAT_PRODUCT_RATING_FACTOR', 'VALUE_RANGE_FROM', 'BJAZ_TRV_RATE_MASTER', 'DAYS_FROM', 'conv', true),</w:t>
+              <w:br/>
+              <w:t xml:space="preserve">        ('SAT_PRODUCT_RATING_FACTOR', 'VALUE_RANGE_TO', 'BJAZ_TRV_RATE_MASTER', 'AGE_TO', 'conv', true),</w:t>
+              <w:br/>
+              <w:t xml:space="preserve">        ('SAT_PRODUCT_RATING_FACTOR', 'VALUE_RANGE_TO', 'BJAZ_TRV_RATE_MASTER', 'DAYS_TO', 'conv', true),</w:t>
+              <w:br/>
+              <w:t xml:space="preserve">        ('SAT_PRODUCT_RATING_STRUCTURE', 'PRICING_EFFECTIVE_DATE', 'BJAZ_TRV_RATE_MASTER', 'EFFECTIVE_DATE', 'conv', true),</w:t>
+              <w:br/>
+              <w:t xml:space="preserve">        ('SAT_PRODUCT_TERMS', 'FAMILY_DEFINITION', 'BA_TRV_PLAN_MST', 'FAMILY_PLAN_YN', 'trim+nullif', false),</w:t>
+              <w:br/>
+              <w:t xml:space="preserve">        ('SAT_PRODUCT_TERMS', 'GEOGRAPHY_RESTRICTION', 'BA_TRV_PLAN_MST', 'AREA_CODE_NOS', 'trim+nullif', false),</w:t>
+              <w:br/>
+              <w:t xml:space="preserve">        ('SAT_PRODUCT_TERMS', 'MAXIMUM_ENTRY_AGE', 'BA_TRV_PLAN_MST', 'PLAN_MAX_AGE_TO', 'conv', true),</w:t>
+              <w:br/>
+              <w:t xml:space="preserve">        ('SAT_PRODUCT_TERMS', 'MAXIMUM_POLICY_TERM', 'BA_TRV_PLAN_MST', 'PLAN_MAX_DAYS', 'conv', true),</w:t>
+              <w:br/>
+              <w:t xml:space="preserve">        ('SAT_PRODUCT_TERMS', 'MINIMUM_ENTRY_AGE', 'BA_TRV_PLAN_MST', 'PLAN_MIN_AGE_FROM', 'conv', true),</w:t>
+              <w:br/>
+              <w:t xml:space="preserve">        ('SAT_PRODUCT_TERMS', 'MINIMUM_POLICY_TERM', 'BA_TRV_PLAN_MST', 'PLAN_MIN_DAYS', 'conv', true),</w:t>
+              <w:br/>
+              <w:t xml:space="preserve">        ('SAT_PRODUCT_TERMS', 'MAXIMUM_POLICY_TERM', 'BJAZ_TRV_PLAN', 'MAX_DAYS', 'conv', true),</w:t>
+              <w:br/>
+              <w:t xml:space="preserve">        ('SAT_PROPOSAL_UNDERWRITING', 'REFERRAL_DATE', 'BA_TRV_DATA_POLICY_DTLS', 'REFER_DATE', 'conv', true),</w:t>
+              <w:br/>
+              <w:t xml:space="preserve">        ('SAT_PROPOSAL_UNDERWRITING', 'REFERRAL_INDICATOR', 'BA_TRV_DATA_POLICY_DTLS', 'REFER_FLAG', 'trim+nullif', false),</w:t>
+              <w:br/>
+              <w:t xml:space="preserve">        ('SAT_QUOTE_HEADER', 'QUOTE_DATE', 'BA_TRV_DATA_POLICY_DTLS', 'QUOTE_DATE', 'conv', true),</w:t>
+              <w:br/>
+              <w:t xml:space="preserve">        ('SAT_RISK_MOTOR_DRIVER', 'OWNER_DRIVER_INDICATOR', 'BJAZ_TRV_LOADER_LOG_TABLE', 'DRIVERYN', 'trim+nullif', false),</w:t>
+              <w:br/>
+              <w:t xml:space="preserve">        ('SAT_RISK_MOTOR_VEHICLE', 'CHASSIS_NUMBER', 'BJAZ_TRV_LOADER_LOG_TABLE', 'CHASSISNO', 'trim+nullif', false),</w:t>
+              <w:br/>
+              <w:t xml:space="preserve">        ('SAT_RISK_MOTOR_VEHICLE', 'CUBIC_CAPACITY', 'BJAZ_TRV_LOADER_LOG_TABLE', 'CC', 'trim+nullif', false),</w:t>
+              <w:br/>
+              <w:t xml:space="preserve">        ('SAT_RISK_MOTOR_VEHICLE', 'ENGINE_NUMBER', 'BJAZ_TRV_LOADER_LOG_TABLE', 'ENGINENO', 'trim+nullif', false),</w:t>
+              <w:br/>
+              <w:t xml:space="preserve">        ('SAT_RISK_MOTOR_VEHICLE', 'MAKE', 'BJAZ_TRV_LOADER_LOG_TABLE', 'MAKE', 'trim+nullif', false),</w:t>
+              <w:br/>
+              <w:t xml:space="preserve">        ('SAT_RISK_MOTOR_VEHICLE', 'MANUFACTURING_YEAR', 'BJAZ_TRV_LOADER_LOG_TABLE', 'YEAROFMFG', 'trim+nullif', false),</w:t>
+              <w:br/>
+              <w:t xml:space="preserve">        ('SAT_RISK_MOTOR_VEHICLE', 'MODEL', 'BJAZ_TRV_LOADER_LOG_TABLE', 'MODEL', 'trim+nullif', false),</w:t>
+              <w:br/>
+              <w:t xml:space="preserve">        ('SAT_RISK_MOTOR_VEHICLE', 'REGISTRATION_NUMBER', 'BJAZ_TRV_LOADER_LOG_TABLE', 'REGISTRATIONNO', 'trim+nullif', false),</w:t>
+              <w:br/>
+              <w:t xml:space="preserve">        ('SAT_RISK_MOTOR_VEHICLE', 'SEATING_CAPACITY', 'BJAZ_TRV_LOADER_LOG_TABLE', 'SEATINGCAPACITY', 'trim+nullif', false),</w:t>
+              <w:br/>
+              <w:t xml:space="preserve">        ('SAT_RISK_MOTOR_VEHICLE', 'VEHICLE_SUB_CLASS', 'BJAZ_TRV_LOADER_LOG_TABLE', 'SUBTYPE', 'trim+nullif', false),</w:t>
+              <w:br/>
+              <w:t xml:space="preserve">        ('SAT_RISK_OBJECT_CORE', 'EXPOSURE_QUANTITY', 'BJAZ_TRV_LOADER_LOG_TABLE', 'DISTANCE', 'trim+nullif', false),</w:t>
+              <w:br/>
+              <w:t xml:space="preserve">        ('SAT_RISK_PERSON_INSURED', 'GENDER', 'BJAZ_TRV_LOADER_DATA', 'MEMBER1GENDER', 'trim+nullif', false),</w:t>
+              <w:br/>
+              <w:t xml:space="preserve">        ('SAT_RISK_PERSON_INSURED', 'GENDER', 'BJAZ_TRV_LOADER_DATA', 'MEMBER2GENDER', 'trim+nullif', false),</w:t>
+              <w:br/>
+              <w:t xml:space="preserve">        ('SAT_RISK_PERSON_INSURED', 'GENDER', 'BJAZ_TRV_LOADER_DATA', 'MEMBER3GENDER', 'trim+nullif', false),</w:t>
+              <w:br/>
+              <w:t xml:space="preserve">        ('SAT_RISK_PERSON_INSURED', 'GENDER', 'BJAZ_TRV_LOADER_DATA', 'MEMBER4GENDER', 'trim+nullif', false),</w:t>
+              <w:br/>
+              <w:t xml:space="preserve">        ('SAT_RISK_PERSON_INSURED', 'GENDER', 'BJAZ_TRV_LOADER_DATA', 'MEMBER5GENDER', 'trim+nullif', false),</w:t>
+              <w:br/>
+              <w:t xml:space="preserve">        ('SAT_RISK_PERSON_INSURED', 'INSURED_MEMBER_NAME', 'BJAZ_TRV_LOADER_DATA', 'MEMBER1NAME', 'trim+nullif', false),</w:t>
+              <w:br/>
+              <w:t xml:space="preserve">        ('SAT_RISK_PERSON_INSURED', 'INSURED_MEMBER_NAME', 'BJAZ_TRV_LOADER_DATA', 'MEMBER2NAME', 'trim+nullif', false),</w:t>
+              <w:br/>
+              <w:t xml:space="preserve">        ('SAT_RISK_PERSON_INSURED', 'INSURED_MEMBER_NAME', 'BJAZ_TRV_LOADER_DATA', 'MEMBER3NAME', 'trim+nullif', false),</w:t>
+              <w:br/>
+              <w:t xml:space="preserve">        ('SAT_RISK_PERSON_INSURED', 'INSURED_MEMBER_NAME', 'BJAZ_TRV_LOADER_DATA', 'MEMBER4NAME', 'trim+nullif', false),</w:t>
+              <w:br/>
+              <w:t xml:space="preserve">        ('SAT_RISK_PERSON_INSURED', 'INSURED_MEMBER_NAME', 'BJAZ_TRV_LOADER_DATA', 'MEMBER5NAME', 'trim+nullif', false),</w:t>
+              <w:br/>
+              <w:t xml:space="preserve">        ('SAT_RISK_PERSON_INSURED', 'PRE_EXISTING_DISEASE_DESCRIPTION', 'BJAZ_TRV_LOADER_DATA', 'MEMBER1DESEASE', 'trim+nullif', false),</w:t>
+              <w:br/>
+              <w:t xml:space="preserve">        ('SAT_RISK_PERSON_INSURED', 'PRE_EXISTING_DISEASE_DESCRIPTION', 'BJAZ_TRV_LOADER_DATA', 'MEMBER2DESEASE', 'trim+nullif', false),</w:t>
+              <w:br/>
+              <w:t xml:space="preserve">        ('SAT_RISK_PERSON_INSURED', 'PRE_EXISTING_DISEASE_DESCRIPTION', 'BJAZ_TRV_LOADER_DATA', 'MEMBER3DESEASE', 'trim+nullif', false),</w:t>
+              <w:br/>
+              <w:t xml:space="preserve">        ('SAT_RISK_PERSON_INSURED', 'PRE_EXISTING_DISEASE_DESCRIPTION', 'BJAZ_TRV_LOADER_DATA', 'MEMBER4DESEASE', 'trim+nullif', false),</w:t>
+              <w:br/>
+              <w:t xml:space="preserve">        ('SAT_RISK_PERSON_INSURED', 'PRE_EXISTING_DISEASE_DESCRIPTION', 'BJAZ_TRV_LOADER_DATA', 'MEMBER5DESEASE', 'trim+nullif', false),</w:t>
+              <w:br/>
+              <w:t xml:space="preserve">        ('SAT_RISK_PERSON_INSURED', 'RELATIONSHIP_TO_PROPOSER', 'BJAZ_TRV_LOADER_DATA', 'MEMBER1RELATION', 'trim+nullif', false),</w:t>
+              <w:br/>
+              <w:t xml:space="preserve">        ('SAT_RISK_PERSON_INSURED', 'RELATIONSHIP_TO_PROPOSER', 'BJAZ_TRV_LOADER_DATA', 'MEMBER2RELATION', 'trim+nullif', false),</w:t>
+              <w:br/>
+              <w:t xml:space="preserve">        ('SAT_RISK_PERSON_INSURED', 'RELATIONSHIP_TO_PROPOSER', 'BJAZ_TRV_LOADER_DATA', 'MEMBER3RELATION', 'trim+nullif', false),</w:t>
+              <w:br/>
+              <w:t xml:space="preserve">        ('SAT_RISK_PERSON_INSURED', 'RELATIONSHIP_TO_PROPOSER', 'BJAZ_TRV_LOADER_DATA', 'MEMBER4RELATION', 'trim+nullif', false),</w:t>
+              <w:br/>
+              <w:t xml:space="preserve">        ('SAT_RISK_PERSON_INSURED', 'RELATIONSHIP_TO_PROPOSER', 'BJAZ_TRV_LOADER_DATA', 'MEMBER5RELATION', 'trim+nullif', false),</w:t>
+              <w:br/>
+              <w:t xml:space="preserve">        ('SAT_RISK_PERSON_TRAVEL', 'GEOGRAPHICAL_ZONE', 'BJAZ_TRV_LOADER_DATA', 'AREAPLAN', 'trim+nullif', false),</w:t>
+              <w:br/>
+              <w:t xml:space="preserve">        ('SAT_RISK_PERSON_TRAVEL', 'PASSPORT_NUMBER', 'BJAZ_TRV_LOADER_DATA', 'MEMBER1PASSPORTNO', 'trim+nullif', false),</w:t>
+              <w:br/>
+              <w:t xml:space="preserve">        ('SAT_RISK_PERSON_TRAVEL', 'PASSPORT_NUMBER', 'BJAZ_TRV_LOADER_DATA', 'MEMBER2PASSPORTNO', 'trim+nullif', false),</w:t>
+              <w:br/>
+              <w:t xml:space="preserve">        ('SAT_RISK_PERSON_TRAVEL', 'PASSPORT_NUMBER', 'BJAZ_TRV_LOADER_DATA', 'MEMBER3PASSPORTNO', 'trim+nullif', false),</w:t>
+              <w:br/>
+              <w:t xml:space="preserve">        ('SAT_RISK_PERSON_TRAVEL', 'PASSPORT_NUMBER', 'BJAZ_TRV_LOADER_DATA', 'MEMBER4PASSPORTNO', 'trim+nullif', false),</w:t>
+              <w:br/>
+              <w:t xml:space="preserve">        ('SAT_RISK_PERSON_TRAVEL', 'PASSPORT_NUMBER', 'BJAZ_TRV_LOADER_DATA', 'MEMBER5PASSPORTNO', 'trim+nullif', false),</w:t>
+              <w:br/>
+              <w:t xml:space="preserve">        ('SAT_RISK_PERSON_TRAVEL', 'TRIP_DURATION', 'BJAZ_TRV_LOADER_DATA', 'NOOFJOURNEYDAYS', 'trim+nullif', false),</w:t>
+              <w:br/>
+              <w:t xml:space="preserve">        ('SAT_RISK_PERSON_TRAVEL', 'TRIP_END_DATE', 'BJAZ_TRV_LOADER_DATA', 'RETURNDATE', 'trim+nullif', false),</w:t>
+              <w:br/>
+              <w:t xml:space="preserve">        ('SAT_RISK_PERSON_TRAVEL', 'TRIP_START_DATE', 'BJAZ_TRV_LOADER_DATA', 'DEPARTUREDATE', 'trim+nullif', false),</w:t>
+              <w:br/>
+              <w:t xml:space="preserve">        ('SAT_RISK_PERSON_TRAVEL', 'TRIP_TYPE', 'BJAZ_TRV_LOADER_DATA', 'PRJOURNEY', 'trim+nullif', false),</w:t>
+              <w:br/>
+              <w:t xml:space="preserve">        ('SAT_RISK_PERSON_TRAVEL', 'DESTINATION_COUNTRY', 'BJAZ_TRV_LOADER_LOG_TABLE', 'DESTINATION', 'trim+nullif', false),</w:t>
+              <w:br/>
+              <w:t xml:space="preserve">        ('SAT_RISK_PERSON_TRAVEL', 'GEOGRAPHICAL_ZONE', 'BJAZ_TRV_LOADER_LOG_TABLE', 'PAREAPLAN', 'trim+nullif', false),</w:t>
+              <w:br/>
+              <w:t xml:space="preserve">        ('SAT_AUG_COMMON_COMMUNICATION_PREFERENCE', 'CUSTOMER_CONSENT_INDICATOR', 'BJAZ_TRV_LOADER_DATA', 'CUSTCONSENT', 'trim+nullif', false),</w:t>
+              <w:br/>
+              <w:t xml:space="preserve">        ('SAT_AUG_COVERAGE_DEFINITION', 'EFFECTIVE_DATE', 'BJAZ_TRV_PLAN', 'EFF_DATE', 'conv', true),</w:t>
+              <w:br/>
+              <w:t xml:space="preserve">        ('SAT_AUG_COVERAGE_DEFINITION', 'COVERAGE_SEQUENCE', 'BJAZ_TRV_PLAN', 'SEQUENCE_COVERS', 'conv', true),</w:t>
+              <w:br/>
+              <w:t xml:space="preserve">        ('SAT_AUG_COVERAGE_LIMITS', 'CURRENCY_CODE', 'BJAZ_TRV_PLAN', 'CURRENCY', 'trim+nullif', false),</w:t>
+              <w:br/>
+              <w:t xml:space="preserve">        ('SAT_AUG_COVERAGE_LIMITS', 'DEDUCTIBLE_DESCRIPTION', 'BJAZ_TRV_PLAN', 'DEDUCTIBLE_DESC', 'trim+nullif', false),</w:t>
+              <w:br/>
+              <w:t xml:space="preserve">        ('SAT_AUG_COVERAGE_LIMITS', 'LIMIT_DESCRIPTION', 'BJAZ_TRV_PLAN', 'LIMIT_DESC', 'trim+nullif', false),</w:t>
+              <w:br/>
+              <w:t xml:space="preserve">        ('SAT_AUG_COVERAGE_RATING', 'NEW_BUSINESS_PREMIUM_EXCLUDING_ST', 'BJAZ_TRV_RIDER_RATE_MAST', 'NB_PRM_EXCLUDING_ST', 'conv', true),</w:t>
+              <w:br/>
+              <w:t xml:space="preserve">        ('SAT_AUG_COVERAGE_RATING', 'EXTENSION_PREMIUM_EXCLUDING_ST', 'BJAZ_TRV_RIDER_RATE_MAST', 'EXTN_PRM_EXCLUDING_ST', 'conv', true),</w:t>
+              <w:br/>
+              <w:t xml:space="preserve">        ('SAT_AUG_COVERAGE_RATING', 'MINIMUM_EXTENSION_PREMIUM', 'BJAZ_TRV_RIDER_RATE_MAST', 'MIN_EXTN_PRM', 'conv', true),</w:t>
+              <w:br/>
+              <w:t xml:space="preserve">        ('SAT_AUG_COVERAGE_RATING', 'MINIMUM_NEW_BUSINESS_PREMIUM', 'BJAZ_TRV_RIDER_RATE_MAST', 'MIN_NB_PRM', 'conv', true),</w:t>
+              <w:br/>
+              <w:t xml:space="preserve">        ('SAT_AUG_COVERAGE_RATING', 'RIDER_PREMIUM', 'BJAZ_TRV_RIDER_DTLS', 'RIDER_PREMIUM', 'conv', true),</w:t>
+              <w:br/>
+              <w:t xml:space="preserve">        ('SAT_AUG_FINTXN_PREMIUM', 'SPECIAL_DISCOUNT_PERCENTAGE', 'BA_TRV_DATA_POLICY_DTLS', 'SP_DISCOUNT_PER', 'conv', true),</w:t>
+              <w:br/>
+              <w:t xml:space="preserve">        ('SAT_AUG_FINTXN_PREMIUM', 'SPECIAL_DISCOUNT_AMOUNT', 'BA_TRV_DATA_POLICY_DTLS', 'SP_DISCOUNT_AMT', 'trim+nullif', false),</w:t>
+              <w:br/>
+              <w:t xml:space="preserve">        ('SAT_AUG_FINTXN_PREMIUM', 'SPECIAL_DISCOUNT_AMOUNT', 'BJAZ_TRV_LOADER_DATA', 'SPDISCOUNT', 'trim+nullif', false),</w:t>
+              <w:br/>
+              <w:t xml:space="preserve">        ('SAT_AUG_FINTXN_PREMIUM', 'SPECIAL_DISCOUNT_AMOUNT', 'BJAZ_TRV_LOADER_LOG_TABLE', 'SPDISCOUNT', 'trim+nullif', false),</w:t>
+              <w:br/>
+              <w:t xml:space="preserve">        ('SAT_AUG_LNK_PARTY_ROLE_CORE', 'PREMIUM_PAYER_INDICATOR', 'BJAZ_TRV_LOADER_LOG_TABLE', 'PREMIUMPAYERFLAG', 'trim+nullif', false),</w:t>
+              <w:br/>
+              <w:t xml:space="preserve">        ('SAT_AUG_LNK_ROLE_CUSTOMER', 'PROPOSER_IS_TRAVELLER_INDICATOR', 'BA_TRV_DATA_POLICY_DTLS', 'PROPASTRAVELLER', 'trim+nullif', false),</w:t>
+              <w:br/>
+              <w:t xml:space="preserve">        ('SAT_AUG_LNK_ROLE_CUSTOMER', 'PROPOSER_IS_TRAVELLER_INDICATOR', 'BJAZ_TRV_LOADER_DATA', 'PROPASTRAVELLER', 'trim+nullif', false),</w:t>
+              <w:br/>
+              <w:t xml:space="preserve">        ('SAT_AUG_PARTY_BANKING', 'BANK_CUSTOMER_IDENTIFIER', 'BJAZ_TRV_LOADER_DATA', 'BANKCUSTID', 'trim+nullif', false),</w:t>
+              <w:br/>
+              <w:t xml:space="preserve">        ('SAT_AUG_PARTY_EMPLOYMENT', 'EMPLOYEE_NUMBER', 'BA_TRV_DATA_POLICY_DTLS', 'CFT_EMP_NO', 'trim+nullif', false),</w:t>
+              <w:br/>
+              <w:t xml:space="preserve">        ('SAT_AUG_PARTY_EMPLOYMENT', 'EMPLOYEE_NUMBER', 'BJAZ_TRV_LOADER_LOG_TABLE', 'EMPNO', 'trim+nullif', false),</w:t>
+              <w:br/>
+              <w:t xml:space="preserve">        ('SAT_AUG_PRODUCT_TERMS', 'MULTI_YEAR_INDICATOR', 'BA_TRV_PLAN_MST', 'MULTI_YEAR_YN', 'trim+nullif', false),</w:t>
+              <w:br/>
+              <w:t xml:space="preserve">        ('SAT_AUG_PRODUCT_TERMS', 'AGE_ELIGIBILITY_BYPASS_INDICATOR', 'BA_TRV_PLAN_MST', 'AGE_BYPASS_YN', 'trim+nullif', false),</w:t>
+              <w:br/>
+              <w:t xml:space="preserve">        ('SAT_AUG_PRODUCT_TERMS', 'CFT_ELIGIBLE_INDICATOR', 'BA_TRV_PLAN_MST', 'CFT_YN', 'trim+nullif', false),</w:t>
+              <w:br/>
+              <w:t xml:space="preserve">        ('SAT_AUG_PRODUCT_TERMS', 'CFT_ELIGIBLE_INDICATOR', 'BJAZ_TRV_RATE_MASTER', 'CFT_YN', 'trim+nullif', false),</w:t>
+              <w:br/>
+              <w:t xml:space="preserve">        ('SAT_AUG_PRODUCT_TERMS', 'PLAN_GEOGRAPHICAL_ZONE', 'BJAZ_TRV_RATE_MASTER', 'AREA', 'trim+nullif', false),</w:t>
+              <w:br/>
+              <w:t xml:space="preserve">        ('SAT_AUG_PRODUCT_TERMS', 'PLAN_GEOGRAPHICAL_ZONE', 'BJAZ_TRV_PLAN', 'AREA', 'trim+nullif', false),</w:t>
+              <w:br/>
+              <w:t xml:space="preserve">        ('SAT_AUG_RISK_PERSON_INSURED', 'DATE_OF_BIRTH', 'BJAZ_TRV_LOADER_DATA', 'MEMBER1DOB', 'trim+nullif', false),</w:t>
+              <w:br/>
+              <w:t xml:space="preserve">        ('SAT_AUG_RISK_PERSON_INSURED', 'DATE_OF_BIRTH', 'BJAZ_TRV_LOADER_DATA', 'MEMBER2DOB', 'trim+nullif', false),</w:t>
+              <w:br/>
+              <w:t xml:space="preserve">        ('SAT_AUG_RISK_PERSON_INSURED', 'DATE_OF_BIRTH', 'BJAZ_TRV_LOADER_DATA', 'MEMBER3DOB', 'trim+nullif', false),</w:t>
+              <w:br/>
+              <w:t xml:space="preserve">        ('SAT_AUG_RISK_PERSON_INSURED', 'DATE_OF_BIRTH', 'BJAZ_TRV_LOADER_DATA', 'MEMBER4DOB', 'trim+nullif', false),</w:t>
+              <w:br/>
+              <w:t xml:space="preserve">        ('SAT_AUG_RISK_PERSON_INSURED', 'DATE_OF_BIRTH', 'BJAZ_TRV_LOADER_DATA', 'MEMBER5DOB', 'trim+nullif', false),</w:t>
+              <w:br/>
+              <w:t xml:space="preserve">        ('SAT_AUG_RISK_PERSON_TRAVEL', 'ALTITUDE_LIMIT', 'BJAZ_TRV_LOADER_DATA', 'ALTITUDE', 'trim+nullif', false),</w:t>
+              <w:br/>
+              <w:t xml:space="preserve">        ('SAT_AUG_RISK_PERSON_TRAVEL', 'MODE_OF_TRANSPORT', 'BJAZ_TRV_LOADER_DATA', 'MODEOFTRANSPORT', 'trim+nullif', false)</w:t>
               <w:br/>
               <w:t xml:space="preserve">),</w:t>
               <w:br/>
@@ -4227,7 +4227,7 @@
         <w:t xml:space="preserve">Note: </w:t>
       </w:r>
       <w:r>
-        <w:t xml:space="preserve">standard satellite, sat_multi_source; PK LOCATION_HKEY; 2 RECORD_SOURCE group(s): OPUS_BJAZ_TRV_LOADER_DATA_MV [5 col(s)], OPUS_BJAZ_TRV_LOADER_LOG_TABLE_MV [6 col(s)]. stg2_common_address_bjaz_trv_loader_data_mv: column(s) COUNTRY_NAME could not be traced to RAW on at least one arm -- excluded (first-cut: walk columns from resolved_mt__ views or joined-in stitch columns are not yet inlined into the sampled queries). TRIMMED / BLANK_TO_NULL on trim / nullif columns = documented exception (staging trim rule retained by design), not a failure.</w:t>
+        <w:t xml:space="preserve">standard satellite, sat_multi_source; PK LOCATION_HKEY; 2 RECORD_SOURCE group(s): OPUS_BJAZ_TRV_LOADER_DATA [5 col(s)], OPUS_BJAZ_TRV_LOADER_LOG_TABLE [6 col(s)]. stg2_common_address_bjaz_trv_loader_data: column(s) COUNTRY_NAME could not be traced to RAW on at least one arm -- excluded (first-cut: walk columns from resolved_mt__ views or joined-in stitch columns are not yet inlined into the sampled queries). TRIMMED / BLANK_TO_NULL on trim / nullif columns = documented exception (staging trim rule retained by design), not a failure.</w:t>
       </w:r>
     </w:p>
     <w:p>
@@ -4262,7 +4262,7 @@
               <w:br/>
               <w:t xml:space="preserve">    select distinct LOCATION_HKEY as hkey from BAGIC_PREPROD_CURATED_DB.BGIL_DATA_MODEL.SAT_COMMON_ADDRESS</w:t>
               <w:br/>
-              <w:t xml:space="preserve">     where RECORD_SOURCE = 'OPUS_BJAZ_TRV_LOADER_DATA_MV'</w:t>
+              <w:t xml:space="preserve">     where RECORD_SOURCE = 'OPUS_BJAZ_TRV_LOADER_DATA'</w:t>
               <w:br/>
               <w:t xml:space="preserve">     order by hkey</w:t>
               <w:br/>
@@ -4286,7 +4286,7 @@
               <w:br/>
               <w:t xml:space="preserve">      from BAGIC_PREPROD_CURATED_DB.BGIL_DATA_MODEL.SAT_COMMON_ADDRESS</w:t>
               <w:br/>
-              <w:t xml:space="preserve">     where RECORD_SOURCE = 'OPUS_BJAZ_TRV_LOADER_DATA_MV'</w:t>
+              <w:t xml:space="preserve">     where RECORD_SOURCE = 'OPUS_BJAZ_TRV_LOADER_DATA'</w:t>
               <w:br/>
               <w:t xml:space="preserve">       and LOCATION_HKEY in (select hkey from s1)</w:t>
               <w:br/>
@@ -4300,7 +4300,7 @@
               <w:br/>
               <w:t xml:space="preserve">      from (</w:t>
               <w:br/>
-              <w:t xml:space="preserve">        -- via stg_travel__bjaz_trv_loader_data_mv</w:t>
+              <w:t xml:space="preserve">        -- via stg_travel__bjaz_trv_loader_data</w:t>
               <w:br/>
               <w:t xml:space="preserve">        select MD5_BINARY(NULLIF(UPPER(TRIM(CAST('HUB_LOCATION|' || (coalesce((nullif(trim(to_varchar("BUILDING")), '')), '') || '|' || coalesce((nullif(trim(to_varchar("STREETNAME")), '')), '') || '|' || coalesce((nullif(trim(to_varchar("SUBAREACITY")), '')), '') || '|' || coalesce((nullif(trim(to_varchar("STATE")), '')), '') || '|' || coalesce((nullif(trim(to_varchar("PINCODE")), '')), '')) AS VARCHAR))), '')) as hkey,</w:t>
               <w:br/>
@@ -4316,7 +4316,7 @@
               <w:br/>
               <w:t xml:space="preserve">               to_varchar("STREETNAME") as STREET_NAME</w:t>
               <w:br/>
-              <w:t xml:space="preserve">          from BAGIC_PROD_MIRROR_DB.OPUS_GG_DWHSTAGE.BJAZ_TRV_LOADER_DATA_MV</w:t>
+              <w:t xml:space="preserve">          from BAGIC_PREPROD_CURATED_DB.UTILS.BJAZ_TRV_LOADER_DATA</w:t>
               <w:br/>
               <w:t xml:space="preserve">      )</w:t>
               <w:br/>
@@ -4472,7 +4472,7 @@
               <w:br/>
               <w:t xml:space="preserve">    select distinct LOCATION_HKEY as hkey from BAGIC_PREPROD_CURATED_DB.BGIL_DATA_MODEL.SAT_COMMON_ADDRESS</w:t>
               <w:br/>
-              <w:t xml:space="preserve">     where RECORD_SOURCE = 'OPUS_BJAZ_TRV_LOADER_LOG_TABLE_MV'</w:t>
+              <w:t xml:space="preserve">     where RECORD_SOURCE = 'OPUS_BJAZ_TRV_LOADER_LOG_TABLE'</w:t>
               <w:br/>
               <w:t xml:space="preserve">     order by hkey</w:t>
               <w:br/>
@@ -4498,7 +4498,7 @@
               <w:br/>
               <w:t xml:space="preserve">      from BAGIC_PREPROD_CURATED_DB.BGIL_DATA_MODEL.SAT_COMMON_ADDRESS</w:t>
               <w:br/>
-              <w:t xml:space="preserve">     where RECORD_SOURCE = 'OPUS_BJAZ_TRV_LOADER_LOG_TABLE_MV'</w:t>
+              <w:t xml:space="preserve">     where RECORD_SOURCE = 'OPUS_BJAZ_TRV_LOADER_LOG_TABLE'</w:t>
               <w:br/>
               <w:t xml:space="preserve">       and LOCATION_HKEY in (select hkey from s2)</w:t>
               <w:br/>
@@ -4512,7 +4512,7 @@
               <w:br/>
               <w:t xml:space="preserve">      from (</w:t>
               <w:br/>
-              <w:t xml:space="preserve">        -- via stg_travel__bjaz_trv_loader_log_table_mv</w:t>
+              <w:t xml:space="preserve">        -- via stg_travel__bjaz_trv_loader_log_table</w:t>
               <w:br/>
               <w:t xml:space="preserve">        select MD5_BINARY(NULLIF(UPPER(TRIM(CAST('HUB_LOCATION|' || (coalesce((nullif(trim(to_varchar("BUILDING")), '')), '') || '|' || coalesce((nullif(trim(to_varchar("STREETNAME")), '')), '') || '|' || coalesce(((nullif(trim(to_varchar("CITY")), ''))), '') || '|' || coalesce((nullif(trim(to_varchar("STATE")), '')), '') || '|' || coalesce((nullif(trim(to_varchar("PINCODE")), '')), '') || '|' || coalesce((nullif(trim(to_varchar("COUNTRY")), '')), '')) AS VARCHAR))), '')) as hkey,</w:t>
               <w:br/>
@@ -4530,7 +4530,7 @@
               <w:br/>
               <w:t xml:space="preserve">               to_varchar("STREETNAME") as STREET_NAME</w:t>
               <w:br/>
-              <w:t xml:space="preserve">          from BAGIC_PROD_MIRROR_DB.OPUS_GG_DWHSTAGE.BJAZ_TRV_LOADER_LOG_TABLE_MV</w:t>
+              <w:t xml:space="preserve">          from BAGIC_PREPROD_CURATED_DB.UTILS.BJAZ_TRV_LOADER_LOG_TABLE</w:t>
               <w:br/>
               <w:t xml:space="preserve">      )</w:t>
               <w:br/>
@@ -4710,7 +4710,7 @@
               <w:br/>
               <w:t xml:space="preserve">)</w:t>
               <w:br/>
-              <w:t xml:space="preserve">select 'OPUS' as project, 'SAT_COMMON_ADDRESS' as satellite, 'OPUS_BJAZ_TRV_LOADER_DATA_MV' as record_source,</w:t>
+              <w:t xml:space="preserve">select 'OPUS' as project, 'SAT_COMMON_ADDRESS' as satellite, 'OPUS_BJAZ_TRV_LOADER_DATA' as record_source,</w:t>
               <w:br/>
               <w:t xml:space="preserve">       column_name, raw_column, model_rule, count(*) as keys_compared,</w:t>
               <w:br/>
@@ -4750,7 +4750,7 @@
               <w:br/>
               <w:t xml:space="preserve">union all</w:t>
               <w:br/>
-              <w:t xml:space="preserve">select 'OPUS' as project, 'SAT_COMMON_ADDRESS' as satellite, 'OPUS_BJAZ_TRV_LOADER_LOG_TABLE_MV' as record_source,</w:t>
+              <w:t xml:space="preserve">select 'OPUS' as project, 'SAT_COMMON_ADDRESS' as satellite, 'OPUS_BJAZ_TRV_LOADER_LOG_TABLE' as record_source,</w:t>
               <w:br/>
               <w:t xml:space="preserve">       column_name, raw_column, model_rule, count(*) as keys_compared,</w:t>
               <w:br/>
@@ -5042,7 +5042,7 @@
         <w:t xml:space="preserve">Note: </w:t>
       </w:r>
       <w:r>
-        <w:t xml:space="preserve">standard satellite, sat_multi_source; PK PARTY_HKEY; 2 RECORD_SOURCE group(s): OPUS_BA_TRV_DATA_POLICY_DTLS_MV [1 col(s)], OPUS_BJAZ_TRV_LOADER_DATA_MV [1 col(s)]. TRIMMED / BLANK_TO_NULL on trim / nullif columns = documented exception (staging trim rule retained by design), not a failure.</w:t>
+        <w:t xml:space="preserve">standard satellite, sat_multi_source; PK PARTY_HKEY; 2 RECORD_SOURCE group(s): OPUS_BA_TRV_DATA_POLICY_DTLS [1 col(s)], OPUS_BJAZ_TRV_LOADER_DATA [1 col(s)]. TRIMMED / BLANK_TO_NULL on trim / nullif columns = documented exception (staging trim rule retained by design), not a failure.</w:t>
       </w:r>
     </w:p>
     <w:p>
@@ -5077,7 +5077,7 @@
               <w:br/>
               <w:t xml:space="preserve">    select distinct PARTY_HKEY as hkey from BAGIC_PREPROD_CURATED_DB.BGIL_DATA_MODEL.SAT_COMMON_CLASSIFICATION</w:t>
               <w:br/>
-              <w:t xml:space="preserve">     where RECORD_SOURCE = 'OPUS_BA_TRV_DATA_POLICY_DTLS_MV'</w:t>
+              <w:t xml:space="preserve">     where RECORD_SOURCE = 'OPUS_BA_TRV_DATA_POLICY_DTLS'</w:t>
               <w:br/>
               <w:t xml:space="preserve">     order by hkey</w:t>
               <w:br/>
@@ -5093,7 +5093,7 @@
               <w:br/>
               <w:t xml:space="preserve">      from BAGIC_PREPROD_CURATED_DB.BGIL_DATA_MODEL.SAT_COMMON_CLASSIFICATION</w:t>
               <w:br/>
-              <w:t xml:space="preserve">     where RECORD_SOURCE = 'OPUS_BA_TRV_DATA_POLICY_DTLS_MV'</w:t>
+              <w:t xml:space="preserve">     where RECORD_SOURCE = 'OPUS_BA_TRV_DATA_POLICY_DTLS'</w:t>
               <w:br/>
               <w:t xml:space="preserve">       and PARTY_HKEY in (select hkey from s1)</w:t>
               <w:br/>
@@ -5107,7 +5107,7 @@
               <w:br/>
               <w:t xml:space="preserve">      from (</w:t>
               <w:br/>
-              <w:t xml:space="preserve">        -- via stg_travel__ba_trv_data_policy_dtls_mv</w:t>
+              <w:t xml:space="preserve">        -- via stg_travel__ba_trv_data_policy_dtls</w:t>
               <w:br/>
               <w:t xml:space="preserve">        select MD5_BINARY(NULLIF(UPPER(TRIM(CAST('HUB_PARTY|' || ((nullif(trim(to_varchar("PAYER_PART_ID")), ''))) AS VARCHAR))), '')) as hkey,</w:t>
               <w:br/>
@@ -5115,7 +5115,7 @@
               <w:br/>
               <w:t xml:space="preserve">               to_varchar("USER_TYPE") as CATEGORY_CODE</w:t>
               <w:br/>
-              <w:t xml:space="preserve">          from BAGIC_PROD_MIRROR_DB.OPUS_GG_DWHSTAGE.BA_TRV_DATA_POLICY_DTLS_MV</w:t>
+              <w:t xml:space="preserve">          from BAGIC_PREPROD_CURATED_DB.UTILS.BA_TRV_DATA_POLICY_DTLS</w:t>
               <w:br/>
               <w:t xml:space="preserve">      )</w:t>
               <w:br/>
@@ -5159,7 +5159,7 @@
               <w:br/>
               <w:t xml:space="preserve">    select distinct PARTY_HKEY as hkey from BAGIC_PREPROD_CURATED_DB.BGIL_DATA_MODEL.SAT_COMMON_CLASSIFICATION</w:t>
               <w:br/>
-              <w:t xml:space="preserve">     where RECORD_SOURCE = 'OPUS_BJAZ_TRV_LOADER_DATA_MV'</w:t>
+              <w:t xml:space="preserve">     where RECORD_SOURCE = 'OPUS_BJAZ_TRV_LOADER_DATA'</w:t>
               <w:br/>
               <w:t xml:space="preserve">     order by hkey</w:t>
               <w:br/>
@@ -5175,7 +5175,7 @@
               <w:br/>
               <w:t xml:space="preserve">      from BAGIC_PREPROD_CURATED_DB.BGIL_DATA_MODEL.SAT_COMMON_CLASSIFICATION</w:t>
               <w:br/>
-              <w:t xml:space="preserve">     where RECORD_SOURCE = 'OPUS_BJAZ_TRV_LOADER_DATA_MV'</w:t>
+              <w:t xml:space="preserve">     where RECORD_SOURCE = 'OPUS_BJAZ_TRV_LOADER_DATA'</w:t>
               <w:br/>
               <w:t xml:space="preserve">       and PARTY_HKEY in (select hkey from s2)</w:t>
               <w:br/>
@@ -5189,7 +5189,7 @@
               <w:br/>
               <w:t xml:space="preserve">      from (</w:t>
               <w:br/>
-              <w:t xml:space="preserve">        -- via stg_travel__bjaz_trv_loader_data_mv</w:t>
+              <w:t xml:space="preserve">        -- via stg_travel__bjaz_trv_loader_data</w:t>
               <w:br/>
               <w:t xml:space="preserve">        select MD5_BINARY(NULLIF(UPPER(TRIM(CAST('HUB_PARTY|' || ((nullif(trim(to_varchar("PREMIUMPAYERID")), ''))) AS VARCHAR))), '')) as hkey,</w:t>
               <w:br/>
@@ -5197,7 +5197,7 @@
               <w:br/>
               <w:t xml:space="preserve">               to_varchar("CUSTOMERTYPE") as CATEGORY_CODE</w:t>
               <w:br/>
-              <w:t xml:space="preserve">          from BAGIC_PROD_MIRROR_DB.OPUS_GG_DWHSTAGE.BJAZ_TRV_LOADER_DATA_MV</w:t>
+              <w:t xml:space="preserve">          from BAGIC_PREPROD_CURATED_DB.UTILS.BJAZ_TRV_LOADER_DATA</w:t>
               <w:br/>
               <w:t xml:space="preserve">      )</w:t>
               <w:br/>
@@ -5237,7 +5237,7 @@
               <w:br/>
               <w:t xml:space="preserve">)</w:t>
               <w:br/>
-              <w:t xml:space="preserve">select 'OPUS' as project, 'SAT_COMMON_CLASSIFICATION' as satellite, 'OPUS_BA_TRV_DATA_POLICY_DTLS_MV' as record_source,</w:t>
+              <w:t xml:space="preserve">select 'OPUS' as project, 'SAT_COMMON_CLASSIFICATION' as satellite, 'OPUS_BA_TRV_DATA_POLICY_DTLS' as record_source,</w:t>
               <w:br/>
               <w:t xml:space="preserve">       column_name, raw_column, model_rule, count(*) as keys_compared,</w:t>
               <w:br/>
@@ -5277,7 +5277,7 @@
               <w:br/>
               <w:t xml:space="preserve">union all</w:t>
               <w:br/>
-              <w:t xml:space="preserve">select 'OPUS' as project, 'SAT_COMMON_CLASSIFICATION' as satellite, 'OPUS_BJAZ_TRV_LOADER_DATA_MV' as record_source,</w:t>
+              <w:t xml:space="preserve">select 'OPUS' as project, 'SAT_COMMON_CLASSIFICATION' as satellite, 'OPUS_BJAZ_TRV_LOADER_DATA' as record_source,</w:t>
               <w:br/>
               <w:t xml:space="preserve">       column_name, raw_column, model_rule, count(*) as keys_compared,</w:t>
               <w:br/>
@@ -5569,7 +5569,7 @@
         <w:t xml:space="preserve">Note: </w:t>
       </w:r>
       <w:r>
-        <w:t xml:space="preserve">standard satellite, ma_sat_multi_source; PK PARTY_HKEY, child key CONTACT_POINT_TYPE, CONTACT_PRIORITY_ORDER; 2 RECORD_SOURCE group(s): OPUS_BJAZ_TRV_LOADER_DATA_MV [4 col(s)], OPUS_BJAZ_TRV_LOADER_LOG_TABLE_MV [4 col(s)]. Multi-active: compared per (key, child key); latest = max LOAD_DATETIME per member. stg2_common_contact_bjaz_trv_loader_data_mv_0: column(s) FAX_NUMBER, LANDLINE_NUMBER, MOBILE_NUMBER could not be traced to RAW on at least one arm -- excluded (first-cut: walk columns from resolved_mt__ views or joined-in stitch columns are not yet inlined into the sampled queries). stg2_common_contact_bjaz_trv_loader_data_mv_1: column(s) FAX_NUMBER, LANDLINE_NUMBER, MOBILE_NUMBER could not be traced to RAW on at least one arm -- excluded (first-cut: walk columns from resolved_mt__ views or joined-in stitch columns are not yet inlined into the sampled queries). stg2_common_contact_bjaz_trv_loader_data_mv_2: column(s) LANDLINE_NUMBER, MOBILE_NUMBER could not be traced to RAW on at least one arm -- excluded (first-cut: walk columns from resolved_mt__ views or joined-in stitch columns are not yet inlined into the sampled queries). stg2_common_contact_bjaz_trv_loader_data_mv_3: column(s) LANDLINE_NUMBER could not be traced to RAW on at least one arm -- excluded (first-cut: walk columns from resolved_mt__ views or joined-in stitch columns are not yet inlined into the sampled queries). stg2_common_contact_bjaz_trv_loader_log_table_mv_5: column(s) FAX_NUMBER, LANDLINE_NUMBER, MOBILE_NUMBER could not be traced to RAW on at least one arm -- excluded (first-cut: walk columns from resolved_mt__ views or joined-in stitch columns are not yet inlined into the sampled queries). stg2_common_contact_bjaz_trv_loader_log_table_mv_6: column(s) LANDLINE_NUMBER, MOBILE_NUMBER could not be traced to RAW on at least one arm -- excluded (first-cut: walk columns from resolved_mt__ views or joined-in stitch columns are not yet inlined into the sampled queries). stg2_common_contact_bjaz_trv_loader_log_table_mv_7: column(s) LANDLINE_NUMBER could not be traced to RAW on at least one arm -- excluded (first-cut: walk columns from resolved_mt__ views or joined-in stitch columns are not yet inlined into the sampled queries). TRIMMED / BLANK_TO_NULL on trim / nullif columns = documented exception (staging trim rule retained by design), not a failure.</w:t>
+        <w:t xml:space="preserve">standard satellite, ma_sat_multi_source; PK PARTY_HKEY, child key CONTACT_POINT_TYPE, CONTACT_PRIORITY_ORDER; 2 RECORD_SOURCE group(s): OPUS_BJAZ_TRV_LOADER_DATA [4 col(s)], OPUS_BJAZ_TRV_LOADER_LOG_TABLE [4 col(s)]. Multi-active: compared per (key, child key); latest = max LOAD_DATETIME per member. stg2_common_contact_bjaz_trv_loader_data_0: column(s) FAX_NUMBER, LANDLINE_NUMBER, MOBILE_NUMBER could not be traced to RAW on at least one arm -- excluded (first-cut: walk columns from resolved_mt__ views or joined-in stitch columns are not yet inlined into the sampled queries). stg2_common_contact_bjaz_trv_loader_data_1: column(s) FAX_NUMBER, LANDLINE_NUMBER, MOBILE_NUMBER could not be traced to RAW on at least one arm -- excluded (first-cut: walk columns from resolved_mt__ views or joined-in stitch columns are not yet inlined into the sampled queries). stg2_common_contact_bjaz_trv_loader_data_2: column(s) LANDLINE_NUMBER, MOBILE_NUMBER could not be traced to RAW on at least one arm -- excluded (first-cut: walk columns from resolved_mt__ views or joined-in stitch columns are not yet inlined into the sampled queries). stg2_common_contact_bjaz_trv_loader_data_3: column(s) LANDLINE_NUMBER could not be traced to RAW on at least one arm -- excluded (first-cut: walk columns from resolved_mt__ views or joined-in stitch columns are not yet inlined into the sampled queries). stg2_common_contact_bjaz_trv_loader_log_table_5: column(s) FAX_NUMBER, LANDLINE_NUMBER, MOBILE_NUMBER could not be traced to RAW on at least one arm -- excluded (first-cut: walk columns from resolved_mt__ views or joined-in stitch columns are not yet inlined into the sampled queries). stg2_common_contact_bjaz_trv_loader_log_table_6: column(s) LANDLINE_NUMBER, MOBILE_NUMBER could not be traced to RAW on at least one arm -- excluded (first-cut: walk columns from resolved_mt__ views or joined-in stitch columns are not yet inlined into the sampled queries). stg2_common_contact_bjaz_trv_loader_log_table_7: column(s) LANDLINE_NUMBER could not be traced to RAW on at least one arm -- excluded (first-cut: walk columns from resolved_mt__ views or joined-in stitch columns are not yet inlined into the sampled queries). TRIMMED / BLANK_TO_NULL on trim / nullif columns = documented exception (staging trim rule retained by design), not a failure.</w:t>
       </w:r>
     </w:p>
     <w:p>
@@ -5604,7 +5604,7 @@
               <w:br/>
               <w:t xml:space="preserve">    select distinct PARTY_HKEY as hkey from BAGIC_PREPROD_CURATED_DB.BGIL_DATA_MODEL.SAT_COMMON_CONTACT</w:t>
               <w:br/>
-              <w:t xml:space="preserve">     where RECORD_SOURCE = 'OPUS_BJAZ_TRV_LOADER_DATA_MV'</w:t>
+              <w:t xml:space="preserve">     where RECORD_SOURCE = 'OPUS_BJAZ_TRV_LOADER_DATA'</w:t>
               <w:br/>
               <w:t xml:space="preserve">     order by hkey</w:t>
               <w:br/>
@@ -5630,7 +5630,7 @@
               <w:br/>
               <w:t xml:space="preserve">      from BAGIC_PREPROD_CURATED_DB.BGIL_DATA_MODEL.SAT_COMMON_CONTACT</w:t>
               <w:br/>
-              <w:t xml:space="preserve">     where RECORD_SOURCE = 'OPUS_BJAZ_TRV_LOADER_DATA_MV'</w:t>
+              <w:t xml:space="preserve">     where RECORD_SOURCE = 'OPUS_BJAZ_TRV_LOADER_DATA'</w:t>
               <w:br/>
               <w:t xml:space="preserve">       and PARTY_HKEY in (select hkey from s1)</w:t>
               <w:br/>
@@ -5644,7 +5644,7 @@
               <w:br/>
               <w:t xml:space="preserve">      from (</w:t>
               <w:br/>
-              <w:t xml:space="preserve">        -- via stg_travel__bjaz_trv_loader_data_mv</w:t>
+              <w:t xml:space="preserve">        -- via stg_travel__bjaz_trv_loader_data</w:t>
               <w:br/>
               <w:t xml:space="preserve">        select MD5_BINARY(NULLIF(UPPER(TRIM(CAST('HUB_PARTY|' || ((nullif(trim(to_varchar("INTERMEDIARY")), ''))) AS VARCHAR))), '')) as hkey,</w:t>
               <w:br/>
@@ -5662,11 +5662,11 @@
               <w:br/>
               <w:t xml:space="preserve">               cast(null as varchar) as LANDLINE_NUMBER</w:t>
               <w:br/>
-              <w:t xml:space="preserve">          from BAGIC_PROD_MIRROR_DB.OPUS_GG_DWHSTAGE.BJAZ_TRV_LOADER_DATA_MV</w:t>
+              <w:t xml:space="preserve">          from BAGIC_PREPROD_CURATED_DB.UTILS.BJAZ_TRV_LOADER_DATA</w:t>
               <w:br/>
               <w:t xml:space="preserve">        union all</w:t>
               <w:br/>
-              <w:t xml:space="preserve">        -- via stg_travel__bjaz_trv_loader_data_mv</w:t>
+              <w:t xml:space="preserve">        -- via stg_travel__bjaz_trv_loader_data</w:t>
               <w:br/>
               <w:t xml:space="preserve">        select MD5_BINARY(NULLIF(UPPER(TRIM(CAST('HUB_PARTY|' || ((nullif(trim(to_varchar("PREMIUMPAYERID")), ''))) AS VARCHAR))), '')) as hkey,</w:t>
               <w:br/>
@@ -5684,11 +5684,11 @@
               <w:br/>
               <w:t xml:space="preserve">               cast(null as varchar) as LANDLINE_NUMBER</w:t>
               <w:br/>
-              <w:t xml:space="preserve">          from BAGIC_PROD_MIRROR_DB.OPUS_GG_DWHSTAGE.BJAZ_TRV_LOADER_DATA_MV</w:t>
+              <w:t xml:space="preserve">          from BAGIC_PREPROD_CURATED_DB.UTILS.BJAZ_TRV_LOADER_DATA</w:t>
               <w:br/>
               <w:t xml:space="preserve">        union all</w:t>
               <w:br/>
-              <w:t xml:space="preserve">        -- via stg_travel__bjaz_trv_loader_data_mv</w:t>
+              <w:t xml:space="preserve">        -- via stg_travel__bjaz_trv_loader_data</w:t>
               <w:br/>
               <w:t xml:space="preserve">        select MD5_BINARY(NULLIF(UPPER(TRIM(CAST('HUB_PARTY|' || ((nullif(trim(to_varchar("PREMIUMPAYERID")), ''))) AS VARCHAR))), '')) as hkey,</w:t>
               <w:br/>
@@ -5706,11 +5706,11 @@
               <w:br/>
               <w:t xml:space="preserve">               cast(null as varchar) as LANDLINE_NUMBER</w:t>
               <w:br/>
-              <w:t xml:space="preserve">          from BAGIC_PROD_MIRROR_DB.OPUS_GG_DWHSTAGE.BJAZ_TRV_LOADER_DATA_MV</w:t>
+              <w:t xml:space="preserve">          from BAGIC_PREPROD_CURATED_DB.UTILS.BJAZ_TRV_LOADER_DATA</w:t>
               <w:br/>
               <w:t xml:space="preserve">        union all</w:t>
               <w:br/>
-              <w:t xml:space="preserve">        -- via stg_travel__bjaz_trv_loader_data_mv</w:t>
+              <w:t xml:space="preserve">        -- via stg_travel__bjaz_trv_loader_data</w:t>
               <w:br/>
               <w:t xml:space="preserve">        select MD5_BINARY(NULLIF(UPPER(TRIM(CAST('HUB_PARTY|' || ((nullif(trim(to_varchar("PREMIUMPAYERID")), ''))) AS VARCHAR))), '')) as hkey,</w:t>
               <w:br/>
@@ -5728,11 +5728,11 @@
               <w:br/>
               <w:t xml:space="preserve">               cast(null as varchar) as LANDLINE_NUMBER</w:t>
               <w:br/>
-              <w:t xml:space="preserve">          from BAGIC_PROD_MIRROR_DB.OPUS_GG_DWHSTAGE.BJAZ_TRV_LOADER_DATA_MV</w:t>
+              <w:t xml:space="preserve">          from BAGIC_PREPROD_CURATED_DB.UTILS.BJAZ_TRV_LOADER_DATA</w:t>
               <w:br/>
               <w:t xml:space="preserve">        union all</w:t>
               <w:br/>
-              <w:t xml:space="preserve">        -- via stg_travel__bjaz_trv_loader_data_mv</w:t>
+              <w:t xml:space="preserve">        -- via stg_travel__bjaz_trv_loader_data</w:t>
               <w:br/>
               <w:t xml:space="preserve">        select MD5_BINARY(NULLIF(UPPER(TRIM(CAST('HUB_PARTY|' || ((nullif(trim(to_varchar("PREMIUMPAYERID")), ''))) AS VARCHAR))), '')) as hkey,</w:t>
               <w:br/>
@@ -5750,7 +5750,7 @@
               <w:br/>
               <w:t xml:space="preserve">               to_varchar("TELEPHONE") as LANDLINE_NUMBER</w:t>
               <w:br/>
-              <w:t xml:space="preserve">          from BAGIC_PROD_MIRROR_DB.OPUS_GG_DWHSTAGE.BJAZ_TRV_LOADER_DATA_MV</w:t>
+              <w:t xml:space="preserve">          from BAGIC_PREPROD_CURATED_DB.UTILS.BJAZ_TRV_LOADER_DATA</w:t>
               <w:br/>
               <w:t xml:space="preserve">      )</w:t>
               <w:br/>
@@ -5878,7 +5878,7 @@
               <w:br/>
               <w:t xml:space="preserve">    select distinct PARTY_HKEY as hkey from BAGIC_PREPROD_CURATED_DB.BGIL_DATA_MODEL.SAT_COMMON_CONTACT</w:t>
               <w:br/>
-              <w:t xml:space="preserve">     where RECORD_SOURCE = 'OPUS_BJAZ_TRV_LOADER_LOG_TABLE_MV'</w:t>
+              <w:t xml:space="preserve">     where RECORD_SOURCE = 'OPUS_BJAZ_TRV_LOADER_LOG_TABLE'</w:t>
               <w:br/>
               <w:t xml:space="preserve">     order by hkey</w:t>
               <w:br/>
@@ -5904,7 +5904,7 @@
               <w:br/>
               <w:t xml:space="preserve">      from BAGIC_PREPROD_CURATED_DB.BGIL_DATA_MODEL.SAT_COMMON_CONTACT</w:t>
               <w:br/>
-              <w:t xml:space="preserve">     where RECORD_SOURCE = 'OPUS_BJAZ_TRV_LOADER_LOG_TABLE_MV'</w:t>
+              <w:t xml:space="preserve">     where RECORD_SOURCE = 'OPUS_BJAZ_TRV_LOADER_LOG_TABLE'</w:t>
               <w:br/>
               <w:t xml:space="preserve">       and PARTY_HKEY in (select hkey from s2)</w:t>
               <w:br/>
@@ -5918,7 +5918,7 @@
               <w:br/>
               <w:t xml:space="preserve">      from (</w:t>
               <w:br/>
-              <w:t xml:space="preserve">        -- via stg_travel__bjaz_trv_loader_log_table_mv</w:t>
+              <w:t xml:space="preserve">        -- via stg_travel__bjaz_trv_loader_log_table</w:t>
               <w:br/>
               <w:t xml:space="preserve">        select MD5_BINARY(NULLIF(UPPER(TRIM(CAST('HUB_PARTY|' || ((nullif(trim(to_varchar("PREMIUMPAYERID")), ''))) AS VARCHAR))), '')) as hkey,</w:t>
               <w:br/>
@@ -5936,11 +5936,11 @@
               <w:br/>
               <w:t xml:space="preserve">               cast(null as varchar) as LANDLINE_NUMBER</w:t>
               <w:br/>
-              <w:t xml:space="preserve">          from BAGIC_PROD_MIRROR_DB.OPUS_GG_DWHSTAGE.BJAZ_TRV_LOADER_LOG_TABLE_MV</w:t>
+              <w:t xml:space="preserve">          from BAGIC_PREPROD_CURATED_DB.UTILS.BJAZ_TRV_LOADER_LOG_TABLE</w:t>
               <w:br/>
               <w:t xml:space="preserve">        union all</w:t>
               <w:br/>
-              <w:t xml:space="preserve">        -- via stg_travel__bjaz_trv_loader_log_table_mv</w:t>
+              <w:t xml:space="preserve">        -- via stg_travel__bjaz_trv_loader_log_table</w:t>
               <w:br/>
               <w:t xml:space="preserve">        select MD5_BINARY(NULLIF(UPPER(TRIM(CAST('HUB_PARTY|' || ((nullif(trim(to_varchar("PREMIUMPAYERID")), ''))) AS VARCHAR))), '')) as hkey,</w:t>
               <w:br/>
@@ -5958,11 +5958,11 @@
               <w:br/>
               <w:t xml:space="preserve">               cast(null as varchar) as LANDLINE_NUMBER</w:t>
               <w:br/>
-              <w:t xml:space="preserve">          from BAGIC_PROD_MIRROR_DB.OPUS_GG_DWHSTAGE.BJAZ_TRV_LOADER_LOG_TABLE_MV</w:t>
+              <w:t xml:space="preserve">          from BAGIC_PREPROD_CURATED_DB.UTILS.BJAZ_TRV_LOADER_LOG_TABLE</w:t>
               <w:br/>
               <w:t xml:space="preserve">        union all</w:t>
               <w:br/>
-              <w:t xml:space="preserve">        -- via stg_travel__bjaz_trv_loader_log_table_mv</w:t>
+              <w:t xml:space="preserve">        -- via stg_travel__bjaz_trv_loader_log_table</w:t>
               <w:br/>
               <w:t xml:space="preserve">        select MD5_BINARY(NULLIF(UPPER(TRIM(CAST('HUB_PARTY|' || ((nullif(trim(to_varchar("PREMIUMPAYERID")), ''))) AS VARCHAR))), '')) as hkey,</w:t>
               <w:br/>
@@ -5980,11 +5980,11 @@
               <w:br/>
               <w:t xml:space="preserve">               cast(null as varchar) as LANDLINE_NUMBER</w:t>
               <w:br/>
-              <w:t xml:space="preserve">          from BAGIC_PROD_MIRROR_DB.OPUS_GG_DWHSTAGE.BJAZ_TRV_LOADER_LOG_TABLE_MV</w:t>
+              <w:t xml:space="preserve">          from BAGIC_PREPROD_CURATED_DB.UTILS.BJAZ_TRV_LOADER_LOG_TABLE</w:t>
               <w:br/>
               <w:t xml:space="preserve">        union all</w:t>
               <w:br/>
-              <w:t xml:space="preserve">        -- via stg_travel__bjaz_trv_loader_log_table_mv</w:t>
+              <w:t xml:space="preserve">        -- via stg_travel__bjaz_trv_loader_log_table</w:t>
               <w:br/>
               <w:t xml:space="preserve">        select MD5_BINARY(NULLIF(UPPER(TRIM(CAST('HUB_PARTY|' || ((nullif(trim(to_varchar("PREMIUMPAYERID")), ''))) AS VARCHAR))), '')) as hkey,</w:t>
               <w:br/>
@@ -6002,7 +6002,7 @@
               <w:br/>
               <w:t xml:space="preserve">               to_varchar("TELEPHONE") as LANDLINE_NUMBER</w:t>
               <w:br/>
-              <w:t xml:space="preserve">          from BAGIC_PROD_MIRROR_DB.OPUS_GG_DWHSTAGE.BJAZ_TRV_LOADER_LOG_TABLE_MV</w:t>
+              <w:t xml:space="preserve">          from BAGIC_PREPROD_CURATED_DB.UTILS.BJAZ_TRV_LOADER_LOG_TABLE</w:t>
               <w:br/>
               <w:t xml:space="preserve">      )</w:t>
               <w:br/>
@@ -6126,7 +6126,7 @@
               <w:br/>
               <w:t xml:space="preserve">)</w:t>
               <w:br/>
-              <w:t xml:space="preserve">select 'OPUS' as project, 'SAT_COMMON_CONTACT' as satellite, 'OPUS_BJAZ_TRV_LOADER_DATA_MV' as record_source,</w:t>
+              <w:t xml:space="preserve">select 'OPUS' as project, 'SAT_COMMON_CONTACT' as satellite, 'OPUS_BJAZ_TRV_LOADER_DATA' as record_source,</w:t>
               <w:br/>
               <w:t xml:space="preserve">       column_name, raw_column, model_rule, count(*) as keys_compared,</w:t>
               <w:br/>
@@ -6166,7 +6166,7 @@
               <w:br/>
               <w:t xml:space="preserve">union all</w:t>
               <w:br/>
-              <w:t xml:space="preserve">select 'OPUS' as project, 'SAT_COMMON_CONTACT' as satellite, 'OPUS_BJAZ_TRV_LOADER_LOG_TABLE_MV' as record_source,</w:t>
+              <w:t xml:space="preserve">select 'OPUS' as project, 'SAT_COMMON_CONTACT' as satellite, 'OPUS_BJAZ_TRV_LOADER_LOG_TABLE' as record_source,</w:t>
               <w:br/>
               <w:t xml:space="preserve">       column_name, raw_column, model_rule, count(*) as keys_compared,</w:t>
               <w:br/>
@@ -6458,7 +6458,7 @@
         <w:t xml:space="preserve">Note: </w:t>
       </w:r>
       <w:r>
-        <w:t xml:space="preserve">standard satellite, automate_dv.sat; PK COVERAGE_HKEY; 1 RECORD_SOURCE group(s): OPUS_BJAZ_TRV_PLAN_MV [2 col(s)]. TRIMMED / BLANK_TO_NULL on trim / nullif columns = documented exception (staging trim rule retained by design), not a failure.</w:t>
+        <w:t xml:space="preserve">standard satellite, automate_dv.sat; PK COVERAGE_HKEY; 1 RECORD_SOURCE group(s): OPUS_BJAZ_TRV_PLAN [2 col(s)]. TRIMMED / BLANK_TO_NULL on trim / nullif columns = documented exception (staging trim rule retained by design), not a failure.</w:t>
       </w:r>
     </w:p>
     <w:p>
@@ -6493,7 +6493,7 @@
               <w:br/>
               <w:t xml:space="preserve">    select distinct COVERAGE_HKEY as hkey from BAGIC_PREPROD_CURATED_DB.BGIL_DATA_MODEL.SAT_COVERAGE_CONDITIONS</w:t>
               <w:br/>
-              <w:t xml:space="preserve">     where RECORD_SOURCE = 'OPUS_BJAZ_TRV_PLAN_MV'</w:t>
+              <w:t xml:space="preserve">     where RECORD_SOURCE = 'OPUS_BJAZ_TRV_PLAN'</w:t>
               <w:br/>
               <w:t xml:space="preserve">     order by hkey</w:t>
               <w:br/>
@@ -6511,7 +6511,7 @@
               <w:br/>
               <w:t xml:space="preserve">      from BAGIC_PREPROD_CURATED_DB.BGIL_DATA_MODEL.SAT_COVERAGE_CONDITIONS</w:t>
               <w:br/>
-              <w:t xml:space="preserve">     where RECORD_SOURCE = 'OPUS_BJAZ_TRV_PLAN_MV'</w:t>
+              <w:t xml:space="preserve">     where RECORD_SOURCE = 'OPUS_BJAZ_TRV_PLAN'</w:t>
               <w:br/>
               <w:t xml:space="preserve">       and COVERAGE_HKEY in (select hkey from s1)</w:t>
               <w:br/>
@@ -6525,7 +6525,7 @@
               <w:br/>
               <w:t xml:space="preserve">      from (</w:t>
               <w:br/>
-              <w:t xml:space="preserve">        -- via stg_travel__bjaz_trv_plan_mv</w:t>
+              <w:t xml:space="preserve">        -- via stg_travel__bjaz_trv_plan</w:t>
               <w:br/>
               <w:t xml:space="preserve">        select MD5_BINARY(NULLIF(UPPER(TRIM(CAST('HUB_COVERAGE|' || ((nullif(trim(to_varchar("COVER_CODE")), ''))) AS VARCHAR))), '')) as hkey,</w:t>
               <w:br/>
@@ -6535,7 +6535,7 @@
               <w:br/>
               <w:t xml:space="preserve">               to_varchar("DEDUCTABLE_TIME") as WAITING_PERIOD_CONDITION</w:t>
               <w:br/>
-              <w:t xml:space="preserve">          from BAGIC_PROD_MIRROR_DB.OPUS_GG_DWHSTAGE.BJAZ_TRV_PLAN_MV</w:t>
+              <w:t xml:space="preserve">          from BAGIC_PREPROD_CURATED_DB.UTILS.BJAZ_TRV_PLAN</w:t>
               <w:br/>
               <w:t xml:space="preserve">      )</w:t>
               <w:br/>
@@ -6603,7 +6603,7 @@
               <w:br/>
               <w:t xml:space="preserve">)</w:t>
               <w:br/>
-              <w:t xml:space="preserve">select 'OPUS' as project, 'SAT_COVERAGE_CONDITIONS' as satellite, 'OPUS_BJAZ_TRV_PLAN_MV' as record_source,</w:t>
+              <w:t xml:space="preserve">select 'OPUS' as project, 'SAT_COVERAGE_CONDITIONS' as satellite, 'OPUS_BJAZ_TRV_PLAN' as record_source,</w:t>
               <w:br/>
               <w:t xml:space="preserve">       column_name, raw_column, model_rule, count(*) as keys_compared,</w:t>
               <w:br/>
@@ -6895,7 +6895,7 @@
         <w:t xml:space="preserve">Note: </w:t>
       </w:r>
       <w:r>
-        <w:t xml:space="preserve">standard satellite, sat_multi_source; PK COVERAGE_HKEY; 3 RECORD_SOURCE group(s): OPUS_BJAZ_TRV_PLAN_MV [2 col(s)], OPUS_BJAZ_TRV_RIDER_DTLS_MV [1 col(s)], OPUS_BJAZ_TRV_LOADER_DATA_MV [1 col(s)]. stg2_coverage_definition_bjaz_trv_plan_mv: column(s) COVERAGE_NAME, FREE_COVER_LIMIT could not be traced to RAW on at least one arm -- excluded (first-cut: walk columns from resolved_mt__ views or joined-in stitch columns are not yet inlined into the sampled queries). stg2_coverage_definition_bjaz_trv_rider_dtls_mv: column(s) COVERAGE_DESCRIPTION, FREE_COVER_LIMIT, PERIL_COVERED could not be traced to RAW on at least one arm -- excluded (first-cut: walk columns from resolved_mt__ views or joined-in stitch columns are not yet inlined into the sampled queries). stg2_coverage_definition_bjaz_trv_loader_data_mv_acchospexp: column(s) COVERAGE_DESCRIPTION, COVERAGE_NAME, PERIL_COVERED could not be traced to RAW on at least one arm -- excluded (first-cut: walk columns from resolved_mt__ views or joined-in stitch columns are not yet inlined into the sampled queries). stg2_coverage_definition_bjaz_trv_loader_data_mv_adventuresportbenefit: column(s) COVERAGE_DESCRIPTION, COVERAGE_NAME, PERIL_COVERED could not be traced to RAW on at least one arm -- excluded (first-cut: walk columns from resolved_mt__ views or joined-in stitch columns are not yet inlined into the sampled queries). stg2_coverage_definition_bjaz_trv_loader_data_mv_bouncedhotel: column(s) COVERAGE_DESCRIPTION, COVERAGE_NAME, PERIL_COVERED could not be traced to RAW on at least one arm -- excluded (first-cut: walk columns from resolved_mt__ views or joined-in stitch columns are not yet inlined into the sampled queries). stg2_coverage_definition_bjaz_trv_loader_data_mv_compvisitfamilymember: column(s) COVERAGE_DESCRIPTION, COVERAGE_NAME, PERIL_COVERED could not be traced to RAW on at least one arm -- excluded (first-cut: walk columns from resolved_mt__ views or joined-in stitch columns are not yet inlined into the sampled queries). stg2_coverage_definition_bjaz_trv_loader_data_mv_delayofcheckedbaggage: column(s) COVERAGE_DESCRIPTION, COVERAGE_NAME, PERIL_COVERED could not be traced to RAW on at least one arm -- excluded (first-cut: walk columns from resolved_mt__ views or joined-in stitch columns are not yet inlined into the sampled queries). stg2_coverage_definition_bjaz_trv_loader_data_mv_emergencyhotelextension: column(s) COVERAGE_DESCRIPTION, COVERAGE_NAME, PERIL_COVERED could not be traced to RAW on at least one arm -- excluded (first-cut: walk columns from resolved_mt__ views or joined-in stitch columns are not yet inlined into the sampled queries). stg2_coverage_definition_bjaz_trv_loader_data_mv_emermedicalevac: column(s) COVERAGE_DESCRIPTION, COVERAGE_NAME, PERIL_COVERED could not be traced to RAW on at least one arm -- excluded (first-cut: walk columns from resolved_mt__ views or joined-in stitch columns are not yet inlined into the sampled queries). stg2_coverage_definition_bjaz_trv_loader_data_mv_homeburglaryinsurance: column(s) COVERAGE_DESCRIPTION, COVERAGE_NAME, PERIL_COVERED could not be traced to RAW on at least one arm -- excluded (first-cut: walk columns from resolved_mt__ views or joined-in stitch columns are not yet inlined into the sampled queries). stg2_coverage_definition_bjaz_trv_loader_data_mv_hospdailyallow: column(s) COVERAGE_DESCRIPTION, COVERAGE_NAME, PERIL_COVERED could not be traced to RAW on at least one arm -- excluded (first-cut: walk columns from resolved_mt__ views or joined-in stitch columns are not yet inlined into the sampled queries). stg2_coverage_definition_bjaz_trv_loader_data_mv_lossofbaggage: column(s) COVERAGE_DESCRIPTION, COVERAGE_NAME, PERIL_COVERED could not be traced to RAW on at least one arm -- excluded (first-cut: walk columns from resolved_mt__ views or joined-in stitch columns are not yet inlined into the sampled queries). stg2_coverage_definition_bjaz_trv_loader_data_mv_lossofcheckedbaggage: column(s) COVERAGE_DESCRIPTION, COVERAGE_NAME, PERIL_COVERED could not be traced to RAW on at least one arm -- excluded (first-cut: walk columns from resolved_mt__ views or joined-in stitch columns are not yet inlined into the sampled queries). stg2_coverage_definition_bjaz_trv_loader_data_mv_missedconnection: column(s) COVERAGE_DESCRIPTION, COVERAGE_NAME, PERIL_COVERED could not be traced to RAW on at least one arm -- excluded (first-cut: walk columns from resolved_mt__ views or joined-in stitch columns are not yet inlined into the sampled queries). stg2_coverage_definition_bjaz_trv_loader_data_mv_personalliability: column(s) COVERAGE_DESCRIPTION, COVERAGE_NAME, PERIL_COVERED could not be traced to RAW on at least one arm -- excluded (first-cut: walk columns from resolved_mt__ views or joined-in stitch columns are not yet inlined into the sampled queries). stg2_coverage_definition_bjaz_trv_loader_data_mv_repatonofremains: column(s) COVERAGE_DESCRIPTION, COVERAGE_NAME, PERIL_COVERED could not be traced to RAW on at least one arm -- excluded (first-cut: walk columns from resolved_mt__ views or joined-in stitch columns are not yet inlined into the sampled queries). stg2_coverage_definition_bjaz_trv_loader_data_mv_tripcancellation: column(s) COVERAGE_DESCRIPTION, COVERAGE_NAME, PERIL_COVERED could not be traced to RAW on at least one arm -- excluded (first-cut: walk columns from resolved_mt__ views or joined-in stitch columns are not yet inlined into the sampled queries). stg2_coverage_definition_bjaz_trv_loader_data_mv_tripcurtailment: column(s) COVERAGE_DESCRIPTION, COVERAGE_NAME, PERIL_COVERED could not be traced to RAW on at least one arm -- excluded (first-cut: walk columns from resolved_mt__ views or joined-in stitch columns are not yet inlined into the sampled queries). stg2_coverage_definition_bjaz_trv_loader_data_mv_tripdelaybyscheduledaircraft: column(s) COVERAGE_DESCRIPTION, COVERAGE_NAME, PERIL_COVERED could not be traced to RAW on at least one arm -- excluded (first-cut: walk columns from resolved_mt__ views or joined-in stitch columns are not yet inlined into the sampled queries). TRIMMED / BLANK_TO_NULL on trim / nullif columns = documented exception (staging trim rule retained by design), not a failure.</w:t>
+        <w:t xml:space="preserve">standard satellite, sat_multi_source; PK COVERAGE_HKEY; 3 RECORD_SOURCE group(s): OPUS_BJAZ_TRV_PLAN [2 col(s)], OPUS_BJAZ_TRV_RIDER_DTLS [1 col(s)], OPUS_BJAZ_TRV_LOADER_DATA [1 col(s)]. stg2_coverage_definition_bjaz_trv_plan: column(s) COVERAGE_NAME, FREE_COVER_LIMIT could not be traced to RAW on at least one arm -- excluded (first-cut: walk columns from resolved_mt__ views or joined-in stitch columns are not yet inlined into the sampled queries). stg2_coverage_definition_bjaz_trv_rider_dtls: column(s) COVERAGE_DESCRIPTION, FREE_COVER_LIMIT, PERIL_COVERED could not be traced to RAW on at least one arm -- excluded (first-cut: walk columns from resolved_mt__ views or joined-in stitch columns are not yet inlined into the sampled queries). stg2_coverage_definition_bjaz_trv_loader_data_acchospexp: column(s) COVERAGE_DESCRIPTION, COVERAGE_NAME, PERIL_COVERED could not be traced to RAW on at least one arm -- excluded (first-cut: walk columns from resolved_mt__ views or joined-in stitch columns are not yet inlined into the sampled queries). stg2_coverage_definition_bjaz_trv_loader_data_adventuresportbenefit: column(s) COVERAGE_DESCRIPTION, COVERAGE_NAME, PERIL_COVERED could not be traced to RAW on at least one arm -- excluded (first-cut: walk columns from resolved_mt__ views or joined-in stitch columns are not yet inlined into the sampled queries). stg2_coverage_definition_bjaz_trv_loader_data_bouncedhotel: column(s) COVERAGE_DESCRIPTION, COVERAGE_NAME, PERIL_COVERED could not be traced to RAW on at least one arm -- excluded (first-cut: walk columns from resolved_mt__ views or joined-in stitch columns are not yet inlined into the sampled queries). stg2_coverage_definition_bjaz_trv_loader_data_compvisitfamilymember: column(s) COVERAGE_DESCRIPTION, COVERAGE_NAME, PERIL_COVERED could not be traced to RAW on at least one arm -- excluded (first-cut: walk columns from resolved_mt__ views or joined-in stitch columns are not yet inlined into the sampled queries). stg2_coverage_definition_bjaz_trv_loader_data_delayofcheckedbaggage: column(s) COVERAGE_DESCRIPTION, COVERAGE_NAME, PERIL_COVERED could not be traced to RAW on at least one arm -- excluded (first-cut: walk columns from resolved_mt__ views or joined-in stitch columns are not yet inlined into the sampled queries). stg2_coverage_definition_bjaz_trv_loader_data_emergencyhotelextension: column(s) COVERAGE_DESCRIPTION, COVERAGE_NAME, PERIL_COVERED could not be traced to RAW on at least one arm -- excluded (first-cut: walk columns from resolved_mt__ views or joined-in stitch columns are not yet inlined into the sampled queries). stg2_coverage_definition_bjaz_trv_loader_data_emermedicalevac: column(s) COVERAGE_DESCRIPTION, COVERAGE_NAME, PERIL_COVERED could not be traced to RAW on at least one arm -- excluded (first-cut: walk columns from resolved_mt__ views or joined-in stitch columns are not yet inlined into the sampled queries). stg2_coverage_definition_bjaz_trv_loader_data_homeburglaryinsurance: column(s) COVERAGE_DESCRIPTION, COVERAGE_NAME, PERIL_COVERED could not be traced to RAW on at least one arm -- excluded (first-cut: walk columns from resolved_mt__ views or joined-in stitch columns are not yet inlined into the sampled queries). stg2_coverage_definition_bjaz_trv_loader_data_hospdailyallow: column(s) COVERAGE_DESCRIPTION, COVERAGE_NAME, PERIL_COVERED could not be traced to RAW on at least one arm -- excluded (first-cut: walk columns from resolved_mt__ views or joined-in stitch columns are not yet inlined into the sampled queries). stg2_coverage_definition_bjaz_trv_loader_data_lossofbaggage: column(s) COVERAGE_DESCRIPTION, COVERAGE_NAME, PERIL_COVERED could not be traced to RAW on at least one arm -- excluded (first-cut: walk columns from resolved_mt__ views or joined-in stitch columns are not yet inlined into the sampled queries). stg2_coverage_definition_bjaz_trv_loader_data_lossofcheckedbaggage: column(s) COVERAGE_DESCRIPTION, COVERAGE_NAME, PERIL_COVERED could not be traced to RAW on at least one arm -- excluded (first-cut: walk columns from resolved_mt__ views or joined-in stitch columns are not yet inlined into the sampled queries). stg2_coverage_definition_bjaz_trv_loader_data_missedconnection: column(s) COVERAGE_DESCRIPTION, COVERAGE_NAME, PERIL_COVERED could not be traced to RAW on at least one arm -- excluded (first-cut: walk columns from resolved_mt__ views or joined-in stitch columns are not yet inlined into the sampled queries). stg2_coverage_definition_bjaz_trv_loader_data_personalliability: column(s) COVERAGE_DESCRIPTION, COVERAGE_NAME, PERIL_COVERED could not be traced to RAW on at least one arm -- excluded (first-cut: walk columns from resolved_mt__ views or joined-in stitch columns are not yet inlined into the sampled queries). stg2_coverage_definition_bjaz_trv_loader_data_repatonofremains: column(s) COVERAGE_DESCRIPTION, COVERAGE_NAME, PERIL_COVERED could not be traced to RAW on at least one arm -- excluded (first-cut: walk columns from resolved_mt__ views or joined-in stitch columns are not yet inlined into the sampled queries). stg2_coverage_definition_bjaz_trv_loader_data_tripcancellation: column(s) COVERAGE_DESCRIPTION, COVERAGE_NAME, PERIL_COVERED could not be traced to RAW on at least one arm -- excluded (first-cut: walk columns from resolved_mt__ views or joined-in stitch columns are not yet inlined into the sampled queries). stg2_coverage_definition_bjaz_trv_loader_data_tripcurtailment: column(s) COVERAGE_DESCRIPTION, COVERAGE_NAME, PERIL_COVERED could not be traced to RAW on at least one arm -- excluded (first-cut: walk columns from resolved_mt__ views or joined-in stitch columns are not yet inlined into the sampled queries). stg2_coverage_definition_bjaz_trv_loader_data_tripdelaybyscheduledaircraft: column(s) COVERAGE_DESCRIPTION, COVERAGE_NAME, PERIL_COVERED could not be traced to RAW on at least one arm -- excluded (first-cut: walk columns from resolved_mt__ views or joined-in stitch columns are not yet inlined into the sampled queries). TRIMMED / BLANK_TO_NULL on trim / nullif columns = documented exception (staging trim rule retained by design), not a failure.</w:t>
       </w:r>
     </w:p>
     <w:p>
@@ -6930,7 +6930,7 @@
               <w:br/>
               <w:t xml:space="preserve">    select distinct COVERAGE_HKEY as hkey from BAGIC_PREPROD_CURATED_DB.BGIL_DATA_MODEL.SAT_COVERAGE_DEFINITION</w:t>
               <w:br/>
-              <w:t xml:space="preserve">     where RECORD_SOURCE = 'OPUS_BJAZ_TRV_PLAN_MV'</w:t>
+              <w:t xml:space="preserve">     where RECORD_SOURCE = 'OPUS_BJAZ_TRV_PLAN'</w:t>
               <w:br/>
               <w:t xml:space="preserve">     order by hkey</w:t>
               <w:br/>
@@ -6948,7 +6948,7 @@
               <w:br/>
               <w:t xml:space="preserve">      from BAGIC_PREPROD_CURATED_DB.BGIL_DATA_MODEL.SAT_COVERAGE_DEFINITION</w:t>
               <w:br/>
-              <w:t xml:space="preserve">     where RECORD_SOURCE = 'OPUS_BJAZ_TRV_PLAN_MV'</w:t>
+              <w:t xml:space="preserve">     where RECORD_SOURCE = 'OPUS_BJAZ_TRV_PLAN'</w:t>
               <w:br/>
               <w:t xml:space="preserve">       and COVERAGE_HKEY in (select hkey from s1)</w:t>
               <w:br/>
@@ -6962,7 +6962,7 @@
               <w:br/>
               <w:t xml:space="preserve">      from (</w:t>
               <w:br/>
-              <w:t xml:space="preserve">        -- via stg_travel__bjaz_trv_plan_mv</w:t>
+              <w:t xml:space="preserve">        -- via stg_travel__bjaz_trv_plan</w:t>
               <w:br/>
               <w:t xml:space="preserve">        select MD5_BINARY(NULLIF(UPPER(TRIM(CAST('HUB_COVERAGE|' || ((nullif(trim(to_varchar("COVER_CODE")), ''))) AS VARCHAR))), '')) as hkey,</w:t>
               <w:br/>
@@ -6972,7 +6972,7 @@
               <w:br/>
               <w:t xml:space="preserve">               to_varchar("TYPE_OF_CLAIM") as PERIL_COVERED</w:t>
               <w:br/>
-              <w:t xml:space="preserve">          from BAGIC_PROD_MIRROR_DB.OPUS_GG_DWHSTAGE.BJAZ_TRV_PLAN_MV</w:t>
+              <w:t xml:space="preserve">          from BAGIC_PREPROD_CURATED_DB.UTILS.BJAZ_TRV_PLAN</w:t>
               <w:br/>
               <w:t xml:space="preserve">      )</w:t>
               <w:br/>
@@ -7044,7 +7044,7 @@
               <w:br/>
               <w:t xml:space="preserve">    select distinct COVERAGE_HKEY as hkey from BAGIC_PREPROD_CURATED_DB.BGIL_DATA_MODEL.SAT_COVERAGE_DEFINITION</w:t>
               <w:br/>
-              <w:t xml:space="preserve">     where RECORD_SOURCE = 'OPUS_BJAZ_TRV_RIDER_DTLS_MV'</w:t>
+              <w:t xml:space="preserve">     where RECORD_SOURCE = 'OPUS_BJAZ_TRV_RIDER_DTLS'</w:t>
               <w:br/>
               <w:t xml:space="preserve">     order by hkey</w:t>
               <w:br/>
@@ -7060,7 +7060,7 @@
               <w:br/>
               <w:t xml:space="preserve">      from BAGIC_PREPROD_CURATED_DB.BGIL_DATA_MODEL.SAT_COVERAGE_DEFINITION</w:t>
               <w:br/>
-              <w:t xml:space="preserve">     where RECORD_SOURCE = 'OPUS_BJAZ_TRV_RIDER_DTLS_MV'</w:t>
+              <w:t xml:space="preserve">     where RECORD_SOURCE = 'OPUS_BJAZ_TRV_RIDER_DTLS'</w:t>
               <w:br/>
               <w:t xml:space="preserve">       and COVERAGE_HKEY in (select hkey from s2)</w:t>
               <w:br/>
@@ -7074,7 +7074,7 @@
               <w:br/>
               <w:t xml:space="preserve">      from (</w:t>
               <w:br/>
-              <w:t xml:space="preserve">        -- via stg_travel__bjaz_trv_rider_dtls_mv</w:t>
+              <w:t xml:space="preserve">        -- via stg_travel__bjaz_trv_rider_dtls</w:t>
               <w:br/>
               <w:t xml:space="preserve">        select MD5_BINARY(NULLIF(UPPER(TRIM(CAST('HUB_COVERAGE|' || ((nullif(trim(to_varchar("RIDER_NO")), ''))) AS VARCHAR))), '')) as hkey,</w:t>
               <w:br/>
@@ -7082,7 +7082,7 @@
               <w:br/>
               <w:t xml:space="preserve">               to_varchar("RIDER_NAME") as COVERAGE_NAME</w:t>
               <w:br/>
-              <w:t xml:space="preserve">          from BAGIC_PROD_MIRROR_DB.OPUS_GG_DWHSTAGE.BJAZ_TRV_RIDER_DTLS_MV</w:t>
+              <w:t xml:space="preserve">          from BAGIC_PREPROD_CURATED_DB.UTILS.BJAZ_TRV_RIDER_DTLS</w:t>
               <w:br/>
               <w:t xml:space="preserve">      )</w:t>
               <w:br/>
@@ -7126,7 +7126,7 @@
               <w:br/>
               <w:t xml:space="preserve">    select distinct COVERAGE_HKEY as hkey from BAGIC_PREPROD_CURATED_DB.BGIL_DATA_MODEL.SAT_COVERAGE_DEFINITION</w:t>
               <w:br/>
-              <w:t xml:space="preserve">     where RECORD_SOURCE = 'OPUS_BJAZ_TRV_LOADER_DATA_MV'</w:t>
+              <w:t xml:space="preserve">     where RECORD_SOURCE = 'OPUS_BJAZ_TRV_LOADER_DATA'</w:t>
               <w:br/>
               <w:t xml:space="preserve">     order by hkey</w:t>
               <w:br/>
@@ -7142,7 +7142,7 @@
               <w:br/>
               <w:t xml:space="preserve">      from BAGIC_PREPROD_CURATED_DB.BGIL_DATA_MODEL.SAT_COVERAGE_DEFINITION</w:t>
               <w:br/>
-              <w:t xml:space="preserve">     where RECORD_SOURCE = 'OPUS_BJAZ_TRV_LOADER_DATA_MV'</w:t>
+              <w:t xml:space="preserve">     where RECORD_SOURCE = 'OPUS_BJAZ_TRV_LOADER_DATA'</w:t>
               <w:br/>
               <w:t xml:space="preserve">       and COVERAGE_HKEY in (select hkey from s3)</w:t>
               <w:br/>
@@ -7156,7 +7156,7 @@
               <w:br/>
               <w:t xml:space="preserve">      from (</w:t>
               <w:br/>
-              <w:t xml:space="preserve">        -- via stg_travel__bjaz_trv_loader_data_mv</w:t>
+              <w:t xml:space="preserve">        -- via stg_travel__bjaz_trv_loader_data</w:t>
               <w:br/>
               <w:t xml:space="preserve">        select MD5_BINARY(NULLIF(UPPER(TRIM(CAST('HUB_COVERAGE|' || ((nullif(trim(to_varchar("POLICY_REF")), '')) || '|' || 'TRV_ACC_HOSP_EXP') AS VARCHAR))), '')) as hkey,</w:t>
               <w:br/>
@@ -7164,11 +7164,11 @@
               <w:br/>
               <w:t xml:space="preserve">               to_varchar("ACCHOSPEXP") as FREE_COVER_LIMIT</w:t>
               <w:br/>
-              <w:t xml:space="preserve">          from BAGIC_PROD_MIRROR_DB.OPUS_GG_DWHSTAGE.BJAZ_TRV_LOADER_DATA_MV</w:t>
+              <w:t xml:space="preserve">          from BAGIC_PREPROD_CURATED_DB.UTILS.BJAZ_TRV_LOADER_DATA</w:t>
               <w:br/>
               <w:t xml:space="preserve">        union all</w:t>
               <w:br/>
-              <w:t xml:space="preserve">        -- via stg_travel__bjaz_trv_loader_data_mv</w:t>
+              <w:t xml:space="preserve">        -- via stg_travel__bjaz_trv_loader_data</w:t>
               <w:br/>
               <w:t xml:space="preserve">        select MD5_BINARY(NULLIF(UPPER(TRIM(CAST('HUB_COVERAGE|' || ((nullif(trim(to_varchar("POLICY_REF")), '')) || '|' || 'TRV_ADVENTURE_SPORT') AS VARCHAR))), '')) as hkey,</w:t>
               <w:br/>
@@ -7176,11 +7176,11 @@
               <w:br/>
               <w:t xml:space="preserve">               to_varchar("ADVENTURESPORTBENEFIT") as FREE_COVER_LIMIT</w:t>
               <w:br/>
-              <w:t xml:space="preserve">          from BAGIC_PROD_MIRROR_DB.OPUS_GG_DWHSTAGE.BJAZ_TRV_LOADER_DATA_MV</w:t>
+              <w:t xml:space="preserve">          from BAGIC_PREPROD_CURATED_DB.UTILS.BJAZ_TRV_LOADER_DATA</w:t>
               <w:br/>
               <w:t xml:space="preserve">        union all</w:t>
               <w:br/>
-              <w:t xml:space="preserve">        -- via stg_travel__bjaz_trv_loader_data_mv</w:t>
+              <w:t xml:space="preserve">        -- via stg_travel__bjaz_trv_loader_data</w:t>
               <w:br/>
               <w:t xml:space="preserve">        select MD5_BINARY(NULLIF(UPPER(TRIM(CAST('HUB_COVERAGE|' || ((nullif(trim(to_varchar("POLICY_REF")), '')) || '|' || 'TRV_BOUNCED_HOTEL') AS VARCHAR))), '')) as hkey,</w:t>
               <w:br/>
@@ -7188,11 +7188,11 @@
               <w:br/>
               <w:t xml:space="preserve">               to_varchar("BOUNCEDHOTEL") as FREE_COVER_LIMIT</w:t>
               <w:br/>
-              <w:t xml:space="preserve">          from BAGIC_PROD_MIRROR_DB.OPUS_GG_DWHSTAGE.BJAZ_TRV_LOADER_DATA_MV</w:t>
+              <w:t xml:space="preserve">          from BAGIC_PREPROD_CURATED_DB.UTILS.BJAZ_TRV_LOADER_DATA</w:t>
               <w:br/>
               <w:t xml:space="preserve">        union all</w:t>
               <w:br/>
-              <w:t xml:space="preserve">        -- via stg_travel__bjaz_trv_loader_data_mv</w:t>
+              <w:t xml:space="preserve">        -- via stg_travel__bjaz_trv_loader_data</w:t>
               <w:br/>
               <w:t xml:space="preserve">        select MD5_BINARY(NULLIF(UPPER(TRIM(CAST('HUB_COVERAGE|' || ((nullif(trim(to_varchar("POLICY_REF")), '')) || '|' || 'TRV_COMPASSIONATE_VISIT') AS VARCHAR))), '')) as hkey,</w:t>
               <w:br/>
@@ -7200,11 +7200,11 @@
               <w:br/>
               <w:t xml:space="preserve">               to_varchar("COMPVISITFAMILYMEMBER") as FREE_COVER_LIMIT</w:t>
               <w:br/>
-              <w:t xml:space="preserve">          from BAGIC_PROD_MIRROR_DB.OPUS_GG_DWHSTAGE.BJAZ_TRV_LOADER_DATA_MV</w:t>
+              <w:t xml:space="preserve">          from BAGIC_PREPROD_CURATED_DB.UTILS.BJAZ_TRV_LOADER_DATA</w:t>
               <w:br/>
               <w:t xml:space="preserve">        union all</w:t>
               <w:br/>
-              <w:t xml:space="preserve">        -- via stg_travel__bjaz_trv_loader_data_mv</w:t>
+              <w:t xml:space="preserve">        -- via stg_travel__bjaz_trv_loader_data</w:t>
               <w:br/>
               <w:t xml:space="preserve">        select MD5_BINARY(NULLIF(UPPER(TRIM(CAST('HUB_COVERAGE|' || ((nullif(trim(to_varchar("POLICY_REF")), '')) || '|' || 'TRV_BAGGAGE_DELAY') AS VARCHAR))), '')) as hkey,</w:t>
               <w:br/>
@@ -7212,11 +7212,11 @@
               <w:br/>
               <w:t xml:space="preserve">               to_varchar("DELAYOFCHECKEDBAGGAGE") as FREE_COVER_LIMIT</w:t>
               <w:br/>
-              <w:t xml:space="preserve">          from BAGIC_PROD_MIRROR_DB.OPUS_GG_DWHSTAGE.BJAZ_TRV_LOADER_DATA_MV</w:t>
+              <w:t xml:space="preserve">          from BAGIC_PREPROD_CURATED_DB.UTILS.BJAZ_TRV_LOADER_DATA</w:t>
               <w:br/>
               <w:t xml:space="preserve">        union all</w:t>
               <w:br/>
-              <w:t xml:space="preserve">        -- via stg_travel__bjaz_trv_loader_data_mv</w:t>
+              <w:t xml:space="preserve">        -- via stg_travel__bjaz_trv_loader_data</w:t>
               <w:br/>
               <w:t xml:space="preserve">        select MD5_BINARY(NULLIF(UPPER(TRIM(CAST('HUB_COVERAGE|' || ((nullif(trim(to_varchar("POLICY_REF")), '')) || '|' || 'TRV_EMER_HOTEL_EXT') AS VARCHAR))), '')) as hkey,</w:t>
               <w:br/>
@@ -7224,11 +7224,11 @@
               <w:br/>
               <w:t xml:space="preserve">               to_varchar("EMERGENCYHOTELEXTENSION") as FREE_COVER_LIMIT</w:t>
               <w:br/>
-              <w:t xml:space="preserve">          from BAGIC_PROD_MIRROR_DB.OPUS_GG_DWHSTAGE.BJAZ_TRV_LOADER_DATA_MV</w:t>
+              <w:t xml:space="preserve">          from BAGIC_PREPROD_CURATED_DB.UTILS.BJAZ_TRV_LOADER_DATA</w:t>
               <w:br/>
               <w:t xml:space="preserve">        union all</w:t>
               <w:br/>
-              <w:t xml:space="preserve">        -- via stg_travel__bjaz_trv_loader_data_mv</w:t>
+              <w:t xml:space="preserve">        -- via stg_travel__bjaz_trv_loader_data</w:t>
               <w:br/>
               <w:t xml:space="preserve">        select MD5_BINARY(NULLIF(UPPER(TRIM(CAST('HUB_COVERAGE|' || ((nullif(trim(to_varchar("POLICY_REF")), '')) || '|' || 'TRV_EMER_MED_EVAC') AS VARCHAR))), '')) as hkey,</w:t>
               <w:br/>
@@ -7236,11 +7236,11 @@
               <w:br/>
               <w:t xml:space="preserve">               to_varchar("EMERMEDICALEVAC") as FREE_COVER_LIMIT</w:t>
               <w:br/>
-              <w:t xml:space="preserve">          from BAGIC_PROD_MIRROR_DB.OPUS_GG_DWHSTAGE.BJAZ_TRV_LOADER_DATA_MV</w:t>
+              <w:t xml:space="preserve">          from BAGIC_PREPROD_CURATED_DB.UTILS.BJAZ_TRV_LOADER_DATA</w:t>
               <w:br/>
               <w:t xml:space="preserve">        union all</w:t>
               <w:br/>
-              <w:t xml:space="preserve">        -- via stg_travel__bjaz_trv_loader_data_mv</w:t>
+              <w:t xml:space="preserve">        -- via stg_travel__bjaz_trv_loader_data</w:t>
               <w:br/>
               <w:t xml:space="preserve">        select MD5_BINARY(NULLIF(UPPER(TRIM(CAST('HUB_COVERAGE|' || ((nullif(trim(to_varchar("POLICY_REF")), '')) || '|' || 'TRV_HOME_BURGLARY') AS VARCHAR))), '')) as hkey,</w:t>
               <w:br/>
@@ -7248,11 +7248,11 @@
               <w:br/>
               <w:t xml:space="preserve">               to_varchar("HOMEBURGLARYINSURANCE") as FREE_COVER_LIMIT</w:t>
               <w:br/>
-              <w:t xml:space="preserve">          from BAGIC_PROD_MIRROR_DB.OPUS_GG_DWHSTAGE.BJAZ_TRV_LOADER_DATA_MV</w:t>
+              <w:t xml:space="preserve">          from BAGIC_PREPROD_CURATED_DB.UTILS.BJAZ_TRV_LOADER_DATA</w:t>
               <w:br/>
               <w:t xml:space="preserve">        union all</w:t>
               <w:br/>
-              <w:t xml:space="preserve">        -- via stg_travel__bjaz_trv_loader_data_mv</w:t>
+              <w:t xml:space="preserve">        -- via stg_travel__bjaz_trv_loader_data</w:t>
               <w:br/>
               <w:t xml:space="preserve">        select MD5_BINARY(NULLIF(UPPER(TRIM(CAST('HUB_COVERAGE|' || ((nullif(trim(to_varchar("POLICY_REF")), '')) || '|' || 'TRV_HOSP_DAILY_ALLOW') AS VARCHAR))), '')) as hkey,</w:t>
               <w:br/>
@@ -7260,11 +7260,11 @@
               <w:br/>
               <w:t xml:space="preserve">               to_varchar("HOSPDAILYALLOW") as FREE_COVER_LIMIT</w:t>
               <w:br/>
-              <w:t xml:space="preserve">          from BAGIC_PROD_MIRROR_DB.OPUS_GG_DWHSTAGE.BJAZ_TRV_LOADER_DATA_MV</w:t>
+              <w:t xml:space="preserve">          from BAGIC_PREPROD_CURATED_DB.UTILS.BJAZ_TRV_LOADER_DATA</w:t>
               <w:br/>
               <w:t xml:space="preserve">        union all</w:t>
               <w:br/>
-              <w:t xml:space="preserve">        -- via stg_travel__bjaz_trv_loader_data_mv</w:t>
+              <w:t xml:space="preserve">        -- via stg_travel__bjaz_trv_loader_data</w:t>
               <w:br/>
               <w:t xml:space="preserve">        select MD5_BINARY(NULLIF(UPPER(TRIM(CAST('HUB_COVERAGE|' || ((nullif(trim(to_varchar("POLICY_REF")), '')) || '|' || 'TRV_BAGGAGE_LOSS') AS VARCHAR))), '')) as hkey,</w:t>
               <w:br/>
@@ -7272,11 +7272,11 @@
               <w:br/>
               <w:t xml:space="preserve">               to_varchar("LOSSOFBAGGAGE") as FREE_COVER_LIMIT</w:t>
               <w:br/>
-              <w:t xml:space="preserve">          from BAGIC_PROD_MIRROR_DB.OPUS_GG_DWHSTAGE.BJAZ_TRV_LOADER_DATA_MV</w:t>
+              <w:t xml:space="preserve">          from BAGIC_PREPROD_CURATED_DB.UTILS.BJAZ_TRV_LOADER_DATA</w:t>
               <w:br/>
               <w:t xml:space="preserve">        union all</w:t>
               <w:br/>
-              <w:t xml:space="preserve">        -- via stg_travel__bjaz_trv_loader_data_mv</w:t>
+              <w:t xml:space="preserve">        -- via stg_travel__bjaz_trv_loader_data</w:t>
               <w:br/>
               <w:t xml:space="preserve">        select MD5_BINARY(NULLIF(UPPER(TRIM(CAST('HUB_COVERAGE|' || ((nullif(trim(to_varchar("POLICY_REF")), '')) || '|' || 'TRV_CHECKED_BAGGAGE_LOSS') AS VARCHAR))), '')) as hkey,</w:t>
               <w:br/>
@@ -7284,11 +7284,11 @@
               <w:br/>
               <w:t xml:space="preserve">               to_varchar("LOSSOFCHECKEDBAGGAGE") as FREE_COVER_LIMIT</w:t>
               <w:br/>
-              <w:t xml:space="preserve">          from BAGIC_PROD_MIRROR_DB.OPUS_GG_DWHSTAGE.BJAZ_TRV_LOADER_DATA_MV</w:t>
+              <w:t xml:space="preserve">          from BAGIC_PREPROD_CURATED_DB.UTILS.BJAZ_TRV_LOADER_DATA</w:t>
               <w:br/>
               <w:t xml:space="preserve">        union all</w:t>
               <w:br/>
-              <w:t xml:space="preserve">        -- via stg_travel__bjaz_trv_loader_data_mv</w:t>
+              <w:t xml:space="preserve">        -- via stg_travel__bjaz_trv_loader_data</w:t>
               <w:br/>
               <w:t xml:space="preserve">        select MD5_BINARY(NULLIF(UPPER(TRIM(CAST('HUB_COVERAGE|' || ((nullif(trim(to_varchar("POLICY_REF")), '')) || '|' || 'TRV_MISSED_CONNECTION') AS VARCHAR))), '')) as hkey,</w:t>
               <w:br/>
@@ -7296,11 +7296,11 @@
               <w:br/>
               <w:t xml:space="preserve">               to_varchar("MISSEDCONNECTION") as FREE_COVER_LIMIT</w:t>
               <w:br/>
-              <w:t xml:space="preserve">          from BAGIC_PROD_MIRROR_DB.OPUS_GG_DWHSTAGE.BJAZ_TRV_LOADER_DATA_MV</w:t>
+              <w:t xml:space="preserve">          from BAGIC_PREPROD_CURATED_DB.UTILS.BJAZ_TRV_LOADER_DATA</w:t>
               <w:br/>
               <w:t xml:space="preserve">        union all</w:t>
               <w:br/>
-              <w:t xml:space="preserve">        -- via stg_travel__bjaz_trv_loader_data_mv</w:t>
+              <w:t xml:space="preserve">        -- via stg_travel__bjaz_trv_loader_data</w:t>
               <w:br/>
               <w:t xml:space="preserve">        select MD5_BINARY(NULLIF(UPPER(TRIM(CAST('HUB_COVERAGE|' || ((nullif(trim(to_varchar("POLICY_REF")), '')) || '|' || 'TRV_PERSONAL_LIABILITY') AS VARCHAR))), '')) as hkey,</w:t>
               <w:br/>
@@ -7308,11 +7308,11 @@
               <w:br/>
               <w:t xml:space="preserve">               to_varchar("PERSONALLIABILITY") as FREE_COVER_LIMIT</w:t>
               <w:br/>
-              <w:t xml:space="preserve">          from BAGIC_PROD_MIRROR_DB.OPUS_GG_DWHSTAGE.BJAZ_TRV_LOADER_DATA_MV</w:t>
+              <w:t xml:space="preserve">          from BAGIC_PREPROD_CURATED_DB.UTILS.BJAZ_TRV_LOADER_DATA</w:t>
               <w:br/>
               <w:t xml:space="preserve">        union all</w:t>
               <w:br/>
-              <w:t xml:space="preserve">        -- via stg_travel__bjaz_trv_loader_data_mv</w:t>
+              <w:t xml:space="preserve">        -- via stg_travel__bjaz_trv_loader_data</w:t>
               <w:br/>
               <w:t xml:space="preserve">        select MD5_BINARY(NULLIF(UPPER(TRIM(CAST('HUB_COVERAGE|' || ((nullif(trim(to_varchar("POLICY_REF")), '')) || '|' || 'TRV_REPAT_REMAINS') AS VARCHAR))), '')) as hkey,</w:t>
               <w:br/>
@@ -7320,11 +7320,11 @@
               <w:br/>
               <w:t xml:space="preserve">               to_varchar("REPATONOFREMAINS") as FREE_COVER_LIMIT</w:t>
               <w:br/>
-              <w:t xml:space="preserve">          from BAGIC_PROD_MIRROR_DB.OPUS_GG_DWHSTAGE.BJAZ_TRV_LOADER_DATA_MV</w:t>
+              <w:t xml:space="preserve">          from BAGIC_PREPROD_CURATED_DB.UTILS.BJAZ_TRV_LOADER_DATA</w:t>
               <w:br/>
               <w:t xml:space="preserve">        union all</w:t>
               <w:br/>
-              <w:t xml:space="preserve">        -- via stg_travel__bjaz_trv_loader_data_mv</w:t>
+              <w:t xml:space="preserve">        -- via stg_travel__bjaz_trv_loader_data</w:t>
               <w:br/>
               <w:t xml:space="preserve">        select MD5_BINARY(NULLIF(UPPER(TRIM(CAST('HUB_COVERAGE|' || ((nullif(trim(to_varchar("POLICY_REF")), '')) || '|' || 'TRV_TRIP_CANCEL') AS VARCHAR))), '')) as hkey,</w:t>
               <w:br/>
@@ -7332,11 +7332,11 @@
               <w:br/>
               <w:t xml:space="preserve">               to_varchar("TRIPCANCELLATION") as FREE_COVER_LIMIT</w:t>
               <w:br/>
-              <w:t xml:space="preserve">          from BAGIC_PROD_MIRROR_DB.OPUS_GG_DWHSTAGE.BJAZ_TRV_LOADER_DATA_MV</w:t>
+              <w:t xml:space="preserve">          from BAGIC_PREPROD_CURATED_DB.UTILS.BJAZ_TRV_LOADER_DATA</w:t>
               <w:br/>
               <w:t xml:space="preserve">        union all</w:t>
               <w:br/>
-              <w:t xml:space="preserve">        -- via stg_travel__bjaz_trv_loader_data_mv</w:t>
+              <w:t xml:space="preserve">        -- via stg_travel__bjaz_trv_loader_data</w:t>
               <w:br/>
               <w:t xml:space="preserve">        select MD5_BINARY(NULLIF(UPPER(TRIM(CAST('HUB_COVERAGE|' || ((nullif(trim(to_varchar("POLICY_REF")), '')) || '|' || 'TRV_TRIP_CURTAILMENT') AS VARCHAR))), '')) as hkey,</w:t>
               <w:br/>
@@ -7344,11 +7344,11 @@
               <w:br/>
               <w:t xml:space="preserve">               to_varchar("TRIPCURTAILMENT") as FREE_COVER_LIMIT</w:t>
               <w:br/>
-              <w:t xml:space="preserve">          from BAGIC_PROD_MIRROR_DB.OPUS_GG_DWHSTAGE.BJAZ_TRV_LOADER_DATA_MV</w:t>
+              <w:t xml:space="preserve">          from BAGIC_PREPROD_CURATED_DB.UTILS.BJAZ_TRV_LOADER_DATA</w:t>
               <w:br/>
               <w:t xml:space="preserve">        union all</w:t>
               <w:br/>
-              <w:t xml:space="preserve">        -- via stg_travel__bjaz_trv_loader_data_mv</w:t>
+              <w:t xml:space="preserve">        -- via stg_travel__bjaz_trv_loader_data</w:t>
               <w:br/>
               <w:t xml:space="preserve">        select MD5_BINARY(NULLIF(UPPER(TRIM(CAST('HUB_COVERAGE|' || ((nullif(trim(to_varchar("POLICY_REF")), '')) || '|' || 'TRV_TRIP_DELAY') AS VARCHAR))), '')) as hkey,</w:t>
               <w:br/>
@@ -7356,7 +7356,7 @@
               <w:br/>
               <w:t xml:space="preserve">               to_varchar("TRIPDELAYBYSCHEDULEDAIRCRAFT") as FREE_COVER_LIMIT</w:t>
               <w:br/>
-              <w:t xml:space="preserve">          from BAGIC_PROD_MIRROR_DB.OPUS_GG_DWHSTAGE.BJAZ_TRV_LOADER_DATA_MV</w:t>
+              <w:t xml:space="preserve">          from BAGIC_PREPROD_CURATED_DB.UTILS.BJAZ_TRV_LOADER_DATA</w:t>
               <w:br/>
               <w:t xml:space="preserve">      )</w:t>
               <w:br/>
@@ -7396,7 +7396,7 @@
               <w:br/>
               <w:t xml:space="preserve">)</w:t>
               <w:br/>
-              <w:t xml:space="preserve">select 'OPUS' as project, 'SAT_COVERAGE_DEFINITION' as satellite, 'OPUS_BJAZ_TRV_PLAN_MV' as record_source,</w:t>
+              <w:t xml:space="preserve">select 'OPUS' as project, 'SAT_COVERAGE_DEFINITION' as satellite, 'OPUS_BJAZ_TRV_PLAN' as record_source,</w:t>
               <w:br/>
               <w:t xml:space="preserve">       column_name, raw_column, model_rule, count(*) as keys_compared,</w:t>
               <w:br/>
@@ -7436,7 +7436,7 @@
               <w:br/>
               <w:t xml:space="preserve">union all</w:t>
               <w:br/>
-              <w:t xml:space="preserve">select 'OPUS' as project, 'SAT_COVERAGE_DEFINITION' as satellite, 'OPUS_BJAZ_TRV_RIDER_DTLS_MV' as record_source,</w:t>
+              <w:t xml:space="preserve">select 'OPUS' as project, 'SAT_COVERAGE_DEFINITION' as satellite, 'OPUS_BJAZ_TRV_RIDER_DTLS' as record_source,</w:t>
               <w:br/>
               <w:t xml:space="preserve">       column_name, raw_column, model_rule, count(*) as keys_compared,</w:t>
               <w:br/>
@@ -7476,7 +7476,7 @@
               <w:br/>
               <w:t xml:space="preserve">union all</w:t>
               <w:br/>
-              <w:t xml:space="preserve">select 'OPUS' as project, 'SAT_COVERAGE_DEFINITION' as satellite, 'OPUS_BJAZ_TRV_LOADER_DATA_MV' as record_source,</w:t>
+              <w:t xml:space="preserve">select 'OPUS' as project, 'SAT_COVERAGE_DEFINITION' as satellite, 'OPUS_BJAZ_TRV_LOADER_DATA' as record_source,</w:t>
               <w:br/>
               <w:t xml:space="preserve">       column_name, raw_column, model_rule, count(*) as keys_compared,</w:t>
               <w:br/>
@@ -7768,7 +7768,7 @@
         <w:t xml:space="preserve">Note: </w:t>
       </w:r>
       <w:r>
-        <w:t xml:space="preserve">standard satellite, sat_multi_source; PK COVERAGE_HKEY; 3 RECORD_SOURCE group(s): OPUS_BJAZ_TRV_PLAN_MV [2 col(s)], OPUS_BJAZ_TRV_RIDER_DTLS_MV [1 col(s)], OPUS_BJAZ_TRV_RIDER_RATE_MAST_MV [1 col(s)]. stg2_coverage_limits_bjaz_trv_rider_dtls_mv: column(s) DEDUCTIBLE_AMOUNT could not be traced to RAW on at least one arm -- excluded (first-cut: walk columns from resolved_mt__ views or joined-in stitch columns are not yet inlined into the sampled queries). stg2_coverage_limits_bjaz_trv_rider_rate_mast_mv: column(s) DEDUCTIBLE_AMOUNT could not be traced to RAW on at least one arm -- excluded (first-cut: walk columns from resolved_mt__ views or joined-in stitch columns are not yet inlined into the sampled queries). TRIMMED / BLANK_TO_NULL on trim / nullif columns = documented exception (staging trim rule retained by design), not a failure.</w:t>
+        <w:t xml:space="preserve">standard satellite, sat_multi_source; PK COVERAGE_HKEY; 3 RECORD_SOURCE group(s): OPUS_BJAZ_TRV_PLAN [2 col(s)], OPUS_BJAZ_TRV_RIDER_DTLS [1 col(s)], OPUS_BJAZ_TRV_RIDER_RATE_MAST [1 col(s)]. stg2_coverage_limits_bjaz_trv_rider_dtls: column(s) DEDUCTIBLE_AMOUNT could not be traced to RAW on at least one arm -- excluded (first-cut: walk columns from resolved_mt__ views or joined-in stitch columns are not yet inlined into the sampled queries). stg2_coverage_limits_bjaz_trv_rider_rate_mast: column(s) DEDUCTIBLE_AMOUNT could not be traced to RAW on at least one arm -- excluded (first-cut: walk columns from resolved_mt__ views or joined-in stitch columns are not yet inlined into the sampled queries). TRIMMED / BLANK_TO_NULL on trim / nullif columns = documented exception (staging trim rule retained by design), not a failure.</w:t>
       </w:r>
     </w:p>
     <w:p>
@@ -7803,7 +7803,7 @@
               <w:br/>
               <w:t xml:space="preserve">    select distinct COVERAGE_HKEY as hkey from BAGIC_PREPROD_CURATED_DB.BGIL_DATA_MODEL.SAT_COVERAGE_LIMITS</w:t>
               <w:br/>
-              <w:t xml:space="preserve">     where RECORD_SOURCE = 'OPUS_BJAZ_TRV_PLAN_MV'</w:t>
+              <w:t xml:space="preserve">     where RECORD_SOURCE = 'OPUS_BJAZ_TRV_PLAN'</w:t>
               <w:br/>
               <w:t xml:space="preserve">     order by hkey</w:t>
               <w:br/>
@@ -7821,7 +7821,7 @@
               <w:br/>
               <w:t xml:space="preserve">      from BAGIC_PREPROD_CURATED_DB.BGIL_DATA_MODEL.SAT_COVERAGE_LIMITS</w:t>
               <w:br/>
-              <w:t xml:space="preserve">     where RECORD_SOURCE = 'OPUS_BJAZ_TRV_PLAN_MV'</w:t>
+              <w:t xml:space="preserve">     where RECORD_SOURCE = 'OPUS_BJAZ_TRV_PLAN'</w:t>
               <w:br/>
               <w:t xml:space="preserve">       and COVERAGE_HKEY in (select hkey from s1)</w:t>
               <w:br/>
@@ -7835,7 +7835,7 @@
               <w:br/>
               <w:t xml:space="preserve">      from (</w:t>
               <w:br/>
-              <w:t xml:space="preserve">        -- via stg_travel__bjaz_trv_plan_mv</w:t>
+              <w:t xml:space="preserve">        -- via stg_travel__bjaz_trv_plan</w:t>
               <w:br/>
               <w:t xml:space="preserve">        select MD5_BINARY(NULLIF(UPPER(TRIM(CAST('HUB_COVERAGE|' || ((nullif(trim(to_varchar("COVER_CODE")), ''))) AS VARCHAR))), '')) as hkey,</w:t>
               <w:br/>
@@ -7845,7 +7845,7 @@
               <w:br/>
               <w:t xml:space="preserve">               to_varchar("LIMIT") as LIMIT_AMOUNT</w:t>
               <w:br/>
-              <w:t xml:space="preserve">          from BAGIC_PROD_MIRROR_DB.OPUS_GG_DWHSTAGE.BJAZ_TRV_PLAN_MV</w:t>
+              <w:t xml:space="preserve">          from BAGIC_PREPROD_CURATED_DB.UTILS.BJAZ_TRV_PLAN</w:t>
               <w:br/>
               <w:t xml:space="preserve">      )</w:t>
               <w:br/>
@@ -7917,7 +7917,7 @@
               <w:br/>
               <w:t xml:space="preserve">    select distinct COVERAGE_HKEY as hkey from BAGIC_PREPROD_CURATED_DB.BGIL_DATA_MODEL.SAT_COVERAGE_LIMITS</w:t>
               <w:br/>
-              <w:t xml:space="preserve">     where RECORD_SOURCE = 'OPUS_BJAZ_TRV_RIDER_DTLS_MV'</w:t>
+              <w:t xml:space="preserve">     where RECORD_SOURCE = 'OPUS_BJAZ_TRV_RIDER_DTLS'</w:t>
               <w:br/>
               <w:t xml:space="preserve">     order by hkey</w:t>
               <w:br/>
@@ -7933,7 +7933,7 @@
               <w:br/>
               <w:t xml:space="preserve">      from BAGIC_PREPROD_CURATED_DB.BGIL_DATA_MODEL.SAT_COVERAGE_LIMITS</w:t>
               <w:br/>
-              <w:t xml:space="preserve">     where RECORD_SOURCE = 'OPUS_BJAZ_TRV_RIDER_DTLS_MV'</w:t>
+              <w:t xml:space="preserve">     where RECORD_SOURCE = 'OPUS_BJAZ_TRV_RIDER_DTLS'</w:t>
               <w:br/>
               <w:t xml:space="preserve">       and COVERAGE_HKEY in (select hkey from s2)</w:t>
               <w:br/>
@@ -7947,7 +7947,7 @@
               <w:br/>
               <w:t xml:space="preserve">      from (</w:t>
               <w:br/>
-              <w:t xml:space="preserve">        -- via stg_travel__bjaz_trv_rider_dtls_mv</w:t>
+              <w:t xml:space="preserve">        -- via stg_travel__bjaz_trv_rider_dtls</w:t>
               <w:br/>
               <w:t xml:space="preserve">        select MD5_BINARY(NULLIF(UPPER(TRIM(CAST('HUB_COVERAGE|' || ((nullif(trim(to_varchar("RIDER_NO")), ''))) AS VARCHAR))), '')) as hkey,</w:t>
               <w:br/>
@@ -7955,7 +7955,7 @@
               <w:br/>
               <w:t xml:space="preserve">               to_varchar("RIDER_SI") as LIMIT_AMOUNT</w:t>
               <w:br/>
-              <w:t xml:space="preserve">          from BAGIC_PROD_MIRROR_DB.OPUS_GG_DWHSTAGE.BJAZ_TRV_RIDER_DTLS_MV</w:t>
+              <w:t xml:space="preserve">          from BAGIC_PREPROD_CURATED_DB.UTILS.BJAZ_TRV_RIDER_DTLS</w:t>
               <w:br/>
               <w:t xml:space="preserve">      )</w:t>
               <w:br/>
@@ -7999,7 +7999,7 @@
               <w:br/>
               <w:t xml:space="preserve">    select distinct COVERAGE_HKEY as hkey from BAGIC_PREPROD_CURATED_DB.BGIL_DATA_MODEL.SAT_COVERAGE_LIMITS</w:t>
               <w:br/>
-              <w:t xml:space="preserve">     where RECORD_SOURCE = 'OPUS_BJAZ_TRV_RIDER_RATE_MAST_MV'</w:t>
+              <w:t xml:space="preserve">     where RECORD_SOURCE = 'OPUS_BJAZ_TRV_RIDER_RATE_MAST'</w:t>
               <w:br/>
               <w:t xml:space="preserve">     order by hkey</w:t>
               <w:br/>
@@ -8015,7 +8015,7 @@
               <w:br/>
               <w:t xml:space="preserve">      from BAGIC_PREPROD_CURATED_DB.BGIL_DATA_MODEL.SAT_COVERAGE_LIMITS</w:t>
               <w:br/>
-              <w:t xml:space="preserve">     where RECORD_SOURCE = 'OPUS_BJAZ_TRV_RIDER_RATE_MAST_MV'</w:t>
+              <w:t xml:space="preserve">     where RECORD_SOURCE = 'OPUS_BJAZ_TRV_RIDER_RATE_MAST'</w:t>
               <w:br/>
               <w:t xml:space="preserve">       and COVERAGE_HKEY in (select hkey from s3)</w:t>
               <w:br/>
@@ -8029,7 +8029,7 @@
               <w:br/>
               <w:t xml:space="preserve">      from (</w:t>
               <w:br/>
-              <w:t xml:space="preserve">        -- via stg_travel__bjaz_trv_rider_rate_mast_mv</w:t>
+              <w:t xml:space="preserve">        -- via stg_travel__bjaz_trv_rider_rate_mast</w:t>
               <w:br/>
               <w:t xml:space="preserve">        select MD5_BINARY(NULLIF(UPPER(TRIM(CAST('HUB_COVERAGE|' || ((nullif(trim(to_varchar("RIDER_SEQ_NO")), ''))) AS VARCHAR))), '')) as hkey,</w:t>
               <w:br/>
@@ -8037,7 +8037,7 @@
               <w:br/>
               <w:t xml:space="preserve">               to_varchar("RIDER_SI") as LIMIT_AMOUNT</w:t>
               <w:br/>
-              <w:t xml:space="preserve">          from BAGIC_PROD_MIRROR_DB.OPUS_GG_DWHSTAGE.BJAZ_TRV_RIDER_RATE_MAST_MV</w:t>
+              <w:t xml:space="preserve">          from BAGIC_PREPROD_CURATED_DB.UTILS.BJAZ_TRV_RIDER_RATE_MAST</w:t>
               <w:br/>
               <w:t xml:space="preserve">      )</w:t>
               <w:br/>
@@ -8077,7 +8077,7 @@
               <w:br/>
               <w:t xml:space="preserve">)</w:t>
               <w:br/>
-              <w:t xml:space="preserve">select 'OPUS' as project, 'SAT_COVERAGE_LIMITS' as satellite, 'OPUS_BJAZ_TRV_PLAN_MV' as record_source,</w:t>
+              <w:t xml:space="preserve">select 'OPUS' as project, 'SAT_COVERAGE_LIMITS' as satellite, 'OPUS_BJAZ_TRV_PLAN' as record_source,</w:t>
               <w:br/>
               <w:t xml:space="preserve">       column_name, raw_column, model_rule, count(*) as keys_compared,</w:t>
               <w:br/>
@@ -8117,7 +8117,7 @@
               <w:br/>
               <w:t xml:space="preserve">union all</w:t>
               <w:br/>
-              <w:t xml:space="preserve">select 'OPUS' as project, 'SAT_COVERAGE_LIMITS' as satellite, 'OPUS_BJAZ_TRV_RIDER_DTLS_MV' as record_source,</w:t>
+              <w:t xml:space="preserve">select 'OPUS' as project, 'SAT_COVERAGE_LIMITS' as satellite, 'OPUS_BJAZ_TRV_RIDER_DTLS' as record_source,</w:t>
               <w:br/>
               <w:t xml:space="preserve">       column_name, raw_column, model_rule, count(*) as keys_compared,</w:t>
               <w:br/>
@@ -8157,7 +8157,7 @@
               <w:br/>
               <w:t xml:space="preserve">union all</w:t>
               <w:br/>
-              <w:t xml:space="preserve">select 'OPUS' as project, 'SAT_COVERAGE_LIMITS' as satellite, 'OPUS_BJAZ_TRV_RIDER_RATE_MAST_MV' as record_source,</w:t>
+              <w:t xml:space="preserve">select 'OPUS' as project, 'SAT_COVERAGE_LIMITS' as satellite, 'OPUS_BJAZ_TRV_RIDER_RATE_MAST' as record_source,</w:t>
               <w:br/>
               <w:t xml:space="preserve">       column_name, raw_column, model_rule, count(*) as keys_compared,</w:t>
               <w:br/>
@@ -8449,7 +8449,7 @@
         <w:t xml:space="preserve">Note: </w:t>
       </w:r>
       <w:r>
-        <w:t xml:space="preserve">standard satellite, ma_sat_multi_source; PK FINANCIAL_TRANSACTION_HKEY, child key COMMISSION_TYPE_CK; 2 RECORD_SOURCE group(s): OPUS_BA_TRV_DATA_POLICY_DTLS_MV [2 col(s)], OPUS_BJAZ_TRV_LOADER_DATA_MV [1 col(s)]. Multi-active: compared per (key, child key); latest = max LOAD_DATETIME per member. stg2_fintxn_commission_bjaz_trv_loader_data_mv: column(s) COMMISSION_AMOUNT could not be traced to RAW on at least one arm -- excluded (first-cut: walk columns from resolved_mt__ views or joined-in stitch columns are not yet inlined into the sampled queries). TRIMMED / BLANK_TO_NULL on trim / nullif columns = documented exception (staging trim rule retained by design), not a failure.</w:t>
+        <w:t xml:space="preserve">standard satellite, ma_sat_multi_source; PK FINANCIAL_TRANSACTION_HKEY, child key COMMISSION_TYPE_CK; 2 RECORD_SOURCE group(s): OPUS_BA_TRV_DATA_POLICY_DTLS [2 col(s)], OPUS_BJAZ_TRV_LOADER_DATA [1 col(s)]. Multi-active: compared per (key, child key); latest = max LOAD_DATETIME per member. stg2_fintxn_commission_bjaz_trv_loader_data: column(s) COMMISSION_AMOUNT could not be traced to RAW on at least one arm -- excluded (first-cut: walk columns from resolved_mt__ views or joined-in stitch columns are not yet inlined into the sampled queries). TRIMMED / BLANK_TO_NULL on trim / nullif columns = documented exception (staging trim rule retained by design), not a failure.</w:t>
       </w:r>
     </w:p>
     <w:p>
@@ -8484,7 +8484,7 @@
               <w:br/>
               <w:t xml:space="preserve">    select distinct FINANCIAL_TRANSACTION_HKEY as hkey from BAGIC_PREPROD_CURATED_DB.BGIL_DATA_MODEL.SAT_FINTXN_COMMISSION</w:t>
               <w:br/>
-              <w:t xml:space="preserve">     where RECORD_SOURCE = 'OPUS_BA_TRV_DATA_POLICY_DTLS_MV'</w:t>
+              <w:t xml:space="preserve">     where RECORD_SOURCE = 'OPUS_BA_TRV_DATA_POLICY_DTLS'</w:t>
               <w:br/>
               <w:t xml:space="preserve">     order by hkey</w:t>
               <w:br/>
@@ -8504,7 +8504,7 @@
               <w:br/>
               <w:t xml:space="preserve">      from BAGIC_PREPROD_CURATED_DB.BGIL_DATA_MODEL.SAT_FINTXN_COMMISSION</w:t>
               <w:br/>
-              <w:t xml:space="preserve">     where RECORD_SOURCE = 'OPUS_BA_TRV_DATA_POLICY_DTLS_MV'</w:t>
+              <w:t xml:space="preserve">     where RECORD_SOURCE = 'OPUS_BA_TRV_DATA_POLICY_DTLS'</w:t>
               <w:br/>
               <w:t xml:space="preserve">       and FINANCIAL_TRANSACTION_HKEY in (select hkey from s1)</w:t>
               <w:br/>
@@ -8518,7 +8518,7 @@
               <w:br/>
               <w:t xml:space="preserve">      from (</w:t>
               <w:br/>
-              <w:t xml:space="preserve">        -- via stg_travel__ba_trv_data_policy_dtls_mv</w:t>
+              <w:t xml:space="preserve">        -- via stg_travel__ba_trv_data_policy_dtls</w:t>
               <w:br/>
               <w:t xml:space="preserve">        select MD5_BINARY(NULLIF(UPPER(TRIM(CAST('HUB_FINANCIAL_TRANSACTION|' || ((nullif(trim(to_varchar("TRANSACTION_ID")), ''))) AS VARCHAR))), '')) as hkey,</w:t>
               <w:br/>
@@ -8530,7 +8530,7 @@
               <w:br/>
               <w:t xml:space="preserve">               to_varchar("COMMISSION_RATE") as COMMISSION_RATE</w:t>
               <w:br/>
-              <w:t xml:space="preserve">          from BAGIC_PROD_MIRROR_DB.OPUS_GG_DWHSTAGE.BA_TRV_DATA_POLICY_DTLS_MV</w:t>
+              <w:t xml:space="preserve">          from BAGIC_PREPROD_CURATED_DB.UTILS.BA_TRV_DATA_POLICY_DTLS</w:t>
               <w:br/>
               <w:t xml:space="preserve">      )</w:t>
               <w:br/>
@@ -8602,7 +8602,7 @@
               <w:br/>
               <w:t xml:space="preserve">    select distinct FINANCIAL_TRANSACTION_HKEY as hkey from BAGIC_PREPROD_CURATED_DB.BGIL_DATA_MODEL.SAT_FINTXN_COMMISSION</w:t>
               <w:br/>
-              <w:t xml:space="preserve">     where RECORD_SOURCE = 'OPUS_BJAZ_TRV_LOADER_DATA_MV'</w:t>
+              <w:t xml:space="preserve">     where RECORD_SOURCE = 'OPUS_BJAZ_TRV_LOADER_DATA'</w:t>
               <w:br/>
               <w:t xml:space="preserve">     order by hkey</w:t>
               <w:br/>
@@ -8620,7 +8620,7 @@
               <w:br/>
               <w:t xml:space="preserve">      from BAGIC_PREPROD_CURATED_DB.BGIL_DATA_MODEL.SAT_FINTXN_COMMISSION</w:t>
               <w:br/>
-              <w:t xml:space="preserve">     where RECORD_SOURCE = 'OPUS_BJAZ_TRV_LOADER_DATA_MV'</w:t>
+              <w:t xml:space="preserve">     where RECORD_SOURCE = 'OPUS_BJAZ_TRV_LOADER_DATA'</w:t>
               <w:br/>
               <w:t xml:space="preserve">       and FINANCIAL_TRANSACTION_HKEY in (select hkey from s2)</w:t>
               <w:br/>
@@ -8634,7 +8634,7 @@
               <w:br/>
               <w:t xml:space="preserve">      from (</w:t>
               <w:br/>
-              <w:t xml:space="preserve">        -- via stg_travel__bjaz_trv_loader_data_mv</w:t>
+              <w:t xml:space="preserve">        -- via stg_travel__bjaz_trv_loader_data</w:t>
               <w:br/>
               <w:t xml:space="preserve">        select MD5_BINARY(NULLIF(UPPER(TRIM(CAST('HUB_FINANCIAL_TRANSACTION|' || ((nullif(trim(to_varchar("TRANSACTIONID")), ''))) AS VARCHAR))), '')) as hkey,</w:t>
               <w:br/>
@@ -8644,7 +8644,7 @@
               <w:br/>
               <w:t xml:space="preserve">               to_varchar("COMMISSIONRATE") as COMMISSION_RATE</w:t>
               <w:br/>
-              <w:t xml:space="preserve">          from BAGIC_PROD_MIRROR_DB.OPUS_GG_DWHSTAGE.BJAZ_TRV_LOADER_DATA_MV</w:t>
+              <w:t xml:space="preserve">          from BAGIC_PREPROD_CURATED_DB.UTILS.BJAZ_TRV_LOADER_DATA</w:t>
               <w:br/>
               <w:t xml:space="preserve">      )</w:t>
               <w:br/>
@@ -8684,7 +8684,7 @@
               <w:br/>
               <w:t xml:space="preserve">)</w:t>
               <w:br/>
-              <w:t xml:space="preserve">select 'OPUS' as project, 'SAT_FINTXN_COMMISSION' as satellite, 'OPUS_BA_TRV_DATA_POLICY_DTLS_MV' as record_source,</w:t>
+              <w:t xml:space="preserve">select 'OPUS' as project, 'SAT_FINTXN_COMMISSION' as satellite, 'OPUS_BA_TRV_DATA_POLICY_DTLS' as record_source,</w:t>
               <w:br/>
               <w:t xml:space="preserve">       column_name, raw_column, model_rule, count(*) as keys_compared,</w:t>
               <w:br/>
@@ -8724,7 +8724,7 @@
               <w:br/>
               <w:t xml:space="preserve">union all</w:t>
               <w:br/>
-              <w:t xml:space="preserve">select 'OPUS' as project, 'SAT_FINTXN_COMMISSION' as satellite, 'OPUS_BJAZ_TRV_LOADER_DATA_MV' as record_source,</w:t>
+              <w:t xml:space="preserve">select 'OPUS' as project, 'SAT_FINTXN_COMMISSION' as satellite, 'OPUS_BJAZ_TRV_LOADER_DATA' as record_source,</w:t>
               <w:br/>
               <w:t xml:space="preserve">       column_name, raw_column, model_rule, count(*) as keys_compared,</w:t>
               <w:br/>
@@ -9016,7 +9016,7 @@
         <w:t xml:space="preserve">Note: </w:t>
       </w:r>
       <w:r>
-        <w:t xml:space="preserve">standard satellite, automate_dv.sat; PK FINANCIAL_TRANSACTION_HKEY; 1 RECORD_SOURCE group(s): OPUS_BJAZ_TRV_LOADER_LOG_TABLE_MV [1 col(s)]. TRIMMED / BLANK_TO_NULL on trim / nullif columns = documented exception (staging trim rule retained by design), not a failure.</w:t>
+        <w:t xml:space="preserve">standard satellite, automate_dv.sat; PK FINANCIAL_TRANSACTION_HKEY; 1 RECORD_SOURCE group(s): OPUS_BJAZ_TRV_LOADER_LOG_TABLE [1 col(s)]. TRIMMED / BLANK_TO_NULL on trim / nullif columns = documented exception (staging trim rule retained by design), not a failure.</w:t>
       </w:r>
     </w:p>
     <w:p>
@@ -9051,7 +9051,7 @@
               <w:br/>
               <w:t xml:space="preserve">    select distinct FINANCIAL_TRANSACTION_HKEY as hkey from BAGIC_PREPROD_CURATED_DB.BGIL_DATA_MODEL.SAT_FINTXN_HEADER</w:t>
               <w:br/>
-              <w:t xml:space="preserve">     where RECORD_SOURCE = 'OPUS_BJAZ_TRV_LOADER_LOG_TABLE_MV'</w:t>
+              <w:t xml:space="preserve">     where RECORD_SOURCE = 'OPUS_BJAZ_TRV_LOADER_LOG_TABLE'</w:t>
               <w:br/>
               <w:t xml:space="preserve">     order by hkey</w:t>
               <w:br/>
@@ -9067,7 +9067,7 @@
               <w:br/>
               <w:t xml:space="preserve">      from BAGIC_PREPROD_CURATED_DB.BGIL_DATA_MODEL.SAT_FINTXN_HEADER</w:t>
               <w:br/>
-              <w:t xml:space="preserve">     where RECORD_SOURCE = 'OPUS_BJAZ_TRV_LOADER_LOG_TABLE_MV'</w:t>
+              <w:t xml:space="preserve">     where RECORD_SOURCE = 'OPUS_BJAZ_TRV_LOADER_LOG_TABLE'</w:t>
               <w:br/>
               <w:t xml:space="preserve">       and FINANCIAL_TRANSACTION_HKEY in (select hkey from s1)</w:t>
               <w:br/>
@@ -9081,7 +9081,7 @@
               <w:br/>
               <w:t xml:space="preserve">      from (</w:t>
               <w:br/>
-              <w:t xml:space="preserve">        -- via stg_travel__bjaz_trv_loader_log_table_mv</w:t>
+              <w:t xml:space="preserve">        -- via stg_travel__bjaz_trv_loader_log_table</w:t>
               <w:br/>
               <w:t xml:space="preserve">        select MD5_BINARY(NULLIF(UPPER(TRIM(CAST('HUB_FINANCIAL_TRANSACTION|' || ((nullif(trim(to_varchar("POLICYNUMBER")), ''))) AS VARCHAR))), '')) as hkey,</w:t>
               <w:br/>
@@ -9089,7 +9089,7 @@
               <w:br/>
               <w:t xml:space="preserve">               to_varchar("TOTALPREMIUM") as GROSS_AMOUNT</w:t>
               <w:br/>
-              <w:t xml:space="preserve">          from BAGIC_PROD_MIRROR_DB.OPUS_GG_DWHSTAGE.BJAZ_TRV_LOADER_LOG_TABLE_MV</w:t>
+              <w:t xml:space="preserve">          from BAGIC_PREPROD_CURATED_DB.UTILS.BJAZ_TRV_LOADER_LOG_TABLE</w:t>
               <w:br/>
               <w:t xml:space="preserve">      )</w:t>
               <w:br/>
@@ -9129,7 +9129,7 @@
               <w:br/>
               <w:t xml:space="preserve">)</w:t>
               <w:br/>
-              <w:t xml:space="preserve">select 'OPUS' as project, 'SAT_FINTXN_HEADER' as satellite, 'OPUS_BJAZ_TRV_LOADER_LOG_TABLE_MV' as record_source,</w:t>
+              <w:t xml:space="preserve">select 'OPUS' as project, 'SAT_FINTXN_HEADER' as satellite, 'OPUS_BJAZ_TRV_LOADER_LOG_TABLE' as record_source,</w:t>
               <w:br/>
               <w:t xml:space="preserve">       column_name, raw_column, model_rule, count(*) as keys_compared,</w:t>
               <w:br/>
@@ -9421,7 +9421,7 @@
         <w:t xml:space="preserve">Note: </w:t>
       </w:r>
       <w:r>
-        <w:t xml:space="preserve">standard satellite, sat_multi_source; PK FINANCIAL_TRANSACTION_HKEY; 3 RECORD_SOURCE group(s): OPUS_BA_TRV_DATA_POLICY_DTLS_MV [6 col(s)], OPUS_BJAZ_TRV_LOADER_DATA_MV [5 col(s)], OPUS_BJAZ_TRV_LOADER_LOG_TABLE_MV [4 col(s)]. stg2_fintxn_premium_ba_trv_data_policy_dtls_mv: column(s) BASE_PREMIUM could not be traced to RAW on at least one arm -- excluded (first-cut: walk columns from resolved_mt__ views or joined-in stitch columns are not yet inlined into the sampled queries). stg2_fintxn_premium_bjaz_trv_loader_data_mv: column(s) DISCOUNT_PERCENTAGE, NET_PREMIUM could not be traced to RAW on at least one arm -- excluded (first-cut: walk columns from resolved_mt__ views or joined-in stitch columns are not yet inlined into the sampled queries). stg2_fintxn_premium_bjaz_trv_loader_log_table_mv: column(s) BASE_PREMIUM, DISCOUNT_PERCENTAGE, NET_PREMIUM could not be traced to RAW on at least one arm -- excluded (first-cut: walk columns from resolved_mt__ views or joined-in stitch columns are not yet inlined into the sampled queries). TRIMMED / BLANK_TO_NULL on trim / nullif columns = documented exception (staging trim rule retained by design), not a failure.</w:t>
+        <w:t xml:space="preserve">standard satellite, sat_multi_source; PK FINANCIAL_TRANSACTION_HKEY; 3 RECORD_SOURCE group(s): OPUS_BA_TRV_DATA_POLICY_DTLS [6 col(s)], OPUS_BJAZ_TRV_LOADER_DATA [5 col(s)], OPUS_BJAZ_TRV_LOADER_LOG_TABLE [4 col(s)]. stg2_fintxn_premium_ba_trv_data_policy_dtls: column(s) BASE_PREMIUM could not be traced to RAW on at least one arm -- excluded (first-cut: walk columns from resolved_mt__ views or joined-in stitch columns are not yet inlined into the sampled queries). stg2_fintxn_premium_bjaz_trv_loader_data: column(s) DISCOUNT_PERCENTAGE, NET_PREMIUM could not be traced to RAW on at least one arm -- excluded (first-cut: walk columns from resolved_mt__ views or joined-in stitch columns are not yet inlined into the sampled queries). stg2_fintxn_premium_bjaz_trv_loader_log_table: column(s) BASE_PREMIUM, DISCOUNT_PERCENTAGE, NET_PREMIUM could not be traced to RAW on at least one arm -- excluded (first-cut: walk columns from resolved_mt__ views or joined-in stitch columns are not yet inlined into the sampled queries). TRIMMED / BLANK_TO_NULL on trim / nullif columns = documented exception (staging trim rule retained by design), not a failure.</w:t>
       </w:r>
     </w:p>
     <w:p>
@@ -9456,7 +9456,7 @@
               <w:br/>
               <w:t xml:space="preserve">    select distinct FINANCIAL_TRANSACTION_HKEY as hkey from BAGIC_PREPROD_CURATED_DB.BGIL_DATA_MODEL.SAT_FINTXN_PREMIUM</w:t>
               <w:br/>
-              <w:t xml:space="preserve">     where RECORD_SOURCE = 'OPUS_BA_TRV_DATA_POLICY_DTLS_MV'</w:t>
+              <w:t xml:space="preserve">     where RECORD_SOURCE = 'OPUS_BA_TRV_DATA_POLICY_DTLS'</w:t>
               <w:br/>
               <w:t xml:space="preserve">     order by hkey</w:t>
               <w:br/>
@@ -9482,7 +9482,7 @@
               <w:br/>
               <w:t xml:space="preserve">      from BAGIC_PREPROD_CURATED_DB.BGIL_DATA_MODEL.SAT_FINTXN_PREMIUM</w:t>
               <w:br/>
-              <w:t xml:space="preserve">     where RECORD_SOURCE = 'OPUS_BA_TRV_DATA_POLICY_DTLS_MV'</w:t>
+              <w:t xml:space="preserve">     where RECORD_SOURCE = 'OPUS_BA_TRV_DATA_POLICY_DTLS'</w:t>
               <w:br/>
               <w:t xml:space="preserve">       and FINANCIAL_TRANSACTION_HKEY in (select hkey from s1)</w:t>
               <w:br/>
@@ -9496,7 +9496,7 @@
               <w:br/>
               <w:t xml:space="preserve">      from (</w:t>
               <w:br/>
-              <w:t xml:space="preserve">        -- via stg_travel__ba_trv_data_policy_dtls_mv</w:t>
+              <w:t xml:space="preserve">        -- via stg_travel__ba_trv_data_policy_dtls</w:t>
               <w:br/>
               <w:t xml:space="preserve">        select MD5_BINARY(NULLIF(UPPER(TRIM(CAST('HUB_FINANCIAL_TRANSACTION|' || ((nullif(trim(to_varchar("TRANSACTION_ID")), ''))) AS VARCHAR))), '')) as hkey,</w:t>
               <w:br/>
@@ -9514,7 +9514,7 @@
               <w:br/>
               <w:t xml:space="preserve">               to_varchar("NET_PREMIUM") as NET_PREMIUM</w:t>
               <w:br/>
-              <w:t xml:space="preserve">          from BAGIC_PROD_MIRROR_DB.OPUS_GG_DWHSTAGE.BA_TRV_DATA_POLICY_DTLS_MV</w:t>
+              <w:t xml:space="preserve">          from BAGIC_PREPROD_CURATED_DB.UTILS.BA_TRV_DATA_POLICY_DTLS</w:t>
               <w:br/>
               <w:t xml:space="preserve">      )</w:t>
               <w:br/>
@@ -9698,7 +9698,7 @@
               <w:br/>
               <w:t xml:space="preserve">    select distinct FINANCIAL_TRANSACTION_HKEY as hkey from BAGIC_PREPROD_CURATED_DB.BGIL_DATA_MODEL.SAT_FINTXN_PREMIUM</w:t>
               <w:br/>
-              <w:t xml:space="preserve">     where RECORD_SOURCE = 'OPUS_BJAZ_TRV_LOADER_DATA_MV'</w:t>
+              <w:t xml:space="preserve">     where RECORD_SOURCE = 'OPUS_BJAZ_TRV_LOADER_DATA'</w:t>
               <w:br/>
               <w:t xml:space="preserve">     order by hkey</w:t>
               <w:br/>
@@ -9722,7 +9722,7 @@
               <w:br/>
               <w:t xml:space="preserve">      from BAGIC_PREPROD_CURATED_DB.BGIL_DATA_MODEL.SAT_FINTXN_PREMIUM</w:t>
               <w:br/>
-              <w:t xml:space="preserve">     where RECORD_SOURCE = 'OPUS_BJAZ_TRV_LOADER_DATA_MV'</w:t>
+              <w:t xml:space="preserve">     where RECORD_SOURCE = 'OPUS_BJAZ_TRV_LOADER_DATA'</w:t>
               <w:br/>
               <w:t xml:space="preserve">       and FINANCIAL_TRANSACTION_HKEY in (select hkey from s2)</w:t>
               <w:br/>
@@ -9736,7 +9736,7 @@
               <w:br/>
               <w:t xml:space="preserve">      from (</w:t>
               <w:br/>
-              <w:t xml:space="preserve">        -- via stg_travel__bjaz_trv_loader_data_mv</w:t>
+              <w:t xml:space="preserve">        -- via stg_travel__bjaz_trv_loader_data</w:t>
               <w:br/>
               <w:t xml:space="preserve">        select MD5_BINARY(NULLIF(UPPER(TRIM(CAST('HUB_FINANCIAL_TRANSACTION|' || ((nullif(trim(to_varchar("TRANSACTIONID")), ''))) AS VARCHAR))), '')) as hkey,</w:t>
               <w:br/>
@@ -9752,7 +9752,7 @@
               <w:br/>
               <w:t xml:space="preserve">               to_varchar("LOADING") as LOADING_AMOUNT</w:t>
               <w:br/>
-              <w:t xml:space="preserve">          from BAGIC_PROD_MIRROR_DB.OPUS_GG_DWHSTAGE.BJAZ_TRV_LOADER_DATA_MV</w:t>
+              <w:t xml:space="preserve">          from BAGIC_PREPROD_CURATED_DB.UTILS.BJAZ_TRV_LOADER_DATA</w:t>
               <w:br/>
               <w:t xml:space="preserve">      )</w:t>
               <w:br/>
@@ -9908,7 +9908,7 @@
               <w:br/>
               <w:t xml:space="preserve">    select distinct FINANCIAL_TRANSACTION_HKEY as hkey from BAGIC_PREPROD_CURATED_DB.BGIL_DATA_MODEL.SAT_FINTXN_PREMIUM</w:t>
               <w:br/>
-              <w:t xml:space="preserve">     where RECORD_SOURCE = 'OPUS_BJAZ_TRV_LOADER_LOG_TABLE_MV'</w:t>
+              <w:t xml:space="preserve">     where RECORD_SOURCE = 'OPUS_BJAZ_TRV_LOADER_LOG_TABLE'</w:t>
               <w:br/>
               <w:t xml:space="preserve">     order by hkey</w:t>
               <w:br/>
@@ -9930,7 +9930,7 @@
               <w:br/>
               <w:t xml:space="preserve">      from BAGIC_PREPROD_CURATED_DB.BGIL_DATA_MODEL.SAT_FINTXN_PREMIUM</w:t>
               <w:br/>
-              <w:t xml:space="preserve">     where RECORD_SOURCE = 'OPUS_BJAZ_TRV_LOADER_LOG_TABLE_MV'</w:t>
+              <w:t xml:space="preserve">     where RECORD_SOURCE = 'OPUS_BJAZ_TRV_LOADER_LOG_TABLE'</w:t>
               <w:br/>
               <w:t xml:space="preserve">       and FINANCIAL_TRANSACTION_HKEY in (select hkey from s3)</w:t>
               <w:br/>
@@ -9944,7 +9944,7 @@
               <w:br/>
               <w:t xml:space="preserve">      from (</w:t>
               <w:br/>
-              <w:t xml:space="preserve">        -- via stg_travel__bjaz_trv_loader_log_table_mv</w:t>
+              <w:t xml:space="preserve">        -- via stg_travel__bjaz_trv_loader_log_table</w:t>
               <w:br/>
               <w:t xml:space="preserve">        select MD5_BINARY(NULLIF(UPPER(TRIM(CAST('HUB_FINANCIAL_TRANSACTION|' || ((nullif(trim(to_varchar("POLICYNUMBER")), ''))) AS VARCHAR))), '')) as hkey,</w:t>
               <w:br/>
@@ -9958,7 +9958,7 @@
               <w:br/>
               <w:t xml:space="preserve">               to_varchar("LOADING") as LOADING_AMOUNT</w:t>
               <w:br/>
-              <w:t xml:space="preserve">          from BAGIC_PROD_MIRROR_DB.OPUS_GG_DWHSTAGE.BJAZ_TRV_LOADER_LOG_TABLE_MV</w:t>
+              <w:t xml:space="preserve">          from BAGIC_PREPROD_CURATED_DB.UTILS.BJAZ_TRV_LOADER_LOG_TABLE</w:t>
               <w:br/>
               <w:t xml:space="preserve">      )</w:t>
               <w:br/>
@@ -10082,7 +10082,7 @@
               <w:br/>
               <w:t xml:space="preserve">)</w:t>
               <w:br/>
-              <w:t xml:space="preserve">select 'OPUS' as project, 'SAT_FINTXN_PREMIUM' as satellite, 'OPUS_BA_TRV_DATA_POLICY_DTLS_MV' as record_source,</w:t>
+              <w:t xml:space="preserve">select 'OPUS' as project, 'SAT_FINTXN_PREMIUM' as satellite, 'OPUS_BA_TRV_DATA_POLICY_DTLS' as record_source,</w:t>
               <w:br/>
               <w:t xml:space="preserve">       column_name, raw_column, model_rule, count(*) as keys_compared,</w:t>
               <w:br/>
@@ -10122,7 +10122,7 @@
               <w:br/>
               <w:t xml:space="preserve">union all</w:t>
               <w:br/>
-              <w:t xml:space="preserve">select 'OPUS' as project, 'SAT_FINTXN_PREMIUM' as satellite, 'OPUS_BJAZ_TRV_LOADER_DATA_MV' as record_source,</w:t>
+              <w:t xml:space="preserve">select 'OPUS' as project, 'SAT_FINTXN_PREMIUM' as satellite, 'OPUS_BJAZ_TRV_LOADER_DATA' as record_source,</w:t>
               <w:br/>
               <w:t xml:space="preserve">       column_name, raw_column, model_rule, count(*) as keys_compared,</w:t>
               <w:br/>
@@ -10162,7 +10162,7 @@
               <w:br/>
               <w:t xml:space="preserve">union all</w:t>
               <w:br/>
-              <w:t xml:space="preserve">select 'OPUS' as project, 'SAT_FINTXN_PREMIUM' as satellite, 'OPUS_BJAZ_TRV_LOADER_LOG_TABLE_MV' as record_source,</w:t>
+              <w:t xml:space="preserve">select 'OPUS' as project, 'SAT_FINTXN_PREMIUM' as satellite, 'OPUS_BJAZ_TRV_LOADER_LOG_TABLE' as record_source,</w:t>
               <w:br/>
               <w:t xml:space="preserve">       column_name, raw_column, model_rule, count(*) as keys_compared,</w:t>
               <w:br/>
@@ -10454,7 +10454,7 @@
         <w:t xml:space="preserve">Note: </w:t>
       </w:r>
       <w:r>
-        <w:t xml:space="preserve">standard satellite, ma_sat_multi_source; PK FINANCIAL_TRANSACTION_HKEY, child key TAX_TYPE; 2 RECORD_SOURCE group(s): OPUS_BA_TRV_DATA_POLICY_DTLS_MV [2 col(s)], OPUS_BJAZ_TRV_LOADER_LOG_TABLE_MV [1 col(s)]. Multi-active: compared per (key, child key); latest = max LOAD_DATETIME per member. stg2_fintxn_tax_ba_trv_data_policy_dtls_mv_0: column(s) SERVICE_TAX_AMOUNT could not be traced to RAW on at least one arm -- excluded (first-cut: walk columns from resolved_mt__ views or joined-in stitch columns are not yet inlined into the sampled queries). stg2_fintxn_tax_bjaz_trv_loader_log_table_mv_2: column(s) CESS_AMOUNT could not be traced to RAW on at least one arm -- excluded (first-cut: walk columns from resolved_mt__ views or joined-in stitch columns are not yet inlined into the sampled queries). TRIMMED / BLANK_TO_NULL on trim / nullif columns = documented exception (staging trim rule retained by design), not a failure.</w:t>
+        <w:t xml:space="preserve">standard satellite, ma_sat_multi_source; PK FINANCIAL_TRANSACTION_HKEY, child key TAX_TYPE; 2 RECORD_SOURCE group(s): OPUS_BA_TRV_DATA_POLICY_DTLS [2 col(s)], OPUS_BJAZ_TRV_LOADER_LOG_TABLE [1 col(s)]. Multi-active: compared per (key, child key); latest = max LOAD_DATETIME per member. stg2_fintxn_tax_ba_trv_data_policy_dtls_0: column(s) SERVICE_TAX_AMOUNT could not be traced to RAW on at least one arm -- excluded (first-cut: walk columns from resolved_mt__ views or joined-in stitch columns are not yet inlined into the sampled queries). stg2_fintxn_tax_bjaz_trv_loader_log_table_2: column(s) CESS_AMOUNT could not be traced to RAW on at least one arm -- excluded (first-cut: walk columns from resolved_mt__ views or joined-in stitch columns are not yet inlined into the sampled queries). TRIMMED / BLANK_TO_NULL on trim / nullif columns = documented exception (staging trim rule retained by design), not a failure.</w:t>
       </w:r>
     </w:p>
     <w:p>
@@ -10489,7 +10489,7 @@
               <w:br/>
               <w:t xml:space="preserve">    select distinct FINANCIAL_TRANSACTION_HKEY as hkey from BAGIC_PREPROD_CURATED_DB.BGIL_DATA_MODEL.SAT_FINTXN_TAX</w:t>
               <w:br/>
-              <w:t xml:space="preserve">     where RECORD_SOURCE = 'OPUS_BA_TRV_DATA_POLICY_DTLS_MV'</w:t>
+              <w:t xml:space="preserve">     where RECORD_SOURCE = 'OPUS_BA_TRV_DATA_POLICY_DTLS'</w:t>
               <w:br/>
               <w:t xml:space="preserve">     order by hkey</w:t>
               <w:br/>
@@ -10509,7 +10509,7 @@
               <w:br/>
               <w:t xml:space="preserve">      from BAGIC_PREPROD_CURATED_DB.BGIL_DATA_MODEL.SAT_FINTXN_TAX</w:t>
               <w:br/>
-              <w:t xml:space="preserve">     where RECORD_SOURCE = 'OPUS_BA_TRV_DATA_POLICY_DTLS_MV'</w:t>
+              <w:t xml:space="preserve">     where RECORD_SOURCE = 'OPUS_BA_TRV_DATA_POLICY_DTLS'</w:t>
               <w:br/>
               <w:t xml:space="preserve">       and FINANCIAL_TRANSACTION_HKEY in (select hkey from s1)</w:t>
               <w:br/>
@@ -10523,7 +10523,7 @@
               <w:br/>
               <w:t xml:space="preserve">      from (</w:t>
               <w:br/>
-              <w:t xml:space="preserve">        -- via stg_travel__ba_trv_data_policy_dtls_mv</w:t>
+              <w:t xml:space="preserve">        -- via stg_travel__ba_trv_data_policy_dtls</w:t>
               <w:br/>
               <w:t xml:space="preserve">        select MD5_BINARY(NULLIF(UPPER(TRIM(CAST('HUB_FINANCIAL_TRANSACTION|' || ((nullif(trim(to_varchar("TRANSACTION_ID")), ''))) AS VARCHAR))), '')) as hkey,</w:t>
               <w:br/>
@@ -10535,11 +10535,11 @@
               <w:br/>
               <w:t xml:space="preserve">               cast(null as varchar) as SERVICE_TAX_AMOUNT</w:t>
               <w:br/>
-              <w:t xml:space="preserve">          from BAGIC_PROD_MIRROR_DB.OPUS_GG_DWHSTAGE.BA_TRV_DATA_POLICY_DTLS_MV</w:t>
+              <w:t xml:space="preserve">          from BAGIC_PREPROD_CURATED_DB.UTILS.BA_TRV_DATA_POLICY_DTLS</w:t>
               <w:br/>
               <w:t xml:space="preserve">        union all</w:t>
               <w:br/>
-              <w:t xml:space="preserve">        -- via stg_travel__ba_trv_data_policy_dtls_mv</w:t>
+              <w:t xml:space="preserve">        -- via stg_travel__ba_trv_data_policy_dtls</w:t>
               <w:br/>
               <w:t xml:space="preserve">        select MD5_BINARY(NULLIF(UPPER(TRIM(CAST('HUB_FINANCIAL_TRANSACTION|' || ((nullif(trim(to_varchar("TRANSACTION_ID")), ''))) AS VARCHAR))), '')) as hkey,</w:t>
               <w:br/>
@@ -10551,7 +10551,7 @@
               <w:br/>
               <w:t xml:space="preserve">               to_varchar("SERVICE_TAX_AMT") as SERVICE_TAX_AMOUNT</w:t>
               <w:br/>
-              <w:t xml:space="preserve">          from BAGIC_PROD_MIRROR_DB.OPUS_GG_DWHSTAGE.BA_TRV_DATA_POLICY_DTLS_MV</w:t>
+              <w:t xml:space="preserve">          from BAGIC_PREPROD_CURATED_DB.UTILS.BA_TRV_DATA_POLICY_DTLS</w:t>
               <w:br/>
               <w:t xml:space="preserve">      )</w:t>
               <w:br/>
@@ -10623,7 +10623,7 @@
               <w:br/>
               <w:t xml:space="preserve">    select distinct FINANCIAL_TRANSACTION_HKEY as hkey from BAGIC_PREPROD_CURATED_DB.BGIL_DATA_MODEL.SAT_FINTXN_TAX</w:t>
               <w:br/>
-              <w:t xml:space="preserve">     where RECORD_SOURCE = 'OPUS_BJAZ_TRV_LOADER_LOG_TABLE_MV'</w:t>
+              <w:t xml:space="preserve">     where RECORD_SOURCE = 'OPUS_BJAZ_TRV_LOADER_LOG_TABLE'</w:t>
               <w:br/>
               <w:t xml:space="preserve">     order by hkey</w:t>
               <w:br/>
@@ -10641,7 +10641,7 @@
               <w:br/>
               <w:t xml:space="preserve">      from BAGIC_PREPROD_CURATED_DB.BGIL_DATA_MODEL.SAT_FINTXN_TAX</w:t>
               <w:br/>
-              <w:t xml:space="preserve">     where RECORD_SOURCE = 'OPUS_BJAZ_TRV_LOADER_LOG_TABLE_MV'</w:t>
+              <w:t xml:space="preserve">     where RECORD_SOURCE = 'OPUS_BJAZ_TRV_LOADER_LOG_TABLE'</w:t>
               <w:br/>
               <w:t xml:space="preserve">       and FINANCIAL_TRANSACTION_HKEY in (select hkey from s2)</w:t>
               <w:br/>
@@ -10655,7 +10655,7 @@
               <w:br/>
               <w:t xml:space="preserve">      from (</w:t>
               <w:br/>
-              <w:t xml:space="preserve">        -- via stg_travel__bjaz_trv_loader_log_table_mv</w:t>
+              <w:t xml:space="preserve">        -- via stg_travel__bjaz_trv_loader_log_table</w:t>
               <w:br/>
               <w:t xml:space="preserve">        select MD5_BINARY(NULLIF(UPPER(TRIM(CAST('HUB_FINANCIAL_TRANSACTION|' || ((nullif(trim(to_varchar("POLICYNUMBER")), ''))) AS VARCHAR))), '')) as hkey,</w:t>
               <w:br/>
@@ -10665,7 +10665,7 @@
               <w:br/>
               <w:t xml:space="preserve">               to_varchar("SERVICETAX") as SERVICE_TAX_AMOUNT</w:t>
               <w:br/>
-              <w:t xml:space="preserve">          from BAGIC_PROD_MIRROR_DB.OPUS_GG_DWHSTAGE.BJAZ_TRV_LOADER_LOG_TABLE_MV</w:t>
+              <w:t xml:space="preserve">          from BAGIC_PREPROD_CURATED_DB.UTILS.BJAZ_TRV_LOADER_LOG_TABLE</w:t>
               <w:br/>
               <w:t xml:space="preserve">      )</w:t>
               <w:br/>
@@ -10705,7 +10705,7 @@
               <w:br/>
               <w:t xml:space="preserve">)</w:t>
               <w:br/>
-              <w:t xml:space="preserve">select 'OPUS' as project, 'SAT_FINTXN_TAX' as satellite, 'OPUS_BA_TRV_DATA_POLICY_DTLS_MV' as record_source,</w:t>
+              <w:t xml:space="preserve">select 'OPUS' as project, 'SAT_FINTXN_TAX' as satellite, 'OPUS_BA_TRV_DATA_POLICY_DTLS' as record_source,</w:t>
               <w:br/>
               <w:t xml:space="preserve">       column_name, raw_column, model_rule, count(*) as keys_compared,</w:t>
               <w:br/>
@@ -10745,7 +10745,7 @@
               <w:br/>
               <w:t xml:space="preserve">union all</w:t>
               <w:br/>
-              <w:t xml:space="preserve">select 'OPUS' as project, 'SAT_FINTXN_TAX' as satellite, 'OPUS_BJAZ_TRV_LOADER_LOG_TABLE_MV' as record_source,</w:t>
+              <w:t xml:space="preserve">select 'OPUS' as project, 'SAT_FINTXN_TAX' as satellite, 'OPUS_BJAZ_TRV_LOADER_LOG_TABLE' as record_source,</w:t>
               <w:br/>
               <w:t xml:space="preserve">       column_name, raw_column, model_rule, count(*) as keys_compared,</w:t>
               <w:br/>
@@ -11037,7 +11037,7 @@
         <w:t xml:space="preserve">Note: </w:t>
       </w:r>
       <w:r>
-        <w:t xml:space="preserve">standard satellite, ma_sat_multi_source; PK FINANCIAL_TRANSACTION_HKEY, child key CHARGE_TYPE_CK; 2 RECORD_SOURCE group(s): OPUS_BA_TRV_DATA_POLICY_DTLS_MV [2 col(s)], OPUS_BJAZ_TRV_LOADER_LOG_TABLE_MV [1 col(s)]. Multi-active: compared per (key, child key); latest = max LOAD_DATETIME per member. stg2_fin_charge_rate_ba_trv_data_policy_dtls_mv: column(s) ADDITIONAL_LOADING_RATE could not be traced to RAW on at least one arm -- excluded (first-cut: walk columns from resolved_mt__ views or joined-in stitch columns are not yet inlined into the sampled queries). stg2_fin_charge_rate_bjaz_trv_loader_log_table_mv: column(s) ADDITIONAL_LOADING_RATE could not be traced to RAW on at least one arm -- excluded (first-cut: walk columns from resolved_mt__ views or joined-in stitch columns are not yet inlined into the sampled queries). TRIMMED / BLANK_TO_NULL on trim / nullif columns = documented exception (staging trim rule retained by design), not a failure.</w:t>
+        <w:t xml:space="preserve">standard satellite, ma_sat_multi_source; PK FINANCIAL_TRANSACTION_HKEY, child key CHARGE_TYPE_CK; 2 RECORD_SOURCE group(s): OPUS_BA_TRV_DATA_POLICY_DTLS [2 col(s)], OPUS_BJAZ_TRV_LOADER_LOG_TABLE [1 col(s)]. Multi-active: compared per (key, child key); latest = max LOAD_DATETIME per member. stg2_fin_charge_rate_ba_trv_data_policy_dtls: column(s) ADDITIONAL_LOADING_RATE could not be traced to RAW on at least one arm -- excluded (first-cut: walk columns from resolved_mt__ views or joined-in stitch columns are not yet inlined into the sampled queries). stg2_fin_charge_rate_bjaz_trv_loader_log_table: column(s) ADDITIONAL_LOADING_RATE could not be traced to RAW on at least one arm -- excluded (first-cut: walk columns from resolved_mt__ views or joined-in stitch columns are not yet inlined into the sampled queries). TRIMMED / BLANK_TO_NULL on trim / nullif columns = documented exception (staging trim rule retained by design), not a failure.</w:t>
       </w:r>
     </w:p>
     <w:p>
@@ -11072,7 +11072,7 @@
               <w:br/>
               <w:t xml:space="preserve">    select distinct FINANCIAL_TRANSACTION_HKEY as hkey from BAGIC_PREPROD_CURATED_DB.BGIL_DATA_MODEL.SAT_FIN_CHARGE_RATE</w:t>
               <w:br/>
-              <w:t xml:space="preserve">     where RECORD_SOURCE = 'OPUS_BA_TRV_DATA_POLICY_DTLS_MV'</w:t>
+              <w:t xml:space="preserve">     where RECORD_SOURCE = 'OPUS_BA_TRV_DATA_POLICY_DTLS'</w:t>
               <w:br/>
               <w:t xml:space="preserve">     order by hkey</w:t>
               <w:br/>
@@ -11092,7 +11092,7 @@
               <w:br/>
               <w:t xml:space="preserve">      from BAGIC_PREPROD_CURATED_DB.BGIL_DATA_MODEL.SAT_FIN_CHARGE_RATE</w:t>
               <w:br/>
-              <w:t xml:space="preserve">     where RECORD_SOURCE = 'OPUS_BA_TRV_DATA_POLICY_DTLS_MV'</w:t>
+              <w:t xml:space="preserve">     where RECORD_SOURCE = 'OPUS_BA_TRV_DATA_POLICY_DTLS'</w:t>
               <w:br/>
               <w:t xml:space="preserve">       and FINANCIAL_TRANSACTION_HKEY in (select hkey from s1)</w:t>
               <w:br/>
@@ -11106,7 +11106,7 @@
               <w:br/>
               <w:t xml:space="preserve">      from (</w:t>
               <w:br/>
-              <w:t xml:space="preserve">        -- via stg_travel__ba_trv_data_policy_dtls_mv</w:t>
+              <w:t xml:space="preserve">        -- via stg_travel__ba_trv_data_policy_dtls</w:t>
               <w:br/>
               <w:t xml:space="preserve">        select MD5_BINARY(NULLIF(UPPER(TRIM(CAST('HUB_FINANCIAL_TRANSACTION|' || ((nullif(trim(to_varchar("TRANSACTION_ID")), ''))) AS VARCHAR))), '')) as hkey,</w:t>
               <w:br/>
@@ -11118,11 +11118,11 @@
               <w:br/>
               <w:t xml:space="preserve">               cast(null as varchar) as ADDITIONAL_LOADING_RATE</w:t>
               <w:br/>
-              <w:t xml:space="preserve">          from BAGIC_PROD_MIRROR_DB.OPUS_GG_DWHSTAGE.BA_TRV_DATA_POLICY_DTLS_MV</w:t>
+              <w:t xml:space="preserve">          from BAGIC_PREPROD_CURATED_DB.UTILS.BA_TRV_DATA_POLICY_DTLS</w:t>
               <w:br/>
               <w:t xml:space="preserve">        union all</w:t>
               <w:br/>
-              <w:t xml:space="preserve">        -- via stg_travel__ba_trv_data_policy_dtls_mv</w:t>
+              <w:t xml:space="preserve">        -- via stg_travel__ba_trv_data_policy_dtls</w:t>
               <w:br/>
               <w:t xml:space="preserve">        select MD5_BINARY(NULLIF(UPPER(TRIM(CAST('HUB_FINANCIAL_TRANSACTION|' || ((nullif(trim(to_varchar("TRANSACTION_ID")), ''))) AS VARCHAR))), '')) as hkey,</w:t>
               <w:br/>
@@ -11134,7 +11134,7 @@
               <w:br/>
               <w:t xml:space="preserve">               to_varchar("LOADING_PER") as ADDITIONAL_LOADING_RATE</w:t>
               <w:br/>
-              <w:t xml:space="preserve">          from BAGIC_PROD_MIRROR_DB.OPUS_GG_DWHSTAGE.BA_TRV_DATA_POLICY_DTLS_MV</w:t>
+              <w:t xml:space="preserve">          from BAGIC_PREPROD_CURATED_DB.UTILS.BA_TRV_DATA_POLICY_DTLS</w:t>
               <w:br/>
               <w:t xml:space="preserve">      )</w:t>
               <w:br/>
@@ -11206,7 +11206,7 @@
               <w:br/>
               <w:t xml:space="preserve">    select distinct FINANCIAL_TRANSACTION_HKEY as hkey from BAGIC_PREPROD_CURATED_DB.BGIL_DATA_MODEL.SAT_FIN_CHARGE_RATE</w:t>
               <w:br/>
-              <w:t xml:space="preserve">     where RECORD_SOURCE = 'OPUS_BJAZ_TRV_LOADER_LOG_TABLE_MV'</w:t>
+              <w:t xml:space="preserve">     where RECORD_SOURCE = 'OPUS_BJAZ_TRV_LOADER_LOG_TABLE'</w:t>
               <w:br/>
               <w:t xml:space="preserve">     order by hkey</w:t>
               <w:br/>
@@ -11224,7 +11224,7 @@
               <w:br/>
               <w:t xml:space="preserve">      from BAGIC_PREPROD_CURATED_DB.BGIL_DATA_MODEL.SAT_FIN_CHARGE_RATE</w:t>
               <w:br/>
-              <w:t xml:space="preserve">     where RECORD_SOURCE = 'OPUS_BJAZ_TRV_LOADER_LOG_TABLE_MV'</w:t>
+              <w:t xml:space="preserve">     where RECORD_SOURCE = 'OPUS_BJAZ_TRV_LOADER_LOG_TABLE'</w:t>
               <w:br/>
               <w:t xml:space="preserve">       and FINANCIAL_TRANSACTION_HKEY in (select hkey from s2)</w:t>
               <w:br/>
@@ -11238,7 +11238,7 @@
               <w:br/>
               <w:t xml:space="preserve">      from (</w:t>
               <w:br/>
-              <w:t xml:space="preserve">        -- via stg_travel__bjaz_trv_loader_log_table_mv</w:t>
+              <w:t xml:space="preserve">        -- via stg_travel__bjaz_trv_loader_log_table</w:t>
               <w:br/>
               <w:t xml:space="preserve">        select MD5_BINARY(NULLIF(UPPER(TRIM(CAST('HUB_FINANCIAL_TRANSACTION|' || ((nullif(trim(to_varchar("POLICYNUMBER")), ''))) AS VARCHAR))), '')) as hkey,</w:t>
               <w:br/>
@@ -11248,7 +11248,7 @@
               <w:br/>
               <w:t xml:space="preserve">               to_varchar("SERVICECHARGE") as CHARGE_AMOUNT</w:t>
               <w:br/>
-              <w:t xml:space="preserve">          from BAGIC_PROD_MIRROR_DB.OPUS_GG_DWHSTAGE.BJAZ_TRV_LOADER_LOG_TABLE_MV</w:t>
+              <w:t xml:space="preserve">          from BAGIC_PREPROD_CURATED_DB.UTILS.BJAZ_TRV_LOADER_LOG_TABLE</w:t>
               <w:br/>
               <w:t xml:space="preserve">      )</w:t>
               <w:br/>
@@ -11288,7 +11288,7 @@
               <w:br/>
               <w:t xml:space="preserve">)</w:t>
               <w:br/>
-              <w:t xml:space="preserve">select 'OPUS' as project, 'SAT_FIN_CHARGE_RATE' as satellite, 'OPUS_BA_TRV_DATA_POLICY_DTLS_MV' as record_source,</w:t>
+              <w:t xml:space="preserve">select 'OPUS' as project, 'SAT_FIN_CHARGE_RATE' as satellite, 'OPUS_BA_TRV_DATA_POLICY_DTLS' as record_source,</w:t>
               <w:br/>
               <w:t xml:space="preserve">       column_name, raw_column, model_rule, count(*) as keys_compared,</w:t>
               <w:br/>
@@ -11328,7 +11328,7 @@
               <w:br/>
               <w:t xml:space="preserve">union all</w:t>
               <w:br/>
-              <w:t xml:space="preserve">select 'OPUS' as project, 'SAT_FIN_CHARGE_RATE' as satellite, 'OPUS_BJAZ_TRV_LOADER_LOG_TABLE_MV' as record_source,</w:t>
+              <w:t xml:space="preserve">select 'OPUS' as project, 'SAT_FIN_CHARGE_RATE' as satellite, 'OPUS_BJAZ_TRV_LOADER_LOG_TABLE' as record_source,</w:t>
               <w:br/>
               <w:t xml:space="preserve">       column_name, raw_column, model_rule, count(*) as keys_compared,</w:t>
               <w:br/>
@@ -11620,7 +11620,7 @@
         <w:t xml:space="preserve">Note: </w:t>
       </w:r>
       <w:r>
-        <w:t xml:space="preserve">standard satellite, sat_multi_source; PK FINANCIAL_TRANSACTION_HKEY; 2 RECORD_SOURCE group(s): OPUS_BA_TRV_DATA_POLICY_DTLS_MV [2 col(s)], OPUS_BJAZ_TRV_LOADER_DATA_MV [3 col(s)]. stg2_fin_receipt_ba_trv_data_policy_dtls_mv: column(s) AMOUNT_RECEIVED, INSTRUMENT_DATE could not be traced to RAW on at least one arm -- excluded (first-cut: walk columns from resolved_mt__ views or joined-in stitch columns are not yet inlined into the sampled queries). stg2_fin_receipt_bjaz_trv_loader_data_mv: column(s) PAYMENT_GATEWAY_REFERENCE could not be traced to RAW on at least one arm -- excluded (first-cut: walk columns from resolved_mt__ views or joined-in stitch columns are not yet inlined into the sampled queries). TRIMMED / BLANK_TO_NULL on trim / nullif columns = documented exception (staging trim rule retained by design), not a failure.</w:t>
+        <w:t xml:space="preserve">standard satellite, sat_multi_source; PK FINANCIAL_TRANSACTION_HKEY; 2 RECORD_SOURCE group(s): OPUS_BA_TRV_DATA_POLICY_DTLS [2 col(s)], OPUS_BJAZ_TRV_LOADER_DATA [3 col(s)]. stg2_fin_receipt_ba_trv_data_policy_dtls: column(s) AMOUNT_RECEIVED, INSTRUMENT_DATE could not be traced to RAW on at least one arm -- excluded (first-cut: walk columns from resolved_mt__ views or joined-in stitch columns are not yet inlined into the sampled queries). stg2_fin_receipt_bjaz_trv_loader_data: column(s) PAYMENT_GATEWAY_REFERENCE could not be traced to RAW on at least one arm -- excluded (first-cut: walk columns from resolved_mt__ views or joined-in stitch columns are not yet inlined into the sampled queries). TRIMMED / BLANK_TO_NULL on trim / nullif columns = documented exception (staging trim rule retained by design), not a failure.</w:t>
       </w:r>
     </w:p>
     <w:p>
@@ -11655,7 +11655,7 @@
               <w:br/>
               <w:t xml:space="preserve">    select distinct FINANCIAL_TRANSACTION_HKEY as hkey from BAGIC_PREPROD_CURATED_DB.BGIL_DATA_MODEL.SAT_FIN_RECEIPT</w:t>
               <w:br/>
-              <w:t xml:space="preserve">     where RECORD_SOURCE = 'OPUS_BA_TRV_DATA_POLICY_DTLS_MV'</w:t>
+              <w:t xml:space="preserve">     where RECORD_SOURCE = 'OPUS_BA_TRV_DATA_POLICY_DTLS'</w:t>
               <w:br/>
               <w:t xml:space="preserve">     order by hkey</w:t>
               <w:br/>
@@ -11673,7 +11673,7 @@
               <w:br/>
               <w:t xml:space="preserve">      from BAGIC_PREPROD_CURATED_DB.BGIL_DATA_MODEL.SAT_FIN_RECEIPT</w:t>
               <w:br/>
-              <w:t xml:space="preserve">     where RECORD_SOURCE = 'OPUS_BA_TRV_DATA_POLICY_DTLS_MV'</w:t>
+              <w:t xml:space="preserve">     where RECORD_SOURCE = 'OPUS_BA_TRV_DATA_POLICY_DTLS'</w:t>
               <w:br/>
               <w:t xml:space="preserve">       and FINANCIAL_TRANSACTION_HKEY in (select hkey from s1)</w:t>
               <w:br/>
@@ -11687,7 +11687,7 @@
               <w:br/>
               <w:t xml:space="preserve">      from (</w:t>
               <w:br/>
-              <w:t xml:space="preserve">        -- via stg_travel__ba_trv_data_policy_dtls_mv</w:t>
+              <w:t xml:space="preserve">        -- via stg_travel__ba_trv_data_policy_dtls</w:t>
               <w:br/>
               <w:t xml:space="preserve">        select MD5_BINARY(NULLIF(UPPER(TRIM(CAST('HUB_FINANCIAL_TRANSACTION|' || ((nullif(trim(to_varchar("TRANSACTION_ID")), ''))) AS VARCHAR))), '')) as hkey,</w:t>
               <w:br/>
@@ -11697,7 +11697,7 @@
               <w:br/>
               <w:t xml:space="preserve">               to_varchar("RECEIPT_NOS_LIST") as RECEIPT_NUMBER</w:t>
               <w:br/>
-              <w:t xml:space="preserve">          from BAGIC_PROD_MIRROR_DB.OPUS_GG_DWHSTAGE.BA_TRV_DATA_POLICY_DTLS_MV</w:t>
+              <w:t xml:space="preserve">          from BAGIC_PREPROD_CURATED_DB.UTILS.BA_TRV_DATA_POLICY_DTLS</w:t>
               <w:br/>
               <w:t xml:space="preserve">      )</w:t>
               <w:br/>
@@ -11769,7 +11769,7 @@
               <w:br/>
               <w:t xml:space="preserve">    select distinct FINANCIAL_TRANSACTION_HKEY as hkey from BAGIC_PREPROD_CURATED_DB.BGIL_DATA_MODEL.SAT_FIN_RECEIPT</w:t>
               <w:br/>
-              <w:t xml:space="preserve">     where RECORD_SOURCE = 'OPUS_BJAZ_TRV_LOADER_DATA_MV'</w:t>
+              <w:t xml:space="preserve">     where RECORD_SOURCE = 'OPUS_BJAZ_TRV_LOADER_DATA'</w:t>
               <w:br/>
               <w:t xml:space="preserve">     order by hkey</w:t>
               <w:br/>
@@ -11789,7 +11789,7 @@
               <w:br/>
               <w:t xml:space="preserve">      from BAGIC_PREPROD_CURATED_DB.BGIL_DATA_MODEL.SAT_FIN_RECEIPT</w:t>
               <w:br/>
-              <w:t xml:space="preserve">     where RECORD_SOURCE = 'OPUS_BJAZ_TRV_LOADER_DATA_MV'</w:t>
+              <w:t xml:space="preserve">     where RECORD_SOURCE = 'OPUS_BJAZ_TRV_LOADER_DATA'</w:t>
               <w:br/>
               <w:t xml:space="preserve">       and FINANCIAL_TRANSACTION_HKEY in (select hkey from s2)</w:t>
               <w:br/>
@@ -11803,7 +11803,7 @@
               <w:br/>
               <w:t xml:space="preserve">      from (</w:t>
               <w:br/>
-              <w:t xml:space="preserve">        -- via stg_travel__bjaz_trv_loader_data_mv</w:t>
+              <w:t xml:space="preserve">        -- via stg_travel__bjaz_trv_loader_data</w:t>
               <w:br/>
               <w:t xml:space="preserve">        select MD5_BINARY(NULLIF(UPPER(TRIM(CAST('HUB_FINANCIAL_TRANSACTION|' || ((nullif(trim(to_varchar("TRANSACTIONID")), ''))) AS VARCHAR))), '')) as hkey,</w:t>
               <w:br/>
@@ -11815,7 +11815,7 @@
               <w:br/>
               <w:t xml:space="preserve">               to_varchar("RECEIPTNO") as RECEIPT_NUMBER</w:t>
               <w:br/>
-              <w:t xml:space="preserve">          from BAGIC_PROD_MIRROR_DB.OPUS_GG_DWHSTAGE.BJAZ_TRV_LOADER_DATA_MV</w:t>
+              <w:t xml:space="preserve">          from BAGIC_PREPROD_CURATED_DB.UTILS.BJAZ_TRV_LOADER_DATA</w:t>
               <w:br/>
               <w:t xml:space="preserve">      )</w:t>
               <w:br/>
@@ -11911,7 +11911,7 @@
               <w:br/>
               <w:t xml:space="preserve">)</w:t>
               <w:br/>
-              <w:t xml:space="preserve">select 'OPUS' as project, 'SAT_FIN_RECEIPT' as satellite, 'OPUS_BA_TRV_DATA_POLICY_DTLS_MV' as record_source,</w:t>
+              <w:t xml:space="preserve">select 'OPUS' as project, 'SAT_FIN_RECEIPT' as satellite, 'OPUS_BA_TRV_DATA_POLICY_DTLS' as record_source,</w:t>
               <w:br/>
               <w:t xml:space="preserve">       column_name, raw_column, model_rule, count(*) as keys_compared,</w:t>
               <w:br/>
@@ -11951,7 +11951,7 @@
               <w:br/>
               <w:t xml:space="preserve">union all</w:t>
               <w:br/>
-              <w:t xml:space="preserve">select 'OPUS' as project, 'SAT_FIN_RECEIPT' as satellite, 'OPUS_BJAZ_TRV_LOADER_DATA_MV' as record_source,</w:t>
+              <w:t xml:space="preserve">select 'OPUS' as project, 'SAT_FIN_RECEIPT' as satellite, 'OPUS_BJAZ_TRV_LOADER_DATA' as record_source,</w:t>
               <w:br/>
               <w:t xml:space="preserve">       column_name, raw_column, model_rule, count(*) as keys_compared,</w:t>
               <w:br/>
@@ -12243,7 +12243,7 @@
         <w:t xml:space="preserve">Note: </w:t>
       </w:r>
       <w:r>
-        <w:t xml:space="preserve">standard satellite, sat_multi_source; PK PARTY_HKEY; 2 RECORD_SOURCE group(s): OPUS_BJAZ_TRV_LOADER_DATA_MV [1 col(s)], OPUS_BJAZ_TRV_LOADER_LOG_TABLE_MV [1 col(s)]. TRIMMED / BLANK_TO_NULL on trim / nullif columns = documented exception (staging trim rule retained by design), not a failure.</w:t>
+        <w:t xml:space="preserve">standard satellite, sat_multi_source; PK PARTY_HKEY; 2 RECORD_SOURCE group(s): OPUS_BJAZ_TRV_LOADER_DATA [1 col(s)], OPUS_BJAZ_TRV_LOADER_LOG_TABLE [1 col(s)]. TRIMMED / BLANK_TO_NULL on trim / nullif columns = documented exception (staging trim rule retained by design), not a failure.</w:t>
       </w:r>
     </w:p>
     <w:p>
@@ -12278,7 +12278,7 @@
               <w:br/>
               <w:t xml:space="preserve">    select distinct PARTY_HKEY as hkey from BAGIC_PREPROD_CURATED_DB.BGIL_DATA_MODEL.SAT_LNK_ROLE_NOMINEE_BENEFICIARY</w:t>
               <w:br/>
-              <w:t xml:space="preserve">     where RECORD_SOURCE = 'OPUS_BJAZ_TRV_LOADER_DATA_MV'</w:t>
+              <w:t xml:space="preserve">     where RECORD_SOURCE = 'OPUS_BJAZ_TRV_LOADER_DATA'</w:t>
               <w:br/>
               <w:t xml:space="preserve">     order by hkey</w:t>
               <w:br/>
@@ -12294,7 +12294,7 @@
               <w:br/>
               <w:t xml:space="preserve">      from BAGIC_PREPROD_CURATED_DB.BGIL_DATA_MODEL.SAT_LNK_ROLE_NOMINEE_BENEFICIARY</w:t>
               <w:br/>
-              <w:t xml:space="preserve">     where RECORD_SOURCE = 'OPUS_BJAZ_TRV_LOADER_DATA_MV'</w:t>
+              <w:t xml:space="preserve">     where RECORD_SOURCE = 'OPUS_BJAZ_TRV_LOADER_DATA'</w:t>
               <w:br/>
               <w:t xml:space="preserve">       and PARTY_HKEY in (select hkey from s1)</w:t>
               <w:br/>
@@ -12308,7 +12308,7 @@
               <w:br/>
               <w:t xml:space="preserve">      from (</w:t>
               <w:br/>
-              <w:t xml:space="preserve">        -- via stg_travel__bjaz_trv_loader_data_mv</w:t>
+              <w:t xml:space="preserve">        -- via stg_travel__bjaz_trv_loader_data</w:t>
               <w:br/>
               <w:t xml:space="preserve">        select MD5_BINARY(NULLIF(UPPER(TRIM(CAST('HUB_PARTY|' || ((nullif(trim(to_varchar("PREMIUMPAYERID")), ''))) AS VARCHAR))), '')) as hkey,</w:t>
               <w:br/>
@@ -12316,7 +12316,7 @@
               <w:br/>
               <w:t xml:space="preserve">               to_varchar("NOMINEERELATIONSHIP") as RELATIONSHIP_TO_INSURED</w:t>
               <w:br/>
-              <w:t xml:space="preserve">          from BAGIC_PROD_MIRROR_DB.OPUS_GG_DWHSTAGE.BJAZ_TRV_LOADER_DATA_MV</w:t>
+              <w:t xml:space="preserve">          from BAGIC_PREPROD_CURATED_DB.UTILS.BJAZ_TRV_LOADER_DATA</w:t>
               <w:br/>
               <w:t xml:space="preserve">      )</w:t>
               <w:br/>
@@ -12360,7 +12360,7 @@
               <w:br/>
               <w:t xml:space="preserve">    select distinct PARTY_HKEY as hkey from BAGIC_PREPROD_CURATED_DB.BGIL_DATA_MODEL.SAT_LNK_ROLE_NOMINEE_BENEFICIARY</w:t>
               <w:br/>
-              <w:t xml:space="preserve">     where RECORD_SOURCE = 'OPUS_BJAZ_TRV_LOADER_LOG_TABLE_MV'</w:t>
+              <w:t xml:space="preserve">     where RECORD_SOURCE = 'OPUS_BJAZ_TRV_LOADER_LOG_TABLE'</w:t>
               <w:br/>
               <w:t xml:space="preserve">     order by hkey</w:t>
               <w:br/>
@@ -12376,7 +12376,7 @@
               <w:br/>
               <w:t xml:space="preserve">      from BAGIC_PREPROD_CURATED_DB.BGIL_DATA_MODEL.SAT_LNK_ROLE_NOMINEE_BENEFICIARY</w:t>
               <w:br/>
-              <w:t xml:space="preserve">     where RECORD_SOURCE = 'OPUS_BJAZ_TRV_LOADER_LOG_TABLE_MV'</w:t>
+              <w:t xml:space="preserve">     where RECORD_SOURCE = 'OPUS_BJAZ_TRV_LOADER_LOG_TABLE'</w:t>
               <w:br/>
               <w:t xml:space="preserve">       and PARTY_HKEY in (select hkey from s2)</w:t>
               <w:br/>
@@ -12390,7 +12390,7 @@
               <w:br/>
               <w:t xml:space="preserve">      from (</w:t>
               <w:br/>
-              <w:t xml:space="preserve">        -- via stg_travel__bjaz_trv_loader_log_table_mv</w:t>
+              <w:t xml:space="preserve">        -- via stg_travel__bjaz_trv_loader_log_table</w:t>
               <w:br/>
               <w:t xml:space="preserve">        select MD5_BINARY(NULLIF(UPPER(TRIM(CAST('HUB_PARTY|' || ((nullif(trim(to_varchar("PREMIUMPAYERID")), ''))) AS VARCHAR))), '')) as hkey,</w:t>
               <w:br/>
@@ -12398,7 +12398,7 @@
               <w:br/>
               <w:t xml:space="preserve">               to_varchar("RELATION") as RELATIONSHIP_TO_INSURED</w:t>
               <w:br/>
-              <w:t xml:space="preserve">          from BAGIC_PROD_MIRROR_DB.OPUS_GG_DWHSTAGE.BJAZ_TRV_LOADER_LOG_TABLE_MV</w:t>
+              <w:t xml:space="preserve">          from BAGIC_PREPROD_CURATED_DB.UTILS.BJAZ_TRV_LOADER_LOG_TABLE</w:t>
               <w:br/>
               <w:t xml:space="preserve">      )</w:t>
               <w:br/>
@@ -12438,7 +12438,7 @@
               <w:br/>
               <w:t xml:space="preserve">)</w:t>
               <w:br/>
-              <w:t xml:space="preserve">select 'OPUS' as project, 'SAT_LNK_ROLE_NOMINEE_BENEFICIARY' as satellite, 'OPUS_BJAZ_TRV_LOADER_DATA_MV' as record_source,</w:t>
+              <w:t xml:space="preserve">select 'OPUS' as project, 'SAT_LNK_ROLE_NOMINEE_BENEFICIARY' as satellite, 'OPUS_BJAZ_TRV_LOADER_DATA' as record_source,</w:t>
               <w:br/>
               <w:t xml:space="preserve">       column_name, raw_column, model_rule, count(*) as keys_compared,</w:t>
               <w:br/>
@@ -12478,7 +12478,7 @@
               <w:br/>
               <w:t xml:space="preserve">union all</w:t>
               <w:br/>
-              <w:t xml:space="preserve">select 'OPUS' as project, 'SAT_LNK_ROLE_NOMINEE_BENEFICIARY' as satellite, 'OPUS_BJAZ_TRV_LOADER_LOG_TABLE_MV' as record_source,</w:t>
+              <w:t xml:space="preserve">select 'OPUS' as project, 'SAT_LNK_ROLE_NOMINEE_BENEFICIARY' as satellite, 'OPUS_BJAZ_TRV_LOADER_LOG_TABLE' as record_source,</w:t>
               <w:br/>
               <w:t xml:space="preserve">       column_name, raw_column, model_rule, count(*) as keys_compared,</w:t>
               <w:br/>
@@ -12770,7 +12770,7 @@
         <w:t xml:space="preserve">Note: </w:t>
       </w:r>
       <w:r>
-        <w:t xml:space="preserve">standard satellite, automate_dv.sat; PK ORG_UNIT_HKEY; 1 RECORD_SOURCE group(s): OPUS_BA_TRV_DATA_POLICY_DTLS_MV [1 col(s)]. TRIMMED / BLANK_TO_NULL on trim / nullif columns = documented exception (staging trim rule retained by design), not a failure.</w:t>
+        <w:t xml:space="preserve">standard satellite, automate_dv.sat; PK ORG_UNIT_HKEY; 1 RECORD_SOURCE group(s): OPUS_BA_TRV_DATA_POLICY_DTLS [1 col(s)]. TRIMMED / BLANK_TO_NULL on trim / nullif columns = documented exception (staging trim rule retained by design), not a failure.</w:t>
       </w:r>
     </w:p>
     <w:p>
@@ -12805,7 +12805,7 @@
               <w:br/>
               <w:t xml:space="preserve">    select distinct ORG_UNIT_HKEY as hkey from BAGIC_PREPROD_CURATED_DB.BGIL_DATA_MODEL.SAT_ORG_UNIT_DEFINITION</w:t>
               <w:br/>
-              <w:t xml:space="preserve">     where RECORD_SOURCE = 'OPUS_BA_TRV_DATA_POLICY_DTLS_MV'</w:t>
+              <w:t xml:space="preserve">     where RECORD_SOURCE = 'OPUS_BA_TRV_DATA_POLICY_DTLS'</w:t>
               <w:br/>
               <w:t xml:space="preserve">     order by hkey</w:t>
               <w:br/>
@@ -12821,7 +12821,7 @@
               <w:br/>
               <w:t xml:space="preserve">      from BAGIC_PREPROD_CURATED_DB.BGIL_DATA_MODEL.SAT_ORG_UNIT_DEFINITION</w:t>
               <w:br/>
-              <w:t xml:space="preserve">     where RECORD_SOURCE = 'OPUS_BA_TRV_DATA_POLICY_DTLS_MV'</w:t>
+              <w:t xml:space="preserve">     where RECORD_SOURCE = 'OPUS_BA_TRV_DATA_POLICY_DTLS'</w:t>
               <w:br/>
               <w:t xml:space="preserve">       and ORG_UNIT_HKEY in (select hkey from s1)</w:t>
               <w:br/>
@@ -12835,7 +12835,7 @@
               <w:br/>
               <w:t xml:space="preserve">      from (</w:t>
               <w:br/>
-              <w:t xml:space="preserve">        -- via stg_travel__ba_trv_data_policy_dtls_mv</w:t>
+              <w:t xml:space="preserve">        -- via stg_travel__ba_trv_data_policy_dtls</w:t>
               <w:br/>
               <w:t xml:space="preserve">        select MD5_BINARY(NULLIF(UPPER(TRIM(CAST('HUB_ORG_UNIT|' || ((nullif(trim(to_varchar("LOCATION_CODE")), ''))) AS VARCHAR))), '')) as hkey,</w:t>
               <w:br/>
@@ -12843,7 +12843,7 @@
               <w:br/>
               <w:t xml:space="preserve">               to_varchar("COST_CENTER") as COST_CENTRE_CODE</w:t>
               <w:br/>
-              <w:t xml:space="preserve">          from BAGIC_PROD_MIRROR_DB.OPUS_GG_DWHSTAGE.BA_TRV_DATA_POLICY_DTLS_MV</w:t>
+              <w:t xml:space="preserve">          from BAGIC_PREPROD_CURATED_DB.UTILS.BA_TRV_DATA_POLICY_DTLS</w:t>
               <w:br/>
               <w:t xml:space="preserve">      )</w:t>
               <w:br/>
@@ -12883,7 +12883,7 @@
               <w:br/>
               <w:t xml:space="preserve">)</w:t>
               <w:br/>
-              <w:t xml:space="preserve">select 'OPUS' as project, 'SAT_ORG_UNIT_DEFINITION' as satellite, 'OPUS_BA_TRV_DATA_POLICY_DTLS_MV' as record_source,</w:t>
+              <w:t xml:space="preserve">select 'OPUS' as project, 'SAT_ORG_UNIT_DEFINITION' as satellite, 'OPUS_BA_TRV_DATA_POLICY_DTLS' as record_source,</w:t>
               <w:br/>
               <w:t xml:space="preserve">       column_name, raw_column, model_rule, count(*) as keys_compared,</w:t>
               <w:br/>
@@ -13175,7 +13175,7 @@
         <w:t xml:space="preserve">Note: </w:t>
       </w:r>
       <w:r>
-        <w:t xml:space="preserve">standard satellite, sat_multi_source; PK PARTY_HKEY; 2 RECORD_SOURCE group(s): OPUS_BJAZ_TRV_LOADER_DATA_MV [1 col(s)], OPUS_BJAZ_TRV_LOADER_LOG_TABLE_MV [2 col(s)]. stg2_party_employment_bjaz_trv_loader_data_mv_payer: column(s) DESIGNATION could not be traced to RAW on at least one arm -- excluded (first-cut: walk columns from resolved_mt__ views or joined-in stitch columns are not yet inlined into the sampled queries). TRIMMED / BLANK_TO_NULL on trim / nullif columns = documented exception (staging trim rule retained by design), not a failure.</w:t>
+        <w:t xml:space="preserve">standard satellite, sat_multi_source; PK PARTY_HKEY; 2 RECORD_SOURCE group(s): OPUS_BJAZ_TRV_LOADER_DATA [1 col(s)], OPUS_BJAZ_TRV_LOADER_LOG_TABLE [2 col(s)]. stg2_party_employment_bjaz_trv_loader_data_payer: column(s) DESIGNATION could not be traced to RAW on at least one arm -- excluded (first-cut: walk columns from resolved_mt__ views or joined-in stitch columns are not yet inlined into the sampled queries). TRIMMED / BLANK_TO_NULL on trim / nullif columns = documented exception (staging trim rule retained by design), not a failure.</w:t>
       </w:r>
     </w:p>
     <w:p>
@@ -13210,7 +13210,7 @@
               <w:br/>
               <w:t xml:space="preserve">    select distinct PARTY_HKEY as hkey from BAGIC_PREPROD_CURATED_DB.BGIL_DATA_MODEL.SAT_PARTY_EMPLOYMENT</w:t>
               <w:br/>
-              <w:t xml:space="preserve">     where RECORD_SOURCE = 'OPUS_BJAZ_TRV_LOADER_DATA_MV'</w:t>
+              <w:t xml:space="preserve">     where RECORD_SOURCE = 'OPUS_BJAZ_TRV_LOADER_DATA'</w:t>
               <w:br/>
               <w:t xml:space="preserve">     order by hkey</w:t>
               <w:br/>
@@ -13226,7 +13226,7 @@
               <w:br/>
               <w:t xml:space="preserve">      from BAGIC_PREPROD_CURATED_DB.BGIL_DATA_MODEL.SAT_PARTY_EMPLOYMENT</w:t>
               <w:br/>
-              <w:t xml:space="preserve">     where RECORD_SOURCE = 'OPUS_BJAZ_TRV_LOADER_DATA_MV'</w:t>
+              <w:t xml:space="preserve">     where RECORD_SOURCE = 'OPUS_BJAZ_TRV_LOADER_DATA'</w:t>
               <w:br/>
               <w:t xml:space="preserve">       and PARTY_HKEY in (select hkey from s1)</w:t>
               <w:br/>
@@ -13240,7 +13240,7 @@
               <w:br/>
               <w:t xml:space="preserve">      from (</w:t>
               <w:br/>
-              <w:t xml:space="preserve">        -- via stg_travel__bjaz_trv_loader_data_mv</w:t>
+              <w:t xml:space="preserve">        -- via stg_travel__bjaz_trv_loader_data</w:t>
               <w:br/>
               <w:t xml:space="preserve">        select MD5_BINARY(NULLIF(UPPER(TRIM(CAST('HUB_PARTY|' || ((nullif(trim(to_varchar("PREMIUMPAYERID")), ''))) AS VARCHAR))), '')) as hkey,</w:t>
               <w:br/>
@@ -13248,7 +13248,7 @@
               <w:br/>
               <w:t xml:space="preserve">               to_varchar("EMPLOYMENTSTATUS") as EMPLOYMENT_STATUS</w:t>
               <w:br/>
-              <w:t xml:space="preserve">          from BAGIC_PROD_MIRROR_DB.OPUS_GG_DWHSTAGE.BJAZ_TRV_LOADER_DATA_MV</w:t>
+              <w:t xml:space="preserve">          from BAGIC_PREPROD_CURATED_DB.UTILS.BJAZ_TRV_LOADER_DATA</w:t>
               <w:br/>
               <w:t xml:space="preserve">      )</w:t>
               <w:br/>
@@ -13292,7 +13292,7 @@
               <w:br/>
               <w:t xml:space="preserve">    select distinct PARTY_HKEY as hkey from BAGIC_PREPROD_CURATED_DB.BGIL_DATA_MODEL.SAT_PARTY_EMPLOYMENT</w:t>
               <w:br/>
-              <w:t xml:space="preserve">     where RECORD_SOURCE = 'OPUS_BJAZ_TRV_LOADER_LOG_TABLE_MV'</w:t>
+              <w:t xml:space="preserve">     where RECORD_SOURCE = 'OPUS_BJAZ_TRV_LOADER_LOG_TABLE'</w:t>
               <w:br/>
               <w:t xml:space="preserve">     order by hkey</w:t>
               <w:br/>
@@ -13310,7 +13310,7 @@
               <w:br/>
               <w:t xml:space="preserve">      from BAGIC_PREPROD_CURATED_DB.BGIL_DATA_MODEL.SAT_PARTY_EMPLOYMENT</w:t>
               <w:br/>
-              <w:t xml:space="preserve">     where RECORD_SOURCE = 'OPUS_BJAZ_TRV_LOADER_LOG_TABLE_MV'</w:t>
+              <w:t xml:space="preserve">     where RECORD_SOURCE = 'OPUS_BJAZ_TRV_LOADER_LOG_TABLE'</w:t>
               <w:br/>
               <w:t xml:space="preserve">       and PARTY_HKEY in (select hkey from s2)</w:t>
               <w:br/>
@@ -13324,7 +13324,7 @@
               <w:br/>
               <w:t xml:space="preserve">      from (</w:t>
               <w:br/>
-              <w:t xml:space="preserve">        -- via stg_travel__bjaz_trv_loader_log_table_mv</w:t>
+              <w:t xml:space="preserve">        -- via stg_travel__bjaz_trv_loader_log_table</w:t>
               <w:br/>
               <w:t xml:space="preserve">        select MD5_BINARY(NULLIF(UPPER(TRIM(CAST('HUB_PARTY|' || ((nullif(trim(to_varchar("PREMIUMPAYERID")), ''))) AS VARCHAR))), '')) as hkey,</w:t>
               <w:br/>
@@ -13334,7 +13334,7 @@
               <w:br/>
               <w:t xml:space="preserve">               to_varchar("EMPSTATUS") as EMPLOYMENT_STATUS</w:t>
               <w:br/>
-              <w:t xml:space="preserve">          from BAGIC_PROD_MIRROR_DB.OPUS_GG_DWHSTAGE.BJAZ_TRV_LOADER_LOG_TABLE_MV</w:t>
+              <w:t xml:space="preserve">          from BAGIC_PREPROD_CURATED_DB.UTILS.BJAZ_TRV_LOADER_LOG_TABLE</w:t>
               <w:br/>
               <w:t xml:space="preserve">      )</w:t>
               <w:br/>
@@ -13402,7 +13402,7 @@
               <w:br/>
               <w:t xml:space="preserve">)</w:t>
               <w:br/>
-              <w:t xml:space="preserve">select 'OPUS' as project, 'SAT_PARTY_EMPLOYMENT' as satellite, 'OPUS_BJAZ_TRV_LOADER_DATA_MV' as record_source,</w:t>
+              <w:t xml:space="preserve">select 'OPUS' as project, 'SAT_PARTY_EMPLOYMENT' as satellite, 'OPUS_BJAZ_TRV_LOADER_DATA' as record_source,</w:t>
               <w:br/>
               <w:t xml:space="preserve">       column_name, raw_column, model_rule, count(*) as keys_compared,</w:t>
               <w:br/>
@@ -13442,7 +13442,7 @@
               <w:br/>
               <w:t xml:space="preserve">union all</w:t>
               <w:br/>
-              <w:t xml:space="preserve">select 'OPUS' as project, 'SAT_PARTY_EMPLOYMENT' as satellite, 'OPUS_BJAZ_TRV_LOADER_LOG_TABLE_MV' as record_source,</w:t>
+              <w:t xml:space="preserve">select 'OPUS' as project, 'SAT_PARTY_EMPLOYMENT' as satellite, 'OPUS_BJAZ_TRV_LOADER_LOG_TABLE' as record_source,</w:t>
               <w:br/>
               <w:t xml:space="preserve">       column_name, raw_column, model_rule, count(*) as keys_compared,</w:t>
               <w:br/>
@@ -13734,7 +13734,7 @@
         <w:t xml:space="preserve">Note: </w:t>
       </w:r>
       <w:r>
-        <w:t xml:space="preserve">standard satellite, sat_multi_source; PK PARTY_HKEY; 2 RECORD_SOURCE group(s): OPUS_BA_TRV_DATA_POLICY_DTLS_MV [1 col(s)], OPUS_BJAZ_TRV_LOADER_DATA_MV [1 col(s)]. TRIMMED / BLANK_TO_NULL on trim / nullif columns = documented exception (staging trim rule retained by design), not a failure.</w:t>
+        <w:t xml:space="preserve">standard satellite, sat_multi_source; PK PARTY_HKEY; 2 RECORD_SOURCE group(s): OPUS_BA_TRV_DATA_POLICY_DTLS [1 col(s)], OPUS_BJAZ_TRV_LOADER_DATA [1 col(s)]. TRIMMED / BLANK_TO_NULL on trim / nullif columns = documented exception (staging trim rule retained by design), not a failure.</w:t>
       </w:r>
     </w:p>
     <w:p>
@@ -13769,7 +13769,7 @@
               <w:br/>
               <w:t xml:space="preserve">    select distinct PARTY_HKEY as hkey from BAGIC_PREPROD_CURATED_DB.BGIL_DATA_MODEL.SAT_PARTY_HEALTH_PROFILE</w:t>
               <w:br/>
-              <w:t xml:space="preserve">     where RECORD_SOURCE = 'OPUS_BA_TRV_DATA_POLICY_DTLS_MV'</w:t>
+              <w:t xml:space="preserve">     where RECORD_SOURCE = 'OPUS_BA_TRV_DATA_POLICY_DTLS'</w:t>
               <w:br/>
               <w:t xml:space="preserve">     order by hkey</w:t>
               <w:br/>
@@ -13785,7 +13785,7 @@
               <w:br/>
               <w:t xml:space="preserve">      from BAGIC_PREPROD_CURATED_DB.BGIL_DATA_MODEL.SAT_PARTY_HEALTH_PROFILE</w:t>
               <w:br/>
-              <w:t xml:space="preserve">     where RECORD_SOURCE = 'OPUS_BA_TRV_DATA_POLICY_DTLS_MV'</w:t>
+              <w:t xml:space="preserve">     where RECORD_SOURCE = 'OPUS_BA_TRV_DATA_POLICY_DTLS'</w:t>
               <w:br/>
               <w:t xml:space="preserve">       and PARTY_HKEY in (select hkey from s1)</w:t>
               <w:br/>
@@ -13799,7 +13799,7 @@
               <w:br/>
               <w:t xml:space="preserve">      from (</w:t>
               <w:br/>
-              <w:t xml:space="preserve">        -- via stg_travel__ba_trv_data_policy_dtls_mv</w:t>
+              <w:t xml:space="preserve">        -- via stg_travel__ba_trv_data_policy_dtls</w:t>
               <w:br/>
               <w:t xml:space="preserve">        select MD5_BINARY(NULLIF(UPPER(TRIM(CAST('HUB_PARTY|' || ((nullif(trim(to_varchar("PAYER_PART_ID")), ''))) AS VARCHAR))), '')) as hkey,</w:t>
               <w:br/>
@@ -13807,7 +13807,7 @@
               <w:br/>
               <w:t xml:space="preserve">               to_varchar("DISEASE_CODES") as PRE_EXISTING_DISEASE_DESCRIPTION</w:t>
               <w:br/>
-              <w:t xml:space="preserve">          from BAGIC_PROD_MIRROR_DB.OPUS_GG_DWHSTAGE.BA_TRV_DATA_POLICY_DTLS_MV</w:t>
+              <w:t xml:space="preserve">          from BAGIC_PREPROD_CURATED_DB.UTILS.BA_TRV_DATA_POLICY_DTLS</w:t>
               <w:br/>
               <w:t xml:space="preserve">      )</w:t>
               <w:br/>
@@ -13851,7 +13851,7 @@
               <w:br/>
               <w:t xml:space="preserve">    select distinct PARTY_HKEY as hkey from BAGIC_PREPROD_CURATED_DB.BGIL_DATA_MODEL.SAT_PARTY_HEALTH_PROFILE</w:t>
               <w:br/>
-              <w:t xml:space="preserve">     where RECORD_SOURCE = 'OPUS_BJAZ_TRV_LOADER_DATA_MV'</w:t>
+              <w:t xml:space="preserve">     where RECORD_SOURCE = 'OPUS_BJAZ_TRV_LOADER_DATA'</w:t>
               <w:br/>
               <w:t xml:space="preserve">     order by hkey</w:t>
               <w:br/>
@@ -13867,7 +13867,7 @@
               <w:br/>
               <w:t xml:space="preserve">      from BAGIC_PREPROD_CURATED_DB.BGIL_DATA_MODEL.SAT_PARTY_HEALTH_PROFILE</w:t>
               <w:br/>
-              <w:t xml:space="preserve">     where RECORD_SOURCE = 'OPUS_BJAZ_TRV_LOADER_DATA_MV'</w:t>
+              <w:t xml:space="preserve">     where RECORD_SOURCE = 'OPUS_BJAZ_TRV_LOADER_DATA'</w:t>
               <w:br/>
               <w:t xml:space="preserve">       and PARTY_HKEY in (select hkey from s2)</w:t>
               <w:br/>
@@ -13881,7 +13881,7 @@
               <w:br/>
               <w:t xml:space="preserve">      from (</w:t>
               <w:br/>
-              <w:t xml:space="preserve">        -- via stg_travel__bjaz_trv_loader_data_mv</w:t>
+              <w:t xml:space="preserve">        -- via stg_travel__bjaz_trv_loader_data</w:t>
               <w:br/>
               <w:t xml:space="preserve">        select MD5_BINARY(NULLIF(UPPER(TRIM(CAST('HUB_PARTY|' || ((nullif(trim(to_varchar("PREMIUMPAYERID")), ''))) AS VARCHAR))), '')) as hkey,</w:t>
               <w:br/>
@@ -13889,7 +13889,7 @@
               <w:br/>
               <w:t xml:space="preserve">               to_varchar("PROPOSERDEASES") as PRE_EXISTING_DISEASE_DESCRIPTION</w:t>
               <w:br/>
-              <w:t xml:space="preserve">          from BAGIC_PROD_MIRROR_DB.OPUS_GG_DWHSTAGE.BJAZ_TRV_LOADER_DATA_MV</w:t>
+              <w:t xml:space="preserve">          from BAGIC_PREPROD_CURATED_DB.UTILS.BJAZ_TRV_LOADER_DATA</w:t>
               <w:br/>
               <w:t xml:space="preserve">      )</w:t>
               <w:br/>
@@ -13929,7 +13929,7 @@
               <w:br/>
               <w:t xml:space="preserve">)</w:t>
               <w:br/>
-              <w:t xml:space="preserve">select 'OPUS' as project, 'SAT_PARTY_HEALTH_PROFILE' as satellite, 'OPUS_BA_TRV_DATA_POLICY_DTLS_MV' as record_source,</w:t>
+              <w:t xml:space="preserve">select 'OPUS' as project, 'SAT_PARTY_HEALTH_PROFILE' as satellite, 'OPUS_BA_TRV_DATA_POLICY_DTLS' as record_source,</w:t>
               <w:br/>
               <w:t xml:space="preserve">       column_name, raw_column, model_rule, count(*) as keys_compared,</w:t>
               <w:br/>
@@ -13969,7 +13969,7 @@
               <w:br/>
               <w:t xml:space="preserve">union all</w:t>
               <w:br/>
-              <w:t xml:space="preserve">select 'OPUS' as project, 'SAT_PARTY_HEALTH_PROFILE' as satellite, 'OPUS_BJAZ_TRV_LOADER_DATA_MV' as record_source,</w:t>
+              <w:t xml:space="preserve">select 'OPUS' as project, 'SAT_PARTY_HEALTH_PROFILE' as satellite, 'OPUS_BJAZ_TRV_LOADER_DATA' as record_source,</w:t>
               <w:br/>
               <w:t xml:space="preserve">       column_name, raw_column, model_rule, count(*) as keys_compared,</w:t>
               <w:br/>
@@ -14261,7 +14261,7 @@
         <w:t xml:space="preserve">Note: </w:t>
       </w:r>
       <w:r>
-        <w:t xml:space="preserve">standard satellite, ma_sat_multi_source; PK PARTY_HKEY, child key IDENTIFICATION_TYPE_CODE; 3 RECORD_SOURCE group(s): OPUS_BA_TRV_DATA_POLICY_DTLS_MV [1 col(s)], OPUS_BJAZ_TRV_LOADER_DATA_MV [4 col(s)], OPUS_BJAZ_TRV_LOADER_LOG_TABLE_MV [1 col(s)]. Multi-active: compared per (key, child key); latest = max LOAD_DATETIME per member. stg2_party_identification_ba_trv_data_policy_dtls_mv_0: column(s) AADHAAR_NUMBER, EIA_NUMBER, GSTIN could not be traced to RAW on at least one arm -- excluded (first-cut: walk columns from resolved_mt__ views or joined-in stitch columns are not yet inlined into the sampled queries). stg2_party_identification_bjaz_trv_loader_data_mv_1: column(s) EIA_NUMBER, GSTIN, PASSPORT_NUMBER could not be traced to RAW on at least one arm -- excluded (first-cut: walk columns from resolved_mt__ views or joined-in stitch columns are not yet inlined into the sampled queries). stg2_party_identification_bjaz_trv_loader_data_mv_2: column(s) GSTIN, PASSPORT_NUMBER could not be traced to RAW on at least one arm -- excluded (first-cut: walk columns from resolved_mt__ views or joined-in stitch columns are not yet inlined into the sampled queries). stg2_party_identification_bjaz_trv_loader_data_mv_3: column(s) PASSPORT_NUMBER could not be traced to RAW on at least one arm -- excluded (first-cut: walk columns from resolved_mt__ views or joined-in stitch columns are not yet inlined into the sampled queries). stg2_party_identification_bjaz_trv_loader_log_table_mv_5: column(s) AADHAAR_NUMBER, EIA_NUMBER, GSTIN could not be traced to RAW on at least one arm -- excluded (first-cut: walk columns from resolved_mt__ views or joined-in stitch columns are not yet inlined into the sampled queries). TRIMMED / BLANK_TO_NULL on trim / nullif columns = documented exception (staging trim rule retained by design), not a failure.</w:t>
+        <w:t xml:space="preserve">standard satellite, ma_sat_multi_source; PK PARTY_HKEY, child key IDENTIFICATION_TYPE_CODE; 3 RECORD_SOURCE group(s): OPUS_BA_TRV_DATA_POLICY_DTLS [1 col(s)], OPUS_BJAZ_TRV_LOADER_DATA [4 col(s)], OPUS_BJAZ_TRV_LOADER_LOG_TABLE [1 col(s)]. Multi-active: compared per (key, child key); latest = max LOAD_DATETIME per member. stg2_party_identification_ba_trv_data_policy_dtls_0: column(s) AADHAAR_NUMBER, EIA_NUMBER, GSTIN could not be traced to RAW on at least one arm -- excluded (first-cut: walk columns from resolved_mt__ views or joined-in stitch columns are not yet inlined into the sampled queries). stg2_party_identification_bjaz_trv_loader_data_1: column(s) EIA_NUMBER, GSTIN, PASSPORT_NUMBER could not be traced to RAW on at least one arm -- excluded (first-cut: walk columns from resolved_mt__ views or joined-in stitch columns are not yet inlined into the sampled queries). stg2_party_identification_bjaz_trv_loader_data_2: column(s) GSTIN, PASSPORT_NUMBER could not be traced to RAW on at least one arm -- excluded (first-cut: walk columns from resolved_mt__ views or joined-in stitch columns are not yet inlined into the sampled queries). stg2_party_identification_bjaz_trv_loader_data_3: column(s) PASSPORT_NUMBER could not be traced to RAW on at least one arm -- excluded (first-cut: walk columns from resolved_mt__ views or joined-in stitch columns are not yet inlined into the sampled queries). stg2_party_identification_bjaz_trv_loader_log_table_5: column(s) AADHAAR_NUMBER, EIA_NUMBER, GSTIN could not be traced to RAW on at least one arm -- excluded (first-cut: walk columns from resolved_mt__ views or joined-in stitch columns are not yet inlined into the sampled queries). TRIMMED / BLANK_TO_NULL on trim / nullif columns = documented exception (staging trim rule retained by design), not a failure.</w:t>
       </w:r>
     </w:p>
     <w:p>
@@ -14296,7 +14296,7 @@
               <w:br/>
               <w:t xml:space="preserve">    select distinct PARTY_HKEY as hkey from BAGIC_PREPROD_CURATED_DB.BGIL_DATA_MODEL.SAT_PARTY_IDENTIFICATION</w:t>
               <w:br/>
-              <w:t xml:space="preserve">     where RECORD_SOURCE = 'OPUS_BA_TRV_DATA_POLICY_DTLS_MV'</w:t>
+              <w:t xml:space="preserve">     where RECORD_SOURCE = 'OPUS_BA_TRV_DATA_POLICY_DTLS'</w:t>
               <w:br/>
               <w:t xml:space="preserve">     order by hkey</w:t>
               <w:br/>
@@ -14314,7 +14314,7 @@
               <w:br/>
               <w:t xml:space="preserve">      from BAGIC_PREPROD_CURATED_DB.BGIL_DATA_MODEL.SAT_PARTY_IDENTIFICATION</w:t>
               <w:br/>
-              <w:t xml:space="preserve">     where RECORD_SOURCE = 'OPUS_BA_TRV_DATA_POLICY_DTLS_MV'</w:t>
+              <w:t xml:space="preserve">     where RECORD_SOURCE = 'OPUS_BA_TRV_DATA_POLICY_DTLS'</w:t>
               <w:br/>
               <w:t xml:space="preserve">       and PARTY_HKEY in (select hkey from s1)</w:t>
               <w:br/>
@@ -14328,7 +14328,7 @@
               <w:br/>
               <w:t xml:space="preserve">      from (</w:t>
               <w:br/>
-              <w:t xml:space="preserve">        -- via stg_travel__ba_trv_data_policy_dtls_mv</w:t>
+              <w:t xml:space="preserve">        -- via stg_travel__ba_trv_data_policy_dtls</w:t>
               <w:br/>
               <w:t xml:space="preserve">        select MD5_BINARY(NULLIF(UPPER(TRIM(CAST('HUB_PARTY|' || ((nullif(trim(to_varchar("PAYER_PART_ID")), ''))) AS VARCHAR))), '')) as hkey,</w:t>
               <w:br/>
@@ -14338,7 +14338,7 @@
               <w:br/>
               <w:t xml:space="preserve">               to_varchar("PASSPORT_NO") as PASSPORT_NUMBER</w:t>
               <w:br/>
-              <w:t xml:space="preserve">          from BAGIC_PROD_MIRROR_DB.OPUS_GG_DWHSTAGE.BA_TRV_DATA_POLICY_DTLS_MV</w:t>
+              <w:t xml:space="preserve">          from BAGIC_PREPROD_CURATED_DB.UTILS.BA_TRV_DATA_POLICY_DTLS</w:t>
               <w:br/>
               <w:t xml:space="preserve">      )</w:t>
               <w:br/>
@@ -14382,7 +14382,7 @@
               <w:br/>
               <w:t xml:space="preserve">    select distinct PARTY_HKEY as hkey from BAGIC_PREPROD_CURATED_DB.BGIL_DATA_MODEL.SAT_PARTY_IDENTIFICATION</w:t>
               <w:br/>
-              <w:t xml:space="preserve">     where RECORD_SOURCE = 'OPUS_BJAZ_TRV_LOADER_DATA_MV'</w:t>
+              <w:t xml:space="preserve">     where RECORD_SOURCE = 'OPUS_BJAZ_TRV_LOADER_DATA'</w:t>
               <w:br/>
               <w:t xml:space="preserve">     order by hkey</w:t>
               <w:br/>
@@ -14406,7 +14406,7 @@
               <w:br/>
               <w:t xml:space="preserve">      from BAGIC_PREPROD_CURATED_DB.BGIL_DATA_MODEL.SAT_PARTY_IDENTIFICATION</w:t>
               <w:br/>
-              <w:t xml:space="preserve">     where RECORD_SOURCE = 'OPUS_BJAZ_TRV_LOADER_DATA_MV'</w:t>
+              <w:t xml:space="preserve">     where RECORD_SOURCE = 'OPUS_BJAZ_TRV_LOADER_DATA'</w:t>
               <w:br/>
               <w:t xml:space="preserve">       and PARTY_HKEY in (select hkey from s2)</w:t>
               <w:br/>
@@ -14420,7 +14420,7 @@
               <w:br/>
               <w:t xml:space="preserve">      from (</w:t>
               <w:br/>
-              <w:t xml:space="preserve">        -- via stg_travel__bjaz_trv_loader_data_mv</w:t>
+              <w:t xml:space="preserve">        -- via stg_travel__bjaz_trv_loader_data</w:t>
               <w:br/>
               <w:t xml:space="preserve">        select MD5_BINARY(NULLIF(UPPER(TRIM(CAST('HUB_PARTY|' || ((nullif(trim(to_varchar("PREMIUMPAYERID")), ''))) AS VARCHAR))), '')) as hkey,</w:t>
               <w:br/>
@@ -14436,11 +14436,11 @@
               <w:br/>
               <w:t xml:space="preserve">               cast(null as varchar) as PASSPORT_NUMBER</w:t>
               <w:br/>
-              <w:t xml:space="preserve">          from BAGIC_PROD_MIRROR_DB.OPUS_GG_DWHSTAGE.BJAZ_TRV_LOADER_DATA_MV</w:t>
+              <w:t xml:space="preserve">          from BAGIC_PREPROD_CURATED_DB.UTILS.BJAZ_TRV_LOADER_DATA</w:t>
               <w:br/>
               <w:t xml:space="preserve">        union all</w:t>
               <w:br/>
-              <w:t xml:space="preserve">        -- via stg_travel__bjaz_trv_loader_data_mv</w:t>
+              <w:t xml:space="preserve">        -- via stg_travel__bjaz_trv_loader_data</w:t>
               <w:br/>
               <w:t xml:space="preserve">        select MD5_BINARY(NULLIF(UPPER(TRIM(CAST('HUB_PARTY|' || ((nullif(trim(to_varchar("PREMIUMPAYERID")), ''))) AS VARCHAR))), '')) as hkey,</w:t>
               <w:br/>
@@ -14456,11 +14456,11 @@
               <w:br/>
               <w:t xml:space="preserve">               cast(null as varchar) as PASSPORT_NUMBER</w:t>
               <w:br/>
-              <w:t xml:space="preserve">          from BAGIC_PROD_MIRROR_DB.OPUS_GG_DWHSTAGE.BJAZ_TRV_LOADER_DATA_MV</w:t>
+              <w:t xml:space="preserve">          from BAGIC_PREPROD_CURATED_DB.UTILS.BJAZ_TRV_LOADER_DATA</w:t>
               <w:br/>
               <w:t xml:space="preserve">        union all</w:t>
               <w:br/>
-              <w:t xml:space="preserve">        -- via stg_travel__bjaz_trv_loader_data_mv</w:t>
+              <w:t xml:space="preserve">        -- via stg_travel__bjaz_trv_loader_data</w:t>
               <w:br/>
               <w:t xml:space="preserve">        select MD5_BINARY(NULLIF(UPPER(TRIM(CAST('HUB_PARTY|' || ((nullif(trim(to_varchar("PREMIUMPAYERID")), ''))) AS VARCHAR))), '')) as hkey,</w:t>
               <w:br/>
@@ -14476,11 +14476,11 @@
               <w:br/>
               <w:t xml:space="preserve">               cast(null as varchar) as PASSPORT_NUMBER</w:t>
               <w:br/>
-              <w:t xml:space="preserve">          from BAGIC_PROD_MIRROR_DB.OPUS_GG_DWHSTAGE.BJAZ_TRV_LOADER_DATA_MV</w:t>
+              <w:t xml:space="preserve">          from BAGIC_PREPROD_CURATED_DB.UTILS.BJAZ_TRV_LOADER_DATA</w:t>
               <w:br/>
               <w:t xml:space="preserve">        union all</w:t>
               <w:br/>
-              <w:t xml:space="preserve">        -- via stg_travel__bjaz_trv_loader_data_mv</w:t>
+              <w:t xml:space="preserve">        -- via stg_travel__bjaz_trv_loader_data</w:t>
               <w:br/>
               <w:t xml:space="preserve">        select MD5_BINARY(NULLIF(UPPER(TRIM(CAST('HUB_PARTY|' || ((nullif(trim(to_varchar("PREMIUMPAYERID")), ''))) AS VARCHAR))), '')) as hkey,</w:t>
               <w:br/>
@@ -14496,7 +14496,7 @@
               <w:br/>
               <w:t xml:space="preserve">               to_varchar("PASSPORTNO") as PASSPORT_NUMBER</w:t>
               <w:br/>
-              <w:t xml:space="preserve">          from BAGIC_PROD_MIRROR_DB.OPUS_GG_DWHSTAGE.BJAZ_TRV_LOADER_DATA_MV</w:t>
+              <w:t xml:space="preserve">          from BAGIC_PREPROD_CURATED_DB.UTILS.BJAZ_TRV_LOADER_DATA</w:t>
               <w:br/>
               <w:t xml:space="preserve">      )</w:t>
               <w:br/>
@@ -14624,7 +14624,7 @@
               <w:br/>
               <w:t xml:space="preserve">    select distinct PARTY_HKEY as hkey from BAGIC_PREPROD_CURATED_DB.BGIL_DATA_MODEL.SAT_PARTY_IDENTIFICATION</w:t>
               <w:br/>
-              <w:t xml:space="preserve">     where RECORD_SOURCE = 'OPUS_BJAZ_TRV_LOADER_LOG_TABLE_MV'</w:t>
+              <w:t xml:space="preserve">     where RECORD_SOURCE = 'OPUS_BJAZ_TRV_LOADER_LOG_TABLE'</w:t>
               <w:br/>
               <w:t xml:space="preserve">     order by hkey</w:t>
               <w:br/>
@@ -14642,7 +14642,7 @@
               <w:br/>
               <w:t xml:space="preserve">      from BAGIC_PREPROD_CURATED_DB.BGIL_DATA_MODEL.SAT_PARTY_IDENTIFICATION</w:t>
               <w:br/>
-              <w:t xml:space="preserve">     where RECORD_SOURCE = 'OPUS_BJAZ_TRV_LOADER_LOG_TABLE_MV'</w:t>
+              <w:t xml:space="preserve">     where RECORD_SOURCE = 'OPUS_BJAZ_TRV_LOADER_LOG_TABLE'</w:t>
               <w:br/>
               <w:t xml:space="preserve">       and PARTY_HKEY in (select hkey from s3)</w:t>
               <w:br/>
@@ -14656,7 +14656,7 @@
               <w:br/>
               <w:t xml:space="preserve">      from (</w:t>
               <w:br/>
-              <w:t xml:space="preserve">        -- via stg_travel__bjaz_trv_loader_log_table_mv</w:t>
+              <w:t xml:space="preserve">        -- via stg_travel__bjaz_trv_loader_log_table</w:t>
               <w:br/>
               <w:t xml:space="preserve">        select MD5_BINARY(NULLIF(UPPER(TRIM(CAST('HUB_PARTY|' || ((nullif(trim(to_varchar("PREMIUMPAYERID")), ''))) AS VARCHAR))), '')) as hkey,</w:t>
               <w:br/>
@@ -14666,7 +14666,7 @@
               <w:br/>
               <w:t xml:space="preserve">               to_varchar("PASSPORTNO") as PASSPORT_NUMBER</w:t>
               <w:br/>
-              <w:t xml:space="preserve">          from BAGIC_PROD_MIRROR_DB.OPUS_GG_DWHSTAGE.BJAZ_TRV_LOADER_LOG_TABLE_MV</w:t>
+              <w:t xml:space="preserve">          from BAGIC_PREPROD_CURATED_DB.UTILS.BJAZ_TRV_LOADER_LOG_TABLE</w:t>
               <w:br/>
               <w:t xml:space="preserve">      )</w:t>
               <w:br/>
@@ -14706,7 +14706,7 @@
               <w:br/>
               <w:t xml:space="preserve">)</w:t>
               <w:br/>
-              <w:t xml:space="preserve">select 'OPUS' as project, 'SAT_PARTY_IDENTIFICATION' as satellite, 'OPUS_BA_TRV_DATA_POLICY_DTLS_MV' as record_source,</w:t>
+              <w:t xml:space="preserve">select 'OPUS' as project, 'SAT_PARTY_IDENTIFICATION' as satellite, 'OPUS_BA_TRV_DATA_POLICY_DTLS' as record_source,</w:t>
               <w:br/>
               <w:t xml:space="preserve">       column_name, raw_column, model_rule, count(*) as keys_compared,</w:t>
               <w:br/>
@@ -14746,7 +14746,7 @@
               <w:br/>
               <w:t xml:space="preserve">union all</w:t>
               <w:br/>
-              <w:t xml:space="preserve">select 'OPUS' as project, 'SAT_PARTY_IDENTIFICATION' as satellite, 'OPUS_BJAZ_TRV_LOADER_DATA_MV' as record_source,</w:t>
+              <w:t xml:space="preserve">select 'OPUS' as project, 'SAT_PARTY_IDENTIFICATION' as satellite, 'OPUS_BJAZ_TRV_LOADER_DATA' as record_source,</w:t>
               <w:br/>
               <w:t xml:space="preserve">       column_name, raw_column, model_rule, count(*) as keys_compared,</w:t>
               <w:br/>
@@ -14786,7 +14786,7 @@
               <w:br/>
               <w:t xml:space="preserve">union all</w:t>
               <w:br/>
-              <w:t xml:space="preserve">select 'OPUS' as project, 'SAT_PARTY_IDENTIFICATION' as satellite, 'OPUS_BJAZ_TRV_LOADER_LOG_TABLE_MV' as record_source,</w:t>
+              <w:t xml:space="preserve">select 'OPUS' as project, 'SAT_PARTY_IDENTIFICATION' as satellite, 'OPUS_BJAZ_TRV_LOADER_LOG_TABLE' as record_source,</w:t>
               <w:br/>
               <w:t xml:space="preserve">       column_name, raw_column, model_rule, count(*) as keys_compared,</w:t>
               <w:br/>
@@ -15078,7 +15078,7 @@
         <w:t xml:space="preserve">Note: </w:t>
       </w:r>
       <w:r>
-        <w:t xml:space="preserve">standard satellite, sat_multi_source; PK PARTY_HKEY; 3 RECORD_SOURCE group(s): OPUS_BA_TRV_DATA_POLICY_DTLS_MV [3 col(s)], OPUS_BJAZ_TRV_LOADER_DATA_MV [6 col(s)], OPUS_BJAZ_TRV_LOADER_LOG_TABLE_MV [8 col(s)]. stg2_party_identity_ba_trv_data_policy_dtls_mv_payer: column(s) FIRST_NAME, GENDER_CODE, LAST_NAME, MIDDLE_NAME, PARTY_FULL_NAME, PARTY_LEGAL_NAME, TITLE_CODE could not be traced to RAW on at least one arm -- excluded (first-cut: walk columns from resolved_mt__ views or joined-in stitch columns are not yet inlined into the sampled queries). stg2_party_identity_ba_trv_data_policy_dtls_mv_agent: column(s) FIRST_NAME, GENDER_CODE, LAST_NAME, MIDDLE_NAME, PARTY_LEGAL_NAME, TITLE_CODE could not be traced to RAW on at least one arm -- excluded (first-cut: walk columns from resolved_mt__ views or joined-in stitch columns are not yet inlined into the sampled queries). stg2_party_identity_bjaz_trv_loader_data_mv_payer: column(s) AGE, PARTY_FULL_NAME, TITLE_CODE could not be traced to RAW on at least one arm -- excluded (first-cut: walk columns from resolved_mt__ views or joined-in stitch columns are not yet inlined into the sampled queries). stg2_party_identity_bjaz_trv_loader_log_table_mv_payer: column(s) PARTY_FULL_NAME could not be traced to RAW on at least one arm -- excluded (first-cut: walk columns from resolved_mt__ views or joined-in stitch columns are not yet inlined into the sampled queries). TRIMMED / BLANK_TO_NULL on trim / nullif columns = documented exception (staging trim rule retained by design), not a failure.</w:t>
+        <w:t xml:space="preserve">standard satellite, sat_multi_source; PK PARTY_HKEY; 3 RECORD_SOURCE group(s): OPUS_BA_TRV_DATA_POLICY_DTLS [3 col(s)], OPUS_BJAZ_TRV_LOADER_DATA [6 col(s)], OPUS_BJAZ_TRV_LOADER_LOG_TABLE [8 col(s)]. stg2_party_identity_ba_trv_data_policy_dtls_payer: column(s) FIRST_NAME, GENDER_CODE, LAST_NAME, MIDDLE_NAME, PARTY_FULL_NAME, PARTY_LEGAL_NAME, TITLE_CODE could not be traced to RAW on at least one arm -- excluded (first-cut: walk columns from resolved_mt__ views or joined-in stitch columns are not yet inlined into the sampled queries). stg2_party_identity_ba_trv_data_policy_dtls_agent: column(s) FIRST_NAME, GENDER_CODE, LAST_NAME, MIDDLE_NAME, PARTY_LEGAL_NAME, TITLE_CODE could not be traced to RAW on at least one arm -- excluded (first-cut: walk columns from resolved_mt__ views or joined-in stitch columns are not yet inlined into the sampled queries). stg2_party_identity_bjaz_trv_loader_data_payer: column(s) AGE, PARTY_FULL_NAME, TITLE_CODE could not be traced to RAW on at least one arm -- excluded (first-cut: walk columns from resolved_mt__ views or joined-in stitch columns are not yet inlined into the sampled queries). stg2_party_identity_bjaz_trv_loader_log_table_payer: column(s) PARTY_FULL_NAME could not be traced to RAW on at least one arm -- excluded (first-cut: walk columns from resolved_mt__ views or joined-in stitch columns are not yet inlined into the sampled queries). TRIMMED / BLANK_TO_NULL on trim / nullif columns = documented exception (staging trim rule retained by design), not a failure.</w:t>
       </w:r>
     </w:p>
     <w:p>
@@ -15113,7 +15113,7 @@
               <w:br/>
               <w:t xml:space="preserve">    select distinct PARTY_HKEY as hkey from BAGIC_PREPROD_CURATED_DB.BGIL_DATA_MODEL.SAT_PARTY_IDENTITY</w:t>
               <w:br/>
-              <w:t xml:space="preserve">     where RECORD_SOURCE = 'OPUS_BA_TRV_DATA_POLICY_DTLS_MV'</w:t>
+              <w:t xml:space="preserve">     where RECORD_SOURCE = 'OPUS_BA_TRV_DATA_POLICY_DTLS'</w:t>
               <w:br/>
               <w:t xml:space="preserve">     order by hkey</w:t>
               <w:br/>
@@ -15133,7 +15133,7 @@
               <w:br/>
               <w:t xml:space="preserve">      from BAGIC_PREPROD_CURATED_DB.BGIL_DATA_MODEL.SAT_PARTY_IDENTITY</w:t>
               <w:br/>
-              <w:t xml:space="preserve">     where RECORD_SOURCE = 'OPUS_BA_TRV_DATA_POLICY_DTLS_MV'</w:t>
+              <w:t xml:space="preserve">     where RECORD_SOURCE = 'OPUS_BA_TRV_DATA_POLICY_DTLS'</w:t>
               <w:br/>
               <w:t xml:space="preserve">       and PARTY_HKEY in (select hkey from s1)</w:t>
               <w:br/>
@@ -15147,7 +15147,7 @@
               <w:br/>
               <w:t xml:space="preserve">      from (</w:t>
               <w:br/>
-              <w:t xml:space="preserve">        -- via stg_travel__ba_trv_data_policy_dtls_mv</w:t>
+              <w:t xml:space="preserve">        -- via stg_travel__ba_trv_data_policy_dtls</w:t>
               <w:br/>
               <w:t xml:space="preserve">        select MD5_BINARY(NULLIF(UPPER(TRIM(CAST('HUB_PARTY|' || ((nullif(trim(to_varchar("PAYER_PART_ID")), ''))) AS VARCHAR))), '')) as hkey,</w:t>
               <w:br/>
@@ -15159,11 +15159,11 @@
               <w:br/>
               <w:t xml:space="preserve">               cast(null as varchar) as PARTY_FULL_NAME</w:t>
               <w:br/>
-              <w:t xml:space="preserve">          from BAGIC_PROD_MIRROR_DB.OPUS_GG_DWHSTAGE.BA_TRV_DATA_POLICY_DTLS_MV</w:t>
+              <w:t xml:space="preserve">          from BAGIC_PREPROD_CURATED_DB.UTILS.BA_TRV_DATA_POLICY_DTLS</w:t>
               <w:br/>
               <w:t xml:space="preserve">        union all</w:t>
               <w:br/>
-              <w:t xml:space="preserve">        -- via stg_travel__ba_trv_data_policy_dtls_mv</w:t>
+              <w:t xml:space="preserve">        -- via stg_travel__ba_trv_data_policy_dtls</w:t>
               <w:br/>
               <w:t xml:space="preserve">        select MD5_BINARY(NULLIF(UPPER(TRIM(CAST('HUB_PARTY|' || ((nullif(trim(to_varchar("INTERMEDIARY_CODE")), ''))) AS VARCHAR))), '')) as hkey,</w:t>
               <w:br/>
@@ -15175,7 +15175,7 @@
               <w:br/>
               <w:t xml:space="preserve">               to_varchar("TRAVEL_AGENT_NAME") as PARTY_FULL_NAME</w:t>
               <w:br/>
-              <w:t xml:space="preserve">          from BAGIC_PROD_MIRROR_DB.OPUS_GG_DWHSTAGE.BA_TRV_DATA_POLICY_DTLS_MV</w:t>
+              <w:t xml:space="preserve">          from BAGIC_PREPROD_CURATED_DB.UTILS.BA_TRV_DATA_POLICY_DTLS</w:t>
               <w:br/>
               <w:t xml:space="preserve">      )</w:t>
               <w:br/>
@@ -15275,7 +15275,7 @@
               <w:br/>
               <w:t xml:space="preserve">    select distinct PARTY_HKEY as hkey from BAGIC_PREPROD_CURATED_DB.BGIL_DATA_MODEL.SAT_PARTY_IDENTITY</w:t>
               <w:br/>
-              <w:t xml:space="preserve">     where RECORD_SOURCE = 'OPUS_BJAZ_TRV_LOADER_DATA_MV'</w:t>
+              <w:t xml:space="preserve">     where RECORD_SOURCE = 'OPUS_BJAZ_TRV_LOADER_DATA'</w:t>
               <w:br/>
               <w:t xml:space="preserve">     order by hkey</w:t>
               <w:br/>
@@ -15301,7 +15301,7 @@
               <w:br/>
               <w:t xml:space="preserve">      from BAGIC_PREPROD_CURATED_DB.BGIL_DATA_MODEL.SAT_PARTY_IDENTITY</w:t>
               <w:br/>
-              <w:t xml:space="preserve">     where RECORD_SOURCE = 'OPUS_BJAZ_TRV_LOADER_DATA_MV'</w:t>
+              <w:t xml:space="preserve">     where RECORD_SOURCE = 'OPUS_BJAZ_TRV_LOADER_DATA'</w:t>
               <w:br/>
               <w:t xml:space="preserve">       and PARTY_HKEY in (select hkey from s2)</w:t>
               <w:br/>
@@ -15315,7 +15315,7 @@
               <w:br/>
               <w:t xml:space="preserve">      from (</w:t>
               <w:br/>
-              <w:t xml:space="preserve">        -- via stg_travel__bjaz_trv_loader_data_mv</w:t>
+              <w:t xml:space="preserve">        -- via stg_travel__bjaz_trv_loader_data</w:t>
               <w:br/>
               <w:t xml:space="preserve">        select MD5_BINARY(NULLIF(UPPER(TRIM(CAST('HUB_PARTY|' || ((nullif(trim(to_varchar("PREMIUMPAYERID")), ''))) AS VARCHAR))), '')) as hkey,</w:t>
               <w:br/>
@@ -15333,7 +15333,7 @@
               <w:br/>
               <w:t xml:space="preserve">               to_varchar("COMPANYNAME") as PARTY_LEGAL_NAME</w:t>
               <w:br/>
-              <w:t xml:space="preserve">          from BAGIC_PROD_MIRROR_DB.OPUS_GG_DWHSTAGE.BJAZ_TRV_LOADER_DATA_MV</w:t>
+              <w:t xml:space="preserve">          from BAGIC_PREPROD_CURATED_DB.UTILS.BJAZ_TRV_LOADER_DATA</w:t>
               <w:br/>
               <w:t xml:space="preserve">      )</w:t>
               <w:br/>
@@ -15517,7 +15517,7 @@
               <w:br/>
               <w:t xml:space="preserve">    select distinct PARTY_HKEY as hkey from BAGIC_PREPROD_CURATED_DB.BGIL_DATA_MODEL.SAT_PARTY_IDENTITY</w:t>
               <w:br/>
-              <w:t xml:space="preserve">     where RECORD_SOURCE = 'OPUS_BJAZ_TRV_LOADER_LOG_TABLE_MV'</w:t>
+              <w:t xml:space="preserve">     where RECORD_SOURCE = 'OPUS_BJAZ_TRV_LOADER_LOG_TABLE'</w:t>
               <w:br/>
               <w:t xml:space="preserve">     order by hkey</w:t>
               <w:br/>
@@ -15547,7 +15547,7 @@
               <w:br/>
               <w:t xml:space="preserve">      from BAGIC_PREPROD_CURATED_DB.BGIL_DATA_MODEL.SAT_PARTY_IDENTITY</w:t>
               <w:br/>
-              <w:t xml:space="preserve">     where RECORD_SOURCE = 'OPUS_BJAZ_TRV_LOADER_LOG_TABLE_MV'</w:t>
+              <w:t xml:space="preserve">     where RECORD_SOURCE = 'OPUS_BJAZ_TRV_LOADER_LOG_TABLE'</w:t>
               <w:br/>
               <w:t xml:space="preserve">       and PARTY_HKEY in (select hkey from s3)</w:t>
               <w:br/>
@@ -15561,7 +15561,7 @@
               <w:br/>
               <w:t xml:space="preserve">      from (</w:t>
               <w:br/>
-              <w:t xml:space="preserve">        -- via stg_travel__bjaz_trv_loader_log_table_mv</w:t>
+              <w:t xml:space="preserve">        -- via stg_travel__bjaz_trv_loader_log_table</w:t>
               <w:br/>
               <w:t xml:space="preserve">        select MD5_BINARY(NULLIF(UPPER(TRIM(CAST('HUB_PARTY|' || ((nullif(trim(to_varchar("PREMIUMPAYERID")), ''))) AS VARCHAR))), '')) as hkey,</w:t>
               <w:br/>
@@ -15583,7 +15583,7 @@
               <w:br/>
               <w:t xml:space="preserve">               to_varchar("TITLE") as TITLE_CODE</w:t>
               <w:br/>
-              <w:t xml:space="preserve">          from BAGIC_PROD_MIRROR_DB.OPUS_GG_DWHSTAGE.BJAZ_TRV_LOADER_LOG_TABLE_MV</w:t>
+              <w:t xml:space="preserve">          from BAGIC_PREPROD_CURATED_DB.UTILS.BJAZ_TRV_LOADER_LOG_TABLE</w:t>
               <w:br/>
               <w:t xml:space="preserve">      )</w:t>
               <w:br/>
@@ -15819,7 +15819,7 @@
               <w:br/>
               <w:t xml:space="preserve">)</w:t>
               <w:br/>
-              <w:t xml:space="preserve">select 'OPUS' as project, 'SAT_PARTY_IDENTITY' as satellite, 'OPUS_BA_TRV_DATA_POLICY_DTLS_MV' as record_source,</w:t>
+              <w:t xml:space="preserve">select 'OPUS' as project, 'SAT_PARTY_IDENTITY' as satellite, 'OPUS_BA_TRV_DATA_POLICY_DTLS' as record_source,</w:t>
               <w:br/>
               <w:t xml:space="preserve">       column_name, raw_column, model_rule, count(*) as keys_compared,</w:t>
               <w:br/>
@@ -15859,7 +15859,7 @@
               <w:br/>
               <w:t xml:space="preserve">union all</w:t>
               <w:br/>
-              <w:t xml:space="preserve">select 'OPUS' as project, 'SAT_PARTY_IDENTITY' as satellite, 'OPUS_BJAZ_TRV_LOADER_DATA_MV' as record_source,</w:t>
+              <w:t xml:space="preserve">select 'OPUS' as project, 'SAT_PARTY_IDENTITY' as satellite, 'OPUS_BJAZ_TRV_LOADER_DATA' as record_source,</w:t>
               <w:br/>
               <w:t xml:space="preserve">       column_name, raw_column, model_rule, count(*) as keys_compared,</w:t>
               <w:br/>
@@ -15899,7 +15899,7 @@
               <w:br/>
               <w:t xml:space="preserve">union all</w:t>
               <w:br/>
-              <w:t xml:space="preserve">select 'OPUS' as project, 'SAT_PARTY_IDENTITY' as satellite, 'OPUS_BJAZ_TRV_LOADER_LOG_TABLE_MV' as record_source,</w:t>
+              <w:t xml:space="preserve">select 'OPUS' as project, 'SAT_PARTY_IDENTITY' as satellite, 'OPUS_BJAZ_TRV_LOADER_LOG_TABLE' as record_source,</w:t>
               <w:br/>
               <w:t xml:space="preserve">       column_name, raw_column, model_rule, count(*) as keys_compared,</w:t>
               <w:br/>
@@ -16191,7 +16191,7 @@
         <w:t xml:space="preserve">Note: </w:t>
       </w:r>
       <w:r>
-        <w:t xml:space="preserve">standard satellite, sat_multi_source; PK PARTY_HKEY; 2 RECORD_SOURCE group(s): OPUS_BJAZ_TRV_LOADER_DATA_MV [1 col(s)], OPUS_BJAZ_TRV_LOADER_LOG_TABLE_MV [1 col(s)]. TRIMMED / BLANK_TO_NULL on trim / nullif columns = documented exception (staging trim rule retained by design), not a failure.</w:t>
+        <w:t xml:space="preserve">standard satellite, sat_multi_source; PK PARTY_HKEY; 2 RECORD_SOURCE group(s): OPUS_BJAZ_TRV_LOADER_DATA [1 col(s)], OPUS_BJAZ_TRV_LOADER_LOG_TABLE [1 col(s)]. TRIMMED / BLANK_TO_NULL on trim / nullif columns = documented exception (staging trim rule retained by design), not a failure.</w:t>
       </w:r>
     </w:p>
     <w:p>
@@ -16226,7 +16226,7 @@
               <w:br/>
               <w:t xml:space="preserve">    select distinct PARTY_HKEY as hkey from BAGIC_PREPROD_CURATED_DB.BGIL_DATA_MODEL.SAT_PARTY_INDIVIDUAL_DEMOGRAPHICS</w:t>
               <w:br/>
-              <w:t xml:space="preserve">     where RECORD_SOURCE = 'OPUS_BJAZ_TRV_LOADER_DATA_MV'</w:t>
+              <w:t xml:space="preserve">     where RECORD_SOURCE = 'OPUS_BJAZ_TRV_LOADER_DATA'</w:t>
               <w:br/>
               <w:t xml:space="preserve">     order by hkey</w:t>
               <w:br/>
@@ -16242,7 +16242,7 @@
               <w:br/>
               <w:t xml:space="preserve">      from BAGIC_PREPROD_CURATED_DB.BGIL_DATA_MODEL.SAT_PARTY_INDIVIDUAL_DEMOGRAPHICS</w:t>
               <w:br/>
-              <w:t xml:space="preserve">     where RECORD_SOURCE = 'OPUS_BJAZ_TRV_LOADER_DATA_MV'</w:t>
+              <w:t xml:space="preserve">     where RECORD_SOURCE = 'OPUS_BJAZ_TRV_LOADER_DATA'</w:t>
               <w:br/>
               <w:t xml:space="preserve">       and PARTY_HKEY in (select hkey from s1)</w:t>
               <w:br/>
@@ -16256,7 +16256,7 @@
               <w:br/>
               <w:t xml:space="preserve">      from (</w:t>
               <w:br/>
-              <w:t xml:space="preserve">        -- via stg_travel__bjaz_trv_loader_data_mv</w:t>
+              <w:t xml:space="preserve">        -- via stg_travel__bjaz_trv_loader_data</w:t>
               <w:br/>
               <w:t xml:space="preserve">        select MD5_BINARY(NULLIF(UPPER(TRIM(CAST('HUB_PARTY|' || ((nullif(trim(to_varchar("PREMIUMPAYERID")), ''))) AS VARCHAR))), '')) as hkey,</w:t>
               <w:br/>
@@ -16264,7 +16264,7 @@
               <w:br/>
               <w:t xml:space="preserve">               to_varchar("MARITALSTATUS") as MARITAL_STATUS</w:t>
               <w:br/>
-              <w:t xml:space="preserve">          from BAGIC_PROD_MIRROR_DB.OPUS_GG_DWHSTAGE.BJAZ_TRV_LOADER_DATA_MV</w:t>
+              <w:t xml:space="preserve">          from BAGIC_PREPROD_CURATED_DB.UTILS.BJAZ_TRV_LOADER_DATA</w:t>
               <w:br/>
               <w:t xml:space="preserve">      )</w:t>
               <w:br/>
@@ -16308,7 +16308,7 @@
               <w:br/>
               <w:t xml:space="preserve">    select distinct PARTY_HKEY as hkey from BAGIC_PREPROD_CURATED_DB.BGIL_DATA_MODEL.SAT_PARTY_INDIVIDUAL_DEMOGRAPHICS</w:t>
               <w:br/>
-              <w:t xml:space="preserve">     where RECORD_SOURCE = 'OPUS_BJAZ_TRV_LOADER_LOG_TABLE_MV'</w:t>
+              <w:t xml:space="preserve">     where RECORD_SOURCE = 'OPUS_BJAZ_TRV_LOADER_LOG_TABLE'</w:t>
               <w:br/>
               <w:t xml:space="preserve">     order by hkey</w:t>
               <w:br/>
@@ -16324,7 +16324,7 @@
               <w:br/>
               <w:t xml:space="preserve">      from BAGIC_PREPROD_CURATED_DB.BGIL_DATA_MODEL.SAT_PARTY_INDIVIDUAL_DEMOGRAPHICS</w:t>
               <w:br/>
-              <w:t xml:space="preserve">     where RECORD_SOURCE = 'OPUS_BJAZ_TRV_LOADER_LOG_TABLE_MV'</w:t>
+              <w:t xml:space="preserve">     where RECORD_SOURCE = 'OPUS_BJAZ_TRV_LOADER_LOG_TABLE'</w:t>
               <w:br/>
               <w:t xml:space="preserve">       and PARTY_HKEY in (select hkey from s2)</w:t>
               <w:br/>
@@ -16338,7 +16338,7 @@
               <w:br/>
               <w:t xml:space="preserve">      from (</w:t>
               <w:br/>
-              <w:t xml:space="preserve">        -- via stg_travel__bjaz_trv_loader_log_table_mv</w:t>
+              <w:t xml:space="preserve">        -- via stg_travel__bjaz_trv_loader_log_table</w:t>
               <w:br/>
               <w:t xml:space="preserve">        select MD5_BINARY(NULLIF(UPPER(TRIM(CAST('HUB_PARTY|' || ((nullif(trim(to_varchar("PREMIUMPAYERID")), ''))) AS VARCHAR))), '')) as hkey,</w:t>
               <w:br/>
@@ -16346,7 +16346,7 @@
               <w:br/>
               <w:t xml:space="preserve">               to_varchar("MARITALSTATUS") as MARITAL_STATUS</w:t>
               <w:br/>
-              <w:t xml:space="preserve">          from BAGIC_PROD_MIRROR_DB.OPUS_GG_DWHSTAGE.BJAZ_TRV_LOADER_LOG_TABLE_MV</w:t>
+              <w:t xml:space="preserve">          from BAGIC_PREPROD_CURATED_DB.UTILS.BJAZ_TRV_LOADER_LOG_TABLE</w:t>
               <w:br/>
               <w:t xml:space="preserve">      )</w:t>
               <w:br/>
@@ -16386,7 +16386,7 @@
               <w:br/>
               <w:t xml:space="preserve">)</w:t>
               <w:br/>
-              <w:t xml:space="preserve">select 'OPUS' as project, 'SAT_PARTY_INDIVIDUAL_DEMOGRAPHICS' as satellite, 'OPUS_BJAZ_TRV_LOADER_DATA_MV' as record_source,</w:t>
+              <w:t xml:space="preserve">select 'OPUS' as project, 'SAT_PARTY_INDIVIDUAL_DEMOGRAPHICS' as satellite, 'OPUS_BJAZ_TRV_LOADER_DATA' as record_source,</w:t>
               <w:br/>
               <w:t xml:space="preserve">       column_name, raw_column, model_rule, count(*) as keys_compared,</w:t>
               <w:br/>
@@ -16426,7 +16426,7 @@
               <w:br/>
               <w:t xml:space="preserve">union all</w:t>
               <w:br/>
-              <w:t xml:space="preserve">select 'OPUS' as project, 'SAT_PARTY_INDIVIDUAL_DEMOGRAPHICS' as satellite, 'OPUS_BJAZ_TRV_LOADER_LOG_TABLE_MV' as record_source,</w:t>
+              <w:t xml:space="preserve">select 'OPUS' as project, 'SAT_PARTY_INDIVIDUAL_DEMOGRAPHICS' as satellite, 'OPUS_BJAZ_TRV_LOADER_LOG_TABLE' as record_source,</w:t>
               <w:br/>
               <w:t xml:space="preserve">       column_name, raw_column, model_rule, count(*) as keys_compared,</w:t>
               <w:br/>
@@ -16718,7 +16718,7 @@
         <w:t xml:space="preserve">Note: </w:t>
       </w:r>
       <w:r>
-        <w:t xml:space="preserve">standard satellite, ma_sat_multi_source; PK POLICY_HKEY, child key CLASSIFICATION_TYPE; 3 RECORD_SOURCE group(s): OPUS_BA_TRV_DATA_POLICY_DTLS_MV [1 col(s)], OPUS_BJAZ_TRV_LOADER_DATA_MV [1 col(s)], OPUS_BJAZ_TRV_LOADER_LOG_TABLE_MV [1 col(s)]. Multi-active: compared per (key, child key); latest = max LOAD_DATETIME per member. TRIMMED / BLANK_TO_NULL on trim / nullif columns = documented exception (staging trim rule retained by design), not a failure.</w:t>
+        <w:t xml:space="preserve">standard satellite, ma_sat_multi_source; PK POLICY_HKEY, child key CLASSIFICATION_TYPE; 3 RECORD_SOURCE group(s): OPUS_BA_TRV_DATA_POLICY_DTLS [1 col(s)], OPUS_BJAZ_TRV_LOADER_DATA [1 col(s)], OPUS_BJAZ_TRV_LOADER_LOG_TABLE [1 col(s)]. Multi-active: compared per (key, child key); latest = max LOAD_DATETIME per member. TRIMMED / BLANK_TO_NULL on trim / nullif columns = documented exception (staging trim rule retained by design), not a failure.</w:t>
       </w:r>
     </w:p>
     <w:p>
@@ -16753,7 +16753,7 @@
               <w:br/>
               <w:t xml:space="preserve">    select distinct POLICY_HKEY as hkey from BAGIC_PREPROD_CURATED_DB.BGIL_DATA_MODEL.SAT_POLICY_CLASSIFICATION</w:t>
               <w:br/>
-              <w:t xml:space="preserve">     where RECORD_SOURCE = 'OPUS_BA_TRV_DATA_POLICY_DTLS_MV'</w:t>
+              <w:t xml:space="preserve">     where RECORD_SOURCE = 'OPUS_BA_TRV_DATA_POLICY_DTLS'</w:t>
               <w:br/>
               <w:t xml:space="preserve">     order by hkey</w:t>
               <w:br/>
@@ -16771,7 +16771,7 @@
               <w:br/>
               <w:t xml:space="preserve">      from BAGIC_PREPROD_CURATED_DB.BGIL_DATA_MODEL.SAT_POLICY_CLASSIFICATION</w:t>
               <w:br/>
-              <w:t xml:space="preserve">     where RECORD_SOURCE = 'OPUS_BA_TRV_DATA_POLICY_DTLS_MV'</w:t>
+              <w:t xml:space="preserve">     where RECORD_SOURCE = 'OPUS_BA_TRV_DATA_POLICY_DTLS'</w:t>
               <w:br/>
               <w:t xml:space="preserve">       and POLICY_HKEY in (select hkey from s1)</w:t>
               <w:br/>
@@ -16785,7 +16785,7 @@
               <w:br/>
               <w:t xml:space="preserve">      from (</w:t>
               <w:br/>
-              <w:t xml:space="preserve">        -- via stg_travel__ba_trv_data_policy_dtls_mv</w:t>
+              <w:t xml:space="preserve">        -- via stg_travel__ba_trv_data_policy_dtls</w:t>
               <w:br/>
               <w:t xml:space="preserve">        select MD5_BINARY(NULLIF(UPPER(TRIM(CAST('HUB_POLICY|' || ((nullif(trim(to_varchar("TRV_DATA_NO")), ''))) AS VARCHAR))), '')) as hkey,</w:t>
               <w:br/>
@@ -16795,11 +16795,11 @@
               <w:br/>
               <w:t xml:space="preserve">               to_varchar("CFT_FLAG") as CLASSIFICATION_VALUE</w:t>
               <w:br/>
-              <w:t xml:space="preserve">          from BAGIC_PROD_MIRROR_DB.OPUS_GG_DWHSTAGE.BA_TRV_DATA_POLICY_DTLS_MV</w:t>
+              <w:t xml:space="preserve">          from BAGIC_PREPROD_CURATED_DB.UTILS.BA_TRV_DATA_POLICY_DTLS</w:t>
               <w:br/>
               <w:t xml:space="preserve">        union all</w:t>
               <w:br/>
-              <w:t xml:space="preserve">        -- via stg_travel__ba_trv_data_policy_dtls_mv</w:t>
+              <w:t xml:space="preserve">        -- via stg_travel__ba_trv_data_policy_dtls</w:t>
               <w:br/>
               <w:t xml:space="preserve">        select MD5_BINARY(NULLIF(UPPER(TRIM(CAST('HUB_POLICY|' || ((nullif(trim(to_varchar("TRV_DATA_NO")), ''))) AS VARCHAR))), '')) as hkey,</w:t>
               <w:br/>
@@ -16809,11 +16809,11 @@
               <w:br/>
               <w:t xml:space="preserve">               to_varchar("FAMILY_FLAG") as CLASSIFICATION_VALUE</w:t>
               <w:br/>
-              <w:t xml:space="preserve">          from BAGIC_PROD_MIRROR_DB.OPUS_GG_DWHSTAGE.BA_TRV_DATA_POLICY_DTLS_MV</w:t>
+              <w:t xml:space="preserve">          from BAGIC_PREPROD_CURATED_DB.UTILS.BA_TRV_DATA_POLICY_DTLS</w:t>
               <w:br/>
               <w:t xml:space="preserve">        union all</w:t>
               <w:br/>
-              <w:t xml:space="preserve">        -- via stg_travel__ba_trv_data_policy_dtls_mv</w:t>
+              <w:t xml:space="preserve">        -- via stg_travel__ba_trv_data_policy_dtls</w:t>
               <w:br/>
               <w:t xml:space="preserve">        select MD5_BINARY(NULLIF(UPPER(TRIM(CAST('HUB_POLICY|' || ((nullif(trim(to_varchar("TRV_DATA_NO")), ''))) AS VARCHAR))), '')) as hkey,</w:t>
               <w:br/>
@@ -16823,7 +16823,7 @@
               <w:br/>
               <w:t xml:space="preserve">               to_varchar("TYPE_OF_BUSINESS") as CLASSIFICATION_VALUE</w:t>
               <w:br/>
-              <w:t xml:space="preserve">          from BAGIC_PROD_MIRROR_DB.OPUS_GG_DWHSTAGE.BA_TRV_DATA_POLICY_DTLS_MV</w:t>
+              <w:t xml:space="preserve">          from BAGIC_PREPROD_CURATED_DB.UTILS.BA_TRV_DATA_POLICY_DTLS</w:t>
               <w:br/>
               <w:t xml:space="preserve">      )</w:t>
               <w:br/>
@@ -16867,7 +16867,7 @@
               <w:br/>
               <w:t xml:space="preserve">    select distinct POLICY_HKEY as hkey from BAGIC_PREPROD_CURATED_DB.BGIL_DATA_MODEL.SAT_POLICY_CLASSIFICATION</w:t>
               <w:br/>
-              <w:t xml:space="preserve">     where RECORD_SOURCE = 'OPUS_BJAZ_TRV_LOADER_DATA_MV'</w:t>
+              <w:t xml:space="preserve">     where RECORD_SOURCE = 'OPUS_BJAZ_TRV_LOADER_DATA'</w:t>
               <w:br/>
               <w:t xml:space="preserve">     order by hkey</w:t>
               <w:br/>
@@ -16885,7 +16885,7 @@
               <w:br/>
               <w:t xml:space="preserve">      from BAGIC_PREPROD_CURATED_DB.BGIL_DATA_MODEL.SAT_POLICY_CLASSIFICATION</w:t>
               <w:br/>
-              <w:t xml:space="preserve">     where RECORD_SOURCE = 'OPUS_BJAZ_TRV_LOADER_DATA_MV'</w:t>
+              <w:t xml:space="preserve">     where RECORD_SOURCE = 'OPUS_BJAZ_TRV_LOADER_DATA'</w:t>
               <w:br/>
               <w:t xml:space="preserve">       and POLICY_HKEY in (select hkey from s2)</w:t>
               <w:br/>
@@ -16899,7 +16899,7 @@
               <w:br/>
               <w:t xml:space="preserve">      from (</w:t>
               <w:br/>
-              <w:t xml:space="preserve">        -- via stg_travel__bjaz_trv_loader_data_mv</w:t>
+              <w:t xml:space="preserve">        -- via stg_travel__bjaz_trv_loader_data</w:t>
               <w:br/>
               <w:t xml:space="preserve">        select MD5_BINARY(NULLIF(UPPER(TRIM(CAST('HUB_POLICY|' || ((nullif(trim(to_varchar("POLICY_REF")), ''))) AS VARCHAR))), '')) as hkey,</w:t>
               <w:br/>
@@ -16909,7 +16909,7 @@
               <w:br/>
               <w:t xml:space="preserve">               to_varchar("FAMILYFLAG") as CLASSIFICATION_VALUE</w:t>
               <w:br/>
-              <w:t xml:space="preserve">          from BAGIC_PROD_MIRROR_DB.OPUS_GG_DWHSTAGE.BJAZ_TRV_LOADER_DATA_MV</w:t>
+              <w:t xml:space="preserve">          from BAGIC_PREPROD_CURATED_DB.UTILS.BJAZ_TRV_LOADER_DATA</w:t>
               <w:br/>
               <w:t xml:space="preserve">      )</w:t>
               <w:br/>
@@ -16953,7 +16953,7 @@
               <w:br/>
               <w:t xml:space="preserve">    select distinct POLICY_HKEY as hkey from BAGIC_PREPROD_CURATED_DB.BGIL_DATA_MODEL.SAT_POLICY_CLASSIFICATION</w:t>
               <w:br/>
-              <w:t xml:space="preserve">     where RECORD_SOURCE = 'OPUS_BJAZ_TRV_LOADER_LOG_TABLE_MV'</w:t>
+              <w:t xml:space="preserve">     where RECORD_SOURCE = 'OPUS_BJAZ_TRV_LOADER_LOG_TABLE'</w:t>
               <w:br/>
               <w:t xml:space="preserve">     order by hkey</w:t>
               <w:br/>
@@ -16971,7 +16971,7 @@
               <w:br/>
               <w:t xml:space="preserve">      from BAGIC_PREPROD_CURATED_DB.BGIL_DATA_MODEL.SAT_POLICY_CLASSIFICATION</w:t>
               <w:br/>
-              <w:t xml:space="preserve">     where RECORD_SOURCE = 'OPUS_BJAZ_TRV_LOADER_LOG_TABLE_MV'</w:t>
+              <w:t xml:space="preserve">     where RECORD_SOURCE = 'OPUS_BJAZ_TRV_LOADER_LOG_TABLE'</w:t>
               <w:br/>
               <w:t xml:space="preserve">       and POLICY_HKEY in (select hkey from s3)</w:t>
               <w:br/>
@@ -16985,7 +16985,7 @@
               <w:br/>
               <w:t xml:space="preserve">      from (</w:t>
               <w:br/>
-              <w:t xml:space="preserve">        -- via stg_travel__bjaz_trv_loader_log_table_mv</w:t>
+              <w:t xml:space="preserve">        -- via stg_travel__bjaz_trv_loader_log_table</w:t>
               <w:br/>
               <w:t xml:space="preserve">        select MD5_BINARY(NULLIF(UPPER(TRIM(CAST('HUB_POLICY|' || ((nullif(trim(to_varchar("POLICYNUMBER")), ''))) AS VARCHAR))), '')) as hkey,</w:t>
               <w:br/>
@@ -16995,11 +16995,11 @@
               <w:br/>
               <w:t xml:space="preserve">               to_varchar("FAMILYFLAG") as CLASSIFICATION_VALUE</w:t>
               <w:br/>
-              <w:t xml:space="preserve">          from BAGIC_PROD_MIRROR_DB.OPUS_GG_DWHSTAGE.BJAZ_TRV_LOADER_LOG_TABLE_MV</w:t>
+              <w:t xml:space="preserve">          from BAGIC_PREPROD_CURATED_DB.UTILS.BJAZ_TRV_LOADER_LOG_TABLE</w:t>
               <w:br/>
               <w:t xml:space="preserve">        union all</w:t>
               <w:br/>
-              <w:t xml:space="preserve">        -- via stg_travel__bjaz_trv_loader_log_table_mv</w:t>
+              <w:t xml:space="preserve">        -- via stg_travel__bjaz_trv_loader_log_table</w:t>
               <w:br/>
               <w:t xml:space="preserve">        select MD5_BINARY(NULLIF(UPPER(TRIM(CAST('HUB_POLICY|' || ((nullif(trim(to_varchar("POLICYNUMBER")), ''))) AS VARCHAR))), '')) as hkey,</w:t>
               <w:br/>
@@ -17009,7 +17009,7 @@
               <w:br/>
               <w:t xml:space="preserve">               to_varchar("SCHEMECODE") as CLASSIFICATION_VALUE</w:t>
               <w:br/>
-              <w:t xml:space="preserve">          from BAGIC_PROD_MIRROR_DB.OPUS_GG_DWHSTAGE.BJAZ_TRV_LOADER_LOG_TABLE_MV</w:t>
+              <w:t xml:space="preserve">          from BAGIC_PREPROD_CURATED_DB.UTILS.BJAZ_TRV_LOADER_LOG_TABLE</w:t>
               <w:br/>
               <w:t xml:space="preserve">      )</w:t>
               <w:br/>
@@ -17049,7 +17049,7 @@
               <w:br/>
               <w:t xml:space="preserve">)</w:t>
               <w:br/>
-              <w:t xml:space="preserve">select 'OPUS' as project, 'SAT_POLICY_CLASSIFICATION' as satellite, 'OPUS_BA_TRV_DATA_POLICY_DTLS_MV' as record_source,</w:t>
+              <w:t xml:space="preserve">select 'OPUS' as project, 'SAT_POLICY_CLASSIFICATION' as satellite, 'OPUS_BA_TRV_DATA_POLICY_DTLS' as record_source,</w:t>
               <w:br/>
               <w:t xml:space="preserve">       column_name, raw_column, model_rule, count(*) as keys_compared,</w:t>
               <w:br/>
@@ -17089,7 +17089,7 @@
               <w:br/>
               <w:t xml:space="preserve">union all</w:t>
               <w:br/>
-              <w:t xml:space="preserve">select 'OPUS' as project, 'SAT_POLICY_CLASSIFICATION' as satellite, 'OPUS_BJAZ_TRV_LOADER_DATA_MV' as record_source,</w:t>
+              <w:t xml:space="preserve">select 'OPUS' as project, 'SAT_POLICY_CLASSIFICATION' as satellite, 'OPUS_BJAZ_TRV_LOADER_DATA' as record_source,</w:t>
               <w:br/>
               <w:t xml:space="preserve">       column_name, raw_column, model_rule, count(*) as keys_compared,</w:t>
               <w:br/>
@@ -17129,7 +17129,7 @@
               <w:br/>
               <w:t xml:space="preserve">union all</w:t>
               <w:br/>
-              <w:t xml:space="preserve">select 'OPUS' as project, 'SAT_POLICY_CLASSIFICATION' as satellite, 'OPUS_BJAZ_TRV_LOADER_LOG_TABLE_MV' as record_source,</w:t>
+              <w:t xml:space="preserve">select 'OPUS' as project, 'SAT_POLICY_CLASSIFICATION' as satellite, 'OPUS_BJAZ_TRV_LOADER_LOG_TABLE' as record_source,</w:t>
               <w:br/>
               <w:t xml:space="preserve">       column_name, raw_column, model_rule, count(*) as keys_compared,</w:t>
               <w:br/>
@@ -17421,7 +17421,7 @@
         <w:t xml:space="preserve">Note: </w:t>
       </w:r>
       <w:r>
-        <w:t xml:space="preserve">standard satellite, sat_multi_source; PK POLICY_HKEY; 4 RECORD_SOURCE group(s): OPUS_BA_TRV_DATA_POLICY_DTLS_MV [9 col(s)], OPUS_BJAZ_TRV_LOADER_DATA_MV [2 col(s)], OPUS_BJAZ_TRV_LOADER_LOG_TABLE_MV [8 col(s)], OPUS_BJAZ_TRV_RIDER_DTLS_MV [2 col(s)]. stg2_policy_header_ba_trv_data_policy_dtls_mv: column(s) POLICY_TYPE, SUM_INSURED_TOTAL could not be traced to RAW on at least one arm -- excluded (first-cut: walk columns from resolved_mt__ views or joined-in stitch columns are not yet inlined into the sampled queries). stg2_policy_header_bjaz_trv_loader_data_mv: column(s) COVER_NOTE_DATE, COVER_NOTE_REFERENCE, ISSUE_DATE, MASTER_POLICY_REFERENCE, POLICY_NUMBER, POLICY_TYPE, RISK_EXPIRY_DATE, RISK_INCEPTION_DATE, SUM_INSURED_TOTAL could not be traced to RAW on at least one arm -- excluded (first-cut: walk columns from resolved_mt__ views or joined-in stitch columns are not yet inlined into the sampled queries). stg2_policy_header_bjaz_trv_loader_log_table_mv: column(s) NUMBER_OF_LIVES_COVERED, POLICY_NUMBER, POLICY_TYPE could not be traced to RAW on at least one arm -- excluded (first-cut: walk columns from resolved_mt__ views or joined-in stitch columns are not yet inlined into the sampled queries). stg2_policy_header_bjaz_trv_rider_dtls_mv: column(s) COVER_NOTE_DATE, COVER_NOTE_REFERENCE, ISSUE_DATE, MASTER_POLICY_REFERENCE, POLICY_NUMBER, RISK_EXPIRY_DATE, RISK_INCEPTION_DATE, RURAL_SECTOR_POLICY_INDICATOR, SUM_INSURED_TOTAL could not be traced to RAW on at least one arm -- excluded (first-cut: walk columns from resolved_mt__ views or joined-in stitch columns are not yet inlined into the sampled queries). TRIMMED / BLANK_TO_NULL on trim / nullif columns = documented exception (staging trim rule retained by design), not a failure.</w:t>
+        <w:t xml:space="preserve">standard satellite, sat_multi_source; PK POLICY_HKEY; 4 RECORD_SOURCE group(s): OPUS_BA_TRV_DATA_POLICY_DTLS [9 col(s)], OPUS_BJAZ_TRV_LOADER_DATA [2 col(s)], OPUS_BJAZ_TRV_LOADER_LOG_TABLE [8 col(s)], OPUS_BJAZ_TRV_RIDER_DTLS [2 col(s)]. stg2_policy_header_ba_trv_data_policy_dtls: column(s) POLICY_TYPE, SUM_INSURED_TOTAL could not be traced to RAW on at least one arm -- excluded (first-cut: walk columns from resolved_mt__ views or joined-in stitch columns are not yet inlined into the sampled queries). stg2_policy_header_bjaz_trv_loader_data: column(s) COVER_NOTE_DATE, COVER_NOTE_REFERENCE, ISSUE_DATE, MASTER_POLICY_REFERENCE, POLICY_NUMBER, POLICY_TYPE, RISK_EXPIRY_DATE, RISK_INCEPTION_DATE, SUM_INSURED_TOTAL could not be traced to RAW on at least one arm -- excluded (first-cut: walk columns from resolved_mt__ views or joined-in stitch columns are not yet inlined into the sampled queries). stg2_policy_header_bjaz_trv_loader_log_table: column(s) NUMBER_OF_LIVES_COVERED, POLICY_NUMBER, POLICY_TYPE could not be traced to RAW on at least one arm -- excluded (first-cut: walk columns from resolved_mt__ views or joined-in stitch columns are not yet inlined into the sampled queries). stg2_policy_header_bjaz_trv_rider_dtls: column(s) COVER_NOTE_DATE, COVER_NOTE_REFERENCE, ISSUE_DATE, MASTER_POLICY_REFERENCE, POLICY_NUMBER, RISK_EXPIRY_DATE, RISK_INCEPTION_DATE, RURAL_SECTOR_POLICY_INDICATOR, SUM_INSURED_TOTAL could not be traced to RAW on at least one arm -- excluded (first-cut: walk columns from resolved_mt__ views or joined-in stitch columns are not yet inlined into the sampled queries). TRIMMED / BLANK_TO_NULL on trim / nullif columns = documented exception (staging trim rule retained by design), not a failure.</w:t>
       </w:r>
     </w:p>
     <w:p>
@@ -17456,7 +17456,7 @@
               <w:br/>
               <w:t xml:space="preserve">    select distinct POLICY_HKEY as hkey from BAGIC_PREPROD_CURATED_DB.BGIL_DATA_MODEL.SAT_POLICY_HEADER</w:t>
               <w:br/>
-              <w:t xml:space="preserve">     where RECORD_SOURCE = 'OPUS_BA_TRV_DATA_POLICY_DTLS_MV'</w:t>
+              <w:t xml:space="preserve">     where RECORD_SOURCE = 'OPUS_BA_TRV_DATA_POLICY_DTLS'</w:t>
               <w:br/>
               <w:t xml:space="preserve">     order by hkey</w:t>
               <w:br/>
@@ -17488,7 +17488,7 @@
               <w:br/>
               <w:t xml:space="preserve">      from BAGIC_PREPROD_CURATED_DB.BGIL_DATA_MODEL.SAT_POLICY_HEADER</w:t>
               <w:br/>
-              <w:t xml:space="preserve">     where RECORD_SOURCE = 'OPUS_BA_TRV_DATA_POLICY_DTLS_MV'</w:t>
+              <w:t xml:space="preserve">     where RECORD_SOURCE = 'OPUS_BA_TRV_DATA_POLICY_DTLS'</w:t>
               <w:br/>
               <w:t xml:space="preserve">       and POLICY_HKEY in (select hkey from s1)</w:t>
               <w:br/>
@@ -17502,7 +17502,7 @@
               <w:br/>
               <w:t xml:space="preserve">      from (</w:t>
               <w:br/>
-              <w:t xml:space="preserve">        -- via stg_travel__ba_trv_data_policy_dtls_mv</w:t>
+              <w:t xml:space="preserve">        -- via stg_travel__ba_trv_data_policy_dtls</w:t>
               <w:br/>
               <w:t xml:space="preserve">        select MD5_BINARY(NULLIF(UPPER(TRIM(CAST('HUB_POLICY|' || ((nullif(trim(to_varchar("TRV_DATA_NO")), ''))) AS VARCHAR))), '')) as hkey,</w:t>
               <w:br/>
@@ -17526,7 +17526,7 @@
               <w:br/>
               <w:t xml:space="preserve">               to_varchar("RURAL_FLAG") as RURAL_SECTOR_POLICY_INDICATOR</w:t>
               <w:br/>
-              <w:t xml:space="preserve">          from BAGIC_PROD_MIRROR_DB.OPUS_GG_DWHSTAGE.BA_TRV_DATA_POLICY_DTLS_MV</w:t>
+              <w:t xml:space="preserve">          from BAGIC_PREPROD_CURATED_DB.UTILS.BA_TRV_DATA_POLICY_DTLS</w:t>
               <w:br/>
               <w:t xml:space="preserve">      )</w:t>
               <w:br/>
@@ -17794,7 +17794,7 @@
               <w:br/>
               <w:t xml:space="preserve">    select distinct POLICY_HKEY as hkey from BAGIC_PREPROD_CURATED_DB.BGIL_DATA_MODEL.SAT_POLICY_HEADER</w:t>
               <w:br/>
-              <w:t xml:space="preserve">     where RECORD_SOURCE = 'OPUS_BJAZ_TRV_LOADER_DATA_MV'</w:t>
+              <w:t xml:space="preserve">     where RECORD_SOURCE = 'OPUS_BJAZ_TRV_LOADER_DATA'</w:t>
               <w:br/>
               <w:t xml:space="preserve">     order by hkey</w:t>
               <w:br/>
@@ -17812,7 +17812,7 @@
               <w:br/>
               <w:t xml:space="preserve">      from BAGIC_PREPROD_CURATED_DB.BGIL_DATA_MODEL.SAT_POLICY_HEADER</w:t>
               <w:br/>
-              <w:t xml:space="preserve">     where RECORD_SOURCE = 'OPUS_BJAZ_TRV_LOADER_DATA_MV'</w:t>
+              <w:t xml:space="preserve">     where RECORD_SOURCE = 'OPUS_BJAZ_TRV_LOADER_DATA'</w:t>
               <w:br/>
               <w:t xml:space="preserve">       and POLICY_HKEY in (select hkey from s2)</w:t>
               <w:br/>
@@ -17826,7 +17826,7 @@
               <w:br/>
               <w:t xml:space="preserve">      from (</w:t>
               <w:br/>
-              <w:t xml:space="preserve">        -- via stg_travel__bjaz_trv_loader_data_mv</w:t>
+              <w:t xml:space="preserve">        -- via stg_travel__bjaz_trv_loader_data</w:t>
               <w:br/>
               <w:t xml:space="preserve">        select MD5_BINARY(NULLIF(UPPER(TRIM(CAST('HUB_POLICY|' || ((nullif(trim(to_varchar("POLICY_REF")), ''))) AS VARCHAR))), '')) as hkey,</w:t>
               <w:br/>
@@ -17836,7 +17836,7 @@
               <w:br/>
               <w:t xml:space="preserve">               to_varchar("RURALFLAG") as RURAL_SECTOR_POLICY_INDICATOR</w:t>
               <w:br/>
-              <w:t xml:space="preserve">          from BAGIC_PROD_MIRROR_DB.OPUS_GG_DWHSTAGE.BJAZ_TRV_LOADER_DATA_MV</w:t>
+              <w:t xml:space="preserve">          from BAGIC_PREPROD_CURATED_DB.UTILS.BJAZ_TRV_LOADER_DATA</w:t>
               <w:br/>
               <w:t xml:space="preserve">      )</w:t>
               <w:br/>
@@ -17908,7 +17908,7 @@
               <w:br/>
               <w:t xml:space="preserve">    select distinct POLICY_HKEY as hkey from BAGIC_PREPROD_CURATED_DB.BGIL_DATA_MODEL.SAT_POLICY_HEADER</w:t>
               <w:br/>
-              <w:t xml:space="preserve">     where RECORD_SOURCE = 'OPUS_BJAZ_TRV_LOADER_LOG_TABLE_MV'</w:t>
+              <w:t xml:space="preserve">     where RECORD_SOURCE = 'OPUS_BJAZ_TRV_LOADER_LOG_TABLE'</w:t>
               <w:br/>
               <w:t xml:space="preserve">     order by hkey</w:t>
               <w:br/>
@@ -17938,7 +17938,7 @@
               <w:br/>
               <w:t xml:space="preserve">      from BAGIC_PREPROD_CURATED_DB.BGIL_DATA_MODEL.SAT_POLICY_HEADER</w:t>
               <w:br/>
-              <w:t xml:space="preserve">     where RECORD_SOURCE = 'OPUS_BJAZ_TRV_LOADER_LOG_TABLE_MV'</w:t>
+              <w:t xml:space="preserve">     where RECORD_SOURCE = 'OPUS_BJAZ_TRV_LOADER_LOG_TABLE'</w:t>
               <w:br/>
               <w:t xml:space="preserve">       and POLICY_HKEY in (select hkey from s3)</w:t>
               <w:br/>
@@ -17952,7 +17952,7 @@
               <w:br/>
               <w:t xml:space="preserve">      from (</w:t>
               <w:br/>
-              <w:t xml:space="preserve">        -- via stg_travel__bjaz_trv_loader_log_table_mv</w:t>
+              <w:t xml:space="preserve">        -- via stg_travel__bjaz_trv_loader_log_table</w:t>
               <w:br/>
               <w:t xml:space="preserve">        select MD5_BINARY(NULLIF(UPPER(TRIM(CAST('HUB_POLICY|' || ((nullif(trim(to_varchar("POLICYNUMBER")), ''))) AS VARCHAR))), '')) as hkey,</w:t>
               <w:br/>
@@ -17974,7 +17974,7 @@
               <w:br/>
               <w:t xml:space="preserve">               to_varchar("SUMINSURED") as SUM_INSURED_TOTAL</w:t>
               <w:br/>
-              <w:t xml:space="preserve">          from BAGIC_PROD_MIRROR_DB.OPUS_GG_DWHSTAGE.BJAZ_TRV_LOADER_LOG_TABLE_MV</w:t>
+              <w:t xml:space="preserve">          from BAGIC_PREPROD_CURATED_DB.UTILS.BJAZ_TRV_LOADER_LOG_TABLE</w:t>
               <w:br/>
               <w:t xml:space="preserve">      )</w:t>
               <w:br/>
@@ -18214,7 +18214,7 @@
               <w:br/>
               <w:t xml:space="preserve">    select distinct POLICY_HKEY as hkey from BAGIC_PREPROD_CURATED_DB.BGIL_DATA_MODEL.SAT_POLICY_HEADER</w:t>
               <w:br/>
-              <w:t xml:space="preserve">     where RECORD_SOURCE = 'OPUS_BJAZ_TRV_RIDER_DTLS_MV'</w:t>
+              <w:t xml:space="preserve">     where RECORD_SOURCE = 'OPUS_BJAZ_TRV_RIDER_DTLS'</w:t>
               <w:br/>
               <w:t xml:space="preserve">     order by hkey</w:t>
               <w:br/>
@@ -18232,7 +18232,7 @@
               <w:br/>
               <w:t xml:space="preserve">      from BAGIC_PREPROD_CURATED_DB.BGIL_DATA_MODEL.SAT_POLICY_HEADER</w:t>
               <w:br/>
-              <w:t xml:space="preserve">     where RECORD_SOURCE = 'OPUS_BJAZ_TRV_RIDER_DTLS_MV'</w:t>
+              <w:t xml:space="preserve">     where RECORD_SOURCE = 'OPUS_BJAZ_TRV_RIDER_DTLS'</w:t>
               <w:br/>
               <w:t xml:space="preserve">       and POLICY_HKEY in (select hkey from s4)</w:t>
               <w:br/>
@@ -18246,7 +18246,7 @@
               <w:br/>
               <w:t xml:space="preserve">      from (</w:t>
               <w:br/>
-              <w:t xml:space="preserve">        -- via stg_travel__bjaz_trv_rider_dtls_mv</w:t>
+              <w:t xml:space="preserve">        -- via stg_travel__bjaz_trv_rider_dtls</w:t>
               <w:br/>
               <w:t xml:space="preserve">        select MD5_BINARY(NULLIF(UPPER(TRIM(CAST('HUB_POLICY|' || ((nullif(trim(to_varchar("TRV_DATA_NO")), ''))) AS VARCHAR))), '')) as hkey,</w:t>
               <w:br/>
@@ -18256,7 +18256,7 @@
               <w:br/>
               <w:t xml:space="preserve">               to_varchar("P_POLICY_TYPE") as POLICY_TYPE</w:t>
               <w:br/>
-              <w:t xml:space="preserve">          from BAGIC_PROD_MIRROR_DB.OPUS_GG_DWHSTAGE.BJAZ_TRV_RIDER_DTLS_MV</w:t>
+              <w:t xml:space="preserve">          from BAGIC_PREPROD_CURATED_DB.UTILS.BJAZ_TRV_RIDER_DTLS</w:t>
               <w:br/>
               <w:t xml:space="preserve">      )</w:t>
               <w:br/>
@@ -18324,7 +18324,7 @@
               <w:br/>
               <w:t xml:space="preserve">)</w:t>
               <w:br/>
-              <w:t xml:space="preserve">select 'OPUS' as project, 'SAT_POLICY_HEADER' as satellite, 'OPUS_BA_TRV_DATA_POLICY_DTLS_MV' as record_source,</w:t>
+              <w:t xml:space="preserve">select 'OPUS' as project, 'SAT_POLICY_HEADER' as satellite, 'OPUS_BA_TRV_DATA_POLICY_DTLS' as record_source,</w:t>
               <w:br/>
               <w:t xml:space="preserve">       column_name, raw_column, model_rule, count(*) as keys_compared,</w:t>
               <w:br/>
@@ -18364,7 +18364,7 @@
               <w:br/>
               <w:t xml:space="preserve">union all</w:t>
               <w:br/>
-              <w:t xml:space="preserve">select 'OPUS' as project, 'SAT_POLICY_HEADER' as satellite, 'OPUS_BJAZ_TRV_LOADER_DATA_MV' as record_source,</w:t>
+              <w:t xml:space="preserve">select 'OPUS' as project, 'SAT_POLICY_HEADER' as satellite, 'OPUS_BJAZ_TRV_LOADER_DATA' as record_source,</w:t>
               <w:br/>
               <w:t xml:space="preserve">       column_name, raw_column, model_rule, count(*) as keys_compared,</w:t>
               <w:br/>
@@ -18404,7 +18404,7 @@
               <w:br/>
               <w:t xml:space="preserve">union all</w:t>
               <w:br/>
-              <w:t xml:space="preserve">select 'OPUS' as project, 'SAT_POLICY_HEADER' as satellite, 'OPUS_BJAZ_TRV_LOADER_LOG_TABLE_MV' as record_source,</w:t>
+              <w:t xml:space="preserve">select 'OPUS' as project, 'SAT_POLICY_HEADER' as satellite, 'OPUS_BJAZ_TRV_LOADER_LOG_TABLE' as record_source,</w:t>
               <w:br/>
               <w:t xml:space="preserve">       column_name, raw_column, model_rule, count(*) as keys_compared,</w:t>
               <w:br/>
@@ -18444,7 +18444,7 @@
               <w:br/>
               <w:t xml:space="preserve">union all</w:t>
               <w:br/>
-              <w:t xml:space="preserve">select 'OPUS' as project, 'SAT_POLICY_HEADER' as satellite, 'OPUS_BJAZ_TRV_RIDER_DTLS_MV' as record_source,</w:t>
+              <w:t xml:space="preserve">select 'OPUS' as project, 'SAT_POLICY_HEADER' as satellite, 'OPUS_BJAZ_TRV_RIDER_DTLS' as record_source,</w:t>
               <w:br/>
               <w:t xml:space="preserve">       column_name, raw_column, model_rule, count(*) as keys_compared,</w:t>
               <w:br/>
@@ -18736,7 +18736,7 @@
         <w:t xml:space="preserve">Note: </w:t>
       </w:r>
       <w:r>
-        <w:t xml:space="preserve">standard satellite, sat_multi_source; PK POLICY_HKEY; 2 RECORD_SOURCE group(s): OPUS_BA_TRV_DATA_POLICY_DTLS_MV [1 col(s)], OPUS_BJAZ_TRV_LOADER_LOG_TABLE_MV [1 col(s)]. TRIMMED / BLANK_TO_NULL on trim / nullif columns = documented exception (staging trim rule retained by design), not a failure.</w:t>
+        <w:t xml:space="preserve">standard satellite, sat_multi_source; PK POLICY_HKEY; 2 RECORD_SOURCE group(s): OPUS_BA_TRV_DATA_POLICY_DTLS [1 col(s)], OPUS_BJAZ_TRV_LOADER_LOG_TABLE [1 col(s)]. TRIMMED / BLANK_TO_NULL on trim / nullif columns = documented exception (staging trim rule retained by design), not a failure.</w:t>
       </w:r>
     </w:p>
     <w:p>
@@ -18771,7 +18771,7 @@
               <w:br/>
               <w:t xml:space="preserve">    select distinct POLICY_HKEY as hkey from BAGIC_PREPROD_CURATED_DB.BGIL_DATA_MODEL.SAT_POLICY_TERMS</w:t>
               <w:br/>
-              <w:t xml:space="preserve">     where RECORD_SOURCE = 'OPUS_BA_TRV_DATA_POLICY_DTLS_MV'</w:t>
+              <w:t xml:space="preserve">     where RECORD_SOURCE = 'OPUS_BA_TRV_DATA_POLICY_DTLS'</w:t>
               <w:br/>
               <w:t xml:space="preserve">     order by hkey</w:t>
               <w:br/>
@@ -18787,7 +18787,7 @@
               <w:br/>
               <w:t xml:space="preserve">      from BAGIC_PREPROD_CURATED_DB.BGIL_DATA_MODEL.SAT_POLICY_TERMS</w:t>
               <w:br/>
-              <w:t xml:space="preserve">     where RECORD_SOURCE = 'OPUS_BA_TRV_DATA_POLICY_DTLS_MV'</w:t>
+              <w:t xml:space="preserve">     where RECORD_SOURCE = 'OPUS_BA_TRV_DATA_POLICY_DTLS'</w:t>
               <w:br/>
               <w:t xml:space="preserve">       and POLICY_HKEY in (select hkey from s1)</w:t>
               <w:br/>
@@ -18801,7 +18801,7 @@
               <w:br/>
               <w:t xml:space="preserve">      from (</w:t>
               <w:br/>
-              <w:t xml:space="preserve">        -- via stg_travel__ba_trv_data_policy_dtls_mv</w:t>
+              <w:t xml:space="preserve">        -- via stg_travel__ba_trv_data_policy_dtls</w:t>
               <w:br/>
               <w:t xml:space="preserve">        select MD5_BINARY(NULLIF(UPPER(TRIM(CAST('HUB_POLICY|' || ((nullif(trim(to_varchar("TRV_DATA_NO")), ''))) AS VARCHAR))), '')) as hkey,</w:t>
               <w:br/>
@@ -18809,7 +18809,7 @@
               <w:br/>
               <w:t xml:space="preserve">               to_varchar("SP_CONDITION") as SPECIAL_CONDITIONS</w:t>
               <w:br/>
-              <w:t xml:space="preserve">          from BAGIC_PROD_MIRROR_DB.OPUS_GG_DWHSTAGE.BA_TRV_DATA_POLICY_DTLS_MV</w:t>
+              <w:t xml:space="preserve">          from BAGIC_PREPROD_CURATED_DB.UTILS.BA_TRV_DATA_POLICY_DTLS</w:t>
               <w:br/>
               <w:t xml:space="preserve">      )</w:t>
               <w:br/>
@@ -18853,7 +18853,7 @@
               <w:br/>
               <w:t xml:space="preserve">    select distinct POLICY_HKEY as hkey from BAGIC_PREPROD_CURATED_DB.BGIL_DATA_MODEL.SAT_POLICY_TERMS</w:t>
               <w:br/>
-              <w:t xml:space="preserve">     where RECORD_SOURCE = 'OPUS_BJAZ_TRV_LOADER_LOG_TABLE_MV'</w:t>
+              <w:t xml:space="preserve">     where RECORD_SOURCE = 'OPUS_BJAZ_TRV_LOADER_LOG_TABLE'</w:t>
               <w:br/>
               <w:t xml:space="preserve">     order by hkey</w:t>
               <w:br/>
@@ -18869,7 +18869,7 @@
               <w:br/>
               <w:t xml:space="preserve">      from BAGIC_PREPROD_CURATED_DB.BGIL_DATA_MODEL.SAT_POLICY_TERMS</w:t>
               <w:br/>
-              <w:t xml:space="preserve">     where RECORD_SOURCE = 'OPUS_BJAZ_TRV_LOADER_LOG_TABLE_MV'</w:t>
+              <w:t xml:space="preserve">     where RECORD_SOURCE = 'OPUS_BJAZ_TRV_LOADER_LOG_TABLE'</w:t>
               <w:br/>
               <w:t xml:space="preserve">       and POLICY_HKEY in (select hkey from s2)</w:t>
               <w:br/>
@@ -18883,7 +18883,7 @@
               <w:br/>
               <w:t xml:space="preserve">      from (</w:t>
               <w:br/>
-              <w:t xml:space="preserve">        -- via stg_travel__bjaz_trv_loader_log_table_mv</w:t>
+              <w:t xml:space="preserve">        -- via stg_travel__bjaz_trv_loader_log_table</w:t>
               <w:br/>
               <w:t xml:space="preserve">        select MD5_BINARY(NULLIF(UPPER(TRIM(CAST('HUB_POLICY|' || ((nullif(trim(to_varchar("POLICYNUMBER")), ''))) AS VARCHAR))), '')) as hkey,</w:t>
               <w:br/>
@@ -18891,7 +18891,7 @@
               <w:br/>
               <w:t xml:space="preserve">               to_varchar("SPCONDITION") as SPECIAL_CONDITIONS</w:t>
               <w:br/>
-              <w:t xml:space="preserve">          from BAGIC_PROD_MIRROR_DB.OPUS_GG_DWHSTAGE.BJAZ_TRV_LOADER_LOG_TABLE_MV</w:t>
+              <w:t xml:space="preserve">          from BAGIC_PREPROD_CURATED_DB.UTILS.BJAZ_TRV_LOADER_LOG_TABLE</w:t>
               <w:br/>
               <w:t xml:space="preserve">      )</w:t>
               <w:br/>
@@ -18931,7 +18931,7 @@
               <w:br/>
               <w:t xml:space="preserve">)</w:t>
               <w:br/>
-              <w:t xml:space="preserve">select 'OPUS' as project, 'SAT_POLICY_TERMS' as satellite, 'OPUS_BA_TRV_DATA_POLICY_DTLS_MV' as record_source,</w:t>
+              <w:t xml:space="preserve">select 'OPUS' as project, 'SAT_POLICY_TERMS' as satellite, 'OPUS_BA_TRV_DATA_POLICY_DTLS' as record_source,</w:t>
               <w:br/>
               <w:t xml:space="preserve">       column_name, raw_column, model_rule, count(*) as keys_compared,</w:t>
               <w:br/>
@@ -18971,7 +18971,7 @@
               <w:br/>
               <w:t xml:space="preserve">union all</w:t>
               <w:br/>
-              <w:t xml:space="preserve">select 'OPUS' as project, 'SAT_POLICY_TERMS' as satellite, 'OPUS_BJAZ_TRV_LOADER_LOG_TABLE_MV' as record_source,</w:t>
+              <w:t xml:space="preserve">select 'OPUS' as project, 'SAT_POLICY_TERMS' as satellite, 'OPUS_BJAZ_TRV_LOADER_LOG_TABLE' as record_source,</w:t>
               <w:br/>
               <w:t xml:space="preserve">       column_name, raw_column, model_rule, count(*) as keys_compared,</w:t>
               <w:br/>
@@ -19263,7 +19263,7 @@
         <w:t xml:space="preserve">Note: </w:t>
       </w:r>
       <w:r>
-        <w:t xml:space="preserve">standard satellite, sat_multi_source; PK PRODUCT_HKEY; 3 RECORD_SOURCE group(s): OPUS_BA_TRV_DATA_POLICY_DTLS_MV [3 col(s)], OPUS_BA_TRV_PLAN_MST_MV [5 col(s)], OPUS_BJAZ_TRV_LOADER_DATA_MV [1 col(s)]. stg2_product_definition_ba_trv_data_policy_dtls_mv: column(s) PRODUCT_DISPLAY_NAME, PRODUCT_STATUS could not be traced to RAW on at least one arm -- excluded (first-cut: walk columns from resolved_mt__ views or joined-in stitch columns are not yet inlined into the sampled queries). stg2_product_definition_bjaz_trv_loader_data_mv: column(s) PRODUCT_CODE, PRODUCT_DISPLAY_NAME, PRODUCT_NAME, PRODUCT_STATUS could not be traced to RAW on at least one arm -- excluded (first-cut: walk columns from resolved_mt__ views or joined-in stitch columns are not yet inlined into the sampled queries). TRIMMED / BLANK_TO_NULL on trim / nullif columns = documented exception (staging trim rule retained by design), not a failure.</w:t>
+        <w:t xml:space="preserve">standard satellite, sat_multi_source; PK PRODUCT_HKEY; 3 RECORD_SOURCE group(s): OPUS_BA_TRV_DATA_POLICY_DTLS [3 col(s)], OPUS_BA_TRV_PLAN_MST [5 col(s)], OPUS_BJAZ_TRV_LOADER_DATA [1 col(s)]. stg2_product_definition_ba_trv_data_policy_dtls: column(s) PRODUCT_DISPLAY_NAME, PRODUCT_STATUS could not be traced to RAW on at least one arm -- excluded (first-cut: walk columns from resolved_mt__ views or joined-in stitch columns are not yet inlined into the sampled queries). stg2_product_definition_bjaz_trv_loader_data: column(s) PRODUCT_CODE, PRODUCT_DISPLAY_NAME, PRODUCT_NAME, PRODUCT_STATUS could not be traced to RAW on at least one arm -- excluded (first-cut: walk columns from resolved_mt__ views or joined-in stitch columns are not yet inlined into the sampled queries). TRIMMED / BLANK_TO_NULL on trim / nullif columns = documented exception (staging trim rule retained by design), not a failure.</w:t>
       </w:r>
     </w:p>
     <w:p>
@@ -19298,7 +19298,7 @@
               <w:br/>
               <w:t xml:space="preserve">    select distinct PRODUCT_HKEY as hkey from BAGIC_PREPROD_CURATED_DB.BGIL_DATA_MODEL.SAT_PRODUCT_DEFINITION</w:t>
               <w:br/>
-              <w:t xml:space="preserve">     where RECORD_SOURCE = 'OPUS_BA_TRV_DATA_POLICY_DTLS_MV'</w:t>
+              <w:t xml:space="preserve">     where RECORD_SOURCE = 'OPUS_BA_TRV_DATA_POLICY_DTLS'</w:t>
               <w:br/>
               <w:t xml:space="preserve">     order by hkey</w:t>
               <w:br/>
@@ -19318,7 +19318,7 @@
               <w:br/>
               <w:t xml:space="preserve">      from BAGIC_PREPROD_CURATED_DB.BGIL_DATA_MODEL.SAT_PRODUCT_DEFINITION</w:t>
               <w:br/>
-              <w:t xml:space="preserve">     where RECORD_SOURCE = 'OPUS_BA_TRV_DATA_POLICY_DTLS_MV'</w:t>
+              <w:t xml:space="preserve">     where RECORD_SOURCE = 'OPUS_BA_TRV_DATA_POLICY_DTLS'</w:t>
               <w:br/>
               <w:t xml:space="preserve">       and PRODUCT_HKEY in (select hkey from s1)</w:t>
               <w:br/>
@@ -19332,7 +19332,7 @@
               <w:br/>
               <w:t xml:space="preserve">      from (</w:t>
               <w:br/>
-              <w:t xml:space="preserve">        -- via stg_travel__ba_trv_data_policy_dtls_mv</w:t>
+              <w:t xml:space="preserve">        -- via stg_travel__ba_trv_data_policy_dtls</w:t>
               <w:br/>
               <w:t xml:space="preserve">        select MD5_BINARY(NULLIF(UPPER(TRIM(CAST('HUB_PRODUCT|' || ((nullif(trim(to_varchar("PRODUCT_CODE")), ''))) AS VARCHAR))), '')) as hkey,</w:t>
               <w:br/>
@@ -19344,7 +19344,7 @@
               <w:br/>
               <w:t xml:space="preserve">               to_varchar("TRAVEL_PLAN_NM") as PRODUCT_NAME</w:t>
               <w:br/>
-              <w:t xml:space="preserve">          from BAGIC_PROD_MIRROR_DB.OPUS_GG_DWHSTAGE.BA_TRV_DATA_POLICY_DTLS_MV</w:t>
+              <w:t xml:space="preserve">          from BAGIC_PREPROD_CURATED_DB.UTILS.BA_TRV_DATA_POLICY_DTLS</w:t>
               <w:br/>
               <w:t xml:space="preserve">      )</w:t>
               <w:br/>
@@ -19444,7 +19444,7 @@
               <w:br/>
               <w:t xml:space="preserve">    select distinct PRODUCT_HKEY as hkey from BAGIC_PREPROD_CURATED_DB.BGIL_DATA_MODEL.SAT_PRODUCT_DEFINITION</w:t>
               <w:br/>
-              <w:t xml:space="preserve">     where RECORD_SOURCE = 'OPUS_BA_TRV_PLAN_MST_MV'</w:t>
+              <w:t xml:space="preserve">     where RECORD_SOURCE = 'OPUS_BA_TRV_PLAN_MST'</w:t>
               <w:br/>
               <w:t xml:space="preserve">     order by hkey</w:t>
               <w:br/>
@@ -19468,7 +19468,7 @@
               <w:br/>
               <w:t xml:space="preserve">      from BAGIC_PREPROD_CURATED_DB.BGIL_DATA_MODEL.SAT_PRODUCT_DEFINITION</w:t>
               <w:br/>
-              <w:t xml:space="preserve">     where RECORD_SOURCE = 'OPUS_BA_TRV_PLAN_MST_MV'</w:t>
+              <w:t xml:space="preserve">     where RECORD_SOURCE = 'OPUS_BA_TRV_PLAN_MST'</w:t>
               <w:br/>
               <w:t xml:space="preserve">       and PRODUCT_HKEY in (select hkey from s2)</w:t>
               <w:br/>
@@ -19482,7 +19482,7 @@
               <w:br/>
               <w:t xml:space="preserve">      from (</w:t>
               <w:br/>
-              <w:t xml:space="preserve">        -- via stg_travel__ba_trv_plan_mst_mv</w:t>
+              <w:t xml:space="preserve">        -- via stg_travel__ba_trv_plan_mst</w:t>
               <w:br/>
               <w:t xml:space="preserve">        select MD5_BINARY(NULLIF(UPPER(TRIM(CAST('HUB_PRODUCT|' || ((nullif(trim(to_varchar("PLAN_NO")), ''))) AS VARCHAR))), '')) as hkey,</w:t>
               <w:br/>
@@ -19498,7 +19498,7 @@
               <w:br/>
               <w:t xml:space="preserve">               to_varchar("ACTIVE_STATUS") as PRODUCT_STATUS</w:t>
               <w:br/>
-              <w:t xml:space="preserve">          from BAGIC_PROD_MIRROR_DB.OPUS_GG_DWHSTAGE.BA_TRV_PLAN_MST_MV</w:t>
+              <w:t xml:space="preserve">          from BAGIC_PREPROD_CURATED_DB.UTILS.BA_TRV_PLAN_MST</w:t>
               <w:br/>
               <w:t xml:space="preserve">      )</w:t>
               <w:br/>
@@ -19654,7 +19654,7 @@
               <w:br/>
               <w:t xml:space="preserve">    select distinct PRODUCT_HKEY as hkey from BAGIC_PREPROD_CURATED_DB.BGIL_DATA_MODEL.SAT_PRODUCT_DEFINITION</w:t>
               <w:br/>
-              <w:t xml:space="preserve">     where RECORD_SOURCE = 'OPUS_BJAZ_TRV_LOADER_DATA_MV'</w:t>
+              <w:t xml:space="preserve">     where RECORD_SOURCE = 'OPUS_BJAZ_TRV_LOADER_DATA'</w:t>
               <w:br/>
               <w:t xml:space="preserve">     order by hkey</w:t>
               <w:br/>
@@ -19670,7 +19670,7 @@
               <w:br/>
               <w:t xml:space="preserve">      from BAGIC_PREPROD_CURATED_DB.BGIL_DATA_MODEL.SAT_PRODUCT_DEFINITION</w:t>
               <w:br/>
-              <w:t xml:space="preserve">     where RECORD_SOURCE = 'OPUS_BJAZ_TRV_LOADER_DATA_MV'</w:t>
+              <w:t xml:space="preserve">     where RECORD_SOURCE = 'OPUS_BJAZ_TRV_LOADER_DATA'</w:t>
               <w:br/>
               <w:t xml:space="preserve">       and PRODUCT_HKEY in (select hkey from s3)</w:t>
               <w:br/>
@@ -19684,7 +19684,7 @@
               <w:br/>
               <w:t xml:space="preserve">      from (</w:t>
               <w:br/>
-              <w:t xml:space="preserve">        -- via stg_travel__bjaz_trv_loader_data_mv</w:t>
+              <w:t xml:space="preserve">        -- via stg_travel__bjaz_trv_loader_data</w:t>
               <w:br/>
               <w:t xml:space="preserve">        select MD5_BINARY(NULLIF(UPPER(TRIM(CAST('HUB_PRODUCT|' || ((nullif(trim(to_varchar("PLAN")), ''))) AS VARCHAR))), '')) as hkey,</w:t>
               <w:br/>
@@ -19692,7 +19692,7 @@
               <w:br/>
               <w:t xml:space="preserve">               to_varchar("TRAVELPLANCATEGORY") as PRODUCT_CATEGORY</w:t>
               <w:br/>
-              <w:t xml:space="preserve">          from BAGIC_PROD_MIRROR_DB.OPUS_GG_DWHSTAGE.BJAZ_TRV_LOADER_DATA_MV</w:t>
+              <w:t xml:space="preserve">          from BAGIC_PREPROD_CURATED_DB.UTILS.BJAZ_TRV_LOADER_DATA</w:t>
               <w:br/>
               <w:t xml:space="preserve">      )</w:t>
               <w:br/>
@@ -19732,7 +19732,7 @@
               <w:br/>
               <w:t xml:space="preserve">)</w:t>
               <w:br/>
-              <w:t xml:space="preserve">select 'OPUS' as project, 'SAT_PRODUCT_DEFINITION' as satellite, 'OPUS_BA_TRV_DATA_POLICY_DTLS_MV' as record_source,</w:t>
+              <w:t xml:space="preserve">select 'OPUS' as project, 'SAT_PRODUCT_DEFINITION' as satellite, 'OPUS_BA_TRV_DATA_POLICY_DTLS' as record_source,</w:t>
               <w:br/>
               <w:t xml:space="preserve">       column_name, raw_column, model_rule, count(*) as keys_compared,</w:t>
               <w:br/>
@@ -19772,7 +19772,7 @@
               <w:br/>
               <w:t xml:space="preserve">union all</w:t>
               <w:br/>
-              <w:t xml:space="preserve">select 'OPUS' as project, 'SAT_PRODUCT_DEFINITION' as satellite, 'OPUS_BA_TRV_PLAN_MST_MV' as record_source,</w:t>
+              <w:t xml:space="preserve">select 'OPUS' as project, 'SAT_PRODUCT_DEFINITION' as satellite, 'OPUS_BA_TRV_PLAN_MST' as record_source,</w:t>
               <w:br/>
               <w:t xml:space="preserve">       column_name, raw_column, model_rule, count(*) as keys_compared,</w:t>
               <w:br/>
@@ -19812,7 +19812,7 @@
               <w:br/>
               <w:t xml:space="preserve">union all</w:t>
               <w:br/>
-              <w:t xml:space="preserve">select 'OPUS' as project, 'SAT_PRODUCT_DEFINITION' as satellite, 'OPUS_BJAZ_TRV_LOADER_DATA_MV' as record_source,</w:t>
+              <w:t xml:space="preserve">select 'OPUS' as project, 'SAT_PRODUCT_DEFINITION' as satellite, 'OPUS_BJAZ_TRV_LOADER_DATA' as record_source,</w:t>
               <w:br/>
               <w:t xml:space="preserve">       column_name, raw_column, model_rule, count(*) as keys_compared,</w:t>
               <w:br/>
@@ -20104,7 +20104,7 @@
         <w:t xml:space="preserve">Note: </w:t>
       </w:r>
       <w:r>
-        <w:t xml:space="preserve">standard satellite, ma_sat_multi_source; PK PRODUCT_HKEY, child key ACTIVE_SEQUENCE_NUMBER; 1 RECORD_SOURCE group(s): OPUS_BJAZ_TRV_RATE_MASTER_MV [2 col(s)]. Multi-active: compared per (key, child key); latest = max LOAD_DATETIME per member. stg2_product_rating_factor_bjaz_trv_rate_master_mv_0: column(s) VALUE_RANGE_TO could not be traced to RAW on at least one arm -- excluded (first-cut: walk columns from resolved_mt__ views or joined-in stitch columns are not yet inlined into the sampled queries). TRIMMED / BLANK_TO_NULL on trim / nullif columns = documented exception (staging trim rule retained by design), not a failure.</w:t>
+        <w:t xml:space="preserve">standard satellite, ma_sat_multi_source; PK PRODUCT_HKEY, child key ACTIVE_SEQUENCE_NUMBER; 1 RECORD_SOURCE group(s): OPUS_BJAZ_TRV_RATE_MASTER [2 col(s)]. Multi-active: compared per (key, child key); latest = max LOAD_DATETIME per member. stg2_product_rating_factor_bjaz_trv_rate_master_0: column(s) VALUE_RANGE_TO could not be traced to RAW on at least one arm -- excluded (first-cut: walk columns from resolved_mt__ views or joined-in stitch columns are not yet inlined into the sampled queries). TRIMMED / BLANK_TO_NULL on trim / nullif columns = documented exception (staging trim rule retained by design), not a failure.</w:t>
       </w:r>
     </w:p>
     <w:p>
@@ -20139,7 +20139,7 @@
               <w:br/>
               <w:t xml:space="preserve">    select distinct PRODUCT_HKEY as hkey from BAGIC_PREPROD_CURATED_DB.BGIL_DATA_MODEL.SAT_PRODUCT_RATING_FACTOR</w:t>
               <w:br/>
-              <w:t xml:space="preserve">     where RECORD_SOURCE = 'OPUS_BJAZ_TRV_RATE_MASTER_MV'</w:t>
+              <w:t xml:space="preserve">     where RECORD_SOURCE = 'OPUS_BJAZ_TRV_RATE_MASTER'</w:t>
               <w:br/>
               <w:t xml:space="preserve">     order by hkey</w:t>
               <w:br/>
@@ -20159,7 +20159,7 @@
               <w:br/>
               <w:t xml:space="preserve">      from BAGIC_PREPROD_CURATED_DB.BGIL_DATA_MODEL.SAT_PRODUCT_RATING_FACTOR</w:t>
               <w:br/>
-              <w:t xml:space="preserve">     where RECORD_SOURCE = 'OPUS_BJAZ_TRV_RATE_MASTER_MV'</w:t>
+              <w:t xml:space="preserve">     where RECORD_SOURCE = 'OPUS_BJAZ_TRV_RATE_MASTER'</w:t>
               <w:br/>
               <w:t xml:space="preserve">       and PRODUCT_HKEY in (select hkey from s1)</w:t>
               <w:br/>
@@ -20173,7 +20173,7 @@
               <w:br/>
               <w:t xml:space="preserve">      from (</w:t>
               <w:br/>
-              <w:t xml:space="preserve">        -- via stg_travel__bjaz_trv_rate_master_mv</w:t>
+              <w:t xml:space="preserve">        -- via stg_travel__bjaz_trv_rate_master</w:t>
               <w:br/>
               <w:t xml:space="preserve">        select MD5_BINARY(NULLIF(UPPER(TRIM(CAST('HUB_PRODUCT|' || ((nullif(trim(to_varchar("PLAN")), ''))) AS VARCHAR))), '')) as hkey,</w:t>
               <w:br/>
@@ -20185,11 +20185,11 @@
               <w:br/>
               <w:t xml:space="preserve">               cast(null as varchar) as VALUE_RANGE_TO</w:t>
               <w:br/>
-              <w:t xml:space="preserve">          from BAGIC_PROD_MIRROR_DB.OPUS_GG_DWHSTAGE.BJAZ_TRV_RATE_MASTER_MV</w:t>
+              <w:t xml:space="preserve">          from BAGIC_PREPROD_CURATED_DB.UTILS.BJAZ_TRV_RATE_MASTER</w:t>
               <w:br/>
               <w:t xml:space="preserve">        union all</w:t>
               <w:br/>
-              <w:t xml:space="preserve">        -- via stg_travel__bjaz_trv_rate_master_mv</w:t>
+              <w:t xml:space="preserve">        -- via stg_travel__bjaz_trv_rate_master</w:t>
               <w:br/>
               <w:t xml:space="preserve">        select MD5_BINARY(NULLIF(UPPER(TRIM(CAST('HUB_PRODUCT|' || ((nullif(trim(to_varchar("PLAN")), ''))) AS VARCHAR))), '')) as hkey,</w:t>
               <w:br/>
@@ -20201,11 +20201,11 @@
               <w:br/>
               <w:t xml:space="preserve">               to_varchar("AGE_TO") as VALUE_RANGE_TO</w:t>
               <w:br/>
-              <w:t xml:space="preserve">          from BAGIC_PROD_MIRROR_DB.OPUS_GG_DWHSTAGE.BJAZ_TRV_RATE_MASTER_MV</w:t>
+              <w:t xml:space="preserve">          from BAGIC_PREPROD_CURATED_DB.UTILS.BJAZ_TRV_RATE_MASTER</w:t>
               <w:br/>
               <w:t xml:space="preserve">        union all</w:t>
               <w:br/>
-              <w:t xml:space="preserve">        -- via stg_travel__bjaz_trv_rate_master_mv</w:t>
+              <w:t xml:space="preserve">        -- via stg_travel__bjaz_trv_rate_master</w:t>
               <w:br/>
               <w:t xml:space="preserve">        select MD5_BINARY(NULLIF(UPPER(TRIM(CAST('HUB_PRODUCT|' || ((nullif(trim(to_varchar("PLAN")), ''))) AS VARCHAR))), '')) as hkey,</w:t>
               <w:br/>
@@ -20217,11 +20217,11 @@
               <w:br/>
               <w:t xml:space="preserve">               cast(null as varchar) as VALUE_RANGE_TO</w:t>
               <w:br/>
-              <w:t xml:space="preserve">          from BAGIC_PROD_MIRROR_DB.OPUS_GG_DWHSTAGE.BJAZ_TRV_RATE_MASTER_MV</w:t>
+              <w:t xml:space="preserve">          from BAGIC_PREPROD_CURATED_DB.UTILS.BJAZ_TRV_RATE_MASTER</w:t>
               <w:br/>
               <w:t xml:space="preserve">        union all</w:t>
               <w:br/>
-              <w:t xml:space="preserve">        -- via stg_travel__bjaz_trv_rate_master_mv</w:t>
+              <w:t xml:space="preserve">        -- via stg_travel__bjaz_trv_rate_master</w:t>
               <w:br/>
               <w:t xml:space="preserve">        select MD5_BINARY(NULLIF(UPPER(TRIM(CAST('HUB_PRODUCT|' || ((nullif(trim(to_varchar("PLAN")), ''))) AS VARCHAR))), '')) as hkey,</w:t>
               <w:br/>
@@ -20233,7 +20233,7 @@
               <w:br/>
               <w:t xml:space="preserve">               to_varchar("DAYS_TO") as VALUE_RANGE_TO</w:t>
               <w:br/>
-              <w:t xml:space="preserve">          from BAGIC_PROD_MIRROR_DB.OPUS_GG_DWHSTAGE.BJAZ_TRV_RATE_MASTER_MV</w:t>
+              <w:t xml:space="preserve">          from BAGIC_PREPROD_CURATED_DB.UTILS.BJAZ_TRV_RATE_MASTER</w:t>
               <w:br/>
               <w:t xml:space="preserve">      )</w:t>
               <w:br/>
@@ -20301,7 +20301,7 @@
               <w:br/>
               <w:t xml:space="preserve">)</w:t>
               <w:br/>
-              <w:t xml:space="preserve">select 'OPUS' as project, 'SAT_PRODUCT_RATING_FACTOR' as satellite, 'OPUS_BJAZ_TRV_RATE_MASTER_MV' as record_source,</w:t>
+              <w:t xml:space="preserve">select 'OPUS' as project, 'SAT_PRODUCT_RATING_FACTOR' as satellite, 'OPUS_BJAZ_TRV_RATE_MASTER' as record_source,</w:t>
               <w:br/>
               <w:t xml:space="preserve">       column_name, raw_column, model_rule, count(*) as keys_compared,</w:t>
               <w:br/>
@@ -20593,7 +20593,7 @@
         <w:t xml:space="preserve">Note: </w:t>
       </w:r>
       <w:r>
-        <w:t xml:space="preserve">standard satellite, automate_dv.sat; PK PRODUCT_HKEY; 1 RECORD_SOURCE group(s): OPUS_BJAZ_TRV_RATE_MASTER_MV [1 col(s)]. TRIMMED / BLANK_TO_NULL on trim / nullif columns = documented exception (staging trim rule retained by design), not a failure.</w:t>
+        <w:t xml:space="preserve">standard satellite, automate_dv.sat; PK PRODUCT_HKEY; 1 RECORD_SOURCE group(s): OPUS_BJAZ_TRV_RATE_MASTER [1 col(s)]. TRIMMED / BLANK_TO_NULL on trim / nullif columns = documented exception (staging trim rule retained by design), not a failure.</w:t>
       </w:r>
     </w:p>
     <w:p>
@@ -20628,7 +20628,7 @@
               <w:br/>
               <w:t xml:space="preserve">    select distinct PRODUCT_HKEY as hkey from BAGIC_PREPROD_CURATED_DB.BGIL_DATA_MODEL.SAT_PRODUCT_RATING_STRUCTURE</w:t>
               <w:br/>
-              <w:t xml:space="preserve">     where RECORD_SOURCE = 'OPUS_BJAZ_TRV_RATE_MASTER_MV'</w:t>
+              <w:t xml:space="preserve">     where RECORD_SOURCE = 'OPUS_BJAZ_TRV_RATE_MASTER'</w:t>
               <w:br/>
               <w:t xml:space="preserve">     order by hkey</w:t>
               <w:br/>
@@ -20644,7 +20644,7 @@
               <w:br/>
               <w:t xml:space="preserve">      from BAGIC_PREPROD_CURATED_DB.BGIL_DATA_MODEL.SAT_PRODUCT_RATING_STRUCTURE</w:t>
               <w:br/>
-              <w:t xml:space="preserve">     where RECORD_SOURCE = 'OPUS_BJAZ_TRV_RATE_MASTER_MV'</w:t>
+              <w:t xml:space="preserve">     where RECORD_SOURCE = 'OPUS_BJAZ_TRV_RATE_MASTER'</w:t>
               <w:br/>
               <w:t xml:space="preserve">       and PRODUCT_HKEY in (select hkey from s1)</w:t>
               <w:br/>
@@ -20658,7 +20658,7 @@
               <w:br/>
               <w:t xml:space="preserve">      from (</w:t>
               <w:br/>
-              <w:t xml:space="preserve">        -- via stg_travel__bjaz_trv_rate_master_mv</w:t>
+              <w:t xml:space="preserve">        -- via stg_travel__bjaz_trv_rate_master</w:t>
               <w:br/>
               <w:t xml:space="preserve">        select MD5_BINARY(NULLIF(UPPER(TRIM(CAST('HUB_PRODUCT|' || ((nullif(trim(to_varchar("PLAN")), ''))) AS VARCHAR))), '')) as hkey,</w:t>
               <w:br/>
@@ -20666,7 +20666,7 @@
               <w:br/>
               <w:t xml:space="preserve">               to_varchar("EFFECTIVE_DATE") as PRICING_EFFECTIVE_DATE</w:t>
               <w:br/>
-              <w:t xml:space="preserve">          from BAGIC_PROD_MIRROR_DB.OPUS_GG_DWHSTAGE.BJAZ_TRV_RATE_MASTER_MV</w:t>
+              <w:t xml:space="preserve">          from BAGIC_PREPROD_CURATED_DB.UTILS.BJAZ_TRV_RATE_MASTER</w:t>
               <w:br/>
               <w:t xml:space="preserve">      )</w:t>
               <w:br/>
@@ -20706,7 +20706,7 @@
               <w:br/>
               <w:t xml:space="preserve">)</w:t>
               <w:br/>
-              <w:t xml:space="preserve">select 'OPUS' as project, 'SAT_PRODUCT_RATING_STRUCTURE' as satellite, 'OPUS_BJAZ_TRV_RATE_MASTER_MV' as record_source,</w:t>
+              <w:t xml:space="preserve">select 'OPUS' as project, 'SAT_PRODUCT_RATING_STRUCTURE' as satellite, 'OPUS_BJAZ_TRV_RATE_MASTER' as record_source,</w:t>
               <w:br/>
               <w:t xml:space="preserve">       column_name, raw_column, model_rule, count(*) as keys_compared,</w:t>
               <w:br/>
@@ -20998,7 +20998,7 @@
         <w:t xml:space="preserve">Note: </w:t>
       </w:r>
       <w:r>
-        <w:t xml:space="preserve">standard satellite, sat_multi_source; PK PRODUCT_HKEY; 2 RECORD_SOURCE group(s): OPUS_BA_TRV_PLAN_MST_MV [6 col(s)], OPUS_BJAZ_TRV_PLAN_MV [1 col(s)]. stg2_product_terms_bjaz_trv_plan_mv: column(s) FAMILY_DEFINITION, GEOGRAPHY_RESTRICTION, MAXIMUM_ENTRY_AGE, MINIMUM_ENTRY_AGE, MINIMUM_POLICY_TERM could not be traced to RAW on at least one arm -- excluded (first-cut: walk columns from resolved_mt__ views or joined-in stitch columns are not yet inlined into the sampled queries). TRIMMED / BLANK_TO_NULL on trim / nullif columns = documented exception (staging trim rule retained by design), not a failure.</w:t>
+        <w:t xml:space="preserve">standard satellite, sat_multi_source; PK PRODUCT_HKEY; 2 RECORD_SOURCE group(s): OPUS_BA_TRV_PLAN_MST [6 col(s)], OPUS_BJAZ_TRV_PLAN [1 col(s)]. stg2_product_terms_bjaz_trv_plan: column(s) FAMILY_DEFINITION, GEOGRAPHY_RESTRICTION, MAXIMUM_ENTRY_AGE, MINIMUM_ENTRY_AGE, MINIMUM_POLICY_TERM could not be traced to RAW on at least one arm -- excluded (first-cut: walk columns from resolved_mt__ views or joined-in stitch columns are not yet inlined into the sampled queries). TRIMMED / BLANK_TO_NULL on trim / nullif columns = documented exception (staging trim rule retained by design), not a failure.</w:t>
       </w:r>
     </w:p>
     <w:p>
@@ -21033,7 +21033,7 @@
               <w:br/>
               <w:t xml:space="preserve">    select distinct PRODUCT_HKEY as hkey from BAGIC_PREPROD_CURATED_DB.BGIL_DATA_MODEL.SAT_PRODUCT_TERMS</w:t>
               <w:br/>
-              <w:t xml:space="preserve">     where RECORD_SOURCE = 'OPUS_BA_TRV_PLAN_MST_MV'</w:t>
+              <w:t xml:space="preserve">     where RECORD_SOURCE = 'OPUS_BA_TRV_PLAN_MST'</w:t>
               <w:br/>
               <w:t xml:space="preserve">     order by hkey</w:t>
               <w:br/>
@@ -21059,7 +21059,7 @@
               <w:br/>
               <w:t xml:space="preserve">      from BAGIC_PREPROD_CURATED_DB.BGIL_DATA_MODEL.SAT_PRODUCT_TERMS</w:t>
               <w:br/>
-              <w:t xml:space="preserve">     where RECORD_SOURCE = 'OPUS_BA_TRV_PLAN_MST_MV'</w:t>
+              <w:t xml:space="preserve">     where RECORD_SOURCE = 'OPUS_BA_TRV_PLAN_MST'</w:t>
               <w:br/>
               <w:t xml:space="preserve">       and PRODUCT_HKEY in (select hkey from s1)</w:t>
               <w:br/>
@@ -21073,7 +21073,7 @@
               <w:br/>
               <w:t xml:space="preserve">      from (</w:t>
               <w:br/>
-              <w:t xml:space="preserve">        -- via stg_travel__ba_trv_plan_mst_mv</w:t>
+              <w:t xml:space="preserve">        -- via stg_travel__ba_trv_plan_mst</w:t>
               <w:br/>
               <w:t xml:space="preserve">        select MD5_BINARY(NULLIF(UPPER(TRIM(CAST('HUB_PRODUCT|' || ((nullif(trim(to_varchar("PLAN_NO")), ''))) AS VARCHAR))), '')) as hkey,</w:t>
               <w:br/>
@@ -21091,7 +21091,7 @@
               <w:br/>
               <w:t xml:space="preserve">               to_varchar("PLAN_MIN_DAYS") as MINIMUM_POLICY_TERM</w:t>
               <w:br/>
-              <w:t xml:space="preserve">          from BAGIC_PROD_MIRROR_DB.OPUS_GG_DWHSTAGE.BA_TRV_PLAN_MST_MV</w:t>
+              <w:t xml:space="preserve">          from BAGIC_PREPROD_CURATED_DB.UTILS.BA_TRV_PLAN_MST</w:t>
               <w:br/>
               <w:t xml:space="preserve">      )</w:t>
               <w:br/>
@@ -21275,7 +21275,7 @@
               <w:br/>
               <w:t xml:space="preserve">    select distinct PRODUCT_HKEY as hkey from BAGIC_PREPROD_CURATED_DB.BGIL_DATA_MODEL.SAT_PRODUCT_TERMS</w:t>
               <w:br/>
-              <w:t xml:space="preserve">     where RECORD_SOURCE = 'OPUS_BJAZ_TRV_PLAN_MV'</w:t>
+              <w:t xml:space="preserve">     where RECORD_SOURCE = 'OPUS_BJAZ_TRV_PLAN'</w:t>
               <w:br/>
               <w:t xml:space="preserve">     order by hkey</w:t>
               <w:br/>
@@ -21291,7 +21291,7 @@
               <w:br/>
               <w:t xml:space="preserve">      from BAGIC_PREPROD_CURATED_DB.BGIL_DATA_MODEL.SAT_PRODUCT_TERMS</w:t>
               <w:br/>
-              <w:t xml:space="preserve">     where RECORD_SOURCE = 'OPUS_BJAZ_TRV_PLAN_MV'</w:t>
+              <w:t xml:space="preserve">     where RECORD_SOURCE = 'OPUS_BJAZ_TRV_PLAN'</w:t>
               <w:br/>
               <w:t xml:space="preserve">       and PRODUCT_HKEY in (select hkey from s2)</w:t>
               <w:br/>
@@ -21305,7 +21305,7 @@
               <w:br/>
               <w:t xml:space="preserve">      from (</w:t>
               <w:br/>
-              <w:t xml:space="preserve">        -- via stg_travel__bjaz_trv_plan_mv</w:t>
+              <w:t xml:space="preserve">        -- via stg_travel__bjaz_trv_plan</w:t>
               <w:br/>
               <w:t xml:space="preserve">        select MD5_BINARY(NULLIF(UPPER(TRIM(CAST('HUB_PRODUCT|' || ((nullif(trim(to_varchar("PLAN_ID")), ''))) AS VARCHAR))), '')) as hkey,</w:t>
               <w:br/>
@@ -21313,7 +21313,7 @@
               <w:br/>
               <w:t xml:space="preserve">               to_varchar("MAX_DAYS") as MAXIMUM_POLICY_TERM</w:t>
               <w:br/>
-              <w:t xml:space="preserve">          from BAGIC_PROD_MIRROR_DB.OPUS_GG_DWHSTAGE.BJAZ_TRV_PLAN_MV</w:t>
+              <w:t xml:space="preserve">          from BAGIC_PREPROD_CURATED_DB.UTILS.BJAZ_TRV_PLAN</w:t>
               <w:br/>
               <w:t xml:space="preserve">      )</w:t>
               <w:br/>
@@ -21353,7 +21353,7 @@
               <w:br/>
               <w:t xml:space="preserve">)</w:t>
               <w:br/>
-              <w:t xml:space="preserve">select 'OPUS' as project, 'SAT_PRODUCT_TERMS' as satellite, 'OPUS_BA_TRV_PLAN_MST_MV' as record_source,</w:t>
+              <w:t xml:space="preserve">select 'OPUS' as project, 'SAT_PRODUCT_TERMS' as satellite, 'OPUS_BA_TRV_PLAN_MST' as record_source,</w:t>
               <w:br/>
               <w:t xml:space="preserve">       column_name, raw_column, model_rule, count(*) as keys_compared,</w:t>
               <w:br/>
@@ -21393,7 +21393,7 @@
               <w:br/>
               <w:t xml:space="preserve">union all</w:t>
               <w:br/>
-              <w:t xml:space="preserve">select 'OPUS' as project, 'SAT_PRODUCT_TERMS' as satellite, 'OPUS_BJAZ_TRV_PLAN_MV' as record_source,</w:t>
+              <w:t xml:space="preserve">select 'OPUS' as project, 'SAT_PRODUCT_TERMS' as satellite, 'OPUS_BJAZ_TRV_PLAN' as record_source,</w:t>
               <w:br/>
               <w:t xml:space="preserve">       column_name, raw_column, model_rule, count(*) as keys_compared,</w:t>
               <w:br/>
@@ -21685,7 +21685,7 @@
         <w:t xml:space="preserve">Note: </w:t>
       </w:r>
       <w:r>
-        <w:t xml:space="preserve">standard satellite, automate_dv.sat; PK PROPOSAL_HKEY; 1 RECORD_SOURCE group(s): OPUS_BA_TRV_DATA_POLICY_DTLS_MV [2 col(s)]. TRIMMED / BLANK_TO_NULL on trim / nullif columns = documented exception (staging trim rule retained by design), not a failure.</w:t>
+        <w:t xml:space="preserve">standard satellite, automate_dv.sat; PK PROPOSAL_HKEY; 1 RECORD_SOURCE group(s): OPUS_BA_TRV_DATA_POLICY_DTLS [2 col(s)]. TRIMMED / BLANK_TO_NULL on trim / nullif columns = documented exception (staging trim rule retained by design), not a failure.</w:t>
       </w:r>
     </w:p>
     <w:p>
@@ -21720,7 +21720,7 @@
               <w:br/>
               <w:t xml:space="preserve">    select distinct PROPOSAL_HKEY as hkey from BAGIC_PREPROD_CURATED_DB.BGIL_DATA_MODEL.SAT_PROPOSAL_UNDERWRITING</w:t>
               <w:br/>
-              <w:t xml:space="preserve">     where RECORD_SOURCE = 'OPUS_BA_TRV_DATA_POLICY_DTLS_MV'</w:t>
+              <w:t xml:space="preserve">     where RECORD_SOURCE = 'OPUS_BA_TRV_DATA_POLICY_DTLS'</w:t>
               <w:br/>
               <w:t xml:space="preserve">     order by hkey</w:t>
               <w:br/>
@@ -21738,7 +21738,7 @@
               <w:br/>
               <w:t xml:space="preserve">      from BAGIC_PREPROD_CURATED_DB.BGIL_DATA_MODEL.SAT_PROPOSAL_UNDERWRITING</w:t>
               <w:br/>
-              <w:t xml:space="preserve">     where RECORD_SOURCE = 'OPUS_BA_TRV_DATA_POLICY_DTLS_MV'</w:t>
+              <w:t xml:space="preserve">     where RECORD_SOURCE = 'OPUS_BA_TRV_DATA_POLICY_DTLS'</w:t>
               <w:br/>
               <w:t xml:space="preserve">       and PROPOSAL_HKEY in (select hkey from s1)</w:t>
               <w:br/>
@@ -21752,7 +21752,7 @@
               <w:br/>
               <w:t xml:space="preserve">      from (</w:t>
               <w:br/>
-              <w:t xml:space="preserve">        -- via stg_travel__ba_trv_data_policy_dtls_mv</w:t>
+              <w:t xml:space="preserve">        -- via stg_travel__ba_trv_data_policy_dtls</w:t>
               <w:br/>
               <w:t xml:space="preserve">        select MD5_BINARY(NULLIF(UPPER(TRIM(CAST('HUB_PROPOSAL|' || ((nullif(trim(to_varchar("TRAVEL_REQ_NO")), ''))) AS VARCHAR))), '')) as hkey,</w:t>
               <w:br/>
@@ -21762,7 +21762,7 @@
               <w:br/>
               <w:t xml:space="preserve">               to_varchar("REFER_FLAG") as REFERRAL_INDICATOR</w:t>
               <w:br/>
-              <w:t xml:space="preserve">          from BAGIC_PROD_MIRROR_DB.OPUS_GG_DWHSTAGE.BA_TRV_DATA_POLICY_DTLS_MV</w:t>
+              <w:t xml:space="preserve">          from BAGIC_PREPROD_CURATED_DB.UTILS.BA_TRV_DATA_POLICY_DTLS</w:t>
               <w:br/>
               <w:t xml:space="preserve">      )</w:t>
               <w:br/>
@@ -21830,7 +21830,7 @@
               <w:br/>
               <w:t xml:space="preserve">)</w:t>
               <w:br/>
-              <w:t xml:space="preserve">select 'OPUS' as project, 'SAT_PROPOSAL_UNDERWRITING' as satellite, 'OPUS_BA_TRV_DATA_POLICY_DTLS_MV' as record_source,</w:t>
+              <w:t xml:space="preserve">select 'OPUS' as project, 'SAT_PROPOSAL_UNDERWRITING' as satellite, 'OPUS_BA_TRV_DATA_POLICY_DTLS' as record_source,</w:t>
               <w:br/>
               <w:t xml:space="preserve">       column_name, raw_column, model_rule, count(*) as keys_compared,</w:t>
               <w:br/>
@@ -22122,7 +22122,7 @@
         <w:t xml:space="preserve">Note: </w:t>
       </w:r>
       <w:r>
-        <w:t xml:space="preserve">standard satellite, automate_dv.sat; PK QUOTE_HKEY; 1 RECORD_SOURCE group(s): OPUS_BA_TRV_DATA_POLICY_DTLS_MV [1 col(s)]. TRIMMED / BLANK_TO_NULL on trim / nullif columns = documented exception (staging trim rule retained by design), not a failure.</w:t>
+        <w:t xml:space="preserve">standard satellite, automate_dv.sat; PK QUOTE_HKEY; 1 RECORD_SOURCE group(s): OPUS_BA_TRV_DATA_POLICY_DTLS [1 col(s)]. TRIMMED / BLANK_TO_NULL on trim / nullif columns = documented exception (staging trim rule retained by design), not a failure.</w:t>
       </w:r>
     </w:p>
     <w:p>
@@ -22157,7 +22157,7 @@
               <w:br/>
               <w:t xml:space="preserve">    select distinct QUOTE_HKEY as hkey from BAGIC_PREPROD_CURATED_DB.BGIL_DATA_MODEL.SAT_QUOTE_HEADER</w:t>
               <w:br/>
-              <w:t xml:space="preserve">     where RECORD_SOURCE = 'OPUS_BA_TRV_DATA_POLICY_DTLS_MV'</w:t>
+              <w:t xml:space="preserve">     where RECORD_SOURCE = 'OPUS_BA_TRV_DATA_POLICY_DTLS'</w:t>
               <w:br/>
               <w:t xml:space="preserve">     order by hkey</w:t>
               <w:br/>
@@ -22173,7 +22173,7 @@
               <w:br/>
               <w:t xml:space="preserve">      from BAGIC_PREPROD_CURATED_DB.BGIL_DATA_MODEL.SAT_QUOTE_HEADER</w:t>
               <w:br/>
-              <w:t xml:space="preserve">     where RECORD_SOURCE = 'OPUS_BA_TRV_DATA_POLICY_DTLS_MV'</w:t>
+              <w:t xml:space="preserve">     where RECORD_SOURCE = 'OPUS_BA_TRV_DATA_POLICY_DTLS'</w:t>
               <w:br/>
               <w:t xml:space="preserve">       and QUOTE_HKEY in (select hkey from s1)</w:t>
               <w:br/>
@@ -22187,7 +22187,7 @@
               <w:br/>
               <w:t xml:space="preserve">      from (</w:t>
               <w:br/>
-              <w:t xml:space="preserve">        -- via stg_travel__ba_trv_data_policy_dtls_mv</w:t>
+              <w:t xml:space="preserve">        -- via stg_travel__ba_trv_data_policy_dtls</w:t>
               <w:br/>
               <w:t xml:space="preserve">        select MD5_BINARY(NULLIF(UPPER(TRIM(CAST('HUB_QUOTE|' || ((nullif(trim(to_varchar("QUOTE_NO")), ''))) AS VARCHAR))), '')) as hkey,</w:t>
               <w:br/>
@@ -22195,7 +22195,7 @@
               <w:br/>
               <w:t xml:space="preserve">               to_varchar("QUOTE_DATE") as QUOTE_DATE</w:t>
               <w:br/>
-              <w:t xml:space="preserve">          from BAGIC_PROD_MIRROR_DB.OPUS_GG_DWHSTAGE.BA_TRV_DATA_POLICY_DTLS_MV</w:t>
+              <w:t xml:space="preserve">          from BAGIC_PREPROD_CURATED_DB.UTILS.BA_TRV_DATA_POLICY_DTLS</w:t>
               <w:br/>
               <w:t xml:space="preserve">      )</w:t>
               <w:br/>
@@ -22235,7 +22235,7 @@
               <w:br/>
               <w:t xml:space="preserve">)</w:t>
               <w:br/>
-              <w:t xml:space="preserve">select 'OPUS' as project, 'SAT_QUOTE_HEADER' as satellite, 'OPUS_BA_TRV_DATA_POLICY_DTLS_MV' as record_source,</w:t>
+              <w:t xml:space="preserve">select 'OPUS' as project, 'SAT_QUOTE_HEADER' as satellite, 'OPUS_BA_TRV_DATA_POLICY_DTLS' as record_source,</w:t>
               <w:br/>
               <w:t xml:space="preserve">       column_name, raw_column, model_rule, count(*) as keys_compared,</w:t>
               <w:br/>
@@ -22527,7 +22527,7 @@
         <w:t xml:space="preserve">Note: </w:t>
       </w:r>
       <w:r>
-        <w:t xml:space="preserve">standard satellite, automate_dv.sat; PK RISK_OBJECT_HKEY; 1 RECORD_SOURCE group(s): OPUS_BJAZ_TRV_LOADER_LOG_TABLE_MV [1 col(s)]. TRIMMED / BLANK_TO_NULL on trim / nullif columns = documented exception (staging trim rule retained by design), not a failure.</w:t>
+        <w:t xml:space="preserve">standard satellite, automate_dv.sat; PK RISK_OBJECT_HKEY; 1 RECORD_SOURCE group(s): OPUS_BJAZ_TRV_LOADER_LOG_TABLE [1 col(s)]. TRIMMED / BLANK_TO_NULL on trim / nullif columns = documented exception (staging trim rule retained by design), not a failure.</w:t>
       </w:r>
     </w:p>
     <w:p>
@@ -22562,7 +22562,7 @@
               <w:br/>
               <w:t xml:space="preserve">    select distinct RISK_OBJECT_HKEY as hkey from BAGIC_PREPROD_CURATED_DB.BGIL_DATA_MODEL.SAT_RISK_MOTOR_DRIVER</w:t>
               <w:br/>
-              <w:t xml:space="preserve">     where RECORD_SOURCE = 'OPUS_BJAZ_TRV_LOADER_LOG_TABLE_MV'</w:t>
+              <w:t xml:space="preserve">     where RECORD_SOURCE = 'OPUS_BJAZ_TRV_LOADER_LOG_TABLE'</w:t>
               <w:br/>
               <w:t xml:space="preserve">     order by hkey</w:t>
               <w:br/>
@@ -22578,7 +22578,7 @@
               <w:br/>
               <w:t xml:space="preserve">      from BAGIC_PREPROD_CURATED_DB.BGIL_DATA_MODEL.SAT_RISK_MOTOR_DRIVER</w:t>
               <w:br/>
-              <w:t xml:space="preserve">     where RECORD_SOURCE = 'OPUS_BJAZ_TRV_LOADER_LOG_TABLE_MV'</w:t>
+              <w:t xml:space="preserve">     where RECORD_SOURCE = 'OPUS_BJAZ_TRV_LOADER_LOG_TABLE'</w:t>
               <w:br/>
               <w:t xml:space="preserve">       and RISK_OBJECT_HKEY in (select hkey from s1)</w:t>
               <w:br/>
@@ -22592,7 +22592,7 @@
               <w:br/>
               <w:t xml:space="preserve">      from (</w:t>
               <w:br/>
-              <w:t xml:space="preserve">        -- via stg_travel__bjaz_trv_loader_log_table_mv</w:t>
+              <w:t xml:space="preserve">        -- via stg_travel__bjaz_trv_loader_log_table</w:t>
               <w:br/>
               <w:t xml:space="preserve">        select MD5_BINARY(NULLIF(UPPER(TRIM(CAST('HUB_RISK_OBJECT|' || ((nullif(trim(to_varchar("POLICYNUMBER")), ''))) AS VARCHAR))), '')) as hkey,</w:t>
               <w:br/>
@@ -22600,7 +22600,7 @@
               <w:br/>
               <w:t xml:space="preserve">               to_varchar("DRIVERYN") as OWNER_DRIVER_INDICATOR</w:t>
               <w:br/>
-              <w:t xml:space="preserve">          from BAGIC_PROD_MIRROR_DB.OPUS_GG_DWHSTAGE.BJAZ_TRV_LOADER_LOG_TABLE_MV</w:t>
+              <w:t xml:space="preserve">          from BAGIC_PREPROD_CURATED_DB.UTILS.BJAZ_TRV_LOADER_LOG_TABLE</w:t>
               <w:br/>
               <w:t xml:space="preserve">      )</w:t>
               <w:br/>
@@ -22640,7 +22640,7 @@
               <w:br/>
               <w:t xml:space="preserve">)</w:t>
               <w:br/>
-              <w:t xml:space="preserve">select 'OPUS' as project, 'SAT_RISK_MOTOR_DRIVER' as satellite, 'OPUS_BJAZ_TRV_LOADER_LOG_TABLE_MV' as record_source,</w:t>
+              <w:t xml:space="preserve">select 'OPUS' as project, 'SAT_RISK_MOTOR_DRIVER' as satellite, 'OPUS_BJAZ_TRV_LOADER_LOG_TABLE' as record_source,</w:t>
               <w:br/>
               <w:t xml:space="preserve">       column_name, raw_column, model_rule, count(*) as keys_compared,</w:t>
               <w:br/>
@@ -22932,7 +22932,7 @@
         <w:t xml:space="preserve">Note: </w:t>
       </w:r>
       <w:r>
-        <w:t xml:space="preserve">standard satellite, automate_dv.sat; PK RISK_OBJECT_HKEY; 1 RECORD_SOURCE group(s): OPUS_BJAZ_TRV_LOADER_LOG_TABLE_MV [9 col(s)]. TRIMMED / BLANK_TO_NULL on trim / nullif columns = documented exception (staging trim rule retained by design), not a failure.</w:t>
+        <w:t xml:space="preserve">standard satellite, automate_dv.sat; PK RISK_OBJECT_HKEY; 1 RECORD_SOURCE group(s): OPUS_BJAZ_TRV_LOADER_LOG_TABLE [9 col(s)]. TRIMMED / BLANK_TO_NULL on trim / nullif columns = documented exception (staging trim rule retained by design), not a failure.</w:t>
       </w:r>
     </w:p>
     <w:p>
@@ -22967,7 +22967,7 @@
               <w:br/>
               <w:t xml:space="preserve">    select distinct RISK_OBJECT_HKEY as hkey from BAGIC_PREPROD_CURATED_DB.BGIL_DATA_MODEL.SAT_RISK_MOTOR_VEHICLE</w:t>
               <w:br/>
-              <w:t xml:space="preserve">     where RECORD_SOURCE = 'OPUS_BJAZ_TRV_LOADER_LOG_TABLE_MV'</w:t>
+              <w:t xml:space="preserve">     where RECORD_SOURCE = 'OPUS_BJAZ_TRV_LOADER_LOG_TABLE'</w:t>
               <w:br/>
               <w:t xml:space="preserve">     order by hkey</w:t>
               <w:br/>
@@ -22999,7 +22999,7 @@
               <w:br/>
               <w:t xml:space="preserve">      from BAGIC_PREPROD_CURATED_DB.BGIL_DATA_MODEL.SAT_RISK_MOTOR_VEHICLE</w:t>
               <w:br/>
-              <w:t xml:space="preserve">     where RECORD_SOURCE = 'OPUS_BJAZ_TRV_LOADER_LOG_TABLE_MV'</w:t>
+              <w:t xml:space="preserve">     where RECORD_SOURCE = 'OPUS_BJAZ_TRV_LOADER_LOG_TABLE'</w:t>
               <w:br/>
               <w:t xml:space="preserve">       and RISK_OBJECT_HKEY in (select hkey from s1)</w:t>
               <w:br/>
@@ -23013,7 +23013,7 @@
               <w:br/>
               <w:t xml:space="preserve">      from (</w:t>
               <w:br/>
-              <w:t xml:space="preserve">        -- via stg_travel__bjaz_trv_loader_log_table_mv</w:t>
+              <w:t xml:space="preserve">        -- via stg_travel__bjaz_trv_loader_log_table</w:t>
               <w:br/>
               <w:t xml:space="preserve">        select MD5_BINARY(NULLIF(UPPER(TRIM(CAST('HUB_RISK_OBJECT|' || ((nullif(trim(to_varchar("POLICYNUMBER")), ''))) AS VARCHAR))), '')) as hkey,</w:t>
               <w:br/>
@@ -23037,7 +23037,7 @@
               <w:br/>
               <w:t xml:space="preserve">               to_varchar("SUBTYPE") as VEHICLE_SUB_CLASS</w:t>
               <w:br/>
-              <w:t xml:space="preserve">          from BAGIC_PROD_MIRROR_DB.OPUS_GG_DWHSTAGE.BJAZ_TRV_LOADER_LOG_TABLE_MV</w:t>
+              <w:t xml:space="preserve">          from BAGIC_PREPROD_CURATED_DB.UTILS.BJAZ_TRV_LOADER_LOG_TABLE</w:t>
               <w:br/>
               <w:t xml:space="preserve">      )</w:t>
               <w:br/>
@@ -23301,7 +23301,7 @@
               <w:br/>
               <w:t xml:space="preserve">)</w:t>
               <w:br/>
-              <w:t xml:space="preserve">select 'OPUS' as project, 'SAT_RISK_MOTOR_VEHICLE' as satellite, 'OPUS_BJAZ_TRV_LOADER_LOG_TABLE_MV' as record_source,</w:t>
+              <w:t xml:space="preserve">select 'OPUS' as project, 'SAT_RISK_MOTOR_VEHICLE' as satellite, 'OPUS_BJAZ_TRV_LOADER_LOG_TABLE' as record_source,</w:t>
               <w:br/>
               <w:t xml:space="preserve">       column_name, raw_column, model_rule, count(*) as keys_compared,</w:t>
               <w:br/>
@@ -23593,7 +23593,7 @@
         <w:t xml:space="preserve">Note: </w:t>
       </w:r>
       <w:r>
-        <w:t xml:space="preserve">standard satellite, automate_dv.sat; PK RISK_OBJECT_HKEY; 1 RECORD_SOURCE group(s): OPUS_BJAZ_TRV_LOADER_LOG_TABLE_MV [1 col(s)]. TRIMMED / BLANK_TO_NULL on trim / nullif columns = documented exception (staging trim rule retained by design), not a failure.</w:t>
+        <w:t xml:space="preserve">standard satellite, automate_dv.sat; PK RISK_OBJECT_HKEY; 1 RECORD_SOURCE group(s): OPUS_BJAZ_TRV_LOADER_LOG_TABLE [1 col(s)]. TRIMMED / BLANK_TO_NULL on trim / nullif columns = documented exception (staging trim rule retained by design), not a failure.</w:t>
       </w:r>
     </w:p>
     <w:p>
@@ -23628,7 +23628,7 @@
               <w:br/>
               <w:t xml:space="preserve">    select distinct RISK_OBJECT_HKEY as hkey from BAGIC_PREPROD_CURATED_DB.BGIL_DATA_MODEL.SAT_RISK_OBJECT_CORE</w:t>
               <w:br/>
-              <w:t xml:space="preserve">     where RECORD_SOURCE = 'OPUS_BJAZ_TRV_LOADER_LOG_TABLE_MV'</w:t>
+              <w:t xml:space="preserve">     where RECORD_SOURCE = 'OPUS_BJAZ_TRV_LOADER_LOG_TABLE'</w:t>
               <w:br/>
               <w:t xml:space="preserve">     order by hkey</w:t>
               <w:br/>
@@ -23644,7 +23644,7 @@
               <w:br/>
               <w:t xml:space="preserve">      from BAGIC_PREPROD_CURATED_DB.BGIL_DATA_MODEL.SAT_RISK_OBJECT_CORE</w:t>
               <w:br/>
-              <w:t xml:space="preserve">     where RECORD_SOURCE = 'OPUS_BJAZ_TRV_LOADER_LOG_TABLE_MV'</w:t>
+              <w:t xml:space="preserve">     where RECORD_SOURCE = 'OPUS_BJAZ_TRV_LOADER_LOG_TABLE'</w:t>
               <w:br/>
               <w:t xml:space="preserve">       and RISK_OBJECT_HKEY in (select hkey from s1)</w:t>
               <w:br/>
@@ -23658,7 +23658,7 @@
               <w:br/>
               <w:t xml:space="preserve">      from (</w:t>
               <w:br/>
-              <w:t xml:space="preserve">        -- via stg_travel__bjaz_trv_loader_log_table_mv</w:t>
+              <w:t xml:space="preserve">        -- via stg_travel__bjaz_trv_loader_log_table</w:t>
               <w:br/>
               <w:t xml:space="preserve">        select MD5_BINARY(NULLIF(UPPER(TRIM(CAST('HUB_RISK_OBJECT|' || ((nullif(trim(to_varchar("POLICYNUMBER")), ''))) AS VARCHAR))), '')) as hkey,</w:t>
               <w:br/>
@@ -23666,7 +23666,7 @@
               <w:br/>
               <w:t xml:space="preserve">               to_varchar("DISTANCE") as EXPOSURE_QUANTITY</w:t>
               <w:br/>
-              <w:t xml:space="preserve">          from BAGIC_PROD_MIRROR_DB.OPUS_GG_DWHSTAGE.BJAZ_TRV_LOADER_LOG_TABLE_MV</w:t>
+              <w:t xml:space="preserve">          from BAGIC_PREPROD_CURATED_DB.UTILS.BJAZ_TRV_LOADER_LOG_TABLE</w:t>
               <w:br/>
               <w:t xml:space="preserve">      )</w:t>
               <w:br/>
@@ -23706,7 +23706,7 @@
               <w:br/>
               <w:t xml:space="preserve">)</w:t>
               <w:br/>
-              <w:t xml:space="preserve">select 'OPUS' as project, 'SAT_RISK_OBJECT_CORE' as satellite, 'OPUS_BJAZ_TRV_LOADER_LOG_TABLE_MV' as record_source,</w:t>
+              <w:t xml:space="preserve">select 'OPUS' as project, 'SAT_RISK_OBJECT_CORE' as satellite, 'OPUS_BJAZ_TRV_LOADER_LOG_TABLE' as record_source,</w:t>
               <w:br/>
               <w:t xml:space="preserve">       column_name, raw_column, model_rule, count(*) as keys_compared,</w:t>
               <w:br/>
@@ -23998,7 +23998,7 @@
         <w:t xml:space="preserve">Note: </w:t>
       </w:r>
       <w:r>
-        <w:t xml:space="preserve">standard satellite, sat_multi_source; PK RISK_OBJECT_HKEY; 1 RECORD_SOURCE group(s): OPUS_BJAZ_TRV_LOADER_DATA_MV [4 col(s)]. TRIMMED / BLANK_TO_NULL on trim / nullif columns = documented exception (staging trim rule retained by design), not a failure.</w:t>
+        <w:t xml:space="preserve">standard satellite, sat_multi_source; PK RISK_OBJECT_HKEY; 1 RECORD_SOURCE group(s): OPUS_BJAZ_TRV_LOADER_DATA [4 col(s)]. TRIMMED / BLANK_TO_NULL on trim / nullif columns = documented exception (staging trim rule retained by design), not a failure.</w:t>
       </w:r>
     </w:p>
     <w:p>
@@ -24033,7 +24033,7 @@
               <w:br/>
               <w:t xml:space="preserve">    select distinct RISK_OBJECT_HKEY as hkey from BAGIC_PREPROD_CURATED_DB.BGIL_DATA_MODEL.SAT_RISK_PERSON_INSURED</w:t>
               <w:br/>
-              <w:t xml:space="preserve">     where RECORD_SOURCE = 'OPUS_BJAZ_TRV_LOADER_DATA_MV'</w:t>
+              <w:t xml:space="preserve">     where RECORD_SOURCE = 'OPUS_BJAZ_TRV_LOADER_DATA'</w:t>
               <w:br/>
               <w:t xml:space="preserve">     order by hkey</w:t>
               <w:br/>
@@ -24055,7 +24055,7 @@
               <w:br/>
               <w:t xml:space="preserve">      from BAGIC_PREPROD_CURATED_DB.BGIL_DATA_MODEL.SAT_RISK_PERSON_INSURED</w:t>
               <w:br/>
-              <w:t xml:space="preserve">     where RECORD_SOURCE = 'OPUS_BJAZ_TRV_LOADER_DATA_MV'</w:t>
+              <w:t xml:space="preserve">     where RECORD_SOURCE = 'OPUS_BJAZ_TRV_LOADER_DATA'</w:t>
               <w:br/>
               <w:t xml:space="preserve">       and RISK_OBJECT_HKEY in (select hkey from s1)</w:t>
               <w:br/>
@@ -24069,7 +24069,7 @@
               <w:br/>
               <w:t xml:space="preserve">      from (</w:t>
               <w:br/>
-              <w:t xml:space="preserve">        -- via stg_travel__bjaz_trv_loader_data_mv</w:t>
+              <w:t xml:space="preserve">        -- via stg_travel__bjaz_trv_loader_data</w:t>
               <w:br/>
               <w:t xml:space="preserve">        select MD5_BINARY(NULLIF(UPPER(TRIM(CAST('HUB_RISK_OBJECT|' || ((nullif(trim(to_varchar("POLICY_REF")), '')) || '|MEMBER1') AS VARCHAR))), '')) as hkey,</w:t>
               <w:br/>
@@ -24083,11 +24083,11 @@
               <w:br/>
               <w:t xml:space="preserve">               to_varchar("MEMBER1RELATION") as RELATIONSHIP_TO_PROPOSER</w:t>
               <w:br/>
-              <w:t xml:space="preserve">          from BAGIC_PROD_MIRROR_DB.OPUS_GG_DWHSTAGE.BJAZ_TRV_LOADER_DATA_MV</w:t>
+              <w:t xml:space="preserve">          from BAGIC_PREPROD_CURATED_DB.UTILS.BJAZ_TRV_LOADER_DATA</w:t>
               <w:br/>
               <w:t xml:space="preserve">        union all</w:t>
               <w:br/>
-              <w:t xml:space="preserve">        -- via stg_travel__bjaz_trv_loader_data_mv</w:t>
+              <w:t xml:space="preserve">        -- via stg_travel__bjaz_trv_loader_data</w:t>
               <w:br/>
               <w:t xml:space="preserve">        select MD5_BINARY(NULLIF(UPPER(TRIM(CAST('HUB_RISK_OBJECT|' || ((nullif(trim(to_varchar("POLICY_REF")), '')) || '|MEMBER2') AS VARCHAR))), '')) as hkey,</w:t>
               <w:br/>
@@ -24101,11 +24101,11 @@
               <w:br/>
               <w:t xml:space="preserve">               to_varchar("MEMBER2RELATION") as RELATIONSHIP_TO_PROPOSER</w:t>
               <w:br/>
-              <w:t xml:space="preserve">          from BAGIC_PROD_MIRROR_DB.OPUS_GG_DWHSTAGE.BJAZ_TRV_LOADER_DATA_MV</w:t>
+              <w:t xml:space="preserve">          from BAGIC_PREPROD_CURATED_DB.UTILS.BJAZ_TRV_LOADER_DATA</w:t>
               <w:br/>
               <w:t xml:space="preserve">        union all</w:t>
               <w:br/>
-              <w:t xml:space="preserve">        -- via stg_travel__bjaz_trv_loader_data_mv</w:t>
+              <w:t xml:space="preserve">        -- via stg_travel__bjaz_trv_loader_data</w:t>
               <w:br/>
               <w:t xml:space="preserve">        select MD5_BINARY(NULLIF(UPPER(TRIM(CAST('HUB_RISK_OBJECT|' || ((nullif(trim(to_varchar("POLICY_REF")), '')) || '|MEMBER3') AS VARCHAR))), '')) as hkey,</w:t>
               <w:br/>
@@ -24119,11 +24119,11 @@
               <w:br/>
               <w:t xml:space="preserve">               to_varchar("MEMBER3RELATION") as RELATIONSHIP_TO_PROPOSER</w:t>
               <w:br/>
-              <w:t xml:space="preserve">          from BAGIC_PROD_MIRROR_DB.OPUS_GG_DWHSTAGE.BJAZ_TRV_LOADER_DATA_MV</w:t>
+              <w:t xml:space="preserve">          from BAGIC_PREPROD_CURATED_DB.UTILS.BJAZ_TRV_LOADER_DATA</w:t>
               <w:br/>
               <w:t xml:space="preserve">        union all</w:t>
               <w:br/>
-              <w:t xml:space="preserve">        -- via stg_travel__bjaz_trv_loader_data_mv</w:t>
+              <w:t xml:space="preserve">        -- via stg_travel__bjaz_trv_loader_data</w:t>
               <w:br/>
               <w:t xml:space="preserve">        select MD5_BINARY(NULLIF(UPPER(TRIM(CAST('HUB_RISK_OBJECT|' || ((nullif(trim(to_varchar("POLICY_REF")), '')) || '|MEMBER4') AS VARCHAR))), '')) as hkey,</w:t>
               <w:br/>
@@ -24137,11 +24137,11 @@
               <w:br/>
               <w:t xml:space="preserve">               to_varchar("MEMBER4RELATION") as RELATIONSHIP_TO_PROPOSER</w:t>
               <w:br/>
-              <w:t xml:space="preserve">          from BAGIC_PROD_MIRROR_DB.OPUS_GG_DWHSTAGE.BJAZ_TRV_LOADER_DATA_MV</w:t>
+              <w:t xml:space="preserve">          from BAGIC_PREPROD_CURATED_DB.UTILS.BJAZ_TRV_LOADER_DATA</w:t>
               <w:br/>
               <w:t xml:space="preserve">        union all</w:t>
               <w:br/>
-              <w:t xml:space="preserve">        -- via stg_travel__bjaz_trv_loader_data_mv</w:t>
+              <w:t xml:space="preserve">        -- via stg_travel__bjaz_trv_loader_data</w:t>
               <w:br/>
               <w:t xml:space="preserve">        select MD5_BINARY(NULLIF(UPPER(TRIM(CAST('HUB_RISK_OBJECT|' || ((nullif(trim(to_varchar("POLICY_REF")), '')) || '|MEMBER5') AS VARCHAR))), '')) as hkey,</w:t>
               <w:br/>
@@ -24155,7 +24155,7 @@
               <w:br/>
               <w:t xml:space="preserve">               to_varchar("MEMBER5RELATION") as RELATIONSHIP_TO_PROPOSER</w:t>
               <w:br/>
-              <w:t xml:space="preserve">          from BAGIC_PROD_MIRROR_DB.OPUS_GG_DWHSTAGE.BJAZ_TRV_LOADER_DATA_MV</w:t>
+              <w:t xml:space="preserve">          from BAGIC_PREPROD_CURATED_DB.UTILS.BJAZ_TRV_LOADER_DATA</w:t>
               <w:br/>
               <w:t xml:space="preserve">      )</w:t>
               <w:br/>
@@ -24279,7 +24279,7 @@
               <w:br/>
               <w:t xml:space="preserve">)</w:t>
               <w:br/>
-              <w:t xml:space="preserve">select 'OPUS' as project, 'SAT_RISK_PERSON_INSURED' as satellite, 'OPUS_BJAZ_TRV_LOADER_DATA_MV' as record_source,</w:t>
+              <w:t xml:space="preserve">select 'OPUS' as project, 'SAT_RISK_PERSON_INSURED' as satellite, 'OPUS_BJAZ_TRV_LOADER_DATA' as record_source,</w:t>
               <w:br/>
               <w:t xml:space="preserve">       column_name, raw_column, model_rule, count(*) as keys_compared,</w:t>
               <w:br/>
@@ -24571,7 +24571,7 @@
         <w:t xml:space="preserve">Note: </w:t>
       </w:r>
       <w:r>
-        <w:t xml:space="preserve">standard satellite, sat_multi_source; PK RISK_OBJECT_HKEY; 2 RECORD_SOURCE group(s): OPUS_BJAZ_TRV_LOADER_DATA_MV [8 col(s)], OPUS_BJAZ_TRV_LOADER_LOG_TABLE_MV [2 col(s)]. stg2_risk_person_travel_bjaz_trv_loader_log_table_mv: column(s) PASSPORT_NUMBER, TRIP_DURATION, TRIP_END_DATE, TRIP_START_DATE, TRIP_TYPE, VISA_TYPE could not be traced to RAW on at least one arm -- excluded (first-cut: walk columns from resolved_mt__ views or joined-in stitch columns are not yet inlined into the sampled queries). TRIMMED / BLANK_TO_NULL on trim / nullif columns = documented exception (staging trim rule retained by design), not a failure.</w:t>
+        <w:t xml:space="preserve">standard satellite, sat_multi_source; PK RISK_OBJECT_HKEY; 2 RECORD_SOURCE group(s): OPUS_BJAZ_TRV_LOADER_DATA [8 col(s)], OPUS_BJAZ_TRV_LOADER_LOG_TABLE [2 col(s)]. stg2_risk_person_travel_bjaz_trv_loader_log_table: column(s) PASSPORT_NUMBER, TRIP_DURATION, TRIP_END_DATE, TRIP_START_DATE, TRIP_TYPE, VISA_TYPE could not be traced to RAW on at least one arm -- excluded (first-cut: walk columns from resolved_mt__ views or joined-in stitch columns are not yet inlined into the sampled queries). TRIMMED / BLANK_TO_NULL on trim / nullif columns = documented exception (staging trim rule retained by design), not a failure.</w:t>
       </w:r>
     </w:p>
     <w:p>
@@ -24606,7 +24606,7 @@
               <w:br/>
               <w:t xml:space="preserve">    select distinct RISK_OBJECT_HKEY as hkey from BAGIC_PREPROD_CURATED_DB.BGIL_DATA_MODEL.SAT_RISK_PERSON_TRAVEL</w:t>
               <w:br/>
-              <w:t xml:space="preserve">     where RECORD_SOURCE = 'OPUS_BJAZ_TRV_LOADER_DATA_MV'</w:t>
+              <w:t xml:space="preserve">     where RECORD_SOURCE = 'OPUS_BJAZ_TRV_LOADER_DATA'</w:t>
               <w:br/>
               <w:t xml:space="preserve">     order by hkey</w:t>
               <w:br/>
@@ -24632,7 +24632,7 @@
               <w:br/>
               <w:t xml:space="preserve">      from BAGIC_PREPROD_CURATED_DB.BGIL_DATA_MODEL.SAT_RISK_PERSON_TRAVEL</w:t>
               <w:br/>
-              <w:t xml:space="preserve">     where RECORD_SOURCE = 'OPUS_BJAZ_TRV_LOADER_DATA_MV'</w:t>
+              <w:t xml:space="preserve">     where RECORD_SOURCE = 'OPUS_BJAZ_TRV_LOADER_DATA'</w:t>
               <w:br/>
               <w:t xml:space="preserve">       and RISK_OBJECT_HKEY in (select hkey from s1)</w:t>
               <w:br/>
@@ -24664,7 +24664,7 @@
               <w:br/>
               <w:t xml:space="preserve">               to_varchar("PRJOURNEY") as TRIP_TYPE</w:t>
               <w:br/>
-              <w:t xml:space="preserve">          from BAGIC_PROD_MIRROR_DB.OPUS_GG_DWHSTAGE.BJAZ_TRV_LOADER_DATA_MV</w:t>
+              <w:t xml:space="preserve">          from BAGIC_PREPROD_CURATED_DB.UTILS.BJAZ_TRV_LOADER_DATA</w:t>
               <w:br/>
               <w:t xml:space="preserve">        union all</w:t>
               <w:br/>
@@ -24686,7 +24686,7 @@
               <w:br/>
               <w:t xml:space="preserve">               to_varchar("PRJOURNEY") as TRIP_TYPE</w:t>
               <w:br/>
-              <w:t xml:space="preserve">          from BAGIC_PROD_MIRROR_DB.OPUS_GG_DWHSTAGE.BJAZ_TRV_LOADER_DATA_MV</w:t>
+              <w:t xml:space="preserve">          from BAGIC_PREPROD_CURATED_DB.UTILS.BJAZ_TRV_LOADER_DATA</w:t>
               <w:br/>
               <w:t xml:space="preserve">        union all</w:t>
               <w:br/>
@@ -24708,7 +24708,7 @@
               <w:br/>
               <w:t xml:space="preserve">               to_varchar("PRJOURNEY") as TRIP_TYPE</w:t>
               <w:br/>
-              <w:t xml:space="preserve">          from BAGIC_PROD_MIRROR_DB.OPUS_GG_DWHSTAGE.BJAZ_TRV_LOADER_DATA_MV</w:t>
+              <w:t xml:space="preserve">          from BAGIC_PREPROD_CURATED_DB.UTILS.BJAZ_TRV_LOADER_DATA</w:t>
               <w:br/>
               <w:t xml:space="preserve">        union all</w:t>
               <w:br/>
@@ -24730,7 +24730,7 @@
               <w:br/>
               <w:t xml:space="preserve">               to_varchar("PRJOURNEY") as TRIP_TYPE</w:t>
               <w:br/>
-              <w:t xml:space="preserve">          from BAGIC_PROD_MIRROR_DB.OPUS_GG_DWHSTAGE.BJAZ_TRV_LOADER_DATA_MV</w:t>
+              <w:t xml:space="preserve">          from BAGIC_PREPROD_CURATED_DB.UTILS.BJAZ_TRV_LOADER_DATA</w:t>
               <w:br/>
               <w:t xml:space="preserve">        union all</w:t>
               <w:br/>
@@ -24752,7 +24752,7 @@
               <w:br/>
               <w:t xml:space="preserve">               to_varchar("PRJOURNEY") as TRIP_TYPE</w:t>
               <w:br/>
-              <w:t xml:space="preserve">          from BAGIC_PROD_MIRROR_DB.OPUS_GG_DWHSTAGE.BJAZ_TRV_LOADER_DATA_MV</w:t>
+              <w:t xml:space="preserve">          from BAGIC_PREPROD_CURATED_DB.UTILS.BJAZ_TRV_LOADER_DATA</w:t>
               <w:br/>
               <w:t xml:space="preserve">      )</w:t>
               <w:br/>
@@ -24936,7 +24936,7 @@
               <w:br/>
               <w:t xml:space="preserve">    select distinct RISK_OBJECT_HKEY as hkey from BAGIC_PREPROD_CURATED_DB.BGIL_DATA_MODEL.SAT_RISK_PERSON_TRAVEL</w:t>
               <w:br/>
-              <w:t xml:space="preserve">     where RECORD_SOURCE = 'OPUS_BJAZ_TRV_LOADER_LOG_TABLE_MV'</w:t>
+              <w:t xml:space="preserve">     where RECORD_SOURCE = 'OPUS_BJAZ_TRV_LOADER_LOG_TABLE'</w:t>
               <w:br/>
               <w:t xml:space="preserve">     order by hkey</w:t>
               <w:br/>
@@ -24954,7 +24954,7 @@
               <w:br/>
               <w:t xml:space="preserve">      from BAGIC_PREPROD_CURATED_DB.BGIL_DATA_MODEL.SAT_RISK_PERSON_TRAVEL</w:t>
               <w:br/>
-              <w:t xml:space="preserve">     where RECORD_SOURCE = 'OPUS_BJAZ_TRV_LOADER_LOG_TABLE_MV'</w:t>
+              <w:t xml:space="preserve">     where RECORD_SOURCE = 'OPUS_BJAZ_TRV_LOADER_LOG_TABLE'</w:t>
               <w:br/>
               <w:t xml:space="preserve">       and RISK_OBJECT_HKEY in (select hkey from s2)</w:t>
               <w:br/>
@@ -24968,7 +24968,7 @@
               <w:br/>
               <w:t xml:space="preserve">      from (</w:t>
               <w:br/>
-              <w:t xml:space="preserve">        -- via stg_travel__bjaz_trv_loader_log_table_mv</w:t>
+              <w:t xml:space="preserve">        -- via stg_travel__bjaz_trv_loader_log_table</w:t>
               <w:br/>
               <w:t xml:space="preserve">        select MD5_BINARY(NULLIF(UPPER(TRIM(CAST('HUB_RISK_OBJECT|' || ((nullif(trim(to_varchar("POLICYNUMBER")), ''))) AS VARCHAR))), '')) as hkey,</w:t>
               <w:br/>
@@ -24978,7 +24978,7 @@
               <w:br/>
               <w:t xml:space="preserve">               to_varchar("PAREAPLAN") as GEOGRAPHICAL_ZONE</w:t>
               <w:br/>
-              <w:t xml:space="preserve">          from BAGIC_PROD_MIRROR_DB.OPUS_GG_DWHSTAGE.BJAZ_TRV_LOADER_LOG_TABLE_MV</w:t>
+              <w:t xml:space="preserve">          from BAGIC_PREPROD_CURATED_DB.UTILS.BJAZ_TRV_LOADER_LOG_TABLE</w:t>
               <w:br/>
               <w:t xml:space="preserve">      )</w:t>
               <w:br/>
@@ -25046,7 +25046,7 @@
               <w:br/>
               <w:t xml:space="preserve">)</w:t>
               <w:br/>
-              <w:t xml:space="preserve">select 'OPUS' as project, 'SAT_RISK_PERSON_TRAVEL' as satellite, 'OPUS_BJAZ_TRV_LOADER_DATA_MV' as record_source,</w:t>
+              <w:t xml:space="preserve">select 'OPUS' as project, 'SAT_RISK_PERSON_TRAVEL' as satellite, 'OPUS_BJAZ_TRV_LOADER_DATA' as record_source,</w:t>
               <w:br/>
               <w:t xml:space="preserve">       column_name, raw_column, model_rule, count(*) as keys_compared,</w:t>
               <w:br/>
@@ -25086,7 +25086,7 @@
               <w:br/>
               <w:t xml:space="preserve">union all</w:t>
               <w:br/>
-              <w:t xml:space="preserve">select 'OPUS' as project, 'SAT_RISK_PERSON_TRAVEL' as satellite, 'OPUS_BJAZ_TRV_LOADER_LOG_TABLE_MV' as record_source,</w:t>
+              <w:t xml:space="preserve">select 'OPUS' as project, 'SAT_RISK_PERSON_TRAVEL' as satellite, 'OPUS_BJAZ_TRV_LOADER_LOG_TABLE' as record_source,</w:t>
               <w:br/>
               <w:t xml:space="preserve">       column_name, raw_column, model_rule, count(*) as keys_compared,</w:t>
               <w:br/>
@@ -25378,7 +25378,7 @@
         <w:t xml:space="preserve">Note: </w:t>
       </w:r>
       <w:r>
-        <w:t xml:space="preserve">augmented satellite, automate_dv.sat; PK PARTY_HKEY; 1 RECORD_SOURCE group(s): OPUS_BJAZ_TRV_LOADER_DATA_MV [1 col(s)]. TRIMMED / BLANK_TO_NULL on trim / nullif columns = documented exception (staging trim rule retained by design), not a failure.</w:t>
+        <w:t xml:space="preserve">augmented satellite, automate_dv.sat; PK PARTY_HKEY; 1 RECORD_SOURCE group(s): OPUS_BJAZ_TRV_LOADER_DATA [1 col(s)]. TRIMMED / BLANK_TO_NULL on trim / nullif columns = documented exception (staging trim rule retained by design), not a failure.</w:t>
       </w:r>
     </w:p>
     <w:p>
@@ -25413,7 +25413,7 @@
               <w:br/>
               <w:t xml:space="preserve">    select distinct PARTY_HKEY as hkey from BAGIC_PREPROD_CURATED_DB.BGIL_DATA_MODEL.SAT_AUG_COMMON_COMMUNICATION_PREFERENCE</w:t>
               <w:br/>
-              <w:t xml:space="preserve">     where RECORD_SOURCE = 'OPUS_BJAZ_TRV_LOADER_DATA_MV'</w:t>
+              <w:t xml:space="preserve">     where RECORD_SOURCE = 'OPUS_BJAZ_TRV_LOADER_DATA'</w:t>
               <w:br/>
               <w:t xml:space="preserve">     order by hkey</w:t>
               <w:br/>
@@ -25429,7 +25429,7 @@
               <w:br/>
               <w:t xml:space="preserve">      from BAGIC_PREPROD_CURATED_DB.BGIL_DATA_MODEL.SAT_AUG_COMMON_COMMUNICATION_PREFERENCE</w:t>
               <w:br/>
-              <w:t xml:space="preserve">     where RECORD_SOURCE = 'OPUS_BJAZ_TRV_LOADER_DATA_MV'</w:t>
+              <w:t xml:space="preserve">     where RECORD_SOURCE = 'OPUS_BJAZ_TRV_LOADER_DATA'</w:t>
               <w:br/>
               <w:t xml:space="preserve">       and PARTY_HKEY in (select hkey from s1)</w:t>
               <w:br/>
@@ -25443,7 +25443,7 @@
               <w:br/>
               <w:t xml:space="preserve">      from (</w:t>
               <w:br/>
-              <w:t xml:space="preserve">        -- via stg_travel__bjaz_trv_loader_data_mv</w:t>
+              <w:t xml:space="preserve">        -- via stg_travel__bjaz_trv_loader_data</w:t>
               <w:br/>
               <w:t xml:space="preserve">        select MD5_BINARY(NULLIF(UPPER(TRIM(CAST('HUB_PARTY|' || ((nullif(trim(to_varchar("PREMIUMPAYERID")), ''))) AS VARCHAR))), '')) as hkey,</w:t>
               <w:br/>
@@ -25451,7 +25451,7 @@
               <w:br/>
               <w:t xml:space="preserve">               to_varchar("CUSTCONSENT") as CUSTOMER_CONSENT_INDICATOR</w:t>
               <w:br/>
-              <w:t xml:space="preserve">          from BAGIC_PROD_MIRROR_DB.OPUS_GG_DWHSTAGE.BJAZ_TRV_LOADER_DATA_MV</w:t>
+              <w:t xml:space="preserve">          from BAGIC_PREPROD_CURATED_DB.UTILS.BJAZ_TRV_LOADER_DATA</w:t>
               <w:br/>
               <w:t xml:space="preserve">      )</w:t>
               <w:br/>
@@ -25491,7 +25491,7 @@
               <w:br/>
               <w:t xml:space="preserve">)</w:t>
               <w:br/>
-              <w:t xml:space="preserve">select 'OPUS' as project, 'SAT_AUG_COMMON_COMMUNICATION_PREFERENCE' as satellite, 'OPUS_BJAZ_TRV_LOADER_DATA_MV' as record_source,</w:t>
+              <w:t xml:space="preserve">select 'OPUS' as project, 'SAT_AUG_COMMON_COMMUNICATION_PREFERENCE' as satellite, 'OPUS_BJAZ_TRV_LOADER_DATA' as record_source,</w:t>
               <w:br/>
               <w:t xml:space="preserve">       column_name, raw_column, model_rule, count(*) as keys_compared,</w:t>
               <w:br/>
@@ -25783,7 +25783,7 @@
         <w:t xml:space="preserve">Note: </w:t>
       </w:r>
       <w:r>
-        <w:t xml:space="preserve">augmented satellite, sat_multi_source; PK COVERAGE_HKEY; 1 RECORD_SOURCE group(s): OPUS_BJAZ_TRV_PLAN_MV [2 col(s)]. stg2_aug_coverage_definition_bjaz_trv_plan_mv_eff_date: column(s) COVERAGE_SEQUENCE could not be traced to RAW on at least one arm -- excluded (first-cut: walk columns from resolved_mt__ views or joined-in stitch columns are not yet inlined into the sampled queries). TRIMMED / BLANK_TO_NULL on trim / nullif columns = documented exception (staging trim rule retained by design), not a failure.</w:t>
+        <w:t xml:space="preserve">augmented satellite, sat_multi_source; PK COVERAGE_HKEY; 1 RECORD_SOURCE group(s): OPUS_BJAZ_TRV_PLAN [2 col(s)]. stg2_aug_coverage_definition_bjaz_trv_plan_eff_date: column(s) COVERAGE_SEQUENCE could not be traced to RAW on at least one arm -- excluded (first-cut: walk columns from resolved_mt__ views or joined-in stitch columns are not yet inlined into the sampled queries). TRIMMED / BLANK_TO_NULL on trim / nullif columns = documented exception (staging trim rule retained by design), not a failure.</w:t>
       </w:r>
     </w:p>
     <w:p>
@@ -25818,7 +25818,7 @@
               <w:br/>
               <w:t xml:space="preserve">    select distinct COVERAGE_HKEY as hkey from BAGIC_PREPROD_CURATED_DB.BGIL_DATA_MODEL.SAT_AUG_COVERAGE_DEFINITION</w:t>
               <w:br/>
-              <w:t xml:space="preserve">     where RECORD_SOURCE = 'OPUS_BJAZ_TRV_PLAN_MV'</w:t>
+              <w:t xml:space="preserve">     where RECORD_SOURCE = 'OPUS_BJAZ_TRV_PLAN'</w:t>
               <w:br/>
               <w:t xml:space="preserve">     order by hkey</w:t>
               <w:br/>
@@ -25836,7 +25836,7 @@
               <w:br/>
               <w:t xml:space="preserve">      from BAGIC_PREPROD_CURATED_DB.BGIL_DATA_MODEL.SAT_AUG_COVERAGE_DEFINITION</w:t>
               <w:br/>
-              <w:t xml:space="preserve">     where RECORD_SOURCE = 'OPUS_BJAZ_TRV_PLAN_MV'</w:t>
+              <w:t xml:space="preserve">     where RECORD_SOURCE = 'OPUS_BJAZ_TRV_PLAN'</w:t>
               <w:br/>
               <w:t xml:space="preserve">       and COVERAGE_HKEY in (select hkey from s1)</w:t>
               <w:br/>
@@ -25850,7 +25850,7 @@
               <w:br/>
               <w:t xml:space="preserve">      from (</w:t>
               <w:br/>
-              <w:t xml:space="preserve">        -- via stg_travel__bjaz_trv_plan_mv</w:t>
+              <w:t xml:space="preserve">        -- via stg_travel__bjaz_trv_plan</w:t>
               <w:br/>
               <w:t xml:space="preserve">        select MD5_BINARY(NULLIF(UPPER(TRIM(CAST('HUB_COVERAGE|' || ((nullif(trim(to_varchar("COVER_CODE")), ''))) AS VARCHAR))), '')) as hkey,</w:t>
               <w:br/>
@@ -25860,11 +25860,11 @@
               <w:br/>
               <w:t xml:space="preserve">               cast(null as varchar) as COVERAGE_SEQUENCE</w:t>
               <w:br/>
-              <w:t xml:space="preserve">          from BAGIC_PROD_MIRROR_DB.OPUS_GG_DWHSTAGE.BJAZ_TRV_PLAN_MV</w:t>
+              <w:t xml:space="preserve">          from BAGIC_PREPROD_CURATED_DB.UTILS.BJAZ_TRV_PLAN</w:t>
               <w:br/>
               <w:t xml:space="preserve">        union all</w:t>
               <w:br/>
-              <w:t xml:space="preserve">        -- via stg_travel__bjaz_trv_plan_mv</w:t>
+              <w:t xml:space="preserve">        -- via stg_travel__bjaz_trv_plan</w:t>
               <w:br/>
               <w:t xml:space="preserve">        select MD5_BINARY(NULLIF(UPPER(TRIM(CAST('HUB_COVERAGE|' || ((nullif(trim(to_varchar("COVER_CODE")), ''))) AS VARCHAR))), '')) as hkey,</w:t>
               <w:br/>
@@ -25874,7 +25874,7 @@
               <w:br/>
               <w:t xml:space="preserve">               to_varchar("SEQUENCE_COVERS") as COVERAGE_SEQUENCE</w:t>
               <w:br/>
-              <w:t xml:space="preserve">          from BAGIC_PROD_MIRROR_DB.OPUS_GG_DWHSTAGE.BJAZ_TRV_PLAN_MV</w:t>
+              <w:t xml:space="preserve">          from BAGIC_PREPROD_CURATED_DB.UTILS.BJAZ_TRV_PLAN</w:t>
               <w:br/>
               <w:t xml:space="preserve">      )</w:t>
               <w:br/>
@@ -25942,7 +25942,7 @@
               <w:br/>
               <w:t xml:space="preserve">)</w:t>
               <w:br/>
-              <w:t xml:space="preserve">select 'OPUS' as project, 'SAT_AUG_COVERAGE_DEFINITION' as satellite, 'OPUS_BJAZ_TRV_PLAN_MV' as record_source,</w:t>
+              <w:t xml:space="preserve">select 'OPUS' as project, 'SAT_AUG_COVERAGE_DEFINITION' as satellite, 'OPUS_BJAZ_TRV_PLAN' as record_source,</w:t>
               <w:br/>
               <w:t xml:space="preserve">       column_name, raw_column, model_rule, count(*) as keys_compared,</w:t>
               <w:br/>
@@ -26234,7 +26234,7 @@
         <w:t xml:space="preserve">Note: </w:t>
       </w:r>
       <w:r>
-        <w:t xml:space="preserve">augmented satellite, sat_multi_source; PK COVERAGE_HKEY; 1 RECORD_SOURCE group(s): OPUS_BJAZ_TRV_PLAN_MV [3 col(s)]. stg2_aug_coverage_limits_bjaz_trv_plan_mv_currency: column(s) DEDUCTIBLE_DESCRIPTION, LIMIT_DESCRIPTION could not be traced to RAW on at least one arm -- excluded (first-cut: walk columns from resolved_mt__ views or joined-in stitch columns are not yet inlined into the sampled queries). stg2_aug_coverage_limits_bjaz_trv_plan_mv_deductible_desc: column(s) LIMIT_DESCRIPTION could not be traced to RAW on at least one arm -- excluded (first-cut: walk columns from resolved_mt__ views or joined-in stitch columns are not yet inlined into the sampled queries). TRIMMED / BLANK_TO_NULL on trim / nullif columns = documented exception (staging trim rule retained by design), not a failure.</w:t>
+        <w:t xml:space="preserve">augmented satellite, sat_multi_source; PK COVERAGE_HKEY; 1 RECORD_SOURCE group(s): OPUS_BJAZ_TRV_PLAN [3 col(s)]. stg2_aug_coverage_limits_bjaz_trv_plan_currency: column(s) DEDUCTIBLE_DESCRIPTION, LIMIT_DESCRIPTION could not be traced to RAW on at least one arm -- excluded (first-cut: walk columns from resolved_mt__ views or joined-in stitch columns are not yet inlined into the sampled queries). stg2_aug_coverage_limits_bjaz_trv_plan_deductible_desc: column(s) LIMIT_DESCRIPTION could not be traced to RAW on at least one arm -- excluded (first-cut: walk columns from resolved_mt__ views or joined-in stitch columns are not yet inlined into the sampled queries). TRIMMED / BLANK_TO_NULL on trim / nullif columns = documented exception (staging trim rule retained by design), not a failure.</w:t>
       </w:r>
     </w:p>
     <w:p>
@@ -26269,7 +26269,7 @@
               <w:br/>
               <w:t xml:space="preserve">    select distinct COVERAGE_HKEY as hkey from BAGIC_PREPROD_CURATED_DB.BGIL_DATA_MODEL.SAT_AUG_COVERAGE_LIMITS</w:t>
               <w:br/>
-              <w:t xml:space="preserve">     where RECORD_SOURCE = 'OPUS_BJAZ_TRV_PLAN_MV'</w:t>
+              <w:t xml:space="preserve">     where RECORD_SOURCE = 'OPUS_BJAZ_TRV_PLAN'</w:t>
               <w:br/>
               <w:t xml:space="preserve">     order by hkey</w:t>
               <w:br/>
@@ -26289,7 +26289,7 @@
               <w:br/>
               <w:t xml:space="preserve">      from BAGIC_PREPROD_CURATED_DB.BGIL_DATA_MODEL.SAT_AUG_COVERAGE_LIMITS</w:t>
               <w:br/>
-              <w:t xml:space="preserve">     where RECORD_SOURCE = 'OPUS_BJAZ_TRV_PLAN_MV'</w:t>
+              <w:t xml:space="preserve">     where RECORD_SOURCE = 'OPUS_BJAZ_TRV_PLAN'</w:t>
               <w:br/>
               <w:t xml:space="preserve">       and COVERAGE_HKEY in (select hkey from s1)</w:t>
               <w:br/>
@@ -26303,7 +26303,7 @@
               <w:br/>
               <w:t xml:space="preserve">      from (</w:t>
               <w:br/>
-              <w:t xml:space="preserve">        -- via stg_travel__bjaz_trv_plan_mv</w:t>
+              <w:t xml:space="preserve">        -- via stg_travel__bjaz_trv_plan</w:t>
               <w:br/>
               <w:t xml:space="preserve">        select MD5_BINARY(NULLIF(UPPER(TRIM(CAST('HUB_COVERAGE|' || ((nullif(trim(to_varchar("COVER_CODE")), ''))) AS VARCHAR))), '')) as hkey,</w:t>
               <w:br/>
@@ -26315,11 +26315,11 @@
               <w:br/>
               <w:t xml:space="preserve">               cast(null as varchar) as LIMIT_DESCRIPTION</w:t>
               <w:br/>
-              <w:t xml:space="preserve">          from BAGIC_PROD_MIRROR_DB.OPUS_GG_DWHSTAGE.BJAZ_TRV_PLAN_MV</w:t>
+              <w:t xml:space="preserve">          from BAGIC_PREPROD_CURATED_DB.UTILS.BJAZ_TRV_PLAN</w:t>
               <w:br/>
               <w:t xml:space="preserve">        union all</w:t>
               <w:br/>
-              <w:t xml:space="preserve">        -- via stg_travel__bjaz_trv_plan_mv</w:t>
+              <w:t xml:space="preserve">        -- via stg_travel__bjaz_trv_plan</w:t>
               <w:br/>
               <w:t xml:space="preserve">        select MD5_BINARY(NULLIF(UPPER(TRIM(CAST('HUB_COVERAGE|' || ((nullif(trim(to_varchar("COVER_CODE")), ''))) AS VARCHAR))), '')) as hkey,</w:t>
               <w:br/>
@@ -26331,11 +26331,11 @@
               <w:br/>
               <w:t xml:space="preserve">               cast(null as varchar) as LIMIT_DESCRIPTION</w:t>
               <w:br/>
-              <w:t xml:space="preserve">          from BAGIC_PROD_MIRROR_DB.OPUS_GG_DWHSTAGE.BJAZ_TRV_PLAN_MV</w:t>
+              <w:t xml:space="preserve">          from BAGIC_PREPROD_CURATED_DB.UTILS.BJAZ_TRV_PLAN</w:t>
               <w:br/>
               <w:t xml:space="preserve">        union all</w:t>
               <w:br/>
-              <w:t xml:space="preserve">        -- via stg_travel__bjaz_trv_plan_mv</w:t>
+              <w:t xml:space="preserve">        -- via stg_travel__bjaz_trv_plan</w:t>
               <w:br/>
               <w:t xml:space="preserve">        select MD5_BINARY(NULLIF(UPPER(TRIM(CAST('HUB_COVERAGE|' || ((nullif(trim(to_varchar("COVER_CODE")), ''))) AS VARCHAR))), '')) as hkey,</w:t>
               <w:br/>
@@ -26347,7 +26347,7 @@
               <w:br/>
               <w:t xml:space="preserve">               to_varchar("LIMIT_DESC") as LIMIT_DESCRIPTION</w:t>
               <w:br/>
-              <w:t xml:space="preserve">          from BAGIC_PROD_MIRROR_DB.OPUS_GG_DWHSTAGE.BJAZ_TRV_PLAN_MV</w:t>
+              <w:t xml:space="preserve">          from BAGIC_PREPROD_CURATED_DB.UTILS.BJAZ_TRV_PLAN</w:t>
               <w:br/>
               <w:t xml:space="preserve">      )</w:t>
               <w:br/>
@@ -26443,7 +26443,7 @@
               <w:br/>
               <w:t xml:space="preserve">)</w:t>
               <w:br/>
-              <w:t xml:space="preserve">select 'OPUS' as project, 'SAT_AUG_COVERAGE_LIMITS' as satellite, 'OPUS_BJAZ_TRV_PLAN_MV' as record_source,</w:t>
+              <w:t xml:space="preserve">select 'OPUS' as project, 'SAT_AUG_COVERAGE_LIMITS' as satellite, 'OPUS_BJAZ_TRV_PLAN' as record_source,</w:t>
               <w:br/>
               <w:t xml:space="preserve">       column_name, raw_column, model_rule, count(*) as keys_compared,</w:t>
               <w:br/>
@@ -26735,7 +26735,7 @@
         <w:t xml:space="preserve">Note: </w:t>
       </w:r>
       <w:r>
-        <w:t xml:space="preserve">augmented satellite, sat_multi_source; PK COVERAGE_HKEY; 2 RECORD_SOURCE group(s): OPUS_BJAZ_TRV_RIDER_RATE_MAST_MV [4 col(s)], OPUS_BJAZ_TRV_RIDER_DTLS_MV [1 col(s)]. stg2_aug_coverage_rating_bjaz_trv_rider_rate_mast_mv_nb_prm_excluding_st: column(s) EXTENSION_PREMIUM_EXCLUDING_ST, MINIMUM_EXTENSION_PREMIUM, MINIMUM_NEW_BUSINESS_PREMIUM, RIDER_PREMIUM could not be traced to RAW on at least one arm -- excluded (first-cut: walk columns from resolved_mt__ views or joined-in stitch columns are not yet inlined into the sampled queries). stg2_aug_coverage_rating_bjaz_trv_rider_rate_mast_mv_extn_prm_excluding_st: column(s) MINIMUM_EXTENSION_PREMIUM, MINIMUM_NEW_BUSINESS_PREMIUM, RIDER_PREMIUM could not be traced to RAW on at least one arm -- excluded (first-cut: walk columns from resolved_mt__ views or joined-in stitch columns are not yet inlined into the sampled queries). stg2_aug_coverage_rating_bjaz_trv_rider_rate_mast_mv_min_extn_prm: column(s) MINIMUM_NEW_BUSINESS_PREMIUM, RIDER_PREMIUM could not be traced to RAW on at least one arm -- excluded (first-cut: walk columns from resolved_mt__ views or joined-in stitch columns are not yet inlined into the sampled queries). stg2_aug_coverage_rating_bjaz_trv_rider_rate_mast_mv_min_nb_prm: column(s) RIDER_PREMIUM could not be traced to RAW on at least one arm -- excluded (first-cut: walk columns from resolved_mt__ views or joined-in stitch columns are not yet inlined into the sampled queries). stg2_aug_coverage_rating_bjaz_trv_rider_dtls_mv_rider_premium: column(s) EXTENSION_PREMIUM_EXCLUDING_ST, MINIMUM_EXTENSION_PREMIUM, MINIMUM_NEW_BUSINESS_PREMIUM, NEW_BUSINESS_PREMIUM_EXCLUDING_ST could not be traced to RAW on at least one arm -- excluded (first-cut: walk columns from resolved_mt__ views or joined-in stitch columns are not yet inlined into the sampled queries). TRIMMED / BLANK_TO_NULL on trim / nullif columns = documented exception (staging trim rule retained by design), not a failure.</w:t>
+        <w:t xml:space="preserve">augmented satellite, sat_multi_source; PK COVERAGE_HKEY; 2 RECORD_SOURCE group(s): OPUS_BJAZ_TRV_RIDER_RATE_MAST [4 col(s)], OPUS_BJAZ_TRV_RIDER_DTLS [1 col(s)]. stg2_aug_coverage_rating_bjaz_trv_rider_rate_mast_nb_prm_excluding_st: column(s) EXTENSION_PREMIUM_EXCLUDING_ST, MINIMUM_EXTENSION_PREMIUM, MINIMUM_NEW_BUSINESS_PREMIUM, RIDER_PREMIUM could not be traced to RAW on at least one arm -- excluded (first-cut: walk columns from resolved_mt__ views or joined-in stitch columns are not yet inlined into the sampled queries). stg2_aug_coverage_rating_bjaz_trv_rider_rate_mast_extn_prm_excluding_st: column(s) MINIMUM_EXTENSION_PREMIUM, MINIMUM_NEW_BUSINESS_PREMIUM, RIDER_PREMIUM could not be traced to RAW on at least one arm -- excluded (first-cut: walk columns from resolved_mt__ views or joined-in stitch columns are not yet inlined into the sampled queries). stg2_aug_coverage_rating_bjaz_trv_rider_rate_mast_min_extn_prm: column(s) MINIMUM_NEW_BUSINESS_PREMIUM, RIDER_PREMIUM could not be traced to RAW on at least one arm -- excluded (first-cut: walk columns from resolved_mt__ views or joined-in stitch columns are not yet inlined into the sampled queries). stg2_aug_coverage_rating_bjaz_trv_rider_rate_mast_min_nb_prm: column(s) RIDER_PREMIUM could not be traced to RAW on at least one arm -- excluded (first-cut: walk columns from resolved_mt__ views or joined-in stitch columns are not yet inlined into the sampled queries). stg2_aug_coverage_rating_bjaz_trv_rider_dtls_rider_premium: column(s) EXTENSION_PREMIUM_EXCLUDING_ST, MINIMUM_EXTENSION_PREMIUM, MINIMUM_NEW_BUSINESS_PREMIUM, NEW_BUSINESS_PREMIUM_EXCLUDING_ST could not be traced to RAW on at least one arm -- excluded (first-cut: walk columns from resolved_mt__ views or joined-in stitch columns are not yet inlined into the sampled queries). TRIMMED / BLANK_TO_NULL on trim / nullif columns = documented exception (staging trim rule retained by design), not a failure.</w:t>
       </w:r>
     </w:p>
     <w:p>
@@ -26770,7 +26770,7 @@
               <w:br/>
               <w:t xml:space="preserve">    select distinct COVERAGE_HKEY as hkey from BAGIC_PREPROD_CURATED_DB.BGIL_DATA_MODEL.SAT_AUG_COVERAGE_RATING</w:t>
               <w:br/>
-              <w:t xml:space="preserve">     where RECORD_SOURCE = 'OPUS_BJAZ_TRV_RIDER_RATE_MAST_MV'</w:t>
+              <w:t xml:space="preserve">     where RECORD_SOURCE = 'OPUS_BJAZ_TRV_RIDER_RATE_MAST'</w:t>
               <w:br/>
               <w:t xml:space="preserve">     order by hkey</w:t>
               <w:br/>
@@ -26792,7 +26792,7 @@
               <w:br/>
               <w:t xml:space="preserve">      from BAGIC_PREPROD_CURATED_DB.BGIL_DATA_MODEL.SAT_AUG_COVERAGE_RATING</w:t>
               <w:br/>
-              <w:t xml:space="preserve">     where RECORD_SOURCE = 'OPUS_BJAZ_TRV_RIDER_RATE_MAST_MV'</w:t>
+              <w:t xml:space="preserve">     where RECORD_SOURCE = 'OPUS_BJAZ_TRV_RIDER_RATE_MAST'</w:t>
               <w:br/>
               <w:t xml:space="preserve">       and COVERAGE_HKEY in (select hkey from s1)</w:t>
               <w:br/>
@@ -26806,7 +26806,7 @@
               <w:br/>
               <w:t xml:space="preserve">      from (</w:t>
               <w:br/>
-              <w:t xml:space="preserve">        -- via stg_travel__bjaz_trv_rider_rate_mast_mv</w:t>
+              <w:t xml:space="preserve">        -- via stg_travel__bjaz_trv_rider_rate_mast</w:t>
               <w:br/>
               <w:t xml:space="preserve">        select MD5_BINARY(NULLIF(UPPER(TRIM(CAST('HUB_COVERAGE|' || ((nullif(trim(to_varchar("RIDER_SEQ_NO")), ''))) AS VARCHAR))), '')) as hkey,</w:t>
               <w:br/>
@@ -26820,11 +26820,11 @@
               <w:br/>
               <w:t xml:space="preserve">               cast(null as varchar) as MINIMUM_NEW_BUSINESS_PREMIUM</w:t>
               <w:br/>
-              <w:t xml:space="preserve">          from BAGIC_PROD_MIRROR_DB.OPUS_GG_DWHSTAGE.BJAZ_TRV_RIDER_RATE_MAST_MV</w:t>
+              <w:t xml:space="preserve">          from BAGIC_PREPROD_CURATED_DB.UTILS.BJAZ_TRV_RIDER_RATE_MAST</w:t>
               <w:br/>
               <w:t xml:space="preserve">        union all</w:t>
               <w:br/>
-              <w:t xml:space="preserve">        -- via stg_travel__bjaz_trv_rider_rate_mast_mv</w:t>
+              <w:t xml:space="preserve">        -- via stg_travel__bjaz_trv_rider_rate_mast</w:t>
               <w:br/>
               <w:t xml:space="preserve">        select MD5_BINARY(NULLIF(UPPER(TRIM(CAST('HUB_COVERAGE|' || ((nullif(trim(to_varchar("RIDER_SEQ_NO")), ''))) AS VARCHAR))), '')) as hkey,</w:t>
               <w:br/>
@@ -26838,11 +26838,11 @@
               <w:br/>
               <w:t xml:space="preserve">               cast(null as varchar) as MINIMUM_NEW_BUSINESS_PREMIUM</w:t>
               <w:br/>
-              <w:t xml:space="preserve">          from BAGIC_PROD_MIRROR_DB.OPUS_GG_DWHSTAGE.BJAZ_TRV_RIDER_RATE_MAST_MV</w:t>
+              <w:t xml:space="preserve">          from BAGIC_PREPROD_CURATED_DB.UTILS.BJAZ_TRV_RIDER_RATE_MAST</w:t>
               <w:br/>
               <w:t xml:space="preserve">        union all</w:t>
               <w:br/>
-              <w:t xml:space="preserve">        -- via stg_travel__bjaz_trv_rider_rate_mast_mv</w:t>
+              <w:t xml:space="preserve">        -- via stg_travel__bjaz_trv_rider_rate_mast</w:t>
               <w:br/>
               <w:t xml:space="preserve">        select MD5_BINARY(NULLIF(UPPER(TRIM(CAST('HUB_COVERAGE|' || ((nullif(trim(to_varchar("RIDER_SEQ_NO")), ''))) AS VARCHAR))), '')) as hkey,</w:t>
               <w:br/>
@@ -26856,11 +26856,11 @@
               <w:br/>
               <w:t xml:space="preserve">               cast(null as varchar) as MINIMUM_NEW_BUSINESS_PREMIUM</w:t>
               <w:br/>
-              <w:t xml:space="preserve">          from BAGIC_PROD_MIRROR_DB.OPUS_GG_DWHSTAGE.BJAZ_TRV_RIDER_RATE_MAST_MV</w:t>
+              <w:t xml:space="preserve">          from BAGIC_PREPROD_CURATED_DB.UTILS.BJAZ_TRV_RIDER_RATE_MAST</w:t>
               <w:br/>
               <w:t xml:space="preserve">        union all</w:t>
               <w:br/>
-              <w:t xml:space="preserve">        -- via stg_travel__bjaz_trv_rider_rate_mast_mv</w:t>
+              <w:t xml:space="preserve">        -- via stg_travel__bjaz_trv_rider_rate_mast</w:t>
               <w:br/>
               <w:t xml:space="preserve">        select MD5_BINARY(NULLIF(UPPER(TRIM(CAST('HUB_COVERAGE|' || ((nullif(trim(to_varchar("RIDER_SEQ_NO")), ''))) AS VARCHAR))), '')) as hkey,</w:t>
               <w:br/>
@@ -26874,7 +26874,7 @@
               <w:br/>
               <w:t xml:space="preserve">               to_varchar("MIN_NB_PRM") as MINIMUM_NEW_BUSINESS_PREMIUM</w:t>
               <w:br/>
-              <w:t xml:space="preserve">          from BAGIC_PROD_MIRROR_DB.OPUS_GG_DWHSTAGE.BJAZ_TRV_RIDER_RATE_MAST_MV</w:t>
+              <w:t xml:space="preserve">          from BAGIC_PREPROD_CURATED_DB.UTILS.BJAZ_TRV_RIDER_RATE_MAST</w:t>
               <w:br/>
               <w:t xml:space="preserve">      )</w:t>
               <w:br/>
@@ -27002,7 +27002,7 @@
               <w:br/>
               <w:t xml:space="preserve">    select distinct COVERAGE_HKEY as hkey from BAGIC_PREPROD_CURATED_DB.BGIL_DATA_MODEL.SAT_AUG_COVERAGE_RATING</w:t>
               <w:br/>
-              <w:t xml:space="preserve">     where RECORD_SOURCE = 'OPUS_BJAZ_TRV_RIDER_DTLS_MV'</w:t>
+              <w:t xml:space="preserve">     where RECORD_SOURCE = 'OPUS_BJAZ_TRV_RIDER_DTLS'</w:t>
               <w:br/>
               <w:t xml:space="preserve">     order by hkey</w:t>
               <w:br/>
@@ -27018,7 +27018,7 @@
               <w:br/>
               <w:t xml:space="preserve">      from BAGIC_PREPROD_CURATED_DB.BGIL_DATA_MODEL.SAT_AUG_COVERAGE_RATING</w:t>
               <w:br/>
-              <w:t xml:space="preserve">     where RECORD_SOURCE = 'OPUS_BJAZ_TRV_RIDER_DTLS_MV'</w:t>
+              <w:t xml:space="preserve">     where RECORD_SOURCE = 'OPUS_BJAZ_TRV_RIDER_DTLS'</w:t>
               <w:br/>
               <w:t xml:space="preserve">       and COVERAGE_HKEY in (select hkey from s2)</w:t>
               <w:br/>
@@ -27032,7 +27032,7 @@
               <w:br/>
               <w:t xml:space="preserve">      from (</w:t>
               <w:br/>
-              <w:t xml:space="preserve">        -- via stg_travel__bjaz_trv_rider_dtls_mv</w:t>
+              <w:t xml:space="preserve">        -- via stg_travel__bjaz_trv_rider_dtls</w:t>
               <w:br/>
               <w:t xml:space="preserve">        select MD5_BINARY(NULLIF(UPPER(TRIM(CAST('HUB_COVERAGE|' || ((nullif(trim(to_varchar("RIDER_NO")), ''))) AS VARCHAR))), '')) as hkey,</w:t>
               <w:br/>
@@ -27040,7 +27040,7 @@
               <w:br/>
               <w:t xml:space="preserve">               to_varchar("RIDER_PREMIUM") as RIDER_PREMIUM</w:t>
               <w:br/>
-              <w:t xml:space="preserve">          from BAGIC_PROD_MIRROR_DB.OPUS_GG_DWHSTAGE.BJAZ_TRV_RIDER_DTLS_MV</w:t>
+              <w:t xml:space="preserve">          from BAGIC_PREPROD_CURATED_DB.UTILS.BJAZ_TRV_RIDER_DTLS</w:t>
               <w:br/>
               <w:t xml:space="preserve">      )</w:t>
               <w:br/>
@@ -27080,7 +27080,7 @@
               <w:br/>
               <w:t xml:space="preserve">)</w:t>
               <w:br/>
-              <w:t xml:space="preserve">select 'OPUS' as project, 'SAT_AUG_COVERAGE_RATING' as satellite, 'OPUS_BJAZ_TRV_RIDER_RATE_MAST_MV' as record_source,</w:t>
+              <w:t xml:space="preserve">select 'OPUS' as project, 'SAT_AUG_COVERAGE_RATING' as satellite, 'OPUS_BJAZ_TRV_RIDER_RATE_MAST' as record_source,</w:t>
               <w:br/>
               <w:t xml:space="preserve">       column_name, raw_column, model_rule, count(*) as keys_compared,</w:t>
               <w:br/>
@@ -27120,7 +27120,7 @@
               <w:br/>
               <w:t xml:space="preserve">union all</w:t>
               <w:br/>
-              <w:t xml:space="preserve">select 'OPUS' as project, 'SAT_AUG_COVERAGE_RATING' as satellite, 'OPUS_BJAZ_TRV_RIDER_DTLS_MV' as record_source,</w:t>
+              <w:t xml:space="preserve">select 'OPUS' as project, 'SAT_AUG_COVERAGE_RATING' as satellite, 'OPUS_BJAZ_TRV_RIDER_DTLS' as record_source,</w:t>
               <w:br/>
               <w:t xml:space="preserve">       column_name, raw_column, model_rule, count(*) as keys_compared,</w:t>
               <w:br/>
@@ -27412,7 +27412,7 @@
         <w:t xml:space="preserve">Note: </w:t>
       </w:r>
       <w:r>
-        <w:t xml:space="preserve">augmented satellite, sat_multi_source; PK FINANCIAL_TRANSACTION_HKEY; 3 RECORD_SOURCE group(s): OPUS_BA_TRV_DATA_POLICY_DTLS_MV [2 col(s)], OPUS_BJAZ_TRV_LOADER_DATA_MV [1 col(s)], OPUS_BJAZ_TRV_LOADER_LOG_TABLE_MV [1 col(s)]. stg2_aug_fintxn_premium_ba_trv_data_policy_dtls_mv_sp_discount_per: column(s) SPECIAL_DISCOUNT_AMOUNT could not be traced to RAW on at least one arm -- excluded (first-cut: walk columns from resolved_mt__ views or joined-in stitch columns are not yet inlined into the sampled queries). stg2_aug_fintxn_premium_bjaz_trv_loader_data_mv_spdiscount: column(s) SPECIAL_DISCOUNT_PERCENTAGE could not be traced to RAW on at least one arm -- excluded (first-cut: walk columns from resolved_mt__ views or joined-in stitch columns are not yet inlined into the sampled queries). stg2_aug_fintxn_premium_bjaz_trv_loader_log_table_mv_spdiscount: column(s) SPECIAL_DISCOUNT_PERCENTAGE could not be traced to RAW on at least one arm -- excluded (first-cut: walk columns from resolved_mt__ views or joined-in stitch columns are not yet inlined into the sampled queries). TRIMMED / BLANK_TO_NULL on trim / nullif columns = documented exception (staging trim rule retained by design), not a failure.</w:t>
+        <w:t xml:space="preserve">augmented satellite, sat_multi_source; PK FINANCIAL_TRANSACTION_HKEY; 3 RECORD_SOURCE group(s): OPUS_BA_TRV_DATA_POLICY_DTLS [2 col(s)], OPUS_BJAZ_TRV_LOADER_DATA [1 col(s)], OPUS_BJAZ_TRV_LOADER_LOG_TABLE [1 col(s)]. stg2_aug_fintxn_premium_ba_trv_data_policy_dtls_sp_discount_per: column(s) SPECIAL_DISCOUNT_AMOUNT could not be traced to RAW on at least one arm -- excluded (first-cut: walk columns from resolved_mt__ views or joined-in stitch columns are not yet inlined into the sampled queries). stg2_aug_fintxn_premium_bjaz_trv_loader_data_spdiscount: column(s) SPECIAL_DISCOUNT_PERCENTAGE could not be traced to RAW on at least one arm -- excluded (first-cut: walk columns from resolved_mt__ views or joined-in stitch columns are not yet inlined into the sampled queries). stg2_aug_fintxn_premium_bjaz_trv_loader_log_table_spdiscount: column(s) SPECIAL_DISCOUNT_PERCENTAGE could not be traced to RAW on at least one arm -- excluded (first-cut: walk columns from resolved_mt__ views or joined-in stitch columns are not yet inlined into the sampled queries). TRIMMED / BLANK_TO_NULL on trim / nullif columns = documented exception (staging trim rule retained by design), not a failure.</w:t>
       </w:r>
     </w:p>
     <w:p>
@@ -27447,7 +27447,7 @@
               <w:br/>
               <w:t xml:space="preserve">    select distinct FINANCIAL_TRANSACTION_HKEY as hkey from BAGIC_PREPROD_CURATED_DB.BGIL_DATA_MODEL.SAT_AUG_FINTXN_PREMIUM</w:t>
               <w:br/>
-              <w:t xml:space="preserve">     where RECORD_SOURCE = 'OPUS_BA_TRV_DATA_POLICY_DTLS_MV'</w:t>
+              <w:t xml:space="preserve">     where RECORD_SOURCE = 'OPUS_BA_TRV_DATA_POLICY_DTLS'</w:t>
               <w:br/>
               <w:t xml:space="preserve">     order by hkey</w:t>
               <w:br/>
@@ -27465,7 +27465,7 @@
               <w:br/>
               <w:t xml:space="preserve">      from BAGIC_PREPROD_CURATED_DB.BGIL_DATA_MODEL.SAT_AUG_FINTXN_PREMIUM</w:t>
               <w:br/>
-              <w:t xml:space="preserve">     where RECORD_SOURCE = 'OPUS_BA_TRV_DATA_POLICY_DTLS_MV'</w:t>
+              <w:t xml:space="preserve">     where RECORD_SOURCE = 'OPUS_BA_TRV_DATA_POLICY_DTLS'</w:t>
               <w:br/>
               <w:t xml:space="preserve">       and FINANCIAL_TRANSACTION_HKEY in (select hkey from s1)</w:t>
               <w:br/>
@@ -27479,7 +27479,7 @@
               <w:br/>
               <w:t xml:space="preserve">      from (</w:t>
               <w:br/>
-              <w:t xml:space="preserve">        -- via stg_travel__ba_trv_data_policy_dtls_mv</w:t>
+              <w:t xml:space="preserve">        -- via stg_travel__ba_trv_data_policy_dtls</w:t>
               <w:br/>
               <w:t xml:space="preserve">        select MD5_BINARY(NULLIF(UPPER(TRIM(CAST('HUB_FINANCIAL_TRANSACTION|' || ((nullif(trim(to_varchar("TRANSACTION_ID")), ''))) AS VARCHAR))), '')) as hkey,</w:t>
               <w:br/>
@@ -27489,11 +27489,11 @@
               <w:br/>
               <w:t xml:space="preserve">               cast(null as varchar) as SPECIAL_DISCOUNT_AMOUNT</w:t>
               <w:br/>
-              <w:t xml:space="preserve">          from BAGIC_PROD_MIRROR_DB.OPUS_GG_DWHSTAGE.BA_TRV_DATA_POLICY_DTLS_MV</w:t>
+              <w:t xml:space="preserve">          from BAGIC_PREPROD_CURATED_DB.UTILS.BA_TRV_DATA_POLICY_DTLS</w:t>
               <w:br/>
               <w:t xml:space="preserve">        union all</w:t>
               <w:br/>
-              <w:t xml:space="preserve">        -- via stg_travel__ba_trv_data_policy_dtls_mv</w:t>
+              <w:t xml:space="preserve">        -- via stg_travel__ba_trv_data_policy_dtls</w:t>
               <w:br/>
               <w:t xml:space="preserve">        select MD5_BINARY(NULLIF(UPPER(TRIM(CAST('HUB_FINANCIAL_TRANSACTION|' || ((nullif(trim(to_varchar("TRANSACTION_ID")), ''))) AS VARCHAR))), '')) as hkey,</w:t>
               <w:br/>
@@ -27503,7 +27503,7 @@
               <w:br/>
               <w:t xml:space="preserve">               to_varchar("SP_DISCOUNT_AMT") as SPECIAL_DISCOUNT_AMOUNT</w:t>
               <w:br/>
-              <w:t xml:space="preserve">          from BAGIC_PROD_MIRROR_DB.OPUS_GG_DWHSTAGE.BA_TRV_DATA_POLICY_DTLS_MV</w:t>
+              <w:t xml:space="preserve">          from BAGIC_PREPROD_CURATED_DB.UTILS.BA_TRV_DATA_POLICY_DTLS</w:t>
               <w:br/>
               <w:t xml:space="preserve">      )</w:t>
               <w:br/>
@@ -27575,7 +27575,7 @@
               <w:br/>
               <w:t xml:space="preserve">    select distinct FINANCIAL_TRANSACTION_HKEY as hkey from BAGIC_PREPROD_CURATED_DB.BGIL_DATA_MODEL.SAT_AUG_FINTXN_PREMIUM</w:t>
               <w:br/>
-              <w:t xml:space="preserve">     where RECORD_SOURCE = 'OPUS_BJAZ_TRV_LOADER_DATA_MV'</w:t>
+              <w:t xml:space="preserve">     where RECORD_SOURCE = 'OPUS_BJAZ_TRV_LOADER_DATA'</w:t>
               <w:br/>
               <w:t xml:space="preserve">     order by hkey</w:t>
               <w:br/>
@@ -27591,7 +27591,7 @@
               <w:br/>
               <w:t xml:space="preserve">      from BAGIC_PREPROD_CURATED_DB.BGIL_DATA_MODEL.SAT_AUG_FINTXN_PREMIUM</w:t>
               <w:br/>
-              <w:t xml:space="preserve">     where RECORD_SOURCE = 'OPUS_BJAZ_TRV_LOADER_DATA_MV'</w:t>
+              <w:t xml:space="preserve">     where RECORD_SOURCE = 'OPUS_BJAZ_TRV_LOADER_DATA'</w:t>
               <w:br/>
               <w:t xml:space="preserve">       and FINANCIAL_TRANSACTION_HKEY in (select hkey from s2)</w:t>
               <w:br/>
@@ -27605,7 +27605,7 @@
               <w:br/>
               <w:t xml:space="preserve">      from (</w:t>
               <w:br/>
-              <w:t xml:space="preserve">        -- via stg_travel__bjaz_trv_loader_data_mv</w:t>
+              <w:t xml:space="preserve">        -- via stg_travel__bjaz_trv_loader_data</w:t>
               <w:br/>
               <w:t xml:space="preserve">        select MD5_BINARY(NULLIF(UPPER(TRIM(CAST('HUB_FINANCIAL_TRANSACTION|' || ((nullif(trim(to_varchar("TRANSACTIONID")), ''))) AS VARCHAR))), '')) as hkey,</w:t>
               <w:br/>
@@ -27613,7 +27613,7 @@
               <w:br/>
               <w:t xml:space="preserve">               to_varchar("SPDISCOUNT") as SPECIAL_DISCOUNT_AMOUNT</w:t>
               <w:br/>
-              <w:t xml:space="preserve">          from BAGIC_PROD_MIRROR_DB.OPUS_GG_DWHSTAGE.BJAZ_TRV_LOADER_DATA_MV</w:t>
+              <w:t xml:space="preserve">          from BAGIC_PREPROD_CURATED_DB.UTILS.BJAZ_TRV_LOADER_DATA</w:t>
               <w:br/>
               <w:t xml:space="preserve">      )</w:t>
               <w:br/>
@@ -27657,7 +27657,7 @@
               <w:br/>
               <w:t xml:space="preserve">    select distinct FINANCIAL_TRANSACTION_HKEY as hkey from BAGIC_PREPROD_CURATED_DB.BGIL_DATA_MODEL.SAT_AUG_FINTXN_PREMIUM</w:t>
               <w:br/>
-              <w:t xml:space="preserve">     where RECORD_SOURCE = 'OPUS_BJAZ_TRV_LOADER_LOG_TABLE_MV'</w:t>
+              <w:t xml:space="preserve">     where RECORD_SOURCE = 'OPUS_BJAZ_TRV_LOADER_LOG_TABLE'</w:t>
               <w:br/>
               <w:t xml:space="preserve">     order by hkey</w:t>
               <w:br/>
@@ -27673,7 +27673,7 @@
               <w:br/>
               <w:t xml:space="preserve">      from BAGIC_PREPROD_CURATED_DB.BGIL_DATA_MODEL.SAT_AUG_FINTXN_PREMIUM</w:t>
               <w:br/>
-              <w:t xml:space="preserve">     where RECORD_SOURCE = 'OPUS_BJAZ_TRV_LOADER_LOG_TABLE_MV'</w:t>
+              <w:t xml:space="preserve">     where RECORD_SOURCE = 'OPUS_BJAZ_TRV_LOADER_LOG_TABLE'</w:t>
               <w:br/>
               <w:t xml:space="preserve">       and FINANCIAL_TRANSACTION_HKEY in (select hkey from s3)</w:t>
               <w:br/>
@@ -27687,7 +27687,7 @@
               <w:br/>
               <w:t xml:space="preserve">      from (</w:t>
               <w:br/>
-              <w:t xml:space="preserve">        -- via stg_travel__bjaz_trv_loader_log_table_mv</w:t>
+              <w:t xml:space="preserve">        -- via stg_travel__bjaz_trv_loader_log_table</w:t>
               <w:br/>
               <w:t xml:space="preserve">        select MD5_BINARY(NULLIF(UPPER(TRIM(CAST('HUB_FINANCIAL_TRANSACTION|' || ((nullif(trim(to_varchar("POLICYNUMBER")), ''))) AS VARCHAR))), '')) as hkey,</w:t>
               <w:br/>
@@ -27695,7 +27695,7 @@
               <w:br/>
               <w:t xml:space="preserve">               to_varchar("SPDISCOUNT") as SPECIAL_DISCOUNT_AMOUNT</w:t>
               <w:br/>
-              <w:t xml:space="preserve">          from BAGIC_PROD_MIRROR_DB.OPUS_GG_DWHSTAGE.BJAZ_TRV_LOADER_LOG_TABLE_MV</w:t>
+              <w:t xml:space="preserve">          from BAGIC_PREPROD_CURATED_DB.UTILS.BJAZ_TRV_LOADER_LOG_TABLE</w:t>
               <w:br/>
               <w:t xml:space="preserve">      )</w:t>
               <w:br/>
@@ -27735,7 +27735,7 @@
               <w:br/>
               <w:t xml:space="preserve">)</w:t>
               <w:br/>
-              <w:t xml:space="preserve">select 'OPUS' as project, 'SAT_AUG_FINTXN_PREMIUM' as satellite, 'OPUS_BA_TRV_DATA_POLICY_DTLS_MV' as record_source,</w:t>
+              <w:t xml:space="preserve">select 'OPUS' as project, 'SAT_AUG_FINTXN_PREMIUM' as satellite, 'OPUS_BA_TRV_DATA_POLICY_DTLS' as record_source,</w:t>
               <w:br/>
               <w:t xml:space="preserve">       column_name, raw_column, model_rule, count(*) as keys_compared,</w:t>
               <w:br/>
@@ -27775,7 +27775,7 @@
               <w:br/>
               <w:t xml:space="preserve">union all</w:t>
               <w:br/>
-              <w:t xml:space="preserve">select 'OPUS' as project, 'SAT_AUG_FINTXN_PREMIUM' as satellite, 'OPUS_BJAZ_TRV_LOADER_DATA_MV' as record_source,</w:t>
+              <w:t xml:space="preserve">select 'OPUS' as project, 'SAT_AUG_FINTXN_PREMIUM' as satellite, 'OPUS_BJAZ_TRV_LOADER_DATA' as record_source,</w:t>
               <w:br/>
               <w:t xml:space="preserve">       column_name, raw_column, model_rule, count(*) as keys_compared,</w:t>
               <w:br/>
@@ -27815,7 +27815,7 @@
               <w:br/>
               <w:t xml:space="preserve">union all</w:t>
               <w:br/>
-              <w:t xml:space="preserve">select 'OPUS' as project, 'SAT_AUG_FINTXN_PREMIUM' as satellite, 'OPUS_BJAZ_TRV_LOADER_LOG_TABLE_MV' as record_source,</w:t>
+              <w:t xml:space="preserve">select 'OPUS' as project, 'SAT_AUG_FINTXN_PREMIUM' as satellite, 'OPUS_BJAZ_TRV_LOADER_LOG_TABLE' as record_source,</w:t>
               <w:br/>
               <w:t xml:space="preserve">       column_name, raw_column, model_rule, count(*) as keys_compared,</w:t>
               <w:br/>
@@ -28107,7 +28107,7 @@
         <w:t xml:space="preserve">Note: </w:t>
       </w:r>
       <w:r>
-        <w:t xml:space="preserve">augmented satellite, automate_dv.sat; PK PARTY_HKEY; 1 RECORD_SOURCE group(s): OPUS_BJAZ_TRV_LOADER_LOG_TABLE_MV [1 col(s)]. TRIMMED / BLANK_TO_NULL on trim / nullif columns = documented exception (staging trim rule retained by design), not a failure.</w:t>
+        <w:t xml:space="preserve">augmented satellite, automate_dv.sat; PK PARTY_HKEY; 1 RECORD_SOURCE group(s): OPUS_BJAZ_TRV_LOADER_LOG_TABLE [1 col(s)]. TRIMMED / BLANK_TO_NULL on trim / nullif columns = documented exception (staging trim rule retained by design), not a failure.</w:t>
       </w:r>
     </w:p>
     <w:p>
@@ -28142,7 +28142,7 @@
               <w:br/>
               <w:t xml:space="preserve">    select distinct PARTY_HKEY as hkey from BAGIC_PREPROD_CURATED_DB.BGIL_DATA_MODEL.SAT_AUG_LNK_PARTY_ROLE_CORE</w:t>
               <w:br/>
-              <w:t xml:space="preserve">     where RECORD_SOURCE = 'OPUS_BJAZ_TRV_LOADER_LOG_TABLE_MV'</w:t>
+              <w:t xml:space="preserve">     where RECORD_SOURCE = 'OPUS_BJAZ_TRV_LOADER_LOG_TABLE'</w:t>
               <w:br/>
               <w:t xml:space="preserve">     order by hkey</w:t>
               <w:br/>
@@ -28158,7 +28158,7 @@
               <w:br/>
               <w:t xml:space="preserve">      from BAGIC_PREPROD_CURATED_DB.BGIL_DATA_MODEL.SAT_AUG_LNK_PARTY_ROLE_CORE</w:t>
               <w:br/>
-              <w:t xml:space="preserve">     where RECORD_SOURCE = 'OPUS_BJAZ_TRV_LOADER_LOG_TABLE_MV'</w:t>
+              <w:t xml:space="preserve">     where RECORD_SOURCE = 'OPUS_BJAZ_TRV_LOADER_LOG_TABLE'</w:t>
               <w:br/>
               <w:t xml:space="preserve">       and PARTY_HKEY in (select hkey from s1)</w:t>
               <w:br/>
@@ -28172,7 +28172,7 @@
               <w:br/>
               <w:t xml:space="preserve">      from (</w:t>
               <w:br/>
-              <w:t xml:space="preserve">        -- via stg_travel__bjaz_trv_loader_log_table_mv</w:t>
+              <w:t xml:space="preserve">        -- via stg_travel__bjaz_trv_loader_log_table</w:t>
               <w:br/>
               <w:t xml:space="preserve">        select MD5_BINARY(NULLIF(UPPER(TRIM(CAST('HUB_PARTY|' || ((nullif(trim(to_varchar("PREMIUMPAYERID")), ''))) AS VARCHAR))), '')) as hkey,</w:t>
               <w:br/>
@@ -28180,7 +28180,7 @@
               <w:br/>
               <w:t xml:space="preserve">               to_varchar("PREMIUMPAYERFLAG") as PREMIUM_PAYER_INDICATOR</w:t>
               <w:br/>
-              <w:t xml:space="preserve">          from BAGIC_PROD_MIRROR_DB.OPUS_GG_DWHSTAGE.BJAZ_TRV_LOADER_LOG_TABLE_MV</w:t>
+              <w:t xml:space="preserve">          from BAGIC_PREPROD_CURATED_DB.UTILS.BJAZ_TRV_LOADER_LOG_TABLE</w:t>
               <w:br/>
               <w:t xml:space="preserve">      )</w:t>
               <w:br/>
@@ -28220,7 +28220,7 @@
               <w:br/>
               <w:t xml:space="preserve">)</w:t>
               <w:br/>
-              <w:t xml:space="preserve">select 'OPUS' as project, 'SAT_AUG_LNK_PARTY_ROLE_CORE' as satellite, 'OPUS_BJAZ_TRV_LOADER_LOG_TABLE_MV' as record_source,</w:t>
+              <w:t xml:space="preserve">select 'OPUS' as project, 'SAT_AUG_LNK_PARTY_ROLE_CORE' as satellite, 'OPUS_BJAZ_TRV_LOADER_LOG_TABLE' as record_source,</w:t>
               <w:br/>
               <w:t xml:space="preserve">       column_name, raw_column, model_rule, count(*) as keys_compared,</w:t>
               <w:br/>
@@ -28512,7 +28512,7 @@
         <w:t xml:space="preserve">Note: </w:t>
       </w:r>
       <w:r>
-        <w:t xml:space="preserve">augmented satellite, sat_multi_source; PK PARTY_HKEY; 2 RECORD_SOURCE group(s): OPUS_BA_TRV_DATA_POLICY_DTLS_MV [1 col(s)], OPUS_BJAZ_TRV_LOADER_DATA_MV [1 col(s)]. TRIMMED / BLANK_TO_NULL on trim / nullif columns = documented exception (staging trim rule retained by design), not a failure.</w:t>
+        <w:t xml:space="preserve">augmented satellite, sat_multi_source; PK PARTY_HKEY; 2 RECORD_SOURCE group(s): OPUS_BA_TRV_DATA_POLICY_DTLS [1 col(s)], OPUS_BJAZ_TRV_LOADER_DATA [1 col(s)]. TRIMMED / BLANK_TO_NULL on trim / nullif columns = documented exception (staging trim rule retained by design), not a failure.</w:t>
       </w:r>
     </w:p>
     <w:p>
@@ -28547,7 +28547,7 @@
               <w:br/>
               <w:t xml:space="preserve">    select distinct PARTY_HKEY as hkey from BAGIC_PREPROD_CURATED_DB.BGIL_DATA_MODEL.SAT_AUG_LNK_ROLE_CUSTOMER</w:t>
               <w:br/>
-              <w:t xml:space="preserve">     where RECORD_SOURCE = 'OPUS_BA_TRV_DATA_POLICY_DTLS_MV'</w:t>
+              <w:t xml:space="preserve">     where RECORD_SOURCE = 'OPUS_BA_TRV_DATA_POLICY_DTLS'</w:t>
               <w:br/>
               <w:t xml:space="preserve">     order by hkey</w:t>
               <w:br/>
@@ -28563,7 +28563,7 @@
               <w:br/>
               <w:t xml:space="preserve">      from BAGIC_PREPROD_CURATED_DB.BGIL_DATA_MODEL.SAT_AUG_LNK_ROLE_CUSTOMER</w:t>
               <w:br/>
-              <w:t xml:space="preserve">     where RECORD_SOURCE = 'OPUS_BA_TRV_DATA_POLICY_DTLS_MV'</w:t>
+              <w:t xml:space="preserve">     where RECORD_SOURCE = 'OPUS_BA_TRV_DATA_POLICY_DTLS'</w:t>
               <w:br/>
               <w:t xml:space="preserve">       and PARTY_HKEY in (select hkey from s1)</w:t>
               <w:br/>
@@ -28577,7 +28577,7 @@
               <w:br/>
               <w:t xml:space="preserve">      from (</w:t>
               <w:br/>
-              <w:t xml:space="preserve">        -- via stg_travel__ba_trv_data_policy_dtls_mv</w:t>
+              <w:t xml:space="preserve">        -- via stg_travel__ba_trv_data_policy_dtls</w:t>
               <w:br/>
               <w:t xml:space="preserve">        select MD5_BINARY(NULLIF(UPPER(TRIM(CAST('HUB_PARTY|' || ((nullif(trim(to_varchar("PAYER_PART_ID")), ''))) AS VARCHAR))), '')) as hkey,</w:t>
               <w:br/>
@@ -28585,7 +28585,7 @@
               <w:br/>
               <w:t xml:space="preserve">               to_varchar("PROPASTRAVELLER") as PROPOSER_IS_TRAVELLER_INDICATOR</w:t>
               <w:br/>
-              <w:t xml:space="preserve">          from BAGIC_PROD_MIRROR_DB.OPUS_GG_DWHSTAGE.BA_TRV_DATA_POLICY_DTLS_MV</w:t>
+              <w:t xml:space="preserve">          from BAGIC_PREPROD_CURATED_DB.UTILS.BA_TRV_DATA_POLICY_DTLS</w:t>
               <w:br/>
               <w:t xml:space="preserve">      )</w:t>
               <w:br/>
@@ -28629,7 +28629,7 @@
               <w:br/>
               <w:t xml:space="preserve">    select distinct PARTY_HKEY as hkey from BAGIC_PREPROD_CURATED_DB.BGIL_DATA_MODEL.SAT_AUG_LNK_ROLE_CUSTOMER</w:t>
               <w:br/>
-              <w:t xml:space="preserve">     where RECORD_SOURCE = 'OPUS_BJAZ_TRV_LOADER_DATA_MV'</w:t>
+              <w:t xml:space="preserve">     where RECORD_SOURCE = 'OPUS_BJAZ_TRV_LOADER_DATA'</w:t>
               <w:br/>
               <w:t xml:space="preserve">     order by hkey</w:t>
               <w:br/>
@@ -28645,7 +28645,7 @@
               <w:br/>
               <w:t xml:space="preserve">      from BAGIC_PREPROD_CURATED_DB.BGIL_DATA_MODEL.SAT_AUG_LNK_ROLE_CUSTOMER</w:t>
               <w:br/>
-              <w:t xml:space="preserve">     where RECORD_SOURCE = 'OPUS_BJAZ_TRV_LOADER_DATA_MV'</w:t>
+              <w:t xml:space="preserve">     where RECORD_SOURCE = 'OPUS_BJAZ_TRV_LOADER_DATA'</w:t>
               <w:br/>
               <w:t xml:space="preserve">       and PARTY_HKEY in (select hkey from s2)</w:t>
               <w:br/>
@@ -28659,7 +28659,7 @@
               <w:br/>
               <w:t xml:space="preserve">      from (</w:t>
               <w:br/>
-              <w:t xml:space="preserve">        -- via stg_travel__bjaz_trv_loader_data_mv</w:t>
+              <w:t xml:space="preserve">        -- via stg_travel__bjaz_trv_loader_data</w:t>
               <w:br/>
               <w:t xml:space="preserve">        select MD5_BINARY(NULLIF(UPPER(TRIM(CAST('HUB_PARTY|' || ((nullif(trim(to_varchar("PREMIUMPAYERID")), ''))) AS VARCHAR))), '')) as hkey,</w:t>
               <w:br/>
@@ -28667,7 +28667,7 @@
               <w:br/>
               <w:t xml:space="preserve">               to_varchar("PROPASTRAVELLER") as PROPOSER_IS_TRAVELLER_INDICATOR</w:t>
               <w:br/>
-              <w:t xml:space="preserve">          from BAGIC_PROD_MIRROR_DB.OPUS_GG_DWHSTAGE.BJAZ_TRV_LOADER_DATA_MV</w:t>
+              <w:t xml:space="preserve">          from BAGIC_PREPROD_CURATED_DB.UTILS.BJAZ_TRV_LOADER_DATA</w:t>
               <w:br/>
               <w:t xml:space="preserve">      )</w:t>
               <w:br/>
@@ -28707,7 +28707,7 @@
               <w:br/>
               <w:t xml:space="preserve">)</w:t>
               <w:br/>
-              <w:t xml:space="preserve">select 'OPUS' as project, 'SAT_AUG_LNK_ROLE_CUSTOMER' as satellite, 'OPUS_BA_TRV_DATA_POLICY_DTLS_MV' as record_source,</w:t>
+              <w:t xml:space="preserve">select 'OPUS' as project, 'SAT_AUG_LNK_ROLE_CUSTOMER' as satellite, 'OPUS_BA_TRV_DATA_POLICY_DTLS' as record_source,</w:t>
               <w:br/>
               <w:t xml:space="preserve">       column_name, raw_column, model_rule, count(*) as keys_compared,</w:t>
               <w:br/>
@@ -28747,7 +28747,7 @@
               <w:br/>
               <w:t xml:space="preserve">union all</w:t>
               <w:br/>
-              <w:t xml:space="preserve">select 'OPUS' as project, 'SAT_AUG_LNK_ROLE_CUSTOMER' as satellite, 'OPUS_BJAZ_TRV_LOADER_DATA_MV' as record_source,</w:t>
+              <w:t xml:space="preserve">select 'OPUS' as project, 'SAT_AUG_LNK_ROLE_CUSTOMER' as satellite, 'OPUS_BJAZ_TRV_LOADER_DATA' as record_source,</w:t>
               <w:br/>
               <w:t xml:space="preserve">       column_name, raw_column, model_rule, count(*) as keys_compared,</w:t>
               <w:br/>
@@ -29039,7 +29039,7 @@
         <w:t xml:space="preserve">Note: </w:t>
       </w:r>
       <w:r>
-        <w:t xml:space="preserve">augmented satellite, automate_dv.sat; PK PARTY_HKEY; 1 RECORD_SOURCE group(s): OPUS_BJAZ_TRV_LOADER_DATA_MV [1 col(s)]. TRIMMED / BLANK_TO_NULL on trim / nullif columns = documented exception (staging trim rule retained by design), not a failure.</w:t>
+        <w:t xml:space="preserve">augmented satellite, automate_dv.sat; PK PARTY_HKEY; 1 RECORD_SOURCE group(s): OPUS_BJAZ_TRV_LOADER_DATA [1 col(s)]. TRIMMED / BLANK_TO_NULL on trim / nullif columns = documented exception (staging trim rule retained by design), not a failure.</w:t>
       </w:r>
     </w:p>
     <w:p>
@@ -29074,7 +29074,7 @@
               <w:br/>
               <w:t xml:space="preserve">    select distinct PARTY_HKEY as hkey from BAGIC_PREPROD_CURATED_DB.BGIL_DATA_MODEL.SAT_AUG_PARTY_BANKING</w:t>
               <w:br/>
-              <w:t xml:space="preserve">     where RECORD_SOURCE = 'OPUS_BJAZ_TRV_LOADER_DATA_MV'</w:t>
+              <w:t xml:space="preserve">     where RECORD_SOURCE = 'OPUS_BJAZ_TRV_LOADER_DATA'</w:t>
               <w:br/>
               <w:t xml:space="preserve">     order by hkey</w:t>
               <w:br/>
@@ -29090,7 +29090,7 @@
               <w:br/>
               <w:t xml:space="preserve">      from BAGIC_PREPROD_CURATED_DB.BGIL_DATA_MODEL.SAT_AUG_PARTY_BANKING</w:t>
               <w:br/>
-              <w:t xml:space="preserve">     where RECORD_SOURCE = 'OPUS_BJAZ_TRV_LOADER_DATA_MV'</w:t>
+              <w:t xml:space="preserve">     where RECORD_SOURCE = 'OPUS_BJAZ_TRV_LOADER_DATA'</w:t>
               <w:br/>
               <w:t xml:space="preserve">       and PARTY_HKEY in (select hkey from s1)</w:t>
               <w:br/>
@@ -29104,7 +29104,7 @@
               <w:br/>
               <w:t xml:space="preserve">      from (</w:t>
               <w:br/>
-              <w:t xml:space="preserve">        -- via stg_travel__bjaz_trv_loader_data_mv</w:t>
+              <w:t xml:space="preserve">        -- via stg_travel__bjaz_trv_loader_data</w:t>
               <w:br/>
               <w:t xml:space="preserve">        select MD5_BINARY(NULLIF(UPPER(TRIM(CAST('HUB_PARTY|' || ((nullif(trim(to_varchar("PREMIUMPAYERID")), ''))) AS VARCHAR))), '')) as hkey,</w:t>
               <w:br/>
@@ -29112,7 +29112,7 @@
               <w:br/>
               <w:t xml:space="preserve">               to_varchar("BANKCUSTID") as BANK_CUSTOMER_IDENTIFIER</w:t>
               <w:br/>
-              <w:t xml:space="preserve">          from BAGIC_PROD_MIRROR_DB.OPUS_GG_DWHSTAGE.BJAZ_TRV_LOADER_DATA_MV</w:t>
+              <w:t xml:space="preserve">          from BAGIC_PREPROD_CURATED_DB.UTILS.BJAZ_TRV_LOADER_DATA</w:t>
               <w:br/>
               <w:t xml:space="preserve">      )</w:t>
               <w:br/>
@@ -29152,7 +29152,7 @@
               <w:br/>
               <w:t xml:space="preserve">)</w:t>
               <w:br/>
-              <w:t xml:space="preserve">select 'OPUS' as project, 'SAT_AUG_PARTY_BANKING' as satellite, 'OPUS_BJAZ_TRV_LOADER_DATA_MV' as record_source,</w:t>
+              <w:t xml:space="preserve">select 'OPUS' as project, 'SAT_AUG_PARTY_BANKING' as satellite, 'OPUS_BJAZ_TRV_LOADER_DATA' as record_source,</w:t>
               <w:br/>
               <w:t xml:space="preserve">       column_name, raw_column, model_rule, count(*) as keys_compared,</w:t>
               <w:br/>
@@ -29444,7 +29444,7 @@
         <w:t xml:space="preserve">Note: </w:t>
       </w:r>
       <w:r>
-        <w:t xml:space="preserve">augmented satellite, sat_multi_source; PK PARTY_HKEY; 2 RECORD_SOURCE group(s): OPUS_BA_TRV_DATA_POLICY_DTLS_MV [1 col(s)], OPUS_BJAZ_TRV_LOADER_LOG_TABLE_MV [1 col(s)]. TRIMMED / BLANK_TO_NULL on trim / nullif columns = documented exception (staging trim rule retained by design), not a failure.</w:t>
+        <w:t xml:space="preserve">augmented satellite, sat_multi_source; PK PARTY_HKEY; 2 RECORD_SOURCE group(s): OPUS_BA_TRV_DATA_POLICY_DTLS [1 col(s)], OPUS_BJAZ_TRV_LOADER_LOG_TABLE [1 col(s)]. TRIMMED / BLANK_TO_NULL on trim / nullif columns = documented exception (staging trim rule retained by design), not a failure.</w:t>
       </w:r>
     </w:p>
     <w:p>
@@ -29479,7 +29479,7 @@
               <w:br/>
               <w:t xml:space="preserve">    select distinct PARTY_HKEY as hkey from BAGIC_PREPROD_CURATED_DB.BGIL_DATA_MODEL.SAT_AUG_PARTY_EMPLOYMENT</w:t>
               <w:br/>
-              <w:t xml:space="preserve">     where RECORD_SOURCE = 'OPUS_BA_TRV_DATA_POLICY_DTLS_MV'</w:t>
+              <w:t xml:space="preserve">     where RECORD_SOURCE = 'OPUS_BA_TRV_DATA_POLICY_DTLS'</w:t>
               <w:br/>
               <w:t xml:space="preserve">     order by hkey</w:t>
               <w:br/>
@@ -29495,7 +29495,7 @@
               <w:br/>
               <w:t xml:space="preserve">      from BAGIC_PREPROD_CURATED_DB.BGIL_DATA_MODEL.SAT_AUG_PARTY_EMPLOYMENT</w:t>
               <w:br/>
-              <w:t xml:space="preserve">     where RECORD_SOURCE = 'OPUS_BA_TRV_DATA_POLICY_DTLS_MV'</w:t>
+              <w:t xml:space="preserve">     where RECORD_SOURCE = 'OPUS_BA_TRV_DATA_POLICY_DTLS'</w:t>
               <w:br/>
               <w:t xml:space="preserve">       and PARTY_HKEY in (select hkey from s1)</w:t>
               <w:br/>
@@ -29509,7 +29509,7 @@
               <w:br/>
               <w:t xml:space="preserve">      from (</w:t>
               <w:br/>
-              <w:t xml:space="preserve">        -- via stg_travel__ba_trv_data_policy_dtls_mv</w:t>
+              <w:t xml:space="preserve">        -- via stg_travel__ba_trv_data_policy_dtls</w:t>
               <w:br/>
               <w:t xml:space="preserve">        select MD5_BINARY(NULLIF(UPPER(TRIM(CAST('HUB_PARTY|' || ((nullif(trim(to_varchar("PAYER_PART_ID")), ''))) AS VARCHAR))), '')) as hkey,</w:t>
               <w:br/>
@@ -29517,7 +29517,7 @@
               <w:br/>
               <w:t xml:space="preserve">               to_varchar("CFT_EMP_NO") as EMPLOYEE_NUMBER</w:t>
               <w:br/>
-              <w:t xml:space="preserve">          from BAGIC_PROD_MIRROR_DB.OPUS_GG_DWHSTAGE.BA_TRV_DATA_POLICY_DTLS_MV</w:t>
+              <w:t xml:space="preserve">          from BAGIC_PREPROD_CURATED_DB.UTILS.BA_TRV_DATA_POLICY_DTLS</w:t>
               <w:br/>
               <w:t xml:space="preserve">      )</w:t>
               <w:br/>
@@ -29561,7 +29561,7 @@
               <w:br/>
               <w:t xml:space="preserve">    select distinct PARTY_HKEY as hkey from BAGIC_PREPROD_CURATED_DB.BGIL_DATA_MODEL.SAT_AUG_PARTY_EMPLOYMENT</w:t>
               <w:br/>
-              <w:t xml:space="preserve">     where RECORD_SOURCE = 'OPUS_BJAZ_TRV_LOADER_LOG_TABLE_MV'</w:t>
+              <w:t xml:space="preserve">     where RECORD_SOURCE = 'OPUS_BJAZ_TRV_LOADER_LOG_TABLE'</w:t>
               <w:br/>
               <w:t xml:space="preserve">     order by hkey</w:t>
               <w:br/>
@@ -29577,7 +29577,7 @@
               <w:br/>
               <w:t xml:space="preserve">      from BAGIC_PREPROD_CURATED_DB.BGIL_DATA_MODEL.SAT_AUG_PARTY_EMPLOYMENT</w:t>
               <w:br/>
-              <w:t xml:space="preserve">     where RECORD_SOURCE = 'OPUS_BJAZ_TRV_LOADER_LOG_TABLE_MV'</w:t>
+              <w:t xml:space="preserve">     where RECORD_SOURCE = 'OPUS_BJAZ_TRV_LOADER_LOG_TABLE'</w:t>
               <w:br/>
               <w:t xml:space="preserve">       and PARTY_HKEY in (select hkey from s2)</w:t>
               <w:br/>
@@ -29591,7 +29591,7 @@
               <w:br/>
               <w:t xml:space="preserve">      from (</w:t>
               <w:br/>
-              <w:t xml:space="preserve">        -- via stg_travel__bjaz_trv_loader_log_table_mv</w:t>
+              <w:t xml:space="preserve">        -- via stg_travel__bjaz_trv_loader_log_table</w:t>
               <w:br/>
               <w:t xml:space="preserve">        select MD5_BINARY(NULLIF(UPPER(TRIM(CAST('HUB_PARTY|' || ((nullif(trim(to_varchar("PREMIUMPAYERID")), ''))) AS VARCHAR))), '')) as hkey,</w:t>
               <w:br/>
@@ -29599,7 +29599,7 @@
               <w:br/>
               <w:t xml:space="preserve">               to_varchar("EMPNO") as EMPLOYEE_NUMBER</w:t>
               <w:br/>
-              <w:t xml:space="preserve">          from BAGIC_PROD_MIRROR_DB.OPUS_GG_DWHSTAGE.BJAZ_TRV_LOADER_LOG_TABLE_MV</w:t>
+              <w:t xml:space="preserve">          from BAGIC_PREPROD_CURATED_DB.UTILS.BJAZ_TRV_LOADER_LOG_TABLE</w:t>
               <w:br/>
               <w:t xml:space="preserve">      )</w:t>
               <w:br/>
@@ -29639,7 +29639,7 @@
               <w:br/>
               <w:t xml:space="preserve">)</w:t>
               <w:br/>
-              <w:t xml:space="preserve">select 'OPUS' as project, 'SAT_AUG_PARTY_EMPLOYMENT' as satellite, 'OPUS_BA_TRV_DATA_POLICY_DTLS_MV' as record_source,</w:t>
+              <w:t xml:space="preserve">select 'OPUS' as project, 'SAT_AUG_PARTY_EMPLOYMENT' as satellite, 'OPUS_BA_TRV_DATA_POLICY_DTLS' as record_source,</w:t>
               <w:br/>
               <w:t xml:space="preserve">       column_name, raw_column, model_rule, count(*) as keys_compared,</w:t>
               <w:br/>
@@ -29679,7 +29679,7 @@
               <w:br/>
               <w:t xml:space="preserve">union all</w:t>
               <w:br/>
-              <w:t xml:space="preserve">select 'OPUS' as project, 'SAT_AUG_PARTY_EMPLOYMENT' as satellite, 'OPUS_BJAZ_TRV_LOADER_LOG_TABLE_MV' as record_source,</w:t>
+              <w:t xml:space="preserve">select 'OPUS' as project, 'SAT_AUG_PARTY_EMPLOYMENT' as satellite, 'OPUS_BJAZ_TRV_LOADER_LOG_TABLE' as record_source,</w:t>
               <w:br/>
               <w:t xml:space="preserve">       column_name, raw_column, model_rule, count(*) as keys_compared,</w:t>
               <w:br/>
@@ -29971,7 +29971,7 @@
         <w:t xml:space="preserve">Note: </w:t>
       </w:r>
       <w:r>
-        <w:t xml:space="preserve">augmented satellite, sat_multi_source; PK PRODUCT_HKEY; 3 RECORD_SOURCE group(s): OPUS_BA_TRV_PLAN_MST_MV [3 col(s)], OPUS_BJAZ_TRV_RATE_MASTER_MV [2 col(s)], OPUS_BJAZ_TRV_PLAN_MV [1 col(s)]. stg2_aug_product_terms_ba_trv_plan_mst_mv_multi_year_yn: column(s) AGE_ELIGIBILITY_BYPASS_INDICATOR, CFT_ELIGIBLE_INDICATOR, PLAN_GEOGRAPHICAL_ZONE could not be traced to RAW on at least one arm -- excluded (first-cut: walk columns from resolved_mt__ views or joined-in stitch columns are not yet inlined into the sampled queries). stg2_aug_product_terms_ba_trv_plan_mst_mv_age_bypass_yn: column(s) CFT_ELIGIBLE_INDICATOR, PLAN_GEOGRAPHICAL_ZONE could not be traced to RAW on at least one arm -- excluded (first-cut: walk columns from resolved_mt__ views or joined-in stitch columns are not yet inlined into the sampled queries). stg2_aug_product_terms_ba_trv_plan_mst_mv_cft_yn: column(s) PLAN_GEOGRAPHICAL_ZONE could not be traced to RAW on at least one arm -- excluded (first-cut: walk columns from resolved_mt__ views or joined-in stitch columns are not yet inlined into the sampled queries). stg2_aug_product_terms_bjaz_trv_rate_master_mv_cft_yn: column(s) AGE_ELIGIBILITY_BYPASS_INDICATOR, MULTI_YEAR_INDICATOR, PLAN_GEOGRAPHICAL_ZONE could not be traced to RAW on at least one arm -- excluded (first-cut: walk columns from resolved_mt__ views or joined-in stitch columns are not yet inlined into the sampled queries). stg2_aug_product_terms_bjaz_trv_plan_mv_area: column(s) AGE_ELIGIBILITY_BYPASS_INDICATOR, CFT_ELIGIBLE_INDICATOR, MULTI_YEAR_INDICATOR could not be traced to RAW on at least one arm -- excluded (first-cut: walk columns from resolved_mt__ views or joined-in stitch columns are not yet inlined into the sampled queries). stg2_aug_product_terms_bjaz_trv_rate_master_mv_area: column(s) AGE_ELIGIBILITY_BYPASS_INDICATOR, MULTI_YEAR_INDICATOR could not be traced to RAW on at least one arm -- excluded (first-cut: walk columns from resolved_mt__ views or joined-in stitch columns are not yet inlined into the sampled queries). TRIMMED / BLANK_TO_NULL on trim / nullif columns = documented exception (staging trim rule retained by design), not a failure.</w:t>
+        <w:t xml:space="preserve">augmented satellite, sat_multi_source; PK PRODUCT_HKEY; 3 RECORD_SOURCE group(s): OPUS_BA_TRV_PLAN_MST [3 col(s)], OPUS_BJAZ_TRV_RATE_MASTER [2 col(s)], OPUS_BJAZ_TRV_PLAN [1 col(s)]. stg2_aug_product_terms_ba_trv_plan_mst_multi_year_yn: column(s) AGE_ELIGIBILITY_BYPASS_INDICATOR, CFT_ELIGIBLE_INDICATOR, PLAN_GEOGRAPHICAL_ZONE could not be traced to RAW on at least one arm -- excluded (first-cut: walk columns from resolved_mt__ views or joined-in stitch columns are not yet inlined into the sampled queries). stg2_aug_product_terms_ba_trv_plan_mst_age_bypass_yn: column(s) CFT_ELIGIBLE_INDICATOR, PLAN_GEOGRAPHICAL_ZONE could not be traced to RAW on at least one arm -- excluded (first-cut: walk columns from resolved_mt__ views or joined-in stitch columns are not yet inlined into the sampled queries). stg2_aug_product_terms_ba_trv_plan_mst_cft_yn: column(s) PLAN_GEOGRAPHICAL_ZONE could not be traced to RAW on at least one arm -- excluded (first-cut: walk columns from resolved_mt__ views or joined-in stitch columns are not yet inlined into the sampled queries). stg2_aug_product_terms_bjaz_trv_rate_master_cft_yn: column(s) AGE_ELIGIBILITY_BYPASS_INDICATOR, MULTI_YEAR_INDICATOR, PLAN_GEOGRAPHICAL_ZONE could not be traced to RAW on at least one arm -- excluded (first-cut: walk columns from resolved_mt__ views or joined-in stitch columns are not yet inlined into the sampled queries). stg2_aug_product_terms_bjaz_trv_plan_area: column(s) AGE_ELIGIBILITY_BYPASS_INDICATOR, CFT_ELIGIBLE_INDICATOR, MULTI_YEAR_INDICATOR could not be traced to RAW on at least one arm -- excluded (first-cut: walk columns from resolved_mt__ views or joined-in stitch columns are not yet inlined into the sampled queries). stg2_aug_product_terms_bjaz_trv_rate_master_area: column(s) AGE_ELIGIBILITY_BYPASS_INDICATOR, MULTI_YEAR_INDICATOR could not be traced to RAW on at least one arm -- excluded (first-cut: walk columns from resolved_mt__ views or joined-in stitch columns are not yet inlined into the sampled queries). TRIMMED / BLANK_TO_NULL on trim / nullif columns = documented exception (staging trim rule retained by design), not a failure.</w:t>
       </w:r>
     </w:p>
     <w:p>
@@ -30006,7 +30006,7 @@
               <w:br/>
               <w:t xml:space="preserve">    select distinct PRODUCT_HKEY as hkey from BAGIC_PREPROD_CURATED_DB.BGIL_DATA_MODEL.SAT_AUG_PRODUCT_TERMS</w:t>
               <w:br/>
-              <w:t xml:space="preserve">     where RECORD_SOURCE = 'OPUS_BA_TRV_PLAN_MST_MV'</w:t>
+              <w:t xml:space="preserve">     where RECORD_SOURCE = 'OPUS_BA_TRV_PLAN_MST'</w:t>
               <w:br/>
               <w:t xml:space="preserve">     order by hkey</w:t>
               <w:br/>
@@ -30026,7 +30026,7 @@
               <w:br/>
               <w:t xml:space="preserve">      from BAGIC_PREPROD_CURATED_DB.BGIL_DATA_MODEL.SAT_AUG_PRODUCT_TERMS</w:t>
               <w:br/>
-              <w:t xml:space="preserve">     where RECORD_SOURCE = 'OPUS_BA_TRV_PLAN_MST_MV'</w:t>
+              <w:t xml:space="preserve">     where RECORD_SOURCE = 'OPUS_BA_TRV_PLAN_MST'</w:t>
               <w:br/>
               <w:t xml:space="preserve">       and PRODUCT_HKEY in (select hkey from s1)</w:t>
               <w:br/>
@@ -30040,7 +30040,7 @@
               <w:br/>
               <w:t xml:space="preserve">      from (</w:t>
               <w:br/>
-              <w:t xml:space="preserve">        -- via stg_travel__ba_trv_plan_mst_mv</w:t>
+              <w:t xml:space="preserve">        -- via stg_travel__ba_trv_plan_mst</w:t>
               <w:br/>
               <w:t xml:space="preserve">        select MD5_BINARY(NULLIF(UPPER(TRIM(CAST('HUB_PRODUCT|' || ((nullif(trim(to_varchar("PLAN_NO")), ''))) AS VARCHAR))), '')) as hkey,</w:t>
               <w:br/>
@@ -30052,11 +30052,11 @@
               <w:br/>
               <w:t xml:space="preserve">               cast(null as varchar) as CFT_ELIGIBLE_INDICATOR</w:t>
               <w:br/>
-              <w:t xml:space="preserve">          from BAGIC_PROD_MIRROR_DB.OPUS_GG_DWHSTAGE.BA_TRV_PLAN_MST_MV</w:t>
+              <w:t xml:space="preserve">          from BAGIC_PREPROD_CURATED_DB.UTILS.BA_TRV_PLAN_MST</w:t>
               <w:br/>
               <w:t xml:space="preserve">        union all</w:t>
               <w:br/>
-              <w:t xml:space="preserve">        -- via stg_travel__ba_trv_plan_mst_mv</w:t>
+              <w:t xml:space="preserve">        -- via stg_travel__ba_trv_plan_mst</w:t>
               <w:br/>
               <w:t xml:space="preserve">        select MD5_BINARY(NULLIF(UPPER(TRIM(CAST('HUB_PRODUCT|' || ((nullif(trim(to_varchar("PLAN_NO")), ''))) AS VARCHAR))), '')) as hkey,</w:t>
               <w:br/>
@@ -30068,11 +30068,11 @@
               <w:br/>
               <w:t xml:space="preserve">               cast(null as varchar) as CFT_ELIGIBLE_INDICATOR</w:t>
               <w:br/>
-              <w:t xml:space="preserve">          from BAGIC_PROD_MIRROR_DB.OPUS_GG_DWHSTAGE.BA_TRV_PLAN_MST_MV</w:t>
+              <w:t xml:space="preserve">          from BAGIC_PREPROD_CURATED_DB.UTILS.BA_TRV_PLAN_MST</w:t>
               <w:br/>
               <w:t xml:space="preserve">        union all</w:t>
               <w:br/>
-              <w:t xml:space="preserve">        -- via stg_travel__ba_trv_plan_mst_mv</w:t>
+              <w:t xml:space="preserve">        -- via stg_travel__ba_trv_plan_mst</w:t>
               <w:br/>
               <w:t xml:space="preserve">        select MD5_BINARY(NULLIF(UPPER(TRIM(CAST('HUB_PRODUCT|' || ((nullif(trim(to_varchar("PLAN_NO")), ''))) AS VARCHAR))), '')) as hkey,</w:t>
               <w:br/>
@@ -30084,7 +30084,7 @@
               <w:br/>
               <w:t xml:space="preserve">               to_varchar("CFT_YN") as CFT_ELIGIBLE_INDICATOR</w:t>
               <w:br/>
-              <w:t xml:space="preserve">          from BAGIC_PROD_MIRROR_DB.OPUS_GG_DWHSTAGE.BA_TRV_PLAN_MST_MV</w:t>
+              <w:t xml:space="preserve">          from BAGIC_PREPROD_CURATED_DB.UTILS.BA_TRV_PLAN_MST</w:t>
               <w:br/>
               <w:t xml:space="preserve">      )</w:t>
               <w:br/>
@@ -30184,7 +30184,7 @@
               <w:br/>
               <w:t xml:space="preserve">    select distinct PRODUCT_HKEY as hkey from BAGIC_PREPROD_CURATED_DB.BGIL_DATA_MODEL.SAT_AUG_PRODUCT_TERMS</w:t>
               <w:br/>
-              <w:t xml:space="preserve">     where RECORD_SOURCE = 'OPUS_BJAZ_TRV_RATE_MASTER_MV'</w:t>
+              <w:t xml:space="preserve">     where RECORD_SOURCE = 'OPUS_BJAZ_TRV_RATE_MASTER'</w:t>
               <w:br/>
               <w:t xml:space="preserve">     order by hkey</w:t>
               <w:br/>
@@ -30202,7 +30202,7 @@
               <w:br/>
               <w:t xml:space="preserve">      from BAGIC_PREPROD_CURATED_DB.BGIL_DATA_MODEL.SAT_AUG_PRODUCT_TERMS</w:t>
               <w:br/>
-              <w:t xml:space="preserve">     where RECORD_SOURCE = 'OPUS_BJAZ_TRV_RATE_MASTER_MV'</w:t>
+              <w:t xml:space="preserve">     where RECORD_SOURCE = 'OPUS_BJAZ_TRV_RATE_MASTER'</w:t>
               <w:br/>
               <w:t xml:space="preserve">       and PRODUCT_HKEY in (select hkey from s2)</w:t>
               <w:br/>
@@ -30216,7 +30216,7 @@
               <w:br/>
               <w:t xml:space="preserve">      from (</w:t>
               <w:br/>
-              <w:t xml:space="preserve">        -- via stg_travel__bjaz_trv_rate_master_mv</w:t>
+              <w:t xml:space="preserve">        -- via stg_travel__bjaz_trv_rate_master</w:t>
               <w:br/>
               <w:t xml:space="preserve">        select MD5_BINARY(NULLIF(UPPER(TRIM(CAST('HUB_PRODUCT|' || ((nullif(trim(to_varchar("PLAN")), ''))) AS VARCHAR))), '')) as hkey,</w:t>
               <w:br/>
@@ -30226,11 +30226,11 @@
               <w:br/>
               <w:t xml:space="preserve">               cast(null as varchar) as PLAN_GEOGRAPHICAL_ZONE</w:t>
               <w:br/>
-              <w:t xml:space="preserve">          from BAGIC_PROD_MIRROR_DB.OPUS_GG_DWHSTAGE.BJAZ_TRV_RATE_MASTER_MV</w:t>
+              <w:t xml:space="preserve">          from BAGIC_PREPROD_CURATED_DB.UTILS.BJAZ_TRV_RATE_MASTER</w:t>
               <w:br/>
               <w:t xml:space="preserve">        union all</w:t>
               <w:br/>
-              <w:t xml:space="preserve">        -- via stg_travel__bjaz_trv_rate_master_mv</w:t>
+              <w:t xml:space="preserve">        -- via stg_travel__bjaz_trv_rate_master</w:t>
               <w:br/>
               <w:t xml:space="preserve">        select MD5_BINARY(NULLIF(UPPER(TRIM(CAST('HUB_PRODUCT|' || ((nullif(trim(to_varchar("PLAN")), ''))) AS VARCHAR))), '')) as hkey,</w:t>
               <w:br/>
@@ -30240,7 +30240,7 @@
               <w:br/>
               <w:t xml:space="preserve">               to_varchar("AREA") as PLAN_GEOGRAPHICAL_ZONE</w:t>
               <w:br/>
-              <w:t xml:space="preserve">          from BAGIC_PROD_MIRROR_DB.OPUS_GG_DWHSTAGE.BJAZ_TRV_RATE_MASTER_MV</w:t>
+              <w:t xml:space="preserve">          from BAGIC_PREPROD_CURATED_DB.UTILS.BJAZ_TRV_RATE_MASTER</w:t>
               <w:br/>
               <w:t xml:space="preserve">      )</w:t>
               <w:br/>
@@ -30312,7 +30312,7 @@
               <w:br/>
               <w:t xml:space="preserve">    select distinct PRODUCT_HKEY as hkey from BAGIC_PREPROD_CURATED_DB.BGIL_DATA_MODEL.SAT_AUG_PRODUCT_TERMS</w:t>
               <w:br/>
-              <w:t xml:space="preserve">     where RECORD_SOURCE = 'OPUS_BJAZ_TRV_PLAN_MV'</w:t>
+              <w:t xml:space="preserve">     where RECORD_SOURCE = 'OPUS_BJAZ_TRV_PLAN'</w:t>
               <w:br/>
               <w:t xml:space="preserve">     order by hkey</w:t>
               <w:br/>
@@ -30328,7 +30328,7 @@
               <w:br/>
               <w:t xml:space="preserve">      from BAGIC_PREPROD_CURATED_DB.BGIL_DATA_MODEL.SAT_AUG_PRODUCT_TERMS</w:t>
               <w:br/>
-              <w:t xml:space="preserve">     where RECORD_SOURCE = 'OPUS_BJAZ_TRV_PLAN_MV'</w:t>
+              <w:t xml:space="preserve">     where RECORD_SOURCE = 'OPUS_BJAZ_TRV_PLAN'</w:t>
               <w:br/>
               <w:t xml:space="preserve">       and PRODUCT_HKEY in (select hkey from s3)</w:t>
               <w:br/>
@@ -30342,7 +30342,7 @@
               <w:br/>
               <w:t xml:space="preserve">      from (</w:t>
               <w:br/>
-              <w:t xml:space="preserve">        -- via stg_travel__bjaz_trv_plan_mv</w:t>
+              <w:t xml:space="preserve">        -- via stg_travel__bjaz_trv_plan</w:t>
               <w:br/>
               <w:t xml:space="preserve">        select MD5_BINARY(NULLIF(UPPER(TRIM(CAST('HUB_PRODUCT|' || ((nullif(trim(to_varchar("PLAN_ID")), ''))) AS VARCHAR))), '')) as hkey,</w:t>
               <w:br/>
@@ -30350,7 +30350,7 @@
               <w:br/>
               <w:t xml:space="preserve">               to_varchar("AREA") as PLAN_GEOGRAPHICAL_ZONE</w:t>
               <w:br/>
-              <w:t xml:space="preserve">          from BAGIC_PROD_MIRROR_DB.OPUS_GG_DWHSTAGE.BJAZ_TRV_PLAN_MV</w:t>
+              <w:t xml:space="preserve">          from BAGIC_PREPROD_CURATED_DB.UTILS.BJAZ_TRV_PLAN</w:t>
               <w:br/>
               <w:t xml:space="preserve">      )</w:t>
               <w:br/>
@@ -30390,7 +30390,7 @@
               <w:br/>
               <w:t xml:space="preserve">)</w:t>
               <w:br/>
-              <w:t xml:space="preserve">select 'OPUS' as project, 'SAT_AUG_PRODUCT_TERMS' as satellite, 'OPUS_BA_TRV_PLAN_MST_MV' as record_source,</w:t>
+              <w:t xml:space="preserve">select 'OPUS' as project, 'SAT_AUG_PRODUCT_TERMS' as satellite, 'OPUS_BA_TRV_PLAN_MST' as record_source,</w:t>
               <w:br/>
               <w:t xml:space="preserve">       column_name, raw_column, model_rule, count(*) as keys_compared,</w:t>
               <w:br/>
@@ -30430,7 +30430,7 @@
               <w:br/>
               <w:t xml:space="preserve">union all</w:t>
               <w:br/>
-              <w:t xml:space="preserve">select 'OPUS' as project, 'SAT_AUG_PRODUCT_TERMS' as satellite, 'OPUS_BJAZ_TRV_RATE_MASTER_MV' as record_source,</w:t>
+              <w:t xml:space="preserve">select 'OPUS' as project, 'SAT_AUG_PRODUCT_TERMS' as satellite, 'OPUS_BJAZ_TRV_RATE_MASTER' as record_source,</w:t>
               <w:br/>
               <w:t xml:space="preserve">       column_name, raw_column, model_rule, count(*) as keys_compared,</w:t>
               <w:br/>
@@ -30470,7 +30470,7 @@
               <w:br/>
               <w:t xml:space="preserve">union all</w:t>
               <w:br/>
-              <w:t xml:space="preserve">select 'OPUS' as project, 'SAT_AUG_PRODUCT_TERMS' as satellite, 'OPUS_BJAZ_TRV_PLAN_MV' as record_source,</w:t>
+              <w:t xml:space="preserve">select 'OPUS' as project, 'SAT_AUG_PRODUCT_TERMS' as satellite, 'OPUS_BJAZ_TRV_PLAN' as record_source,</w:t>
               <w:br/>
               <w:t xml:space="preserve">       column_name, raw_column, model_rule, count(*) as keys_compared,</w:t>
               <w:br/>
@@ -30762,7 +30762,7 @@
         <w:t xml:space="preserve">Note: </w:t>
       </w:r>
       <w:r>
-        <w:t xml:space="preserve">augmented satellite, sat_multi_source; PK RISK_OBJECT_HKEY; 1 RECORD_SOURCE group(s): OPUS_BJAZ_TRV_LOADER_DATA_MV [1 col(s)]. TRIMMED / BLANK_TO_NULL on trim / nullif columns = documented exception (staging trim rule retained by design), not a failure.</w:t>
+        <w:t xml:space="preserve">augmented satellite, sat_multi_source; PK RISK_OBJECT_HKEY; 1 RECORD_SOURCE group(s): OPUS_BJAZ_TRV_LOADER_DATA [1 col(s)]. TRIMMED / BLANK_TO_NULL on trim / nullif columns = documented exception (staging trim rule retained by design), not a failure.</w:t>
       </w:r>
     </w:p>
     <w:p>
@@ -30797,7 +30797,7 @@
               <w:br/>
               <w:t xml:space="preserve">    select distinct RISK_OBJECT_HKEY as hkey from BAGIC_PREPROD_CURATED_DB.BGIL_DATA_MODEL.SAT_AUG_RISK_PERSON_INSURED</w:t>
               <w:br/>
-              <w:t xml:space="preserve">     where RECORD_SOURCE = 'OPUS_BJAZ_TRV_LOADER_DATA_MV'</w:t>
+              <w:t xml:space="preserve">     where RECORD_SOURCE = 'OPUS_BJAZ_TRV_LOADER_DATA'</w:t>
               <w:br/>
               <w:t xml:space="preserve">     order by hkey</w:t>
               <w:br/>
@@ -30813,7 +30813,7 @@
               <w:br/>
               <w:t xml:space="preserve">      from BAGIC_PREPROD_CURATED_DB.BGIL_DATA_MODEL.SAT_AUG_RISK_PERSON_INSURED</w:t>
               <w:br/>
-              <w:t xml:space="preserve">     where RECORD_SOURCE = 'OPUS_BJAZ_TRV_LOADER_DATA_MV'</w:t>
+              <w:t xml:space="preserve">     where RECORD_SOURCE = 'OPUS_BJAZ_TRV_LOADER_DATA'</w:t>
               <w:br/>
               <w:t xml:space="preserve">       and RISK_OBJECT_HKEY in (select hkey from s1)</w:t>
               <w:br/>
@@ -30827,7 +30827,7 @@
               <w:br/>
               <w:t xml:space="preserve">      from (</w:t>
               <w:br/>
-              <w:t xml:space="preserve">        -- via stg_travel__bjaz_trv_loader_data_mv</w:t>
+              <w:t xml:space="preserve">        -- via stg_travel__bjaz_trv_loader_data</w:t>
               <w:br/>
               <w:t xml:space="preserve">        select MD5_BINARY(NULLIF(UPPER(TRIM(CAST('HUB_RISK_OBJECT|' || ((nullif(trim(to_varchar("POLICY_REF")), '')) || '|member1') AS VARCHAR))), '')) as hkey,</w:t>
               <w:br/>
@@ -30835,11 +30835,11 @@
               <w:br/>
               <w:t xml:space="preserve">               to_varchar("MEMBER1DOB") as DATE_OF_BIRTH</w:t>
               <w:br/>
-              <w:t xml:space="preserve">          from BAGIC_PROD_MIRROR_DB.OPUS_GG_DWHSTAGE.BJAZ_TRV_LOADER_DATA_MV</w:t>
+              <w:t xml:space="preserve">          from BAGIC_PREPROD_CURATED_DB.UTILS.BJAZ_TRV_LOADER_DATA</w:t>
               <w:br/>
               <w:t xml:space="preserve">        union all</w:t>
               <w:br/>
-              <w:t xml:space="preserve">        -- via stg_travel__bjaz_trv_loader_data_mv</w:t>
+              <w:t xml:space="preserve">        -- via stg_travel__bjaz_trv_loader_data</w:t>
               <w:br/>
               <w:t xml:space="preserve">        select MD5_BINARY(NULLIF(UPPER(TRIM(CAST('HUB_RISK_OBJECT|' || ((nullif(trim(to_varchar("POLICY_REF")), '')) || '|member2') AS VARCHAR))), '')) as hkey,</w:t>
               <w:br/>
@@ -30847,11 +30847,11 @@
               <w:br/>
               <w:t xml:space="preserve">               to_varchar("MEMBER2DOB") as DATE_OF_BIRTH</w:t>
               <w:br/>
-              <w:t xml:space="preserve">          from BAGIC_PROD_MIRROR_DB.OPUS_GG_DWHSTAGE.BJAZ_TRV_LOADER_DATA_MV</w:t>
+              <w:t xml:space="preserve">          from BAGIC_PREPROD_CURATED_DB.UTILS.BJAZ_TRV_LOADER_DATA</w:t>
               <w:br/>
               <w:t xml:space="preserve">        union all</w:t>
               <w:br/>
-              <w:t xml:space="preserve">        -- via stg_travel__bjaz_trv_loader_data_mv</w:t>
+              <w:t xml:space="preserve">        -- via stg_travel__bjaz_trv_loader_data</w:t>
               <w:br/>
               <w:t xml:space="preserve">        select MD5_BINARY(NULLIF(UPPER(TRIM(CAST('HUB_RISK_OBJECT|' || ((nullif(trim(to_varchar("POLICY_REF")), '')) || '|member3') AS VARCHAR))), '')) as hkey,</w:t>
               <w:br/>
@@ -30859,11 +30859,11 @@
               <w:br/>
               <w:t xml:space="preserve">               to_varchar("MEMBER3DOB") as DATE_OF_BIRTH</w:t>
               <w:br/>
-              <w:t xml:space="preserve">          from BAGIC_PROD_MIRROR_DB.OPUS_GG_DWHSTAGE.BJAZ_TRV_LOADER_DATA_MV</w:t>
+              <w:t xml:space="preserve">          from BAGIC_PREPROD_CURATED_DB.UTILS.BJAZ_TRV_LOADER_DATA</w:t>
               <w:br/>
               <w:t xml:space="preserve">        union all</w:t>
               <w:br/>
-              <w:t xml:space="preserve">        -- via stg_travel__bjaz_trv_loader_data_mv</w:t>
+              <w:t xml:space="preserve">        -- via stg_travel__bjaz_trv_loader_data</w:t>
               <w:br/>
               <w:t xml:space="preserve">        select MD5_BINARY(NULLIF(UPPER(TRIM(CAST('HUB_RISK_OBJECT|' || ((nullif(trim(to_varchar("POLICY_REF")), '')) || '|member4') AS VARCHAR))), '')) as hkey,</w:t>
               <w:br/>
@@ -30871,11 +30871,11 @@
               <w:br/>
               <w:t xml:space="preserve">               to_varchar("MEMBER4DOB") as DATE_OF_BIRTH</w:t>
               <w:br/>
-              <w:t xml:space="preserve">          from BAGIC_PROD_MIRROR_DB.OPUS_GG_DWHSTAGE.BJAZ_TRV_LOADER_DATA_MV</w:t>
+              <w:t xml:space="preserve">          from BAGIC_PREPROD_CURATED_DB.UTILS.BJAZ_TRV_LOADER_DATA</w:t>
               <w:br/>
               <w:t xml:space="preserve">        union all</w:t>
               <w:br/>
-              <w:t xml:space="preserve">        -- via stg_travel__bjaz_trv_loader_data_mv</w:t>
+              <w:t xml:space="preserve">        -- via stg_travel__bjaz_trv_loader_data</w:t>
               <w:br/>
               <w:t xml:space="preserve">        select MD5_BINARY(NULLIF(UPPER(TRIM(CAST('HUB_RISK_OBJECT|' || ((nullif(trim(to_varchar("POLICY_REF")), '')) || '|member5') AS VARCHAR))), '')) as hkey,</w:t>
               <w:br/>
@@ -30883,7 +30883,7 @@
               <w:br/>
               <w:t xml:space="preserve">               to_varchar("MEMBER5DOB") as DATE_OF_BIRTH</w:t>
               <w:br/>
-              <w:t xml:space="preserve">          from BAGIC_PROD_MIRROR_DB.OPUS_GG_DWHSTAGE.BJAZ_TRV_LOADER_DATA_MV</w:t>
+              <w:t xml:space="preserve">          from BAGIC_PREPROD_CURATED_DB.UTILS.BJAZ_TRV_LOADER_DATA</w:t>
               <w:br/>
               <w:t xml:space="preserve">      )</w:t>
               <w:br/>
@@ -30923,7 +30923,7 @@
               <w:br/>
               <w:t xml:space="preserve">)</w:t>
               <w:br/>
-              <w:t xml:space="preserve">select 'OPUS' as project, 'SAT_AUG_RISK_PERSON_INSURED' as satellite, 'OPUS_BJAZ_TRV_LOADER_DATA_MV' as record_source,</w:t>
+              <w:t xml:space="preserve">select 'OPUS' as project, 'SAT_AUG_RISK_PERSON_INSURED' as satellite, 'OPUS_BJAZ_TRV_LOADER_DATA' as record_source,</w:t>
               <w:br/>
               <w:t xml:space="preserve">       column_name, raw_column, model_rule, count(*) as keys_compared,</w:t>
               <w:br/>
@@ -31215,7 +31215,7 @@
         <w:t xml:space="preserve">Note: </w:t>
       </w:r>
       <w:r>
-        <w:t xml:space="preserve">augmented satellite, sat_multi_source; PK RISK_OBJECT_HKEY; 1 RECORD_SOURCE group(s): OPUS_BJAZ_TRV_LOADER_DATA_MV [2 col(s)]. TRIMMED / BLANK_TO_NULL on trim / nullif columns = documented exception (staging trim rule retained by design), not a failure.</w:t>
+        <w:t xml:space="preserve">augmented satellite, sat_multi_source; PK RISK_OBJECT_HKEY; 1 RECORD_SOURCE group(s): OPUS_BJAZ_TRV_LOADER_DATA [2 col(s)]. TRIMMED / BLANK_TO_NULL on trim / nullif columns = documented exception (staging trim rule retained by design), not a failure.</w:t>
       </w:r>
     </w:p>
     <w:p>
@@ -31250,7 +31250,7 @@
               <w:br/>
               <w:t xml:space="preserve">    select distinct RISK_OBJECT_HKEY as hkey from BAGIC_PREPROD_CURATED_DB.BGIL_DATA_MODEL.SAT_AUG_RISK_PERSON_TRAVEL</w:t>
               <w:br/>
-              <w:t xml:space="preserve">     where RECORD_SOURCE = 'OPUS_BJAZ_TRV_LOADER_DATA_MV'</w:t>
+              <w:t xml:space="preserve">     where RECORD_SOURCE = 'OPUS_BJAZ_TRV_LOADER_DATA'</w:t>
               <w:br/>
               <w:t xml:space="preserve">     order by hkey</w:t>
               <w:br/>
@@ -31268,7 +31268,7 @@
               <w:br/>
               <w:t xml:space="preserve">      from BAGIC_PREPROD_CURATED_DB.BGIL_DATA_MODEL.SAT_AUG_RISK_PERSON_TRAVEL</w:t>
               <w:br/>
-              <w:t xml:space="preserve">     where RECORD_SOURCE = 'OPUS_BJAZ_TRV_LOADER_DATA_MV'</w:t>
+              <w:t xml:space="preserve">     where RECORD_SOURCE = 'OPUS_BJAZ_TRV_LOADER_DATA'</w:t>
               <w:br/>
               <w:t xml:space="preserve">       and RISK_OBJECT_HKEY in (select hkey from s1)</w:t>
               <w:br/>
@@ -31282,7 +31282,7 @@
               <w:br/>
               <w:t xml:space="preserve">      from (</w:t>
               <w:br/>
-              <w:t xml:space="preserve">        -- via stg_travel__bjaz_trv_loader_data_mv</w:t>
+              <w:t xml:space="preserve">        -- via stg_travel__bjaz_trv_loader_data</w:t>
               <w:br/>
               <w:t xml:space="preserve">        select MD5_BINARY(NULLIF(UPPER(TRIM(CAST('HUB_RISK_OBJECT|' || ((nullif(trim(to_varchar("POLICY_REF")), '')) || '|member1') AS VARCHAR))), '')) as hkey,</w:t>
               <w:br/>
@@ -31292,11 +31292,11 @@
               <w:br/>
               <w:t xml:space="preserve">               to_varchar("MODEOFTRANSPORT") as MODE_OF_TRANSPORT</w:t>
               <w:br/>
-              <w:t xml:space="preserve">          from BAGIC_PROD_MIRROR_DB.OPUS_GG_DWHSTAGE.BJAZ_TRV_LOADER_DATA_MV</w:t>
+              <w:t xml:space="preserve">          from BAGIC_PREPROD_CURATED_DB.UTILS.BJAZ_TRV_LOADER_DATA</w:t>
               <w:br/>
               <w:t xml:space="preserve">        union all</w:t>
               <w:br/>
-              <w:t xml:space="preserve">        -- via stg_travel__bjaz_trv_loader_data_mv</w:t>
+              <w:t xml:space="preserve">        -- via stg_travel__bjaz_trv_loader_data</w:t>
               <w:br/>
               <w:t xml:space="preserve">        select MD5_BINARY(NULLIF(UPPER(TRIM(CAST('HUB_RISK_OBJECT|' || ((nullif(trim(to_varchar("POLICY_REF")), '')) || '|member2') AS VARCHAR))), '')) as hkey,</w:t>
               <w:br/>
@@ -31306,11 +31306,11 @@
               <w:br/>
               <w:t xml:space="preserve">               to_varchar("MODEOFTRANSPORT") as MODE_OF_TRANSPORT</w:t>
               <w:br/>
-              <w:t xml:space="preserve">          from BAGIC_PROD_MIRROR_DB.OPUS_GG_DWHSTAGE.BJAZ_TRV_LOADER_DATA_MV</w:t>
+              <w:t xml:space="preserve">          from BAGIC_PREPROD_CURATED_DB.UTILS.BJAZ_TRV_LOADER_DATA</w:t>
               <w:br/>
               <w:t xml:space="preserve">        union all</w:t>
               <w:br/>
-              <w:t xml:space="preserve">        -- via stg_travel__bjaz_trv_loader_data_mv</w:t>
+              <w:t xml:space="preserve">        -- via stg_travel__bjaz_trv_loader_data</w:t>
               <w:br/>
               <w:t xml:space="preserve">        select MD5_BINARY(NULLIF(UPPER(TRIM(CAST('HUB_RISK_OBJECT|' || ((nullif(trim(to_varchar("POLICY_REF")), '')) || '|member3') AS VARCHAR))), '')) as hkey,</w:t>
               <w:br/>
@@ -31320,11 +31320,11 @@
               <w:br/>
               <w:t xml:space="preserve">               to_varchar("MODEOFTRANSPORT") as MODE_OF_TRANSPORT</w:t>
               <w:br/>
-              <w:t xml:space="preserve">          from BAGIC_PROD_MIRROR_DB.OPUS_GG_DWHSTAGE.BJAZ_TRV_LOADER_DATA_MV</w:t>
+              <w:t xml:space="preserve">          from BAGIC_PREPROD_CURATED_DB.UTILS.BJAZ_TRV_LOADER_DATA</w:t>
               <w:br/>
               <w:t xml:space="preserve">        union all</w:t>
               <w:br/>
-              <w:t xml:space="preserve">        -- via stg_travel__bjaz_trv_loader_data_mv</w:t>
+              <w:t xml:space="preserve">        -- via stg_travel__bjaz_trv_loader_data</w:t>
               <w:br/>
               <w:t xml:space="preserve">        select MD5_BINARY(NULLIF(UPPER(TRIM(CAST('HUB_RISK_OBJECT|' || ((nullif(trim(to_varchar("POLICY_REF")), '')) || '|member4') AS VARCHAR))), '')) as hkey,</w:t>
               <w:br/>
@@ -31334,11 +31334,11 @@
               <w:br/>
               <w:t xml:space="preserve">               to_varchar("MODEOFTRANSPORT") as MODE_OF_TRANSPORT</w:t>
               <w:br/>
-              <w:t xml:space="preserve">          from BAGIC_PROD_MIRROR_DB.OPUS_GG_DWHSTAGE.BJAZ_TRV_LOADER_DATA_MV</w:t>
+              <w:t xml:space="preserve">          from BAGIC_PREPROD_CURATED_DB.UTILS.BJAZ_TRV_LOADER_DATA</w:t>
               <w:br/>
               <w:t xml:space="preserve">        union all</w:t>
               <w:br/>
-              <w:t xml:space="preserve">        -- via stg_travel__bjaz_trv_loader_data_mv</w:t>
+              <w:t xml:space="preserve">        -- via stg_travel__bjaz_trv_loader_data</w:t>
               <w:br/>
               <w:t xml:space="preserve">        select MD5_BINARY(NULLIF(UPPER(TRIM(CAST('HUB_RISK_OBJECT|' || ((nullif(trim(to_varchar("POLICY_REF")), '')) || '|member5') AS VARCHAR))), '')) as hkey,</w:t>
               <w:br/>
@@ -31348,7 +31348,7 @@
               <w:br/>
               <w:t xml:space="preserve">               to_varchar("MODEOFTRANSPORT") as MODE_OF_TRANSPORT</w:t>
               <w:br/>
-              <w:t xml:space="preserve">          from BAGIC_PROD_MIRROR_DB.OPUS_GG_DWHSTAGE.BJAZ_TRV_LOADER_DATA_MV</w:t>
+              <w:t xml:space="preserve">          from BAGIC_PREPROD_CURATED_DB.UTILS.BJAZ_TRV_LOADER_DATA</w:t>
               <w:br/>
               <w:t xml:space="preserve">      )</w:t>
               <w:br/>
@@ -31416,7 +31416,7 @@
               <w:br/>
               <w:t xml:space="preserve">)</w:t>
               <w:br/>
-              <w:t xml:space="preserve">select 'OPUS' as project, 'SAT_AUG_RISK_PERSON_TRAVEL' as satellite, 'OPUS_BJAZ_TRV_LOADER_DATA_MV' as record_source,</w:t>
+              <w:t xml:space="preserve">select 'OPUS' as project, 'SAT_AUG_RISK_PERSON_TRAVEL' as satellite, 'OPUS_BJAZ_TRV_LOADER_DATA' as record_source,</w:t>
               <w:br/>
               <w:t xml:space="preserve">       column_name, raw_column, model_rule, count(*) as keys_compared,</w:t>
               <w:br/>

--- a/BGIL_DBT/validation/travel/DM-A/DM-A1_OPUS.docx
+++ b/BGIL_DBT/validation/travel/DM-A/DM-A1_OPUS.docx
@@ -3203,9 +3203,6 @@
       <w:r>
         <w:t xml:space="preserve">1. OPUS — Type / length / scale comparison (all OPUS satellites)</w:t>
       </w:r>
-      <w:r>
-        <w:t xml:space="preserve">  [M1]</w:t>
-      </w:r>
     </w:p>
     <w:tbl>
       <w:tblPr>
@@ -4034,9 +4031,6 @@
       <w:r>
         <w:t xml:space="preserve">2. OPUS — SAT_COMMON_ADDRESS</w:t>
       </w:r>
-      <w:r>
-        <w:t xml:space="preserve">  [M1]</w:t>
-      </w:r>
     </w:p>
     <w:tbl>
       <w:tblPr>
@@ -4849,9 +4843,6 @@
       <w:r>
         <w:t xml:space="preserve">3. OPUS — SAT_COMMON_CLASSIFICATION</w:t>
       </w:r>
-      <w:r>
-        <w:t xml:space="preserve">  [M1]</w:t>
-      </w:r>
     </w:p>
     <w:tbl>
       <w:tblPr>
@@ -5376,9 +5367,6 @@
       <w:r>
         <w:t xml:space="preserve">4. OPUS — SAT_COMMON_CONTACT</w:t>
       </w:r>
-      <w:r>
-        <w:t xml:space="preserve">  [M1]</w:t>
-      </w:r>
     </w:p>
     <w:tbl>
       <w:tblPr>
@@ -6265,9 +6253,6 @@
       <w:r>
         <w:t xml:space="preserve">5. OPUS — SAT_COVERAGE_CONDITIONS</w:t>
       </w:r>
-      <w:r>
-        <w:t xml:space="preserve">  [M1]</w:t>
-      </w:r>
     </w:p>
     <w:tbl>
       <w:tblPr>
@@ -6702,9 +6687,6 @@
       <w:r>
         <w:t xml:space="preserve">6. OPUS — SAT_COVERAGE_DEFINITION</w:t>
       </w:r>
-      <w:r>
-        <w:t xml:space="preserve">  [M1]</w:t>
-      </w:r>
     </w:p>
     <w:tbl>
       <w:tblPr>
@@ -7575,9 +7557,6 @@
       <w:r>
         <w:t xml:space="preserve">7. OPUS — SAT_COVERAGE_LIMITS</w:t>
       </w:r>
-      <w:r>
-        <w:t xml:space="preserve">  [M1]</w:t>
-      </w:r>
     </w:p>
     <w:tbl>
       <w:tblPr>
@@ -8256,9 +8235,6 @@
       <w:r>
         <w:t xml:space="preserve">8. OPUS — SAT_FINTXN_COMMISSION</w:t>
       </w:r>
-      <w:r>
-        <w:t xml:space="preserve">  [M1]</w:t>
-      </w:r>
     </w:p>
     <w:tbl>
       <w:tblPr>
@@ -8823,9 +8799,6 @@
       <w:r>
         <w:t xml:space="preserve">9. OPUS — SAT_FINTXN_HEADER</w:t>
       </w:r>
-      <w:r>
-        <w:t xml:space="preserve">  [M1]</w:t>
-      </w:r>
     </w:p>
     <w:tbl>
       <w:tblPr>
@@ -9228,9 +9201,6 @@
       <w:r>
         <w:t xml:space="preserve">10. OPUS — SAT_FINTXN_PREMIUM</w:t>
       </w:r>
-      <w:r>
-        <w:t xml:space="preserve">  [M1]</w:t>
-      </w:r>
     </w:p>
     <w:tbl>
       <w:tblPr>
@@ -10261,9 +10231,6 @@
       <w:r>
         <w:t xml:space="preserve">11. OPUS — SAT_FINTXN_TAX</w:t>
       </w:r>
-      <w:r>
-        <w:t xml:space="preserve">  [M1]</w:t>
-      </w:r>
     </w:p>
     <w:tbl>
       <w:tblPr>
@@ -10844,9 +10811,6 @@
       <w:r>
         <w:t xml:space="preserve">12. OPUS — SAT_FIN_CHARGE_RATE</w:t>
       </w:r>
-      <w:r>
-        <w:t xml:space="preserve">  [M1]</w:t>
-      </w:r>
     </w:p>
     <w:tbl>
       <w:tblPr>
@@ -11427,9 +11391,6 @@
       <w:r>
         <w:t xml:space="preserve">13. OPUS — SAT_FIN_RECEIPT</w:t>
       </w:r>
-      <w:r>
-        <w:t xml:space="preserve">  [M1]</w:t>
-      </w:r>
     </w:p>
     <w:tbl>
       <w:tblPr>
@@ -12050,9 +12011,6 @@
       <w:r>
         <w:t xml:space="preserve">14. OPUS — SAT_LNK_ROLE_NOMINEE_BENEFICIARY</w:t>
       </w:r>
-      <w:r>
-        <w:t xml:space="preserve">  [M1]</w:t>
-      </w:r>
     </w:p>
     <w:tbl>
       <w:tblPr>
@@ -12577,9 +12535,6 @@
       <w:r>
         <w:t xml:space="preserve">15. OPUS — SAT_ORG_UNIT_DEFINITION</w:t>
       </w:r>
-      <w:r>
-        <w:t xml:space="preserve">  [M1]</w:t>
-      </w:r>
     </w:p>
     <w:tbl>
       <w:tblPr>
@@ -12982,9 +12937,6 @@
       <w:r>
         <w:t xml:space="preserve">16. OPUS — SAT_PARTY_EMPLOYMENT</w:t>
       </w:r>
-      <w:r>
-        <w:t xml:space="preserve">  [M1]</w:t>
-      </w:r>
     </w:p>
     <w:tbl>
       <w:tblPr>
@@ -13541,9 +13493,6 @@
       <w:r>
         <w:t xml:space="preserve">17. OPUS — SAT_PARTY_HEALTH_PROFILE</w:t>
       </w:r>
-      <w:r>
-        <w:t xml:space="preserve">  [M2]</w:t>
-      </w:r>
     </w:p>
     <w:tbl>
       <w:tblPr>
@@ -14068,9 +14017,6 @@
       <w:r>
         <w:t xml:space="preserve">18. OPUS — SAT_PARTY_IDENTIFICATION</w:t>
       </w:r>
-      <w:r>
-        <w:t xml:space="preserve">  [M2]</w:t>
-      </w:r>
     </w:p>
     <w:tbl>
       <w:tblPr>
@@ -14885,9 +14831,6 @@
       <w:r>
         <w:t xml:space="preserve">19. OPUS — SAT_PARTY_IDENTITY</w:t>
       </w:r>
-      <w:r>
-        <w:t xml:space="preserve">  [M2]</w:t>
-      </w:r>
     </w:p>
     <w:tbl>
       <w:tblPr>
@@ -15998,9 +15941,6 @@
       <w:r>
         <w:t xml:space="preserve">20. OPUS — SAT_PARTY_INDIVIDUAL_DEMOGRAPHICS</w:t>
       </w:r>
-      <w:r>
-        <w:t xml:space="preserve">  [M2]</w:t>
-      </w:r>
     </w:p>
     <w:tbl>
       <w:tblPr>
@@ -16525,9 +16465,6 @@
       <w:r>
         <w:t xml:space="preserve">21. OPUS — SAT_POLICY_CLASSIFICATION</w:t>
       </w:r>
-      <w:r>
-        <w:t xml:space="preserve">  [M2]</w:t>
-      </w:r>
     </w:p>
     <w:tbl>
       <w:tblPr>
@@ -17228,9 +17165,6 @@
       <w:r>
         <w:t xml:space="preserve">22. OPUS — SAT_POLICY_HEADER</w:t>
       </w:r>
-      <w:r>
-        <w:t xml:space="preserve">  [M2]</w:t>
-      </w:r>
     </w:p>
     <w:tbl>
       <w:tblPr>
@@ -18543,9 +18477,6 @@
       <w:r>
         <w:t xml:space="preserve">23. OPUS — SAT_POLICY_TERMS</w:t>
       </w:r>
-      <w:r>
-        <w:t xml:space="preserve">  [M2]</w:t>
-      </w:r>
     </w:p>
     <w:tbl>
       <w:tblPr>
@@ -19070,9 +19001,6 @@
       <w:r>
         <w:t xml:space="preserve">24. OPUS — SAT_PRODUCT_DEFINITION</w:t>
       </w:r>
-      <w:r>
-        <w:t xml:space="preserve">  [M2]</w:t>
-      </w:r>
     </w:p>
     <w:tbl>
       <w:tblPr>
@@ -19911,9 +19839,6 @@
       <w:r>
         <w:t xml:space="preserve">25. OPUS — SAT_PRODUCT_RATING_FACTOR</w:t>
       </w:r>
-      <w:r>
-        <w:t xml:space="preserve">  [M2]</w:t>
-      </w:r>
     </w:p>
     <w:tbl>
       <w:tblPr>
@@ -20400,9 +20325,6 @@
       <w:r>
         <w:t xml:space="preserve">26. OPUS — SAT_PRODUCT_RATING_STRUCTURE</w:t>
       </w:r>
-      <w:r>
-        <w:t xml:space="preserve">  [M2]</w:t>
-      </w:r>
     </w:p>
     <w:tbl>
       <w:tblPr>
@@ -20805,9 +20727,6 @@
       <w:r>
         <w:t xml:space="preserve">27. OPUS — SAT_PRODUCT_TERMS</w:t>
       </w:r>
-      <w:r>
-        <w:t xml:space="preserve">  [M2]</w:t>
-      </w:r>
     </w:p>
     <w:tbl>
       <w:tblPr>
@@ -21492,9 +21411,6 @@
       <w:r>
         <w:t xml:space="preserve">28. OPUS — SAT_PROPOSAL_UNDERWRITING</w:t>
       </w:r>
-      <w:r>
-        <w:t xml:space="preserve">  [M2]</w:t>
-      </w:r>
     </w:p>
     <w:tbl>
       <w:tblPr>
@@ -21929,9 +21845,6 @@
       <w:r>
         <w:t xml:space="preserve">29. OPUS — SAT_QUOTE_HEADER</w:t>
       </w:r>
-      <w:r>
-        <w:t xml:space="preserve">  [M2]</w:t>
-      </w:r>
     </w:p>
     <w:tbl>
       <w:tblPr>
@@ -22334,9 +22247,6 @@
       <w:r>
         <w:t xml:space="preserve">30. OPUS — SAT_RISK_MOTOR_DRIVER</w:t>
       </w:r>
-      <w:r>
-        <w:t xml:space="preserve">  [M2]</w:t>
-      </w:r>
     </w:p>
     <w:tbl>
       <w:tblPr>
@@ -22739,9 +22649,6 @@
       <w:r>
         <w:t xml:space="preserve">31. OPUS — SAT_RISK_MOTOR_VEHICLE</w:t>
       </w:r>
-      <w:r>
-        <w:t xml:space="preserve">  [M2]</w:t>
-      </w:r>
     </w:p>
     <w:tbl>
       <w:tblPr>
@@ -23400,9 +23307,6 @@
       <w:r>
         <w:t xml:space="preserve">32. OPUS — SAT_RISK_OBJECT_CORE</w:t>
       </w:r>
-      <w:r>
-        <w:t xml:space="preserve">  [M3]</w:t>
-      </w:r>
     </w:p>
     <w:tbl>
       <w:tblPr>
@@ -23805,9 +23709,6 @@
       <w:r>
         <w:t xml:space="preserve">33. OPUS — SAT_RISK_PERSON_INSURED</w:t>
       </w:r>
-      <w:r>
-        <w:t xml:space="preserve">  [M3]</w:t>
-      </w:r>
     </w:p>
     <w:tbl>
       <w:tblPr>
@@ -24378,9 +24279,6 @@
       <w:r>
         <w:t xml:space="preserve">34. OPUS — SAT_RISK_PERSON_TRAVEL</w:t>
       </w:r>
-      <w:r>
-        <w:t xml:space="preserve">  [M3]</w:t>
-      </w:r>
     </w:p>
     <w:tbl>
       <w:tblPr>
@@ -25185,9 +25083,6 @@
       <w:r>
         <w:t xml:space="preserve">35. OPUS — SAT_AUG_COMMON_COMMUNICATION_PREFERENCE</w:t>
       </w:r>
-      <w:r>
-        <w:t xml:space="preserve">  [M3]</w:t>
-      </w:r>
     </w:p>
     <w:tbl>
       <w:tblPr>
@@ -25590,9 +25485,6 @@
       <w:r>
         <w:t xml:space="preserve">36. OPUS — SAT_AUG_COVERAGE_DEFINITION</w:t>
       </w:r>
-      <w:r>
-        <w:t xml:space="preserve">  [M3]</w:t>
-      </w:r>
     </w:p>
     <w:tbl>
       <w:tblPr>
@@ -26041,9 +25933,6 @@
       <w:r>
         <w:t xml:space="preserve">37. OPUS — SAT_AUG_COVERAGE_LIMITS</w:t>
       </w:r>
-      <w:r>
-        <w:t xml:space="preserve">  [M3]</w:t>
-      </w:r>
     </w:p>
     <w:tbl>
       <w:tblPr>
@@ -26542,9 +26431,6 @@
       <w:r>
         <w:t xml:space="preserve">38. OPUS — SAT_AUG_COVERAGE_RATING</w:t>
       </w:r>
-      <w:r>
-        <w:t xml:space="preserve">  [M3]</w:t>
-      </w:r>
     </w:p>
     <w:tbl>
       <w:tblPr>
@@ -27219,9 +27105,6 @@
       <w:r>
         <w:t xml:space="preserve">39. OPUS — SAT_AUG_FINTXN_PREMIUM</w:t>
       </w:r>
-      <w:r>
-        <w:t xml:space="preserve">  [M3]</w:t>
-      </w:r>
     </w:p>
     <w:tbl>
       <w:tblPr>
@@ -27914,9 +27797,6 @@
       <w:r>
         <w:t xml:space="preserve">40. OPUS — SAT_AUG_LNK_PARTY_ROLE_CORE</w:t>
       </w:r>
-      <w:r>
-        <w:t xml:space="preserve">  [M3]</w:t>
-      </w:r>
     </w:p>
     <w:tbl>
       <w:tblPr>
@@ -28319,9 +28199,6 @@
       <w:r>
         <w:t xml:space="preserve">41. OPUS — SAT_AUG_LNK_ROLE_CUSTOMER</w:t>
       </w:r>
-      <w:r>
-        <w:t xml:space="preserve">  [M3]</w:t>
-      </w:r>
     </w:p>
     <w:tbl>
       <w:tblPr>
@@ -28846,9 +28723,6 @@
       <w:r>
         <w:t xml:space="preserve">42. OPUS — SAT_AUG_PARTY_BANKING</w:t>
       </w:r>
-      <w:r>
-        <w:t xml:space="preserve">  [M3]</w:t>
-      </w:r>
     </w:p>
     <w:tbl>
       <w:tblPr>
@@ -29251,9 +29125,6 @@
       <w:r>
         <w:t xml:space="preserve">43. OPUS — SAT_AUG_PARTY_EMPLOYMENT</w:t>
       </w:r>
-      <w:r>
-        <w:t xml:space="preserve">  [M3]</w:t>
-      </w:r>
     </w:p>
     <w:tbl>
       <w:tblPr>
@@ -29778,9 +29649,6 @@
       <w:r>
         <w:t xml:space="preserve">44. OPUS — SAT_AUG_PRODUCT_TERMS</w:t>
       </w:r>
-      <w:r>
-        <w:t xml:space="preserve">  [M3]</w:t>
-      </w:r>
     </w:p>
     <w:tbl>
       <w:tblPr>
@@ -30569,9 +30437,6 @@
       <w:r>
         <w:t xml:space="preserve">45. OPUS — SAT_AUG_RISK_PERSON_INSURED</w:t>
       </w:r>
-      <w:r>
-        <w:t xml:space="preserve">  [M3]</w:t>
-      </w:r>
     </w:p>
     <w:tbl>
       <w:tblPr>
@@ -31021,9 +30886,6 @@
       </w:pPr>
       <w:r>
         <w:t xml:space="preserve">46. OPUS — SAT_AUG_RISK_PERSON_TRAVEL</w:t>
-      </w:r>
-      <w:r>
-        <w:t xml:space="preserve">  [M3]</w:t>
       </w:r>
     </w:p>
     <w:tbl>

--- a/BGIL_DBT/validation/travel/DM-A/DM-A1_OPUS.docx
+++ b/BGIL_DBT/validation/travel/DM-A/DM-A1_OPUS.docx
@@ -545,7 +545,7 @@
           </w:tcPr>
           <w:p>
             <w:r>
-              <w:t xml:space="preserve">Type / length / scale comparison (all OPUS satellites)</w:t>
+              <w:t xml:space="preserve">Type / length / scale comparison (all OPUS satellites)  [M1]</w:t>
             </w:r>
           </w:p>
         </w:tc>
@@ -603,7 +603,7 @@
           </w:tcPr>
           <w:p>
             <w:r>
-              <w:t xml:space="preserve">SAT_COMMON_ADDRESS</w:t>
+              <w:t xml:space="preserve">SAT_COMMON_ADDRESS  [M1]</w:t>
             </w:r>
           </w:p>
         </w:tc>
@@ -661,7 +661,7 @@
           </w:tcPr>
           <w:p>
             <w:r>
-              <w:t xml:space="preserve">SAT_COMMON_CLASSIFICATION</w:t>
+              <w:t xml:space="preserve">SAT_COMMON_CLASSIFICATION  [M1]</w:t>
             </w:r>
           </w:p>
         </w:tc>
@@ -719,7 +719,7 @@
           </w:tcPr>
           <w:p>
             <w:r>
-              <w:t xml:space="preserve">SAT_COMMON_CONTACT</w:t>
+              <w:t xml:space="preserve">SAT_COMMON_CONTACT  [M1]</w:t>
             </w:r>
           </w:p>
         </w:tc>
@@ -777,7 +777,7 @@
           </w:tcPr>
           <w:p>
             <w:r>
-              <w:t xml:space="preserve">SAT_COVERAGE_CONDITIONS</w:t>
+              <w:t xml:space="preserve">SAT_COVERAGE_CONDITIONS  [M1]</w:t>
             </w:r>
           </w:p>
         </w:tc>
@@ -835,7 +835,7 @@
           </w:tcPr>
           <w:p>
             <w:r>
-              <w:t xml:space="preserve">SAT_COVERAGE_DEFINITION</w:t>
+              <w:t xml:space="preserve">SAT_COVERAGE_DEFINITION  [M1]</w:t>
             </w:r>
           </w:p>
         </w:tc>
@@ -893,7 +893,7 @@
           </w:tcPr>
           <w:p>
             <w:r>
-              <w:t xml:space="preserve">SAT_COVERAGE_LIMITS</w:t>
+              <w:t xml:space="preserve">SAT_COVERAGE_LIMITS  [M1]</w:t>
             </w:r>
           </w:p>
         </w:tc>
@@ -951,7 +951,7 @@
           </w:tcPr>
           <w:p>
             <w:r>
-              <w:t xml:space="preserve">SAT_FINTXN_COMMISSION</w:t>
+              <w:t xml:space="preserve">SAT_FINTXN_COMMISSION  [M1]</w:t>
             </w:r>
           </w:p>
         </w:tc>
@@ -1009,7 +1009,7 @@
           </w:tcPr>
           <w:p>
             <w:r>
-              <w:t xml:space="preserve">SAT_FINTXN_HEADER</w:t>
+              <w:t xml:space="preserve">SAT_FINTXN_HEADER  [M1]</w:t>
             </w:r>
           </w:p>
         </w:tc>
@@ -1067,7 +1067,7 @@
           </w:tcPr>
           <w:p>
             <w:r>
-              <w:t xml:space="preserve">SAT_FINTXN_PREMIUM</w:t>
+              <w:t xml:space="preserve">SAT_FINTXN_PREMIUM  [M1]</w:t>
             </w:r>
           </w:p>
         </w:tc>
@@ -1125,7 +1125,7 @@
           </w:tcPr>
           <w:p>
             <w:r>
-              <w:t xml:space="preserve">SAT_FINTXN_TAX</w:t>
+              <w:t xml:space="preserve">SAT_FINTXN_TAX  [M1]</w:t>
             </w:r>
           </w:p>
         </w:tc>
@@ -1183,7 +1183,7 @@
           </w:tcPr>
           <w:p>
             <w:r>
-              <w:t xml:space="preserve">SAT_FIN_CHARGE_RATE</w:t>
+              <w:t xml:space="preserve">SAT_FIN_CHARGE_RATE  [M1]</w:t>
             </w:r>
           </w:p>
         </w:tc>
@@ -1241,7 +1241,7 @@
           </w:tcPr>
           <w:p>
             <w:r>
-              <w:t xml:space="preserve">SAT_FIN_RECEIPT</w:t>
+              <w:t xml:space="preserve">SAT_FIN_RECEIPT  [M1]</w:t>
             </w:r>
           </w:p>
         </w:tc>
@@ -1299,7 +1299,7 @@
           </w:tcPr>
           <w:p>
             <w:r>
-              <w:t xml:space="preserve">SAT_LNK_ROLE_NOMINEE_BENEFICIARY</w:t>
+              <w:t xml:space="preserve">SAT_LNK_ROLE_NOMINEE_BENEFICIARY  [M1]</w:t>
             </w:r>
           </w:p>
         </w:tc>
@@ -1357,7 +1357,7 @@
           </w:tcPr>
           <w:p>
             <w:r>
-              <w:t xml:space="preserve">SAT_ORG_UNIT_DEFINITION</w:t>
+              <w:t xml:space="preserve">SAT_ORG_UNIT_DEFINITION  [M1]</w:t>
             </w:r>
           </w:p>
         </w:tc>
@@ -1415,7 +1415,7 @@
           </w:tcPr>
           <w:p>
             <w:r>
-              <w:t xml:space="preserve">SAT_PARTY_EMPLOYMENT</w:t>
+              <w:t xml:space="preserve">SAT_PARTY_EMPLOYMENT  [M1]</w:t>
             </w:r>
           </w:p>
         </w:tc>
@@ -1473,7 +1473,7 @@
           </w:tcPr>
           <w:p>
             <w:r>
-              <w:t xml:space="preserve">SAT_PARTY_HEALTH_PROFILE</w:t>
+              <w:t xml:space="preserve">SAT_PARTY_HEALTH_PROFILE  [M2]</w:t>
             </w:r>
           </w:p>
         </w:tc>
@@ -1531,7 +1531,7 @@
           </w:tcPr>
           <w:p>
             <w:r>
-              <w:t xml:space="preserve">SAT_PARTY_IDENTIFICATION</w:t>
+              <w:t xml:space="preserve">SAT_PARTY_IDENTIFICATION  [M2]</w:t>
             </w:r>
           </w:p>
         </w:tc>
@@ -1589,7 +1589,7 @@
           </w:tcPr>
           <w:p>
             <w:r>
-              <w:t xml:space="preserve">SAT_PARTY_IDENTITY</w:t>
+              <w:t xml:space="preserve">SAT_PARTY_IDENTITY  [M2]</w:t>
             </w:r>
           </w:p>
         </w:tc>
@@ -1647,7 +1647,7 @@
           </w:tcPr>
           <w:p>
             <w:r>
-              <w:t xml:space="preserve">SAT_PARTY_INDIVIDUAL_DEMOGRAPHICS</w:t>
+              <w:t xml:space="preserve">SAT_PARTY_INDIVIDUAL_DEMOGRAPHICS  [M2]</w:t>
             </w:r>
           </w:p>
         </w:tc>
@@ -1705,7 +1705,7 @@
           </w:tcPr>
           <w:p>
             <w:r>
-              <w:t xml:space="preserve">SAT_POLICY_CLASSIFICATION</w:t>
+              <w:t xml:space="preserve">SAT_POLICY_CLASSIFICATION  [M2]</w:t>
             </w:r>
           </w:p>
         </w:tc>
@@ -1763,7 +1763,7 @@
           </w:tcPr>
           <w:p>
             <w:r>
-              <w:t xml:space="preserve">SAT_POLICY_HEADER</w:t>
+              <w:t xml:space="preserve">SAT_POLICY_HEADER  [M2]</w:t>
             </w:r>
           </w:p>
         </w:tc>
@@ -1821,7 +1821,7 @@
           </w:tcPr>
           <w:p>
             <w:r>
-              <w:t xml:space="preserve">SAT_POLICY_TERMS</w:t>
+              <w:t xml:space="preserve">SAT_POLICY_TERMS  [M2]</w:t>
             </w:r>
           </w:p>
         </w:tc>
@@ -1879,7 +1879,7 @@
           </w:tcPr>
           <w:p>
             <w:r>
-              <w:t xml:space="preserve">SAT_PRODUCT_DEFINITION</w:t>
+              <w:t xml:space="preserve">SAT_PRODUCT_DEFINITION  [M2]</w:t>
             </w:r>
           </w:p>
         </w:tc>
@@ -1937,7 +1937,7 @@
           </w:tcPr>
           <w:p>
             <w:r>
-              <w:t xml:space="preserve">SAT_PRODUCT_RATING_FACTOR</w:t>
+              <w:t xml:space="preserve">SAT_PRODUCT_RATING_FACTOR  [M2]</w:t>
             </w:r>
           </w:p>
         </w:tc>
@@ -1995,7 +1995,7 @@
           </w:tcPr>
           <w:p>
             <w:r>
-              <w:t xml:space="preserve">SAT_PRODUCT_RATING_STRUCTURE</w:t>
+              <w:t xml:space="preserve">SAT_PRODUCT_RATING_STRUCTURE  [M2]</w:t>
             </w:r>
           </w:p>
         </w:tc>
@@ -2053,7 +2053,7 @@
           </w:tcPr>
           <w:p>
             <w:r>
-              <w:t xml:space="preserve">SAT_PRODUCT_TERMS</w:t>
+              <w:t xml:space="preserve">SAT_PRODUCT_TERMS  [M2]</w:t>
             </w:r>
           </w:p>
         </w:tc>
@@ -2111,7 +2111,7 @@
           </w:tcPr>
           <w:p>
             <w:r>
-              <w:t xml:space="preserve">SAT_PROPOSAL_UNDERWRITING</w:t>
+              <w:t xml:space="preserve">SAT_PROPOSAL_UNDERWRITING  [M2]</w:t>
             </w:r>
           </w:p>
         </w:tc>
@@ -2169,7 +2169,7 @@
           </w:tcPr>
           <w:p>
             <w:r>
-              <w:t xml:space="preserve">SAT_QUOTE_HEADER</w:t>
+              <w:t xml:space="preserve">SAT_QUOTE_HEADER  [M2]</w:t>
             </w:r>
           </w:p>
         </w:tc>
@@ -2227,7 +2227,7 @@
           </w:tcPr>
           <w:p>
             <w:r>
-              <w:t xml:space="preserve">SAT_RISK_MOTOR_DRIVER</w:t>
+              <w:t xml:space="preserve">SAT_RISK_MOTOR_DRIVER  [M2]</w:t>
             </w:r>
           </w:p>
         </w:tc>
@@ -2285,7 +2285,7 @@
           </w:tcPr>
           <w:p>
             <w:r>
-              <w:t xml:space="preserve">SAT_RISK_MOTOR_VEHICLE</w:t>
+              <w:t xml:space="preserve">SAT_RISK_MOTOR_VEHICLE  [M2]</w:t>
             </w:r>
           </w:p>
         </w:tc>
@@ -2343,7 +2343,7 @@
           </w:tcPr>
           <w:p>
             <w:r>
-              <w:t xml:space="preserve">SAT_RISK_OBJECT_CORE</w:t>
+              <w:t xml:space="preserve">SAT_RISK_OBJECT_CORE  [M3]</w:t>
             </w:r>
           </w:p>
         </w:tc>
@@ -2401,7 +2401,7 @@
           </w:tcPr>
           <w:p>
             <w:r>
-              <w:t xml:space="preserve">SAT_RISK_PERSON_INSURED</w:t>
+              <w:t xml:space="preserve">SAT_RISK_PERSON_INSURED  [M3]</w:t>
             </w:r>
           </w:p>
         </w:tc>
@@ -2459,7 +2459,7 @@
           </w:tcPr>
           <w:p>
             <w:r>
-              <w:t xml:space="preserve">SAT_RISK_PERSON_TRAVEL</w:t>
+              <w:t xml:space="preserve">SAT_RISK_PERSON_TRAVEL  [M3]</w:t>
             </w:r>
           </w:p>
         </w:tc>
@@ -2517,7 +2517,7 @@
           </w:tcPr>
           <w:p>
             <w:r>
-              <w:t xml:space="preserve">SAT_AUG_COMMON_COMMUNICATION_PREFERENCE</w:t>
+              <w:t xml:space="preserve">SAT_AUG_COMMON_COMMUNICATION_PREFERENCE  [M3]</w:t>
             </w:r>
           </w:p>
         </w:tc>
@@ -2575,7 +2575,7 @@
           </w:tcPr>
           <w:p>
             <w:r>
-              <w:t xml:space="preserve">SAT_AUG_COVERAGE_DEFINITION</w:t>
+              <w:t xml:space="preserve">SAT_AUG_COVERAGE_DEFINITION  [M3]</w:t>
             </w:r>
           </w:p>
         </w:tc>
@@ -2633,7 +2633,7 @@
           </w:tcPr>
           <w:p>
             <w:r>
-              <w:t xml:space="preserve">SAT_AUG_COVERAGE_LIMITS</w:t>
+              <w:t xml:space="preserve">SAT_AUG_COVERAGE_LIMITS  [M3]</w:t>
             </w:r>
           </w:p>
         </w:tc>
@@ -2691,7 +2691,7 @@
           </w:tcPr>
           <w:p>
             <w:r>
-              <w:t xml:space="preserve">SAT_AUG_COVERAGE_RATING</w:t>
+              <w:t xml:space="preserve">SAT_AUG_COVERAGE_RATING  [M3]</w:t>
             </w:r>
           </w:p>
         </w:tc>
@@ -2749,7 +2749,7 @@
           </w:tcPr>
           <w:p>
             <w:r>
-              <w:t xml:space="preserve">SAT_AUG_FINTXN_PREMIUM</w:t>
+              <w:t xml:space="preserve">SAT_AUG_FINTXN_PREMIUM  [M3]</w:t>
             </w:r>
           </w:p>
         </w:tc>
@@ -2807,7 +2807,7 @@
           </w:tcPr>
           <w:p>
             <w:r>
-              <w:t xml:space="preserve">SAT_AUG_LNK_PARTY_ROLE_CORE</w:t>
+              <w:t xml:space="preserve">SAT_AUG_LNK_PARTY_ROLE_CORE  [M3]</w:t>
             </w:r>
           </w:p>
         </w:tc>
@@ -2865,7 +2865,7 @@
           </w:tcPr>
           <w:p>
             <w:r>
-              <w:t xml:space="preserve">SAT_AUG_LNK_ROLE_CUSTOMER</w:t>
+              <w:t xml:space="preserve">SAT_AUG_LNK_ROLE_CUSTOMER  [M3]</w:t>
             </w:r>
           </w:p>
         </w:tc>
@@ -2923,7 +2923,7 @@
           </w:tcPr>
           <w:p>
             <w:r>
-              <w:t xml:space="preserve">SAT_AUG_PARTY_BANKING</w:t>
+              <w:t xml:space="preserve">SAT_AUG_PARTY_BANKING  [M3]</w:t>
             </w:r>
           </w:p>
         </w:tc>
@@ -2981,7 +2981,7 @@
           </w:tcPr>
           <w:p>
             <w:r>
-              <w:t xml:space="preserve">SAT_AUG_PARTY_EMPLOYMENT</w:t>
+              <w:t xml:space="preserve">SAT_AUG_PARTY_EMPLOYMENT  [M3]</w:t>
             </w:r>
           </w:p>
         </w:tc>
@@ -3039,7 +3039,7 @@
           </w:tcPr>
           <w:p>
             <w:r>
-              <w:t xml:space="preserve">SAT_AUG_PRODUCT_TERMS</w:t>
+              <w:t xml:space="preserve">SAT_AUG_PRODUCT_TERMS  [M3]</w:t>
             </w:r>
           </w:p>
         </w:tc>
@@ -3097,7 +3097,7 @@
           </w:tcPr>
           <w:p>
             <w:r>
-              <w:t xml:space="preserve">SAT_AUG_RISK_PERSON_INSURED</w:t>
+              <w:t xml:space="preserve">SAT_AUG_RISK_PERSON_INSURED  [M3]</w:t>
             </w:r>
           </w:p>
         </w:tc>
@@ -3155,7 +3155,7 @@
           </w:tcPr>
           <w:p>
             <w:r>
-              <w:t xml:space="preserve">SAT_AUG_RISK_PERSON_TRAVEL</w:t>
+              <w:t xml:space="preserve">SAT_AUG_RISK_PERSON_TRAVEL  [M3]</w:t>
             </w:r>
           </w:p>
         </w:tc>
@@ -3202,6 +3202,12 @@
       </w:pPr>
       <w:r>
         <w:t xml:space="preserve">1. OPUS — Type / length / scale comparison (all OPUS satellites)</w:t>
+      </w:r>
+      <w:r>
+        <w:t xml:space="preserve">  [M1]</w:t>
+      </w:r>
+      <w:r>
+        <w:t xml:space="preserve">  [M1]</w:t>
       </w:r>
     </w:p>
     <w:tbl>
@@ -4031,6 +4037,12 @@
       <w:r>
         <w:t xml:space="preserve">2. OPUS — SAT_COMMON_ADDRESS</w:t>
       </w:r>
+      <w:r>
+        <w:t xml:space="preserve">  [M1]</w:t>
+      </w:r>
+      <w:r>
+        <w:t xml:space="preserve">  [M1]</w:t>
+      </w:r>
     </w:p>
     <w:tbl>
       <w:tblPr>
@@ -4843,6 +4855,12 @@
       <w:r>
         <w:t xml:space="preserve">3. OPUS — SAT_COMMON_CLASSIFICATION</w:t>
       </w:r>
+      <w:r>
+        <w:t xml:space="preserve">  [M1]</w:t>
+      </w:r>
+      <w:r>
+        <w:t xml:space="preserve">  [M1]</w:t>
+      </w:r>
     </w:p>
     <w:tbl>
       <w:tblPr>
@@ -5367,6 +5385,12 @@
       <w:r>
         <w:t xml:space="preserve">4. OPUS — SAT_COMMON_CONTACT</w:t>
       </w:r>
+      <w:r>
+        <w:t xml:space="preserve">  [M1]</w:t>
+      </w:r>
+      <w:r>
+        <w:t xml:space="preserve">  [M1]</w:t>
+      </w:r>
     </w:p>
     <w:tbl>
       <w:tblPr>
@@ -6253,6 +6277,12 @@
       <w:r>
         <w:t xml:space="preserve">5. OPUS — SAT_COVERAGE_CONDITIONS</w:t>
       </w:r>
+      <w:r>
+        <w:t xml:space="preserve">  [M1]</w:t>
+      </w:r>
+      <w:r>
+        <w:t xml:space="preserve">  [M1]</w:t>
+      </w:r>
     </w:p>
     <w:tbl>
       <w:tblPr>
@@ -6687,6 +6717,12 @@
       <w:r>
         <w:t xml:space="preserve">6. OPUS — SAT_COVERAGE_DEFINITION</w:t>
       </w:r>
+      <w:r>
+        <w:t xml:space="preserve">  [M1]</w:t>
+      </w:r>
+      <w:r>
+        <w:t xml:space="preserve">  [M1]</w:t>
+      </w:r>
     </w:p>
     <w:tbl>
       <w:tblPr>
@@ -7557,6 +7593,12 @@
       <w:r>
         <w:t xml:space="preserve">7. OPUS — SAT_COVERAGE_LIMITS</w:t>
       </w:r>
+      <w:r>
+        <w:t xml:space="preserve">  [M1]</w:t>
+      </w:r>
+      <w:r>
+        <w:t xml:space="preserve">  [M1]</w:t>
+      </w:r>
     </w:p>
     <w:tbl>
       <w:tblPr>
@@ -8235,6 +8277,12 @@
       <w:r>
         <w:t xml:space="preserve">8. OPUS — SAT_FINTXN_COMMISSION</w:t>
       </w:r>
+      <w:r>
+        <w:t xml:space="preserve">  [M1]</w:t>
+      </w:r>
+      <w:r>
+        <w:t xml:space="preserve">  [M1]</w:t>
+      </w:r>
     </w:p>
     <w:tbl>
       <w:tblPr>
@@ -8799,6 +8847,12 @@
       <w:r>
         <w:t xml:space="preserve">9. OPUS — SAT_FINTXN_HEADER</w:t>
       </w:r>
+      <w:r>
+        <w:t xml:space="preserve">  [M1]</w:t>
+      </w:r>
+      <w:r>
+        <w:t xml:space="preserve">  [M1]</w:t>
+      </w:r>
     </w:p>
     <w:tbl>
       <w:tblPr>
@@ -9201,6 +9255,12 @@
       <w:r>
         <w:t xml:space="preserve">10. OPUS — SAT_FINTXN_PREMIUM</w:t>
       </w:r>
+      <w:r>
+        <w:t xml:space="preserve">  [M1]</w:t>
+      </w:r>
+      <w:r>
+        <w:t xml:space="preserve">  [M1]</w:t>
+      </w:r>
     </w:p>
     <w:tbl>
       <w:tblPr>
@@ -10231,6 +10291,12 @@
       <w:r>
         <w:t xml:space="preserve">11. OPUS — SAT_FINTXN_TAX</w:t>
       </w:r>
+      <w:r>
+        <w:t xml:space="preserve">  [M1]</w:t>
+      </w:r>
+      <w:r>
+        <w:t xml:space="preserve">  [M1]</w:t>
+      </w:r>
     </w:p>
     <w:tbl>
       <w:tblPr>
@@ -10811,6 +10877,12 @@
       <w:r>
         <w:t xml:space="preserve">12. OPUS — SAT_FIN_CHARGE_RATE</w:t>
       </w:r>
+      <w:r>
+        <w:t xml:space="preserve">  [M1]</w:t>
+      </w:r>
+      <w:r>
+        <w:t xml:space="preserve">  [M1]</w:t>
+      </w:r>
     </w:p>
     <w:tbl>
       <w:tblPr>
@@ -11391,6 +11463,12 @@
       <w:r>
         <w:t xml:space="preserve">13. OPUS — SAT_FIN_RECEIPT</w:t>
       </w:r>
+      <w:r>
+        <w:t xml:space="preserve">  [M1]</w:t>
+      </w:r>
+      <w:r>
+        <w:t xml:space="preserve">  [M1]</w:t>
+      </w:r>
     </w:p>
     <w:tbl>
       <w:tblPr>
@@ -12011,6 +12089,12 @@
       <w:r>
         <w:t xml:space="preserve">14. OPUS — SAT_LNK_ROLE_NOMINEE_BENEFICIARY</w:t>
       </w:r>
+      <w:r>
+        <w:t xml:space="preserve">  [M1]</w:t>
+      </w:r>
+      <w:r>
+        <w:t xml:space="preserve">  [M1]</w:t>
+      </w:r>
     </w:p>
     <w:tbl>
       <w:tblPr>
@@ -12535,6 +12619,12 @@
       <w:r>
         <w:t xml:space="preserve">15. OPUS — SAT_ORG_UNIT_DEFINITION</w:t>
       </w:r>
+      <w:r>
+        <w:t xml:space="preserve">  [M1]</w:t>
+      </w:r>
+      <w:r>
+        <w:t xml:space="preserve">  [M1]</w:t>
+      </w:r>
     </w:p>
     <w:tbl>
       <w:tblPr>
@@ -12937,6 +13027,12 @@
       <w:r>
         <w:t xml:space="preserve">16. OPUS — SAT_PARTY_EMPLOYMENT</w:t>
       </w:r>
+      <w:r>
+        <w:t xml:space="preserve">  [M1]</w:t>
+      </w:r>
+      <w:r>
+        <w:t xml:space="preserve">  [M1]</w:t>
+      </w:r>
     </w:p>
     <w:tbl>
       <w:tblPr>
@@ -13493,6 +13589,12 @@
       <w:r>
         <w:t xml:space="preserve">17. OPUS — SAT_PARTY_HEALTH_PROFILE</w:t>
       </w:r>
+      <w:r>
+        <w:t xml:space="preserve">  [M2]</w:t>
+      </w:r>
+      <w:r>
+        <w:t xml:space="preserve">  [M2]</w:t>
+      </w:r>
     </w:p>
     <w:tbl>
       <w:tblPr>
@@ -14017,6 +14119,12 @@
       <w:r>
         <w:t xml:space="preserve">18. OPUS — SAT_PARTY_IDENTIFICATION</w:t>
       </w:r>
+      <w:r>
+        <w:t xml:space="preserve">  [M2]</w:t>
+      </w:r>
+      <w:r>
+        <w:t xml:space="preserve">  [M2]</w:t>
+      </w:r>
     </w:p>
     <w:tbl>
       <w:tblPr>
@@ -14831,6 +14939,12 @@
       <w:r>
         <w:t xml:space="preserve">19. OPUS — SAT_PARTY_IDENTITY</w:t>
       </w:r>
+      <w:r>
+        <w:t xml:space="preserve">  [M2]</w:t>
+      </w:r>
+      <w:r>
+        <w:t xml:space="preserve">  [M2]</w:t>
+      </w:r>
     </w:p>
     <w:tbl>
       <w:tblPr>
@@ -15941,6 +16055,12 @@
       <w:r>
         <w:t xml:space="preserve">20. OPUS — SAT_PARTY_INDIVIDUAL_DEMOGRAPHICS</w:t>
       </w:r>
+      <w:r>
+        <w:t xml:space="preserve">  [M2]</w:t>
+      </w:r>
+      <w:r>
+        <w:t xml:space="preserve">  [M2]</w:t>
+      </w:r>
     </w:p>
     <w:tbl>
       <w:tblPr>
@@ -16465,6 +16585,12 @@
       <w:r>
         <w:t xml:space="preserve">21. OPUS — SAT_POLICY_CLASSIFICATION</w:t>
       </w:r>
+      <w:r>
+        <w:t xml:space="preserve">  [M2]</w:t>
+      </w:r>
+      <w:r>
+        <w:t xml:space="preserve">  [M2]</w:t>
+      </w:r>
     </w:p>
     <w:tbl>
       <w:tblPr>
@@ -17165,6 +17291,12 @@
       <w:r>
         <w:t xml:space="preserve">22. OPUS — SAT_POLICY_HEADER</w:t>
       </w:r>
+      <w:r>
+        <w:t xml:space="preserve">  [M2]</w:t>
+      </w:r>
+      <w:r>
+        <w:t xml:space="preserve">  [M2]</w:t>
+      </w:r>
     </w:p>
     <w:tbl>
       <w:tblPr>
@@ -18477,6 +18609,12 @@
       <w:r>
         <w:t xml:space="preserve">23. OPUS — SAT_POLICY_TERMS</w:t>
       </w:r>
+      <w:r>
+        <w:t xml:space="preserve">  [M2]</w:t>
+      </w:r>
+      <w:r>
+        <w:t xml:space="preserve">  [M2]</w:t>
+      </w:r>
     </w:p>
     <w:tbl>
       <w:tblPr>
@@ -19001,6 +19139,12 @@
       <w:r>
         <w:t xml:space="preserve">24. OPUS — SAT_PRODUCT_DEFINITION</w:t>
       </w:r>
+      <w:r>
+        <w:t xml:space="preserve">  [M2]</w:t>
+      </w:r>
+      <w:r>
+        <w:t xml:space="preserve">  [M2]</w:t>
+      </w:r>
     </w:p>
     <w:tbl>
       <w:tblPr>
@@ -19839,6 +19983,12 @@
       <w:r>
         <w:t xml:space="preserve">25. OPUS — SAT_PRODUCT_RATING_FACTOR</w:t>
       </w:r>
+      <w:r>
+        <w:t xml:space="preserve">  [M2]</w:t>
+      </w:r>
+      <w:r>
+        <w:t xml:space="preserve">  [M2]</w:t>
+      </w:r>
     </w:p>
     <w:tbl>
       <w:tblPr>
@@ -20325,6 +20475,12 @@
       <w:r>
         <w:t xml:space="preserve">26. OPUS — SAT_PRODUCT_RATING_STRUCTURE</w:t>
       </w:r>
+      <w:r>
+        <w:t xml:space="preserve">  [M2]</w:t>
+      </w:r>
+      <w:r>
+        <w:t xml:space="preserve">  [M2]</w:t>
+      </w:r>
     </w:p>
     <w:tbl>
       <w:tblPr>
@@ -20727,6 +20883,12 @@
       <w:r>
         <w:t xml:space="preserve">27. OPUS — SAT_PRODUCT_TERMS</w:t>
       </w:r>
+      <w:r>
+        <w:t xml:space="preserve">  [M2]</w:t>
+      </w:r>
+      <w:r>
+        <w:t xml:space="preserve">  [M2]</w:t>
+      </w:r>
     </w:p>
     <w:tbl>
       <w:tblPr>
@@ -21411,6 +21573,12 @@
       <w:r>
         <w:t xml:space="preserve">28. OPUS — SAT_PROPOSAL_UNDERWRITING</w:t>
       </w:r>
+      <w:r>
+        <w:t xml:space="preserve">  [M2]</w:t>
+      </w:r>
+      <w:r>
+        <w:t xml:space="preserve">  [M2]</w:t>
+      </w:r>
     </w:p>
     <w:tbl>
       <w:tblPr>
@@ -21845,6 +22013,12 @@
       <w:r>
         <w:t xml:space="preserve">29. OPUS — SAT_QUOTE_HEADER</w:t>
       </w:r>
+      <w:r>
+        <w:t xml:space="preserve">  [M2]</w:t>
+      </w:r>
+      <w:r>
+        <w:t xml:space="preserve">  [M2]</w:t>
+      </w:r>
     </w:p>
     <w:tbl>
       <w:tblPr>
@@ -22247,6 +22421,12 @@
       <w:r>
         <w:t xml:space="preserve">30. OPUS — SAT_RISK_MOTOR_DRIVER</w:t>
       </w:r>
+      <w:r>
+        <w:t xml:space="preserve">  [M2]</w:t>
+      </w:r>
+      <w:r>
+        <w:t xml:space="preserve">  [M2]</w:t>
+      </w:r>
     </w:p>
     <w:tbl>
       <w:tblPr>
@@ -22649,6 +22829,12 @@
       <w:r>
         <w:t xml:space="preserve">31. OPUS — SAT_RISK_MOTOR_VEHICLE</w:t>
       </w:r>
+      <w:r>
+        <w:t xml:space="preserve">  [M2]</w:t>
+      </w:r>
+      <w:r>
+        <w:t xml:space="preserve">  [M2]</w:t>
+      </w:r>
     </w:p>
     <w:tbl>
       <w:tblPr>
@@ -23307,6 +23493,12 @@
       <w:r>
         <w:t xml:space="preserve">32. OPUS — SAT_RISK_OBJECT_CORE</w:t>
       </w:r>
+      <w:r>
+        <w:t xml:space="preserve">  [M3]</w:t>
+      </w:r>
+      <w:r>
+        <w:t xml:space="preserve">  [M3]</w:t>
+      </w:r>
     </w:p>
     <w:tbl>
       <w:tblPr>
@@ -23709,6 +23901,12 @@
       <w:r>
         <w:t xml:space="preserve">33. OPUS — SAT_RISK_PERSON_INSURED</w:t>
       </w:r>
+      <w:r>
+        <w:t xml:space="preserve">  [M3]</w:t>
+      </w:r>
+      <w:r>
+        <w:t xml:space="preserve">  [M3]</w:t>
+      </w:r>
     </w:p>
     <w:tbl>
       <w:tblPr>
@@ -24279,6 +24477,12 @@
       <w:r>
         <w:t xml:space="preserve">34. OPUS — SAT_RISK_PERSON_TRAVEL</w:t>
       </w:r>
+      <w:r>
+        <w:t xml:space="preserve">  [M3]</w:t>
+      </w:r>
+      <w:r>
+        <w:t xml:space="preserve">  [M3]</w:t>
+      </w:r>
     </w:p>
     <w:tbl>
       <w:tblPr>
@@ -25083,6 +25287,12 @@
       <w:r>
         <w:t xml:space="preserve">35. OPUS — SAT_AUG_COMMON_COMMUNICATION_PREFERENCE</w:t>
       </w:r>
+      <w:r>
+        <w:t xml:space="preserve">  [M3]</w:t>
+      </w:r>
+      <w:r>
+        <w:t xml:space="preserve">  [M3]</w:t>
+      </w:r>
     </w:p>
     <w:tbl>
       <w:tblPr>
@@ -25485,6 +25695,12 @@
       <w:r>
         <w:t xml:space="preserve">36. OPUS — SAT_AUG_COVERAGE_DEFINITION</w:t>
       </w:r>
+      <w:r>
+        <w:t xml:space="preserve">  [M3]</w:t>
+      </w:r>
+      <w:r>
+        <w:t xml:space="preserve">  [M3]</w:t>
+      </w:r>
     </w:p>
     <w:tbl>
       <w:tblPr>
@@ -25933,6 +26149,12 @@
       <w:r>
         <w:t xml:space="preserve">37. OPUS — SAT_AUG_COVERAGE_LIMITS</w:t>
       </w:r>
+      <w:r>
+        <w:t xml:space="preserve">  [M3]</w:t>
+      </w:r>
+      <w:r>
+        <w:t xml:space="preserve">  [M3]</w:t>
+      </w:r>
     </w:p>
     <w:tbl>
       <w:tblPr>
@@ -26431,6 +26653,12 @@
       <w:r>
         <w:t xml:space="preserve">38. OPUS — SAT_AUG_COVERAGE_RATING</w:t>
       </w:r>
+      <w:r>
+        <w:t xml:space="preserve">  [M3]</w:t>
+      </w:r>
+      <w:r>
+        <w:t xml:space="preserve">  [M3]</w:t>
+      </w:r>
     </w:p>
     <w:tbl>
       <w:tblPr>
@@ -27105,6 +27333,12 @@
       <w:r>
         <w:t xml:space="preserve">39. OPUS — SAT_AUG_FINTXN_PREMIUM</w:t>
       </w:r>
+      <w:r>
+        <w:t xml:space="preserve">  [M3]</w:t>
+      </w:r>
+      <w:r>
+        <w:t xml:space="preserve">  [M3]</w:t>
+      </w:r>
     </w:p>
     <w:tbl>
       <w:tblPr>
@@ -27797,6 +28031,12 @@
       <w:r>
         <w:t xml:space="preserve">40. OPUS — SAT_AUG_LNK_PARTY_ROLE_CORE</w:t>
       </w:r>
+      <w:r>
+        <w:t xml:space="preserve">  [M3]</w:t>
+      </w:r>
+      <w:r>
+        <w:t xml:space="preserve">  [M3]</w:t>
+      </w:r>
     </w:p>
     <w:tbl>
       <w:tblPr>
@@ -28199,6 +28439,12 @@
       <w:r>
         <w:t xml:space="preserve">41. OPUS — SAT_AUG_LNK_ROLE_CUSTOMER</w:t>
       </w:r>
+      <w:r>
+        <w:t xml:space="preserve">  [M3]</w:t>
+      </w:r>
+      <w:r>
+        <w:t xml:space="preserve">  [M3]</w:t>
+      </w:r>
     </w:p>
     <w:tbl>
       <w:tblPr>
@@ -28723,6 +28969,12 @@
       <w:r>
         <w:t xml:space="preserve">42. OPUS — SAT_AUG_PARTY_BANKING</w:t>
       </w:r>
+      <w:r>
+        <w:t xml:space="preserve">  [M3]</w:t>
+      </w:r>
+      <w:r>
+        <w:t xml:space="preserve">  [M3]</w:t>
+      </w:r>
     </w:p>
     <w:tbl>
       <w:tblPr>
@@ -29125,6 +29377,12 @@
       <w:r>
         <w:t xml:space="preserve">43. OPUS — SAT_AUG_PARTY_EMPLOYMENT</w:t>
       </w:r>
+      <w:r>
+        <w:t xml:space="preserve">  [M3]</w:t>
+      </w:r>
+      <w:r>
+        <w:t xml:space="preserve">  [M3]</w:t>
+      </w:r>
     </w:p>
     <w:tbl>
       <w:tblPr>
@@ -29649,6 +29907,12 @@
       <w:r>
         <w:t xml:space="preserve">44. OPUS — SAT_AUG_PRODUCT_TERMS</w:t>
       </w:r>
+      <w:r>
+        <w:t xml:space="preserve">  [M3]</w:t>
+      </w:r>
+      <w:r>
+        <w:t xml:space="preserve">  [M3]</w:t>
+      </w:r>
     </w:p>
     <w:tbl>
       <w:tblPr>
@@ -30437,6 +30701,12 @@
       <w:r>
         <w:t xml:space="preserve">45. OPUS — SAT_AUG_RISK_PERSON_INSURED</w:t>
       </w:r>
+      <w:r>
+        <w:t xml:space="preserve">  [M3]</w:t>
+      </w:r>
+      <w:r>
+        <w:t xml:space="preserve">  [M3]</w:t>
+      </w:r>
     </w:p>
     <w:tbl>
       <w:tblPr>
@@ -30886,6 +31156,12 @@
       </w:pPr>
       <w:r>
         <w:t xml:space="preserve">46. OPUS — SAT_AUG_RISK_PERSON_TRAVEL</w:t>
+      </w:r>
+      <w:r>
+        <w:t xml:space="preserve">  [M3]</w:t>
+      </w:r>
+      <w:r>
+        <w:t xml:space="preserve">  [M3]</w:t>
       </w:r>
     </w:p>
     <w:tbl>
